--- a/zht/docx/131.content.docx
+++ b/zht/docx/131.content.docx
@@ -149,27 +149,7 @@
         <w:rPr>
           <w:lang w:val="zh_TW" w:bidi="zh_TW"/>
         </w:rPr>
-        <w:t>xiu</w:t>
-      </w:r>
-      <w:r>
-        <w:rPr>
-          <w:lang w:val="zh_TW" w:bidi="zh_TW"/>
-        </w:rPr>
-      </w:r>
-    </w:p>
-    <w:p>
-      <w:pPr/>
-      <w:r>
-        <w:rPr>
-          <w:lang w:val="zh_TW" w:bidi="zh_TW"/>
-        </w:rPr>
-      </w:r>
-      <w:r>
-        <w:rPr>
-          <w:i/>
-          <w:lang w:val="zh_TW" w:bidi="zh_TW"/>
-        </w:rPr>
-        <w:t>休妻, 休書</w:t>
+        <w:t>tian</w:t>
       </w:r>
       <w:r>
         <w:rPr>
@@ -232,7 +212,7 @@
         <w:rPr>
           <w:lang w:val="zh_TW" w:bidi="zh_TW"/>
         </w:rPr>
-        <w:t>休妻</w:t>
+        <w:t>天</w:t>
       </w:r>
       <w:r>
         <w:rPr>
@@ -251,7 +231,7 @@
         <w:rPr>
           <w:lang w:val="zh_TW" w:bidi="zh_TW"/>
         </w:rPr>
-        <w:t>聖經中關於休妻的規範，與神在歷史中逐步啟示中對婚姻的不同定義密切相關。</w:t>
+        <w:t>在聖經中，天可以有兩種不同的意思。第一，它可以指我們頭上的天空，那裡有雲彩、飛鳥和星辰。第二，它可以指神特別的居所（神所居住的屬靈之處）。</w:t>
       </w:r>
     </w:p>
     <w:p>
@@ -265,7 +245,43 @@
         <w:rPr>
           <w:lang w:val="zh_TW" w:bidi="zh_TW"/>
         </w:rPr>
-        <w:t>在創世記的創造記載中，婚姻被定義為神在無罪環境中所設立的「一體」聯合（</w:t>
+        <w:t>原本用來描述「天」的希伯來文詞語頗有意思，因為它是雙數形式，似乎暗示有兩個天的存在。有些學者認為，這正好對應我們剛提到的兩種不同意思，就是物質的天（天空）和屬靈的天（神所在之處）。然而，也有學者認為，這種雙數形式只是古老的表達方式，用來表示不止一樣東西而已。</w:t>
+      </w:r>
+    </w:p>
+    <w:p>
+      <w:pPr>
+        <w:pStyle w:val="Heading3"/>
+      </w:pPr>
+      <w:r>
+        <w:rPr>
+          <w:lang w:val="zh_TW" w:bidi="zh_TW"/>
+        </w:rPr>
+        <w:t>舊約聖經中的天</w:t>
+      </w:r>
+    </w:p>
+    <w:p>
+      <w:pPr>
+        <w:pStyle w:val="Heading4"/>
+      </w:pPr>
+      <w:r>
+        <w:rPr>
+          <w:lang w:val="zh_TW" w:bidi="zh_TW"/>
+        </w:rPr>
+        <w:t>天空與天氣</w:t>
+      </w:r>
+    </w:p>
+    <w:p>
+      <w:pPr/>
+      <w:r>
+        <w:rPr>
+          <w:lang w:val="zh_TW" w:bidi="zh_TW"/>
+        </w:rPr>
+      </w:r>
+      <w:r>
+        <w:rPr>
+          <w:lang w:val="zh_TW" w:bidi="zh_TW"/>
+        </w:rPr>
+        <w:t>舊約聖經的作者將物理上的天（天空）視為「穹蒼」，像拱形般覆蓋在地之上，由根基和柱子支撐（</w:t>
       </w:r>
       <w:hyperlink r:id="rId13">
         <w:r>
@@ -276,14 +292,14 @@
             <w:color w:val="0000EE"/>
             <w:u w:val="single"/>
           </w:rPr>
-          <w:t>創2:24</w:t>
-        </w:r>
-      </w:hyperlink>
-      <w:r>
-        <w:rPr>
-          <w:lang w:val="zh_TW" w:bidi="zh_TW"/>
-        </w:rPr>
-        <w:t>）。在這樣的條件下，婚姻關係的解體是不可想像的。在耶穌的事工中，祂肯定神對婚姻原初設計的這一方面，並描述了「一體」關係的含義，即廢除配偶間的分離狀態，並創造出一種牢不可破的聯合（</w:t>
+          <w:t>撒下22:8</w:t>
+        </w:r>
+      </w:hyperlink>
+      <w:r>
+        <w:rPr>
+          <w:lang w:val="zh_TW" w:bidi="zh_TW"/>
+        </w:rPr>
+        <w:t>）。雨水是從天上的門降下來的（</w:t>
       </w:r>
       <w:hyperlink r:id="rId14">
         <w:r>
@@ -294,7 +310,7 @@
             <w:color w:val="0000EE"/>
             <w:u w:val="single"/>
           </w:rPr>
-          <w:t>太19:6</w:t>
+          <w:t>詩78:23</w:t>
         </w:r>
       </w:hyperlink>
       <w:r>
@@ -305,6 +321,943 @@
       </w:r>
     </w:p>
     <w:p>
+      <w:pPr/>
+      <w:r>
+        <w:rPr>
+          <w:lang w:val="zh_TW" w:bidi="zh_TW"/>
+        </w:rPr>
+      </w:r>
+      <w:hyperlink r:id="rId15">
+        <w:r>
+          <w:rPr>
+            <w:lang w:val="zh_TW" w:bidi="zh_TW"/>
+          </w:rPr>
+          <w:rPr>
+            <w:color w:val="0000EE"/>
+            <w:u w:val="single"/>
+          </w:rPr>
+          <w:t>詩篇八篇</w:t>
+        </w:r>
+      </w:hyperlink>
+      <w:r>
+        <w:rPr>
+          <w:lang w:val="zh_TW" w:bidi="zh_TW"/>
+        </w:rPr>
+        <w:t>和</w:t>
+      </w:r>
+      <w:hyperlink r:id="rId16">
+        <w:r>
+          <w:rPr>
+            <w:lang w:val="zh_TW" w:bidi="zh_TW"/>
+          </w:rPr>
+          <w:rPr>
+            <w:color w:val="0000EE"/>
+            <w:u w:val="single"/>
+          </w:rPr>
+          <w:t>十九篇1至6節</w:t>
+        </w:r>
+      </w:hyperlink>
+      <w:r>
+        <w:rPr>
+          <w:lang w:val="zh_TW" w:bidi="zh_TW"/>
+        </w:rPr>
+        <w:t>都有描述天。舊約聖經將天描述為以下自然現象的所在：</w:t>
+      </w:r>
+    </w:p>
+    <w:p>
+      <w:pPr>
+        <w:pStyle w:val="ListBullet"/>
+        <w:spacing w:line="240" w:lineRule="auto"/>
+        <w:ind w:left="720"/>
+      </w:pPr>
+      <w:r>
+        <w:rPr>
+          <w:lang w:val="zh_TW" w:bidi="zh_TW"/>
+        </w:rPr>
+      </w:r>
+      <w:r>
+        <w:rPr>
+          <w:lang w:val="zh_TW" w:bidi="zh_TW"/>
+        </w:rPr>
+        <w:t>雲（</w:t>
+      </w:r>
+      <w:hyperlink r:id="rId17">
+        <w:r>
+          <w:rPr>
+            <w:lang w:val="zh_TW" w:bidi="zh_TW"/>
+          </w:rPr>
+          <w:rPr>
+            <w:color w:val="0000EE"/>
+            <w:u w:val="single"/>
+          </w:rPr>
+          <w:t>詩147:8</w:t>
+        </w:r>
+      </w:hyperlink>
+      <w:r>
+        <w:rPr>
+          <w:lang w:val="zh_TW" w:bidi="zh_TW"/>
+        </w:rPr>
+        <w:t>）</w:t>
+      </w:r>
+    </w:p>
+    <w:p>
+      <w:pPr>
+        <w:pStyle w:val="ListBullet"/>
+        <w:spacing w:line="240" w:lineRule="auto"/>
+        <w:ind w:left="720"/>
+      </w:pPr>
+      <w:r>
+        <w:rPr>
+          <w:lang w:val="zh_TW" w:bidi="zh_TW"/>
+        </w:rPr>
+      </w:r>
+      <w:r>
+        <w:rPr>
+          <w:lang w:val="zh_TW" w:bidi="zh_TW"/>
+        </w:rPr>
+        <w:t>風（</w:t>
+      </w:r>
+      <w:hyperlink r:id="rId18">
+        <w:r>
+          <w:rPr>
+            <w:lang w:val="zh_TW" w:bidi="zh_TW"/>
+          </w:rPr>
+          <w:rPr>
+            <w:color w:val="0000EE"/>
+            <w:u w:val="single"/>
+          </w:rPr>
+          <w:t>亞2:6</w:t>
+        </w:r>
+      </w:hyperlink>
+      <w:r>
+        <w:rPr>
+          <w:lang w:val="zh_TW" w:bidi="zh_TW"/>
+        </w:rPr>
+        <w:t>，譯註：和合本譯為四方）</w:t>
+      </w:r>
+    </w:p>
+    <w:p>
+      <w:pPr>
+        <w:pStyle w:val="ListBullet"/>
+        <w:spacing w:line="240" w:lineRule="auto"/>
+        <w:ind w:left="720"/>
+      </w:pPr>
+      <w:r>
+        <w:rPr>
+          <w:lang w:val="zh_TW" w:bidi="zh_TW"/>
+        </w:rPr>
+      </w:r>
+      <w:r>
+        <w:rPr>
+          <w:lang w:val="zh_TW" w:bidi="zh_TW"/>
+        </w:rPr>
+        <w:t>雨水（</w:t>
+      </w:r>
+      <w:hyperlink r:id="rId19">
+        <w:r>
+          <w:rPr>
+            <w:lang w:val="zh_TW" w:bidi="zh_TW"/>
+          </w:rPr>
+          <w:rPr>
+            <w:color w:val="0000EE"/>
+            <w:u w:val="single"/>
+          </w:rPr>
+          <w:t>申11:11</w:t>
+        </w:r>
+      </w:hyperlink>
+      <w:r>
+        <w:rPr>
+          <w:lang w:val="zh_TW" w:bidi="zh_TW"/>
+        </w:rPr>
+        <w:t>）</w:t>
+      </w:r>
+    </w:p>
+    <w:p>
+      <w:pPr>
+        <w:pStyle w:val="ListBullet"/>
+        <w:spacing w:line="240" w:lineRule="auto"/>
+        <w:ind w:left="720"/>
+      </w:pPr>
+      <w:r>
+        <w:rPr>
+          <w:lang w:val="zh_TW" w:bidi="zh_TW"/>
+        </w:rPr>
+      </w:r>
+      <w:r>
+        <w:rPr>
+          <w:lang w:val="zh_TW" w:bidi="zh_TW"/>
+        </w:rPr>
+        <w:t>雷（</w:t>
+      </w:r>
+      <w:hyperlink r:id="rId20">
+        <w:r>
+          <w:rPr>
+            <w:lang w:val="zh_TW" w:bidi="zh_TW"/>
+          </w:rPr>
+          <w:rPr>
+            <w:color w:val="0000EE"/>
+            <w:u w:val="single"/>
+          </w:rPr>
+          <w:t>撒上2:10</w:t>
+        </w:r>
+      </w:hyperlink>
+      <w:r>
+        <w:rPr>
+          <w:lang w:val="zh_TW" w:bidi="zh_TW"/>
+        </w:rPr>
+        <w:t>）</w:t>
+      </w:r>
+    </w:p>
+    <w:p>
+      <w:pPr>
+        <w:pStyle w:val="ListBullet"/>
+        <w:spacing w:line="240" w:lineRule="auto"/>
+        <w:ind w:left="720"/>
+      </w:pPr>
+      <w:r>
+        <w:rPr>
+          <w:lang w:val="zh_TW" w:bidi="zh_TW"/>
+        </w:rPr>
+      </w:r>
+      <w:r>
+        <w:rPr>
+          <w:lang w:val="zh_TW" w:bidi="zh_TW"/>
+        </w:rPr>
+        <w:t>甘露（</w:t>
+      </w:r>
+      <w:hyperlink r:id="rId21">
+        <w:r>
+          <w:rPr>
+            <w:lang w:val="zh_TW" w:bidi="zh_TW"/>
+          </w:rPr>
+          <w:rPr>
+            <w:color w:val="0000EE"/>
+            <w:u w:val="single"/>
+          </w:rPr>
+          <w:t>申33:13</w:t>
+        </w:r>
+      </w:hyperlink>
+      <w:r>
+        <w:rPr>
+          <w:lang w:val="zh_TW" w:bidi="zh_TW"/>
+        </w:rPr>
+        <w:t>）</w:t>
+      </w:r>
+    </w:p>
+    <w:p>
+      <w:pPr>
+        <w:pStyle w:val="ListBullet"/>
+        <w:spacing w:line="240" w:lineRule="auto"/>
+        <w:ind w:left="720"/>
+      </w:pPr>
+      <w:r>
+        <w:rPr>
+          <w:lang w:val="zh_TW" w:bidi="zh_TW"/>
+        </w:rPr>
+      </w:r>
+      <w:r>
+        <w:rPr>
+          <w:lang w:val="zh_TW" w:bidi="zh_TW"/>
+        </w:rPr>
+        <w:t>霜（</w:t>
+      </w:r>
+      <w:hyperlink r:id="rId22">
+        <w:r>
+          <w:rPr>
+            <w:lang w:val="zh_TW" w:bidi="zh_TW"/>
+          </w:rPr>
+          <w:rPr>
+            <w:color w:val="0000EE"/>
+            <w:u w:val="single"/>
+          </w:rPr>
+          <w:t>伯38:29</w:t>
+        </w:r>
+      </w:hyperlink>
+      <w:r>
+        <w:rPr>
+          <w:lang w:val="zh_TW" w:bidi="zh_TW"/>
+        </w:rPr>
+        <w:t>）</w:t>
+      </w:r>
+    </w:p>
+    <w:p>
+      <w:pPr>
+        <w:pStyle w:val="ListBullet"/>
+        <w:spacing w:line="240" w:lineRule="auto"/>
+        <w:ind w:left="720"/>
+      </w:pPr>
+      <w:r>
+        <w:rPr>
+          <w:lang w:val="zh_TW" w:bidi="zh_TW"/>
+        </w:rPr>
+      </w:r>
+      <w:r>
+        <w:rPr>
+          <w:lang w:val="zh_TW" w:bidi="zh_TW"/>
+        </w:rPr>
+        <w:t>飛鳥（</w:t>
+      </w:r>
+      <w:hyperlink r:id="rId23">
+        <w:r>
+          <w:rPr>
+            <w:lang w:val="zh_TW" w:bidi="zh_TW"/>
+          </w:rPr>
+          <w:rPr>
+            <w:color w:val="0000EE"/>
+            <w:u w:val="single"/>
+          </w:rPr>
+          <w:t>創1:26、30</w:t>
+        </w:r>
+      </w:hyperlink>
+      <w:r>
+        <w:rPr>
+          <w:lang w:val="zh_TW" w:bidi="zh_TW"/>
+        </w:rPr>
+        <w:t>）</w:t>
+      </w:r>
+    </w:p>
+    <w:p>
+      <w:pPr/>
+      <w:r>
+        <w:rPr>
+          <w:lang w:val="zh_TW" w:bidi="zh_TW"/>
+        </w:rPr>
+      </w:r>
+      <w:r>
+        <w:rPr>
+          <w:lang w:val="zh_TW" w:bidi="zh_TW"/>
+        </w:rPr>
+        <w:t>天也是毀滅性力量的來源：</w:t>
+      </w:r>
+    </w:p>
+    <w:p>
+      <w:pPr>
+        <w:pStyle w:val="ListBullet"/>
+        <w:spacing w:line="240" w:lineRule="auto"/>
+        <w:ind w:left="720"/>
+      </w:pPr>
+      <w:r>
+        <w:rPr>
+          <w:lang w:val="zh_TW" w:bidi="zh_TW"/>
+        </w:rPr>
+      </w:r>
+      <w:r>
+        <w:rPr>
+          <w:lang w:val="zh_TW" w:bidi="zh_TW"/>
+        </w:rPr>
+        <w:t>冰雹（</w:t>
+      </w:r>
+      <w:hyperlink r:id="rId24">
+        <w:r>
+          <w:rPr>
+            <w:lang w:val="zh_TW" w:bidi="zh_TW"/>
+          </w:rPr>
+          <w:rPr>
+            <w:color w:val="0000EE"/>
+            <w:u w:val="single"/>
+          </w:rPr>
+          <w:t>書10:11</w:t>
+        </w:r>
+      </w:hyperlink>
+      <w:r>
+        <w:rPr>
+          <w:lang w:val="zh_TW" w:bidi="zh_TW"/>
+        </w:rPr>
+        <w:t>）</w:t>
+      </w:r>
+    </w:p>
+    <w:p>
+      <w:pPr>
+        <w:pStyle w:val="ListBullet"/>
+        <w:spacing w:line="240" w:lineRule="auto"/>
+        <w:ind w:left="720"/>
+      </w:pPr>
+      <w:r>
+        <w:rPr>
+          <w:lang w:val="zh_TW" w:bidi="zh_TW"/>
+        </w:rPr>
+      </w:r>
+      <w:r>
+        <w:rPr>
+          <w:lang w:val="zh_TW" w:bidi="zh_TW"/>
+        </w:rPr>
+        <w:t>火與硫磺（</w:t>
+      </w:r>
+      <w:hyperlink r:id="rId25">
+        <w:r>
+          <w:rPr>
+            <w:lang w:val="zh_TW" w:bidi="zh_TW"/>
+          </w:rPr>
+          <w:rPr>
+            <w:color w:val="0000EE"/>
+            <w:u w:val="single"/>
+          </w:rPr>
+          <w:t>創19:24</w:t>
+        </w:r>
+      </w:hyperlink>
+      <w:r>
+        <w:rPr>
+          <w:lang w:val="zh_TW" w:bidi="zh_TW"/>
+        </w:rPr>
+        <w:t>）。</w:t>
+      </w:r>
+    </w:p>
+    <w:p>
+      <w:pPr/>
+      <w:r>
+        <w:rPr>
+          <w:lang w:val="zh_TW" w:bidi="zh_TW"/>
+        </w:rPr>
+      </w:r>
+      <w:r>
+        <w:rPr>
+          <w:lang w:val="zh_TW" w:bidi="zh_TW"/>
+        </w:rPr>
+        <w:t>新約聖經延續了這種描寫，把天空看作天氣發生之處，有雲彩與風暴（</w:t>
+      </w:r>
+      <w:hyperlink r:id="rId26">
+        <w:r>
+          <w:rPr>
+            <w:lang w:val="zh_TW" w:bidi="zh_TW"/>
+          </w:rPr>
+          <w:rPr>
+            <w:color w:val="0000EE"/>
+            <w:u w:val="single"/>
+          </w:rPr>
+          <w:t>太16:2</w:t>
+        </w:r>
+      </w:hyperlink>
+      <w:r>
+        <w:rPr>
+          <w:lang w:val="zh_TW" w:bidi="zh_TW"/>
+        </w:rPr>
+        <w:t>；</w:t>
+      </w:r>
+      <w:hyperlink r:id="rId27">
+        <w:r>
+          <w:rPr>
+            <w:lang w:val="zh_TW" w:bidi="zh_TW"/>
+          </w:rPr>
+          <w:rPr>
+            <w:color w:val="0000EE"/>
+            <w:u w:val="single"/>
+          </w:rPr>
+          <w:t>路4:25</w:t>
+        </w:r>
+      </w:hyperlink>
+      <w:r>
+        <w:rPr>
+          <w:lang w:val="zh_TW" w:bidi="zh_TW"/>
+        </w:rPr>
+        <w:t>）。天空同時也是飛鳥飛翔的地方（</w:t>
+      </w:r>
+      <w:hyperlink r:id="rId28">
+        <w:r>
+          <w:rPr>
+            <w:lang w:val="zh_TW" w:bidi="zh_TW"/>
+          </w:rPr>
+          <w:rPr>
+            <w:color w:val="0000EE"/>
+            <w:u w:val="single"/>
+          </w:rPr>
+          <w:t>路9:58</w:t>
+        </w:r>
+      </w:hyperlink>
+      <w:r>
+        <w:rPr>
+          <w:lang w:val="zh_TW" w:bidi="zh_TW"/>
+        </w:rPr>
+        <w:t>）。</w:t>
+      </w:r>
+    </w:p>
+    <w:p>
+      <w:pPr>
+        <w:pStyle w:val="Heading4"/>
+      </w:pPr>
+      <w:r>
+        <w:rPr>
+          <w:lang w:val="zh_TW" w:bidi="zh_TW"/>
+        </w:rPr>
+        <w:t>太空與天體</w:t>
+      </w:r>
+    </w:p>
+    <w:p>
+      <w:pPr/>
+      <w:r>
+        <w:rPr>
+          <w:lang w:val="zh_TW" w:bidi="zh_TW"/>
+        </w:rPr>
+      </w:r>
+      <w:r>
+        <w:rPr>
+          <w:lang w:val="zh_TW" w:bidi="zh_TW"/>
+        </w:rPr>
+        <w:t>以色列人對天的理解還包括太空，即整個宇宙。天上的星體被看作神的創造物，並不具有自主的能力。這些星體包括：</w:t>
+      </w:r>
+    </w:p>
+    <w:p>
+      <w:pPr>
+        <w:pStyle w:val="ListBullet"/>
+        <w:spacing w:line="240" w:lineRule="auto"/>
+        <w:ind w:left="720"/>
+      </w:pPr>
+      <w:r>
+        <w:rPr>
+          <w:lang w:val="zh_TW" w:bidi="zh_TW"/>
+        </w:rPr>
+      </w:r>
+      <w:r>
+        <w:rPr>
+          <w:lang w:val="zh_TW" w:bidi="zh_TW"/>
+        </w:rPr>
+        <w:t>太陽</w:t>
+      </w:r>
+    </w:p>
+    <w:p>
+      <w:pPr>
+        <w:pStyle w:val="ListBullet"/>
+        <w:spacing w:line="240" w:lineRule="auto"/>
+        <w:ind w:left="720"/>
+      </w:pPr>
+      <w:r>
+        <w:rPr>
+          <w:lang w:val="zh_TW" w:bidi="zh_TW"/>
+        </w:rPr>
+      </w:r>
+      <w:r>
+        <w:rPr>
+          <w:lang w:val="zh_TW" w:bidi="zh_TW"/>
+        </w:rPr>
+        <w:t>月亮</w:t>
+      </w:r>
+    </w:p>
+    <w:p>
+      <w:pPr>
+        <w:pStyle w:val="ListBullet"/>
+        <w:spacing w:line="240" w:lineRule="auto"/>
+        <w:ind w:left="720"/>
+      </w:pPr>
+      <w:r>
+        <w:rPr>
+          <w:lang w:val="zh_TW" w:bidi="zh_TW"/>
+        </w:rPr>
+      </w:r>
+      <w:r>
+        <w:rPr>
+          <w:lang w:val="zh_TW" w:bidi="zh_TW"/>
+        </w:rPr>
+        <w:t>行星</w:t>
+      </w:r>
+    </w:p>
+    <w:p>
+      <w:pPr>
+        <w:pStyle w:val="ListBullet"/>
+        <w:spacing w:line="240" w:lineRule="auto"/>
+        <w:ind w:left="720"/>
+      </w:pPr>
+      <w:r>
+        <w:rPr>
+          <w:lang w:val="zh_TW" w:bidi="zh_TW"/>
+        </w:rPr>
+      </w:r>
+      <w:r>
+        <w:rPr>
+          <w:lang w:val="zh_TW" w:bidi="zh_TW"/>
+        </w:rPr>
+        <w:t>星星（被視為天空穹蒼中的光體；</w:t>
+      </w:r>
+      <w:hyperlink r:id="rId29">
+        <w:r>
+          <w:rPr>
+            <w:lang w:val="zh_TW" w:bidi="zh_TW"/>
+          </w:rPr>
+          <w:rPr>
+            <w:color w:val="0000EE"/>
+            <w:u w:val="single"/>
+          </w:rPr>
+          <w:t>創1:14，</w:t>
+        </w:r>
+      </w:hyperlink>
+      <w:hyperlink r:id="rId30">
+        <w:r>
+          <w:rPr>
+            <w:lang w:val="zh_TW" w:bidi="zh_TW"/>
+          </w:rPr>
+          <w:rPr>
+            <w:color w:val="0000EE"/>
+            <w:u w:val="single"/>
+          </w:rPr>
+          <w:t>15:5</w:t>
+        </w:r>
+      </w:hyperlink>
+      <w:r>
+        <w:rPr>
+          <w:lang w:val="zh_TW" w:bidi="zh_TW"/>
+        </w:rPr>
+        <w:t>）</w:t>
+      </w:r>
+    </w:p>
+    <w:p>
+      <w:pPr/>
+      <w:r>
+        <w:rPr>
+          <w:lang w:val="zh_TW" w:bidi="zh_TW"/>
+        </w:rPr>
+      </w:r>
+      <w:r>
+        <w:rPr>
+          <w:lang w:val="zh_TW" w:bidi="zh_TW"/>
+        </w:rPr>
+        <w:t>它們不配受敬拜，因為神使人的地位超過它們。以色列人不可敬拜這些天體（</w:t>
+      </w:r>
+      <w:hyperlink r:id="rId31">
+        <w:r>
+          <w:rPr>
+            <w:lang w:val="zh_TW" w:bidi="zh_TW"/>
+          </w:rPr>
+          <w:rPr>
+            <w:color w:val="0000EE"/>
+            <w:u w:val="single"/>
+          </w:rPr>
+          <w:t>出20:4</w:t>
+        </w:r>
+      </w:hyperlink>
+      <w:r>
+        <w:rPr>
+          <w:lang w:val="zh_TW" w:bidi="zh_TW"/>
+        </w:rPr>
+        <w:t>），也不可敬拜代表這些天體的神（</w:t>
+      </w:r>
+      <w:hyperlink r:id="rId32">
+        <w:r>
+          <w:rPr>
+            <w:lang w:val="zh_TW" w:bidi="zh_TW"/>
+          </w:rPr>
+          <w:rPr>
+            <w:color w:val="0000EE"/>
+            <w:u w:val="single"/>
+          </w:rPr>
+          <w:t>耶44:17–25</w:t>
+        </w:r>
+      </w:hyperlink>
+      <w:r>
+        <w:rPr>
+          <w:lang w:val="zh_TW" w:bidi="zh_TW"/>
+        </w:rPr>
+        <w:t>）。他們也不可藉星宿來占卜未來（</w:t>
+      </w:r>
+      <w:hyperlink r:id="rId33">
+        <w:r>
+          <w:rPr>
+            <w:lang w:val="zh_TW" w:bidi="zh_TW"/>
+          </w:rPr>
+          <w:rPr>
+            <w:color w:val="0000EE"/>
+            <w:u w:val="single"/>
+          </w:rPr>
+          <w:t>賽47:13</w:t>
+        </w:r>
+      </w:hyperlink>
+      <w:r>
+        <w:rPr>
+          <w:lang w:val="zh_TW" w:bidi="zh_TW"/>
+        </w:rPr>
+        <w:t>）。這種不信奉星體的態度，使以色列人有別於其它民族。以色列人相信天體是神所造的，其它民族卻把它們當作神來敬拜。</w:t>
+      </w:r>
+    </w:p>
+    <w:p>
+      <w:pPr>
+        <w:pStyle w:val="Heading4"/>
+      </w:pPr>
+      <w:r>
+        <w:rPr>
+          <w:lang w:val="zh_TW" w:bidi="zh_TW"/>
+        </w:rPr>
+        <w:t>三層天</w:t>
+      </w:r>
+    </w:p>
+    <w:p>
+      <w:pPr/>
+      <w:r>
+        <w:rPr>
+          <w:lang w:val="zh_TW" w:bidi="zh_TW"/>
+        </w:rPr>
+      </w:r>
+      <w:r>
+        <w:rPr>
+          <w:lang w:val="zh_TW" w:bidi="zh_TW"/>
+        </w:rPr>
+        <w:t>聖經提到「天上的天」（</w:t>
+      </w:r>
+      <w:hyperlink r:id="rId34">
+        <w:r>
+          <w:rPr>
+            <w:lang w:val="zh_TW" w:bidi="zh_TW"/>
+          </w:rPr>
+          <w:rPr>
+            <w:color w:val="0000EE"/>
+            <w:u w:val="single"/>
+          </w:rPr>
+          <w:t>申10:14</w:t>
+        </w:r>
+      </w:hyperlink>
+      <w:r>
+        <w:rPr>
+          <w:lang w:val="zh_TW" w:bidi="zh_TW"/>
+        </w:rPr>
+        <w:t>；另見</w:t>
+      </w:r>
+      <w:hyperlink r:id="rId35">
+        <w:r>
+          <w:rPr>
+            <w:lang w:val="zh_TW" w:bidi="zh_TW"/>
+          </w:rPr>
+          <w:rPr>
+            <w:color w:val="0000EE"/>
+            <w:u w:val="single"/>
+          </w:rPr>
+          <w:t>王上8:27；</w:t>
+        </w:r>
+      </w:hyperlink>
+      <w:hyperlink r:id="rId36">
+        <w:r>
+          <w:rPr>
+            <w:lang w:val="zh_TW" w:bidi="zh_TW"/>
+          </w:rPr>
+          <w:rPr>
+            <w:color w:val="0000EE"/>
+            <w:u w:val="single"/>
+          </w:rPr>
+          <w:t>詩68:33</w:t>
+        </w:r>
+      </w:hyperlink>
+      <w:r>
+        <w:rPr>
+          <w:lang w:val="zh_TW" w:bidi="zh_TW"/>
+        </w:rPr>
+        <w:t>，</w:t>
+      </w:r>
+      <w:hyperlink r:id="rId37">
+        <w:r>
+          <w:rPr>
+            <w:lang w:val="zh_TW" w:bidi="zh_TW"/>
+          </w:rPr>
+          <w:rPr>
+            <w:color w:val="0000EE"/>
+            <w:u w:val="single"/>
+          </w:rPr>
+          <w:t>148:4</w:t>
+        </w:r>
+      </w:hyperlink>
+      <w:r>
+        <w:rPr>
+          <w:lang w:val="zh_TW" w:bidi="zh_TW"/>
+        </w:rPr>
+        <w:t>）。一些較早期的英文譯本譯作「諸天之天」這個片語，這是翻譯古希伯來文的一種方式，用來強調那最重要的天，即神的居所。</w:t>
+      </w:r>
+    </w:p>
+    <w:p>
+      <w:pPr/>
+      <w:r>
+        <w:rPr>
+          <w:lang w:val="zh_TW" w:bidi="zh_TW"/>
+        </w:rPr>
+      </w:r>
+      <w:r>
+        <w:rPr>
+          <w:lang w:val="zh_TW" w:bidi="zh_TW"/>
+        </w:rPr>
+        <w:t>保羅在一封書信中提到自己被提到「第三層天」（</w:t>
+      </w:r>
+      <w:hyperlink r:id="rId38">
+        <w:r>
+          <w:rPr>
+            <w:lang w:val="zh_TW" w:bidi="zh_TW"/>
+          </w:rPr>
+          <w:rPr>
+            <w:color w:val="0000EE"/>
+            <w:u w:val="single"/>
+          </w:rPr>
+          <w:t>林後12:2</w:t>
+        </w:r>
+      </w:hyperlink>
+      <w:r>
+        <w:rPr>
+          <w:lang w:val="zh_TW" w:bidi="zh_TW"/>
+        </w:rPr>
+        <w:t>）。有人將此聯繫到古希臘的思想，認為天分為三層。中世紀的羅馬天主教也教導過「三層天」的觀念：</w:t>
+      </w:r>
+    </w:p>
+    <w:p>
+      <w:pPr>
+        <w:pStyle w:val="ListNumber"/>
+        <w:numPr>
+          <w:ilvl w:val="0"/>
+          <w:numId w:val="14"/>
+        </w:numPr>
+        <w:spacing w:line="240" w:lineRule="auto"/>
+        <w:ind w:left="720"/>
+      </w:pPr>
+      <w:r>
+        <w:rPr>
+          <w:lang w:val="zh_TW" w:bidi="zh_TW"/>
+        </w:rPr>
+      </w:r>
+      <w:r>
+        <w:rPr>
+          <w:lang w:val="zh_TW" w:bidi="zh_TW"/>
+        </w:rPr>
+        <w:t>水與空氣的天（拉丁文稱為</w:t>
+      </w:r>
+      <w:r>
+        <w:rPr>
+          <w:i/>
+          <w:lang w:val="zh_TW" w:bidi="zh_TW"/>
+        </w:rPr>
+        <w:t>Coelum Aqueum</w:t>
+      </w:r>
+      <w:r>
+        <w:rPr>
+          <w:lang w:val="zh_TW" w:bidi="zh_TW"/>
+        </w:rPr>
+        <w:t>）</w:t>
+      </w:r>
+    </w:p>
+    <w:p>
+      <w:pPr>
+        <w:pStyle w:val="ListNumber"/>
+        <w:spacing w:line="240" w:lineRule="auto"/>
+        <w:ind w:left="720"/>
+      </w:pPr>
+      <w:r>
+        <w:rPr>
+          <w:lang w:val="zh_TW" w:bidi="zh_TW"/>
+        </w:rPr>
+      </w:r>
+      <w:r>
+        <w:rPr>
+          <w:lang w:val="zh_TW" w:bidi="zh_TW"/>
+        </w:rPr>
+        <w:t>星辰的天（拉丁文稱為</w:t>
+      </w:r>
+      <w:r>
+        <w:rPr>
+          <w:i/>
+          <w:lang w:val="zh_TW" w:bidi="zh_TW"/>
+        </w:rPr>
+        <w:t>Coelum Sidereum</w:t>
+      </w:r>
+      <w:r>
+        <w:rPr>
+          <w:lang w:val="zh_TW" w:bidi="zh_TW"/>
+        </w:rPr>
+        <w:t>）</w:t>
+      </w:r>
+    </w:p>
+    <w:p>
+      <w:pPr>
+        <w:pStyle w:val="ListNumber"/>
+        <w:spacing w:line="240" w:lineRule="auto"/>
+        <w:ind w:left="720"/>
+      </w:pPr>
+      <w:r>
+        <w:rPr>
+          <w:lang w:val="zh_TW" w:bidi="zh_TW"/>
+        </w:rPr>
+      </w:r>
+      <w:r>
+        <w:rPr>
+          <w:lang w:val="zh_TW" w:bidi="zh_TW"/>
+        </w:rPr>
+        <w:t>神寶座的天（拉丁文稱為</w:t>
+      </w:r>
+      <w:r>
+        <w:rPr>
+          <w:i/>
+          <w:lang w:val="zh_TW" w:bidi="zh_TW"/>
+        </w:rPr>
+        <w:t>Coelum Empyreum</w:t>
+      </w:r>
+      <w:r>
+        <w:rPr>
+          <w:lang w:val="zh_TW" w:bidi="zh_TW"/>
+        </w:rPr>
+        <w:t>）</w:t>
+      </w:r>
+    </w:p>
+    <w:p>
+      <w:pPr/>
+      <w:r>
+        <w:rPr>
+          <w:lang w:val="zh_TW" w:bidi="zh_TW"/>
+        </w:rPr>
+      </w:r>
+      <w:r>
+        <w:rPr>
+          <w:lang w:val="zh_TW" w:bidi="zh_TW"/>
+        </w:rPr>
+        <w:t>持這種看法的人一般理解「三層天」為：</w:t>
+      </w:r>
+    </w:p>
+    <w:p>
+      <w:pPr>
+        <w:pStyle w:val="ListNumber"/>
+        <w:numPr>
+          <w:ilvl w:val="0"/>
+          <w:numId w:val="15"/>
+        </w:numPr>
+        <w:spacing w:line="240" w:lineRule="auto"/>
+        <w:ind w:left="720"/>
+      </w:pPr>
+      <w:r>
+        <w:rPr>
+          <w:lang w:val="zh_TW" w:bidi="zh_TW"/>
+        </w:rPr>
+      </w:r>
+      <w:r>
+        <w:rPr>
+          <w:lang w:val="zh_TW" w:bidi="zh_TW"/>
+        </w:rPr>
+        <w:t>天空——飛鳥飛翔、雲彩聚集之處</w:t>
+      </w:r>
+    </w:p>
+    <w:p>
+      <w:pPr>
+        <w:pStyle w:val="ListNumber"/>
+        <w:spacing w:line="240" w:lineRule="auto"/>
+        <w:ind w:left="720"/>
+      </w:pPr>
+      <w:r>
+        <w:rPr>
+          <w:lang w:val="zh_TW" w:bidi="zh_TW"/>
+        </w:rPr>
+      </w:r>
+      <w:r>
+        <w:rPr>
+          <w:lang w:val="zh_TW" w:bidi="zh_TW"/>
+        </w:rPr>
+        <w:t>太空——太陽、月亮與星辰所在之處</w:t>
+      </w:r>
+    </w:p>
+    <w:p>
+      <w:pPr>
+        <w:pStyle w:val="ListNumber"/>
+        <w:spacing w:line="240" w:lineRule="auto"/>
+        <w:ind w:left="720"/>
+      </w:pPr>
+      <w:r>
+        <w:rPr>
+          <w:lang w:val="zh_TW" w:bidi="zh_TW"/>
+        </w:rPr>
+      </w:r>
+      <w:r>
+        <w:rPr>
+          <w:lang w:val="zh_TW" w:bidi="zh_TW"/>
+        </w:rPr>
+        <w:t>至高的天——神的居所，並且是信徒死後歸去之處</w:t>
+      </w:r>
+    </w:p>
+    <w:p>
       <w:pPr>
         <w:pStyle w:val="Heading3"/>
       </w:pPr>
@@ -312,7 +1265,18 @@
         <w:rPr>
           <w:lang w:val="zh_TW" w:bidi="zh_TW"/>
         </w:rPr>
-        <w:t>舊約聖經對於休妻的觀點</w:t>
+        <w:t>新約聖經中的天</w:t>
+      </w:r>
+    </w:p>
+    <w:p>
+      <w:pPr>
+        <w:pStyle w:val="Heading4"/>
+      </w:pPr>
+      <w:r>
+        <w:rPr>
+          <w:lang w:val="zh_TW" w:bidi="zh_TW"/>
+        </w:rPr>
+        <w:t>耶穌與天</w:t>
       </w:r>
     </w:p>
     <w:p>
@@ -326,114 +1290,96 @@
         <w:rPr>
           <w:lang w:val="zh_TW" w:bidi="zh_TW"/>
         </w:rPr>
-        <w:t>墮落所帶來的破壞，對男性和女性之間的關係造成了嚴重後果。由於罪切斷了他們對神的主要依賴，男人和女人分別受制於他們最初被造時的元素。男人受制於他來自的塵土（</w:t>
-      </w:r>
-      <w:hyperlink r:id="rId15">
-        <w:r>
-          <w:rPr>
-            <w:lang w:val="zh_TW" w:bidi="zh_TW"/>
-          </w:rPr>
-          <w:rPr>
-            <w:color w:val="0000EE"/>
-            <w:u w:val="single"/>
-          </w:rPr>
-          <w:t>創2:7，</w:t>
-        </w:r>
-      </w:hyperlink>
-      <w:hyperlink r:id="rId16">
-        <w:r>
-          <w:rPr>
-            <w:lang w:val="zh_TW" w:bidi="zh_TW"/>
-          </w:rPr>
-          <w:rPr>
-            <w:color w:val="0000EE"/>
-            <w:u w:val="single"/>
-          </w:rPr>
-          <w:t>3:19</w:t>
-        </w:r>
-      </w:hyperlink>
-      <w:r>
-        <w:rPr>
-          <w:lang w:val="zh_TW" w:bidi="zh_TW"/>
-        </w:rPr>
-        <w:t>），女人則受制於她從男人而被造的事實（</w:t>
-      </w:r>
-      <w:hyperlink r:id="rId17">
-        <w:r>
-          <w:rPr>
-            <w:lang w:val="zh_TW" w:bidi="zh_TW"/>
-          </w:rPr>
-          <w:rPr>
-            <w:color w:val="0000EE"/>
-            <w:u w:val="single"/>
-          </w:rPr>
-          <w:t>2:22，</w:t>
-        </w:r>
-      </w:hyperlink>
-      <w:hyperlink r:id="rId18">
-        <w:r>
-          <w:rPr>
-            <w:lang w:val="zh_TW" w:bidi="zh_TW"/>
-          </w:rPr>
-          <w:rPr>
-            <w:color w:val="0000EE"/>
-            <w:u w:val="single"/>
-          </w:rPr>
-          <w:t>3:16</w:t>
-        </w:r>
-      </w:hyperlink>
-      <w:r>
-        <w:rPr>
-          <w:lang w:val="zh_TW" w:bidi="zh_TW"/>
-        </w:rPr>
-        <w:t>）。在墮落之前，男人和女人共享神的形象，享有平等的關係（</w:t>
-      </w:r>
-      <w:hyperlink r:id="rId19">
-        <w:r>
-          <w:rPr>
-            <w:lang w:val="zh_TW" w:bidi="zh_TW"/>
-          </w:rPr>
-          <w:rPr>
-            <w:color w:val="0000EE"/>
-            <w:u w:val="single"/>
-          </w:rPr>
-          <w:t>1:27</w:t>
-        </w:r>
-      </w:hyperlink>
-      <w:r>
-        <w:rPr>
-          <w:lang w:val="zh_TW" w:bidi="zh_TW"/>
-        </w:rPr>
-        <w:t>）並共同承擔治理受造之物的神聖使命（見</w:t>
-      </w:r>
-      <w:hyperlink r:id="rId20">
-        <w:r>
-          <w:rPr>
-            <w:lang w:val="zh_TW" w:bidi="zh_TW"/>
-          </w:rPr>
-          <w:rPr>
-            <w:color w:val="0000EE"/>
-            <w:u w:val="single"/>
-          </w:rPr>
-          <w:t>28</w:t>
-        </w:r>
-      </w:hyperlink>
-      <w:r>
-        <w:rPr>
-          <w:lang w:val="zh_TW" w:bidi="zh_TW"/>
-        </w:rPr>
-        <w:t>節）。然而，墮落之後，男人成為女人的掌權者，而女人成為男人的臣服者（</w:t>
-      </w:r>
-      <w:hyperlink r:id="rId18">
-        <w:r>
-          <w:rPr>
-            <w:lang w:val="zh_TW" w:bidi="zh_TW"/>
-          </w:rPr>
-          <w:rPr>
-            <w:color w:val="0000EE"/>
-            <w:u w:val="single"/>
-          </w:rPr>
-          <w:t>3:16</w:t>
+        <w:t>耶穌教導說，天是神的居所（</w:t>
+      </w:r>
+      <w:hyperlink r:id="rId39">
+        <w:r>
+          <w:rPr>
+            <w:lang w:val="zh_TW" w:bidi="zh_TW"/>
+          </w:rPr>
+          <w:rPr>
+            <w:color w:val="0000EE"/>
+            <w:u w:val="single"/>
+          </w:rPr>
+          <w:t>太6:9</w:t>
+        </w:r>
+      </w:hyperlink>
+      <w:r>
+        <w:rPr>
+          <w:lang w:val="zh_TW" w:bidi="zh_TW"/>
+        </w:rPr>
+        <w:t>）。當耶穌在地上的時候，祂常說自己是從天降下來的（</w:t>
+      </w:r>
+      <w:hyperlink r:id="rId40">
+        <w:r>
+          <w:rPr>
+            <w:lang w:val="zh_TW" w:bidi="zh_TW"/>
+          </w:rPr>
+          <w:rPr>
+            <w:color w:val="0000EE"/>
+            <w:u w:val="single"/>
+          </w:rPr>
+          <w:t>約3:13，</w:t>
+        </w:r>
+      </w:hyperlink>
+      <w:hyperlink r:id="rId41">
+        <w:r>
+          <w:rPr>
+            <w:lang w:val="zh_TW" w:bidi="zh_TW"/>
+          </w:rPr>
+          <w:rPr>
+            <w:color w:val="0000EE"/>
+            <w:u w:val="single"/>
+          </w:rPr>
+          <w:t>6:33–51</w:t>
+        </w:r>
+      </w:hyperlink>
+      <w:r>
+        <w:rPr>
+          <w:lang w:val="zh_TW" w:bidi="zh_TW"/>
+        </w:rPr>
+        <w:t>）。神曾三次從天上發出聲音，確認耶穌所說的話（</w:t>
+      </w:r>
+      <w:hyperlink r:id="rId42">
+        <w:r>
+          <w:rPr>
+            <w:lang w:val="zh_TW" w:bidi="zh_TW"/>
+          </w:rPr>
+          <w:rPr>
+            <w:color w:val="0000EE"/>
+            <w:u w:val="single"/>
+          </w:rPr>
+          <w:t>太3:16–17，</w:t>
+        </w:r>
+      </w:hyperlink>
+      <w:hyperlink r:id="rId43">
+        <w:r>
+          <w:rPr>
+            <w:lang w:val="zh_TW" w:bidi="zh_TW"/>
+          </w:rPr>
+          <w:rPr>
+            <w:color w:val="0000EE"/>
+            <w:u w:val="single"/>
+          </w:rPr>
+          <w:t>17:5</w:t>
+        </w:r>
+      </w:hyperlink>
+      <w:r>
+        <w:rPr>
+          <w:lang w:val="zh_TW" w:bidi="zh_TW"/>
+        </w:rPr>
+        <w:t>；</w:t>
+      </w:r>
+      <w:hyperlink r:id="rId44">
+        <w:r>
+          <w:rPr>
+            <w:lang w:val="zh_TW" w:bidi="zh_TW"/>
+          </w:rPr>
+          <w:rPr>
+            <w:color w:val="0000EE"/>
+            <w:u w:val="single"/>
+          </w:rPr>
+          <w:t>約12:28</w:t>
         </w:r>
       </w:hyperlink>
       <w:r>
@@ -444,6 +1390,17 @@
       </w:r>
     </w:p>
     <w:p>
+      <w:pPr>
+        <w:pStyle w:val="Heading4"/>
+      </w:pPr>
+      <w:r>
+        <w:rPr>
+          <w:lang w:val="zh_TW" w:bidi="zh_TW"/>
+        </w:rPr>
+        <w:t>天上的敬拜</w:t>
+      </w:r>
+    </w:p>
+    <w:p>
       <w:pPr/>
       <w:r>
         <w:rPr>
@@ -454,85 +1411,90 @@
         <w:rPr>
           <w:lang w:val="zh_TW" w:bidi="zh_TW"/>
         </w:rPr>
-        <w:t>由於這些新情況的出現，男人對女人有了在墮落前所沒有的支配權。「一體」的關係遭受破壞，因為掌權的權利為男性統治者增加其女性伴侶的數量開闢了道路。這種男女之間的差異導致了一夫多妻制的出現（</w:t>
-      </w:r>
-      <w:hyperlink r:id="rId21">
-        <w:r>
-          <w:rPr>
-            <w:lang w:val="zh_TW" w:bidi="zh_TW"/>
-          </w:rPr>
-          <w:rPr>
-            <w:color w:val="0000EE"/>
-            <w:u w:val="single"/>
-          </w:rPr>
-          <w:t>創4:19，</w:t>
-        </w:r>
-      </w:hyperlink>
-      <w:hyperlink r:id="rId22">
-        <w:r>
-          <w:rPr>
-            <w:lang w:val="zh_TW" w:bidi="zh_TW"/>
-          </w:rPr>
-          <w:rPr>
-            <w:color w:val="0000EE"/>
-            <w:u w:val="single"/>
-          </w:rPr>
-          <w:t>16:3，</w:t>
-        </w:r>
-      </w:hyperlink>
-      <w:hyperlink r:id="rId23">
-        <w:r>
-          <w:rPr>
-            <w:lang w:val="zh_TW" w:bidi="zh_TW"/>
-          </w:rPr>
-          <w:rPr>
-            <w:color w:val="0000EE"/>
-            <w:u w:val="single"/>
-          </w:rPr>
-          <w:t>29:30</w:t>
-        </w:r>
-      </w:hyperlink>
-      <w:r>
-        <w:rPr>
-          <w:lang w:val="zh_TW" w:bidi="zh_TW"/>
-        </w:rPr>
-        <w:t>）以及連續單配偶制（短暫婚姻）的實踐——需要通過休妻來終結每一段婚姻（</w:t>
-      </w:r>
-      <w:hyperlink r:id="rId24">
-        <w:r>
-          <w:rPr>
-            <w:lang w:val="zh_TW" w:bidi="zh_TW"/>
-          </w:rPr>
-          <w:rPr>
-            <w:color w:val="0000EE"/>
-            <w:u w:val="single"/>
-          </w:rPr>
-          <w:t>申24:1–4</w:t>
-        </w:r>
-      </w:hyperlink>
-      <w:r>
-        <w:rPr>
-          <w:lang w:val="zh_TW" w:bidi="zh_TW"/>
-        </w:rPr>
-        <w:t>）。因此，休妻做法的出現，成為男性性統治原則下，不可避免的結果。無論是統治還是休妻，都不是神原本對婚姻關係的設計。摩西律法中關於休妻的規定是神對人類墮落狀態所作的讓步（</w:t>
-      </w:r>
-      <w:hyperlink r:id="rId25">
-        <w:r>
-          <w:rPr>
-            <w:lang w:val="zh_TW" w:bidi="zh_TW"/>
-          </w:rPr>
-          <w:rPr>
-            <w:color w:val="0000EE"/>
-            <w:u w:val="single"/>
-          </w:rPr>
-          <w:t>太19:8</w:t>
-        </w:r>
-      </w:hyperlink>
-      <w:r>
-        <w:rPr>
-          <w:lang w:val="zh_TW" w:bidi="zh_TW"/>
-        </w:rPr>
-        <w:t>）。通常，休妻的選擇僅為男性統治者所享有。作為其男性統治者的臣服者，妻子成為休妻的受害者。男人可以休妻，而女人卻不能與丈夫離婚。</w:t>
+        <w:t>天堂是真正聖所的所在。地上的會幕只是那屬天聖所的影子（</w:t>
+      </w:r>
+      <w:hyperlink r:id="rId45">
+        <w:r>
+          <w:rPr>
+            <w:lang w:val="zh_TW" w:bidi="zh_TW"/>
+          </w:rPr>
+          <w:rPr>
+            <w:color w:val="0000EE"/>
+            <w:u w:val="single"/>
+          </w:rPr>
+          <w:t>來8:1–5</w:t>
+        </w:r>
+      </w:hyperlink>
+      <w:r>
+        <w:rPr>
+          <w:lang w:val="zh_TW" w:bidi="zh_TW"/>
+        </w:rPr>
+        <w:t>）。這正是保羅所提到的「第三層天」（</w:t>
+      </w:r>
+      <w:hyperlink r:id="rId38">
+        <w:r>
+          <w:rPr>
+            <w:lang w:val="zh_TW" w:bidi="zh_TW"/>
+          </w:rPr>
+          <w:rPr>
+            <w:color w:val="0000EE"/>
+            <w:u w:val="single"/>
+          </w:rPr>
+          <w:t>林後12:2</w:t>
+        </w:r>
+      </w:hyperlink>
+      <w:r>
+        <w:rPr>
+          <w:lang w:val="zh_TW" w:bidi="zh_TW"/>
+        </w:rPr>
+        <w:t>）。有時聖經使用「天」一詞，其實是指神自己（參</w:t>
+      </w:r>
+      <w:hyperlink r:id="rId46">
+        <w:r>
+          <w:rPr>
+            <w:lang w:val="zh_TW" w:bidi="zh_TW"/>
+          </w:rPr>
+          <w:rPr>
+            <w:color w:val="0000EE"/>
+            <w:u w:val="single"/>
+          </w:rPr>
+          <w:t>太23:22</w:t>
+        </w:r>
+      </w:hyperlink>
+      <w:r>
+        <w:rPr>
+          <w:lang w:val="zh_TW" w:bidi="zh_TW"/>
+        </w:rPr>
+        <w:t>；</w:t>
+      </w:r>
+      <w:hyperlink r:id="rId47">
+        <w:r>
+          <w:rPr>
+            <w:lang w:val="zh_TW" w:bidi="zh_TW"/>
+          </w:rPr>
+          <w:rPr>
+            <w:color w:val="0000EE"/>
+            <w:u w:val="single"/>
+          </w:rPr>
+          <w:t>路15:18</w:t>
+        </w:r>
+      </w:hyperlink>
+      <w:r>
+        <w:rPr>
+          <w:lang w:val="zh_TW" w:bidi="zh_TW"/>
+        </w:rPr>
+        <w:t>）。</w:t>
+      </w:r>
+    </w:p>
+    <w:p>
+      <w:pPr>
+        <w:pStyle w:val="Heading4"/>
+      </w:pPr>
+      <w:r>
+        <w:rPr>
+          <w:lang w:val="zh_TW" w:bidi="zh_TW"/>
+        </w:rPr>
+        <w:t>耶穌從天上再來</w:t>
       </w:r>
     </w:p>
     <w:p>
@@ -546,43 +1508,79 @@
         <w:rPr>
           <w:lang w:val="zh_TW" w:bidi="zh_TW"/>
         </w:rPr>
-        <w:t>雖然看起來不公平，但申命記關於休妻的規定實際上是為了給受害的婦女提供一點保護。丈夫必須以她有不道德的行為為理由，證明休妻的正當性，並需給予被休的妻子一紙休書，作為她與他的婚姻的證明（</w:t>
-      </w:r>
-      <w:hyperlink r:id="rId26">
-        <w:r>
-          <w:rPr>
-            <w:lang w:val="zh_TW" w:bidi="zh_TW"/>
-          </w:rPr>
-          <w:rPr>
-            <w:color w:val="0000EE"/>
-            <w:u w:val="single"/>
-          </w:rPr>
-          <w:t>申24:1</w:t>
-        </w:r>
-      </w:hyperlink>
-      <w:r>
-        <w:rPr>
-          <w:lang w:val="zh_TW" w:bidi="zh_TW"/>
-        </w:rPr>
-        <w:t>）。此外，離異的丈夫在妻子再嫁後，不得再娶她為妻，因為最初的休妻被視為對她的玷污（見</w:t>
-      </w:r>
-      <w:hyperlink r:id="rId27">
-        <w:r>
-          <w:rPr>
-            <w:lang w:val="zh_TW" w:bidi="zh_TW"/>
-          </w:rPr>
-          <w:rPr>
-            <w:color w:val="0000EE"/>
-            <w:u w:val="single"/>
-          </w:rPr>
-          <w:t>4</w:t>
-        </w:r>
-      </w:hyperlink>
-      <w:r>
-        <w:rPr>
-          <w:lang w:val="zh_TW" w:bidi="zh_TW"/>
-        </w:rPr>
-        <w:t>節）。</w:t>
+        <w:t>耶穌升天之後，天使告訴祂的門徒，祂有一天要從天上再來（</w:t>
+      </w:r>
+      <w:hyperlink r:id="rId48">
+        <w:r>
+          <w:rPr>
+            <w:lang w:val="zh_TW" w:bidi="zh_TW"/>
+          </w:rPr>
+          <w:rPr>
+            <w:color w:val="0000EE"/>
+            <w:u w:val="single"/>
+          </w:rPr>
+          <w:t>徒1:6–11</w:t>
+        </w:r>
+      </w:hyperlink>
+      <w:r>
+        <w:rPr>
+          <w:lang w:val="zh_TW" w:bidi="zh_TW"/>
+        </w:rPr>
+        <w:t>）。後來使徒保羅在書信中也寫到這件事（</w:t>
+      </w:r>
+      <w:hyperlink r:id="rId49">
+        <w:r>
+          <w:rPr>
+            <w:lang w:val="zh_TW" w:bidi="zh_TW"/>
+          </w:rPr>
+          <w:rPr>
+            <w:color w:val="0000EE"/>
+            <w:u w:val="single"/>
+          </w:rPr>
+          <w:t>林前15:1–11</w:t>
+        </w:r>
+      </w:hyperlink>
+      <w:r>
+        <w:rPr>
+          <w:lang w:val="zh_TW" w:bidi="zh_TW"/>
+        </w:rPr>
+        <w:t>；</w:t>
+      </w:r>
+      <w:hyperlink r:id="rId50">
+        <w:r>
+          <w:rPr>
+            <w:lang w:val="zh_TW" w:bidi="zh_TW"/>
+          </w:rPr>
+          <w:rPr>
+            <w:color w:val="0000EE"/>
+            <w:u w:val="single"/>
+          </w:rPr>
+          <w:t>弗4:7–16</w:t>
+        </w:r>
+      </w:hyperlink>
+      <w:r>
+        <w:rPr>
+          <w:lang w:val="zh_TW" w:bidi="zh_TW"/>
+        </w:rPr>
+        <w:t>；</w:t>
+      </w:r>
+      <w:hyperlink r:id="rId51">
+        <w:r>
+          <w:rPr>
+            <w:lang w:val="zh_TW" w:bidi="zh_TW"/>
+          </w:rPr>
+          <w:rPr>
+            <w:color w:val="0000EE"/>
+            <w:u w:val="single"/>
+          </w:rPr>
+          <w:t>提前3:16</w:t>
+        </w:r>
+      </w:hyperlink>
+      <w:r>
+        <w:rPr>
+          <w:lang w:val="zh_TW" w:bidi="zh_TW"/>
+        </w:rPr>
+        <w:t>）。這教導成為基督徒信仰中的重要部分，如使徒信經所述（Apostles' Creed，早期的基督教認信）。</w:t>
       </w:r>
     </w:p>
     <w:p>
@@ -596,25 +1594,769 @@
         <w:rPr>
           <w:lang w:val="zh_TW" w:bidi="zh_TW"/>
         </w:rPr>
-        <w:t>雖然摩西關於休妻的規定是神因以色列人心硬而作出的讓步，舊約卻明確指出神恨惡休妻（</w:t>
-      </w:r>
-      <w:hyperlink r:id="rId28">
-        <w:r>
-          <w:rPr>
-            <w:lang w:val="zh_TW" w:bidi="zh_TW"/>
-          </w:rPr>
-          <w:rPr>
-            <w:color w:val="0000EE"/>
-            <w:u w:val="single"/>
-          </w:rPr>
-          <w:t>瑪2:16</w:t>
-        </w:r>
-      </w:hyperlink>
-      <w:r>
-        <w:rPr>
-          <w:lang w:val="zh_TW" w:bidi="zh_TW"/>
-        </w:rPr>
-        <w:t>）。休妻的權利是基於人類墮落後形成的男性統治原則而勉強允許的。但神原本的設計，體現在「二人成為一體」的婚姻關係中，仍然是男女婚姻結合的標準。</w:t>
+        <w:t>新約聖經常提到耶穌與神同在天上。這是有關耶穌福音的核心之一。聖經教導說，耶穌如今坐在神的右邊（至高榮耀之處），為信靠祂的人代求（</w:t>
+      </w:r>
+      <w:hyperlink r:id="rId52">
+        <w:r>
+          <w:rPr>
+            <w:lang w:val="zh_TW" w:bidi="zh_TW"/>
+          </w:rPr>
+          <w:rPr>
+            <w:color w:val="0000EE"/>
+            <w:u w:val="single"/>
+          </w:rPr>
+          <w:t>來7:25</w:t>
+        </w:r>
+      </w:hyperlink>
+      <w:r>
+        <w:rPr>
+          <w:lang w:val="zh_TW" w:bidi="zh_TW"/>
+        </w:rPr>
+        <w:t>；參</w:t>
+      </w:r>
+      <w:hyperlink r:id="rId53">
+        <w:r>
+          <w:rPr>
+            <w:lang w:val="zh_TW" w:bidi="zh_TW"/>
+          </w:rPr>
+          <w:rPr>
+            <w:color w:val="0000EE"/>
+            <w:u w:val="single"/>
+          </w:rPr>
+          <w:t>可14:62</w:t>
+        </w:r>
+      </w:hyperlink>
+      <w:r>
+        <w:rPr>
+          <w:lang w:val="zh_TW" w:bidi="zh_TW"/>
+        </w:rPr>
+        <w:t>）。</w:t>
+      </w:r>
+    </w:p>
+    <w:p>
+      <w:pPr>
+        <w:pStyle w:val="Heading4"/>
+      </w:pPr>
+      <w:r>
+        <w:rPr>
+          <w:lang w:val="zh_TW" w:bidi="zh_TW"/>
+        </w:rPr>
+        <w:t>天上的國民</w:t>
+      </w:r>
+    </w:p>
+    <w:p>
+      <w:pPr/>
+      <w:r>
+        <w:rPr>
+          <w:lang w:val="zh_TW" w:bidi="zh_TW"/>
+        </w:rPr>
+      </w:r>
+      <w:r>
+        <w:rPr>
+          <w:lang w:val="zh_TW" w:bidi="zh_TW"/>
+        </w:rPr>
+        <w:t>保羅教導說，當耶穌從天上再來時，祂要將信徒的身體改變，與祂榮耀的身體相似（</w:t>
+      </w:r>
+      <w:hyperlink r:id="rId54">
+        <w:r>
+          <w:rPr>
+            <w:lang w:val="zh_TW" w:bidi="zh_TW"/>
+          </w:rPr>
+          <w:rPr>
+            <w:color w:val="0000EE"/>
+            <w:u w:val="single"/>
+          </w:rPr>
+          <w:t>腓3:20–21</w:t>
+        </w:r>
+      </w:hyperlink>
+      <w:r>
+        <w:rPr>
+          <w:lang w:val="zh_TW" w:bidi="zh_TW"/>
+        </w:rPr>
+        <w:t>）。信徒需要這樣屬天的身體，因為他們是天上的國民。</w:t>
+      </w:r>
+    </w:p>
+    <w:p>
+      <w:pPr/>
+      <w:r>
+        <w:rPr>
+          <w:lang w:val="zh_TW" w:bidi="zh_TW"/>
+        </w:rPr>
+      </w:r>
+      <w:r>
+        <w:rPr>
+          <w:lang w:val="zh_TW" w:bidi="zh_TW"/>
+        </w:rPr>
+        <w:t>聖經所說的「天上的國民」，意思就像一個人雖然生活在某個國度，卻遵行自己本國的律例（</w:t>
+      </w:r>
+      <w:hyperlink r:id="rId55">
+        <w:r>
+          <w:rPr>
+            <w:lang w:val="zh_TW" w:bidi="zh_TW"/>
+          </w:rPr>
+          <w:rPr>
+            <w:color w:val="0000EE"/>
+            <w:u w:val="single"/>
+          </w:rPr>
+          <w:t>徒22:28</w:t>
+        </w:r>
+      </w:hyperlink>
+      <w:r>
+        <w:rPr>
+          <w:lang w:val="zh_TW" w:bidi="zh_TW"/>
+        </w:rPr>
+        <w:t>）。這表示基督徒即使活在世上，也當遵行聖經中神的道路，不隨從世界的標準。</w:t>
+      </w:r>
+    </w:p>
+    <w:p>
+      <w:pPr>
+        <w:pStyle w:val="Heading4"/>
+      </w:pPr>
+      <w:r>
+        <w:rPr>
+          <w:lang w:val="zh_TW" w:bidi="zh_TW"/>
+        </w:rPr>
+        <w:t>屬天的福分</w:t>
+      </w:r>
+    </w:p>
+    <w:p>
+      <w:pPr/>
+      <w:r>
+        <w:rPr>
+          <w:lang w:val="zh_TW" w:bidi="zh_TW"/>
+        </w:rPr>
+      </w:r>
+      <w:r>
+        <w:rPr>
+          <w:lang w:val="zh_TW" w:bidi="zh_TW"/>
+        </w:rPr>
+        <w:t>神已經使信徒與基督聯合，並吩咐他們「就當求在上面的事；那裡有基督坐在神的右邊」（</w:t>
+      </w:r>
+      <w:hyperlink r:id="rId56">
+        <w:r>
+          <w:rPr>
+            <w:lang w:val="zh_TW" w:bidi="zh_TW"/>
+          </w:rPr>
+          <w:rPr>
+            <w:color w:val="0000EE"/>
+            <w:u w:val="single"/>
+          </w:rPr>
+          <w:t>西3:1</w:t>
+        </w:r>
+      </w:hyperlink>
+      <w:r>
+        <w:rPr>
+          <w:lang w:val="zh_TW" w:bidi="zh_TW"/>
+        </w:rPr>
+        <w:t>）。基督從天上賜給跟隨祂的人「天上各樣屬靈的福氣」（</w:t>
+      </w:r>
+      <w:hyperlink r:id="rId57">
+        <w:r>
+          <w:rPr>
+            <w:lang w:val="zh_TW" w:bidi="zh_TW"/>
+          </w:rPr>
+          <w:rPr>
+            <w:color w:val="0000EE"/>
+            <w:u w:val="single"/>
+          </w:rPr>
+          <w:t>弗1:3</w:t>
+        </w:r>
+      </w:hyperlink>
+      <w:r>
+        <w:rPr>
+          <w:lang w:val="zh_TW" w:bidi="zh_TW"/>
+        </w:rPr>
+        <w:t>）。「天上」這個表達只出現在以弗所書（</w:t>
+      </w:r>
+      <w:hyperlink r:id="rId58">
+        <w:r>
+          <w:rPr>
+            <w:lang w:val="zh_TW" w:bidi="zh_TW"/>
+          </w:rPr>
+          <w:rPr>
+            <w:color w:val="0000EE"/>
+            <w:u w:val="single"/>
+          </w:rPr>
+          <w:t>弗1:3、20，</w:t>
+        </w:r>
+      </w:hyperlink>
+      <w:hyperlink r:id="rId59">
+        <w:r>
+          <w:rPr>
+            <w:lang w:val="zh_TW" w:bidi="zh_TW"/>
+          </w:rPr>
+          <w:rPr>
+            <w:color w:val="0000EE"/>
+            <w:u w:val="single"/>
+          </w:rPr>
+          <w:t>2:6，</w:t>
+        </w:r>
+      </w:hyperlink>
+      <w:hyperlink r:id="rId60">
+        <w:r>
+          <w:rPr>
+            <w:lang w:val="zh_TW" w:bidi="zh_TW"/>
+          </w:rPr>
+          <w:rPr>
+            <w:color w:val="0000EE"/>
+            <w:u w:val="single"/>
+          </w:rPr>
+          <w:t>3:10，</w:t>
+        </w:r>
+      </w:hyperlink>
+      <w:hyperlink r:id="rId61">
+        <w:r>
+          <w:rPr>
+            <w:lang w:val="zh_TW" w:bidi="zh_TW"/>
+          </w:rPr>
+          <w:rPr>
+            <w:color w:val="0000EE"/>
+            <w:u w:val="single"/>
+          </w:rPr>
+          <w:t>6:12</w:t>
+        </w:r>
+      </w:hyperlink>
+      <w:r>
+        <w:rPr>
+          <w:lang w:val="zh_TW" w:bidi="zh_TW"/>
+        </w:rPr>
+        <w:t>）。這教導我們，屬靈的福分不僅僅屬於將來，信徒如今也能憑信心經歷。因此，聖經說信徒已經有分於「天召」（</w:t>
+      </w:r>
+      <w:hyperlink r:id="rId62">
+        <w:r>
+          <w:rPr>
+            <w:lang w:val="zh_TW" w:bidi="zh_TW"/>
+          </w:rPr>
+          <w:rPr>
+            <w:color w:val="0000EE"/>
+            <w:u w:val="single"/>
+          </w:rPr>
+          <w:t>來3:1，</w:t>
+        </w:r>
+      </w:hyperlink>
+      <w:hyperlink r:id="rId63">
+        <w:r>
+          <w:rPr>
+            <w:lang w:val="zh_TW" w:bidi="zh_TW"/>
+          </w:rPr>
+          <w:rPr>
+            <w:color w:val="0000EE"/>
+            <w:u w:val="single"/>
+          </w:rPr>
+          <w:t>6:4</w:t>
+        </w:r>
+      </w:hyperlink>
+      <w:r>
+        <w:rPr>
+          <w:lang w:val="zh_TW" w:bidi="zh_TW"/>
+        </w:rPr>
+        <w:t>）。</w:t>
+      </w:r>
+    </w:p>
+    <w:p>
+      <w:pPr>
+        <w:pStyle w:val="Heading4"/>
+      </w:pPr>
+      <w:r>
+        <w:rPr>
+          <w:lang w:val="zh_TW" w:bidi="zh_TW"/>
+        </w:rPr>
+        <w:t>天國的未來</w:t>
+      </w:r>
+    </w:p>
+    <w:p>
+      <w:pPr/>
+      <w:r>
+        <w:rPr>
+          <w:lang w:val="zh_TW" w:bidi="zh_TW"/>
+        </w:rPr>
+      </w:r>
+      <w:r>
+        <w:rPr>
+          <w:lang w:val="zh_TW" w:bidi="zh_TW"/>
+        </w:rPr>
+        <w:t>信徒等候耶穌再來的時候，會盼望有新天新地，並有新耶路撒冷。聖經說，那將是一個奇妙的地方，不再有眼淚、憂傷、痛苦、死亡或黑暗，因為神的兒子耶穌就在那裡（</w:t>
+      </w:r>
+      <w:hyperlink r:id="rId64">
+        <w:r>
+          <w:rPr>
+            <w:lang w:val="zh_TW" w:bidi="zh_TW"/>
+          </w:rPr>
+          <w:rPr>
+            <w:color w:val="0000EE"/>
+            <w:u w:val="single"/>
+          </w:rPr>
+          <w:t>啟21:1–4、27，</w:t>
+        </w:r>
+      </w:hyperlink>
+      <w:hyperlink r:id="rId65">
+        <w:r>
+          <w:rPr>
+            <w:lang w:val="zh_TW" w:bidi="zh_TW"/>
+          </w:rPr>
+          <w:rPr>
+            <w:color w:val="0000EE"/>
+            <w:u w:val="single"/>
+          </w:rPr>
+          <w:t>22:1–5</w:t>
+        </w:r>
+      </w:hyperlink>
+      <w:r>
+        <w:rPr>
+          <w:lang w:val="zh_TW" w:bidi="zh_TW"/>
+        </w:rPr>
+        <w:t>）。在那死後的新生命中，也不再有婚姻（</w:t>
+      </w:r>
+      <w:hyperlink r:id="rId66">
+        <w:r>
+          <w:rPr>
+            <w:lang w:val="zh_TW" w:bidi="zh_TW"/>
+          </w:rPr>
+          <w:rPr>
+            <w:color w:val="0000EE"/>
+            <w:u w:val="single"/>
+          </w:rPr>
+          <w:t>路20:27–38</w:t>
+        </w:r>
+      </w:hyperlink>
+      <w:r>
+        <w:rPr>
+          <w:lang w:val="zh_TW" w:bidi="zh_TW"/>
+        </w:rPr>
+        <w:t>）。</w:t>
+      </w:r>
+    </w:p>
+    <w:p>
+      <w:pPr/>
+      <w:r>
+        <w:rPr>
+          <w:lang w:val="zh_TW" w:bidi="zh_TW"/>
+        </w:rPr>
+      </w:r>
+      <w:r>
+        <w:rPr>
+          <w:lang w:val="zh_TW" w:bidi="zh_TW"/>
+        </w:rPr>
+        <w:t>在舊約聖經裡，有兩個人未經死亡便直接被接到天上：</w:t>
+      </w:r>
+    </w:p>
+    <w:p>
+      <w:pPr>
+        <w:pStyle w:val="ListBullet"/>
+        <w:spacing w:line="240" w:lineRule="auto"/>
+        <w:ind w:left="720"/>
+      </w:pPr>
+      <w:r>
+        <w:rPr>
+          <w:lang w:val="zh_TW" w:bidi="zh_TW"/>
+        </w:rPr>
+      </w:r>
+      <w:r>
+        <w:rPr>
+          <w:lang w:val="zh_TW" w:bidi="zh_TW"/>
+        </w:rPr>
+        <w:t>以諾（</w:t>
+      </w:r>
+      <w:hyperlink r:id="rId67">
+        <w:r>
+          <w:rPr>
+            <w:lang w:val="zh_TW" w:bidi="zh_TW"/>
+          </w:rPr>
+          <w:rPr>
+            <w:color w:val="0000EE"/>
+            <w:u w:val="single"/>
+          </w:rPr>
+          <w:t>創5:22–24</w:t>
+        </w:r>
+      </w:hyperlink>
+      <w:r>
+        <w:rPr>
+          <w:lang w:val="zh_TW" w:bidi="zh_TW"/>
+        </w:rPr>
+        <w:t>；</w:t>
+      </w:r>
+      <w:hyperlink r:id="rId68">
+        <w:r>
+          <w:rPr>
+            <w:lang w:val="zh_TW" w:bidi="zh_TW"/>
+          </w:rPr>
+          <w:rPr>
+            <w:color w:val="0000EE"/>
+            <w:u w:val="single"/>
+          </w:rPr>
+          <w:t>來11:5</w:t>
+        </w:r>
+      </w:hyperlink>
+      <w:r>
+        <w:rPr>
+          <w:lang w:val="zh_TW" w:bidi="zh_TW"/>
+        </w:rPr>
+        <w:t>）和</w:t>
+      </w:r>
+    </w:p>
+    <w:p>
+      <w:pPr>
+        <w:pStyle w:val="ListBullet"/>
+        <w:spacing w:line="240" w:lineRule="auto"/>
+        <w:ind w:left="720"/>
+      </w:pPr>
+      <w:r>
+        <w:rPr>
+          <w:lang w:val="zh_TW" w:bidi="zh_TW"/>
+        </w:rPr>
+      </w:r>
+      <w:r>
+        <w:rPr>
+          <w:lang w:val="zh_TW" w:bidi="zh_TW"/>
+        </w:rPr>
+        <w:t>以利亞（</w:t>
+      </w:r>
+      <w:hyperlink r:id="rId69">
+        <w:r>
+          <w:rPr>
+            <w:lang w:val="zh_TW" w:bidi="zh_TW"/>
+          </w:rPr>
+          <w:rPr>
+            <w:color w:val="0000EE"/>
+            <w:u w:val="single"/>
+          </w:rPr>
+          <w:t>王下2:11</w:t>
+        </w:r>
+      </w:hyperlink>
+      <w:r>
+        <w:rPr>
+          <w:lang w:val="zh_TW" w:bidi="zh_TW"/>
+        </w:rPr>
+        <w:t>）</w:t>
+      </w:r>
+    </w:p>
+    <w:p>
+      <w:pPr/>
+      <w:r>
+        <w:rPr>
+          <w:lang w:val="zh_TW" w:bidi="zh_TW"/>
+        </w:rPr>
+      </w:r>
+      <w:r>
+        <w:rPr>
+          <w:lang w:val="zh_TW" w:bidi="zh_TW"/>
+        </w:rPr>
+        <w:t>後來，保羅也曾提到自己被提到第三層天，約翰也曾被召上天上（</w:t>
+      </w:r>
+      <w:hyperlink r:id="rId70">
+        <w:r>
+          <w:rPr>
+            <w:lang w:val="zh_TW" w:bidi="zh_TW"/>
+          </w:rPr>
+          <w:rPr>
+            <w:color w:val="0000EE"/>
+            <w:u w:val="single"/>
+          </w:rPr>
+          <w:t>啟4:1</w:t>
+        </w:r>
+      </w:hyperlink>
+      <w:r>
+        <w:rPr>
+          <w:lang w:val="zh_TW" w:bidi="zh_TW"/>
+        </w:rPr>
+        <w:t>），而神計劃要使天上充滿祂的百姓（參</w:t>
+      </w:r>
+      <w:hyperlink r:id="rId71">
+        <w:r>
+          <w:rPr>
+            <w:lang w:val="zh_TW" w:bidi="zh_TW"/>
+          </w:rPr>
+          <w:rPr>
+            <w:color w:val="0000EE"/>
+            <w:u w:val="single"/>
+          </w:rPr>
+          <w:t>啟19:1</w:t>
+        </w:r>
+      </w:hyperlink>
+      <w:r>
+        <w:rPr>
+          <w:lang w:val="zh_TW" w:bidi="zh_TW"/>
+        </w:rPr>
+        <w:t>）。最終，所有信徒都要在天上與神同住，並且得著新的復活身體。當耶穌再來接祂的百姓時，他們就要得著這些身體（</w:t>
+      </w:r>
+      <w:hyperlink r:id="rId72">
+        <w:r>
+          <w:rPr>
+            <w:lang w:val="zh_TW" w:bidi="zh_TW"/>
+          </w:rPr>
+          <w:rPr>
+            <w:color w:val="0000EE"/>
+            <w:u w:val="single"/>
+          </w:rPr>
+          <w:t>帖前4:16–17</w:t>
+        </w:r>
+      </w:hyperlink>
+      <w:r>
+        <w:rPr>
+          <w:lang w:val="zh_TW" w:bidi="zh_TW"/>
+        </w:rPr>
+        <w:t>；</w:t>
+      </w:r>
+      <w:hyperlink r:id="rId73">
+        <w:r>
+          <w:rPr>
+            <w:lang w:val="zh_TW" w:bidi="zh_TW"/>
+          </w:rPr>
+          <w:rPr>
+            <w:color w:val="0000EE"/>
+            <w:u w:val="single"/>
+          </w:rPr>
+          <w:t>啟19:1–4</w:t>
+        </w:r>
+      </w:hyperlink>
+      <w:r>
+        <w:rPr>
+          <w:lang w:val="zh_TW" w:bidi="zh_TW"/>
+        </w:rPr>
+        <w:t>）。那時，耶穌還要賜下特別的獎賞給祂的跟隨者（</w:t>
+      </w:r>
+      <w:hyperlink r:id="rId74">
+        <w:r>
+          <w:rPr>
+            <w:lang w:val="zh_TW" w:bidi="zh_TW"/>
+          </w:rPr>
+          <w:rPr>
+            <w:color w:val="0000EE"/>
+            <w:u w:val="single"/>
+          </w:rPr>
+          <w:t>太5:12</w:t>
+        </w:r>
+      </w:hyperlink>
+      <w:r>
+        <w:rPr>
+          <w:lang w:val="zh_TW" w:bidi="zh_TW"/>
+        </w:rPr>
+        <w:t>；</w:t>
+      </w:r>
+      <w:hyperlink r:id="rId75">
+        <w:r>
+          <w:rPr>
+            <w:lang w:val="zh_TW" w:bidi="zh_TW"/>
+          </w:rPr>
+          <w:rPr>
+            <w:color w:val="0000EE"/>
+            <w:u w:val="single"/>
+          </w:rPr>
+          <w:t>林前9:25</w:t>
+        </w:r>
+      </w:hyperlink>
+      <w:r>
+        <w:rPr>
+          <w:lang w:val="zh_TW" w:bidi="zh_TW"/>
+        </w:rPr>
+        <w:t>；</w:t>
+      </w:r>
+      <w:hyperlink r:id="rId76">
+        <w:r>
+          <w:rPr>
+            <w:lang w:val="zh_TW" w:bidi="zh_TW"/>
+          </w:rPr>
+          <w:rPr>
+            <w:color w:val="0000EE"/>
+            <w:u w:val="single"/>
+          </w:rPr>
+          <w:t>林後5:1</w:t>
+        </w:r>
+      </w:hyperlink>
+      <w:r>
+        <w:rPr>
+          <w:lang w:val="zh_TW" w:bidi="zh_TW"/>
+        </w:rPr>
+        <w:t>；</w:t>
+      </w:r>
+      <w:hyperlink r:id="rId77">
+        <w:r>
+          <w:rPr>
+            <w:lang w:val="zh_TW" w:bidi="zh_TW"/>
+          </w:rPr>
+          <w:rPr>
+            <w:color w:val="0000EE"/>
+            <w:u w:val="single"/>
+          </w:rPr>
+          <w:t>提後4:8</w:t>
+        </w:r>
+      </w:hyperlink>
+      <w:r>
+        <w:rPr>
+          <w:lang w:val="zh_TW" w:bidi="zh_TW"/>
+        </w:rPr>
+        <w:t>；</w:t>
+      </w:r>
+      <w:hyperlink r:id="rId78">
+        <w:r>
+          <w:rPr>
+            <w:lang w:val="zh_TW" w:bidi="zh_TW"/>
+          </w:rPr>
+          <w:rPr>
+            <w:color w:val="0000EE"/>
+            <w:u w:val="single"/>
+          </w:rPr>
+          <w:t>雅1:12</w:t>
+        </w:r>
+      </w:hyperlink>
+      <w:r>
+        <w:rPr>
+          <w:lang w:val="zh_TW" w:bidi="zh_TW"/>
+        </w:rPr>
+        <w:t>；</w:t>
+      </w:r>
+      <w:hyperlink r:id="rId79">
+        <w:r>
+          <w:rPr>
+            <w:lang w:val="zh_TW" w:bidi="zh_TW"/>
+          </w:rPr>
+          <w:rPr>
+            <w:color w:val="0000EE"/>
+            <w:u w:val="single"/>
+          </w:rPr>
+          <w:t>彼前1:4，</w:t>
+        </w:r>
+      </w:hyperlink>
+      <w:hyperlink r:id="rId80">
+        <w:r>
+          <w:rPr>
+            <w:lang w:val="zh_TW" w:bidi="zh_TW"/>
+          </w:rPr>
+          <w:rPr>
+            <w:color w:val="0000EE"/>
+            <w:u w:val="single"/>
+          </w:rPr>
+          <w:t>5:4</w:t>
+        </w:r>
+      </w:hyperlink>
+      <w:r>
+        <w:rPr>
+          <w:lang w:val="zh_TW" w:bidi="zh_TW"/>
+        </w:rPr>
+        <w:t>；</w:t>
+      </w:r>
+      <w:hyperlink r:id="rId81">
+        <w:r>
+          <w:rPr>
+            <w:lang w:val="zh_TW" w:bidi="zh_TW"/>
+          </w:rPr>
+          <w:rPr>
+            <w:color w:val="0000EE"/>
+            <w:u w:val="single"/>
+          </w:rPr>
+          <w:t>啟2:10，</w:t>
+        </w:r>
+      </w:hyperlink>
+      <w:hyperlink r:id="rId82">
+        <w:r>
+          <w:rPr>
+            <w:lang w:val="zh_TW" w:bidi="zh_TW"/>
+          </w:rPr>
+          <w:rPr>
+            <w:color w:val="0000EE"/>
+            <w:u w:val="single"/>
+          </w:rPr>
+          <w:t>4:10</w:t>
+        </w:r>
+      </w:hyperlink>
+      <w:r>
+        <w:rPr>
+          <w:lang w:val="zh_TW" w:bidi="zh_TW"/>
+        </w:rPr>
+        <w:t>）。</w:t>
+      </w:r>
+    </w:p>
+    <w:p>
+      <w:pPr/>
+      <w:r>
+        <w:rPr>
+          <w:lang w:val="zh_TW" w:bidi="zh_TW"/>
+        </w:rPr>
+      </w:r>
+      <w:r>
+        <w:rPr>
+          <w:i/>
+          <w:lang w:val="zh_TW" w:bidi="zh_TW"/>
+        </w:rPr>
+        <w:t>另見</w:t>
+      </w:r>
+      <w:r>
+        <w:rPr>
+          <w:lang w:val="zh_TW" w:bidi="zh_TW"/>
+        </w:rPr>
+        <w:t xml:space="preserve"> </w:t>
+      </w:r>
+      <w:r>
+        <w:rPr>
+          <w:lang w:val="zh_TW" w:bidi="zh_TW"/>
+        </w:rPr>
+        <w:t>亞伯拉罕的懷抱；</w:t>
+      </w:r>
+      <w:r>
+        <w:rPr>
+          <w:lang w:val="zh_TW" w:bidi="zh_TW"/>
+        </w:rPr>
+        <w:t>新天新地；</w:t>
+      </w:r>
+      <w:r>
+        <w:rPr>
+          <w:lang w:val="zh_TW" w:bidi="zh_TW"/>
+        </w:rPr>
+        <w:t>樂園</w:t>
+      </w:r>
+      <w:r>
+        <w:rPr>
+          <w:lang w:val="zh_TW" w:bidi="zh_TW"/>
+        </w:rPr>
+        <w:t>。</w:t>
+      </w:r>
+      <w:r>
+        <w:rPr>
+          <w:lang w:val="zh_TW" w:bidi="zh_TW"/>
+        </w:rPr>
+      </w:r>
+      <w:r>
+        <w:rPr>
+          <w:lang w:val="zh_TW" w:bidi="zh_TW"/>
+        </w:rPr>
+      </w:r>
+    </w:p>
+    <w:p>
+      <w:pPr/>
+      <w:r>
+        <w:rPr>
+          <w:lang w:val="zh_TW" w:bidi="zh_TW"/>
+        </w:rPr>
+      </w:r>
+    </w:p>
+    <w:p>
+      <w:pPr>
+        <w:pStyle w:val="Heading2"/>
+      </w:pPr>
+      <w:r>
+        <w:rPr>
+          <w:lang w:val="zh_TW" w:bidi="zh_TW"/>
+        </w:rPr>
+        <w:t>天啟</w:t>
+      </w:r>
+      <w:r>
+        <w:rPr>
+          <w:lang w:val="zh_TW" w:bidi="zh_TW"/>
+        </w:rPr>
+      </w:r>
+    </w:p>
+    <w:p>
+      <w:pPr/>
+      <w:r>
+        <w:rPr>
+          <w:lang w:val="zh_TW" w:bidi="zh_TW"/>
+        </w:rPr>
+      </w:r>
+      <w:r>
+        <w:rPr>
+          <w:lang w:val="zh_TW" w:bidi="zh_TW"/>
+        </w:rPr>
+        <w:t>這個詞源自希臘文，意思是「啟示」（揭示先前隱藏的事物）。它既指一種思維方式，也指一種文學類型。這兩者都涉及未來的事情，特別是有關審判的內容（這在神學上稱為「末世論」，即對末世的研究）。</w:t>
       </w:r>
     </w:p>
     <w:p>
@@ -625,7 +2367,7 @@
         <w:rPr>
           <w:lang w:val="zh_TW" w:bidi="zh_TW"/>
         </w:rPr>
-        <w:t>耶穌關於休妻的教導</w:t>
+        <w:t>什麼是天啟文學？</w:t>
       </w:r>
     </w:p>
     <w:p>
@@ -639,25 +2381,47 @@
         <w:rPr>
           <w:lang w:val="zh_TW" w:bidi="zh_TW"/>
         </w:rPr>
-        <w:t>因基督的救贖事工顯明了回歸神在創造中的原初旨意，舊約中關於休妻的規定在基督徒群體中被廢除。為了證明跟隨祂的人中婚姻關係的不可侵犯性，耶穌引導他們回到創造的典範。耶穌負面地提到摩西准許休妻的規定，並堅持神原初的創造秩序，宣告「起初並不是這樣」（</w:t>
-      </w:r>
-      <w:hyperlink r:id="rId25">
-        <w:r>
-          <w:rPr>
-            <w:lang w:val="zh_TW" w:bidi="zh_TW"/>
-          </w:rPr>
-          <w:rPr>
-            <w:color w:val="0000EE"/>
-            <w:u w:val="single"/>
-          </w:rPr>
-          <w:t>太19:8</w:t>
-        </w:r>
-      </w:hyperlink>
-      <w:r>
-        <w:rPr>
-          <w:lang w:val="zh_TW" w:bidi="zh_TW"/>
-        </w:rPr>
-        <w:t>）。基督否定了墮落的影響，並重申了創造的設計。</w:t>
+        <w:t>「天啟」文學作品是自稱是來自神的訊息的故事。作者表示這些信息是通常是透過異象所得到的。這類文學通常有兩部分：</w:t>
+      </w:r>
+    </w:p>
+    <w:p>
+      <w:pPr>
+        <w:pStyle w:val="ListNumber"/>
+        <w:numPr>
+          <w:ilvl w:val="0"/>
+          <w:numId w:val="16"/>
+        </w:numPr>
+        <w:spacing w:line="240" w:lineRule="auto"/>
+        <w:ind w:left="720"/>
+      </w:pPr>
+      <w:r>
+        <w:rPr>
+          <w:lang w:val="zh_TW" w:bidi="zh_TW"/>
+        </w:rPr>
+      </w:r>
+      <w:r>
+        <w:rPr>
+          <w:lang w:val="zh_TW" w:bidi="zh_TW"/>
+        </w:rPr>
+        <w:t>對異象的詳細描述</w:t>
+      </w:r>
+    </w:p>
+    <w:p>
+      <w:pPr>
+        <w:pStyle w:val="ListNumber"/>
+        <w:spacing w:line="240" w:lineRule="auto"/>
+        <w:ind w:left="720"/>
+      </w:pPr>
+      <w:r>
+        <w:rPr>
+          <w:lang w:val="zh_TW" w:bidi="zh_TW"/>
+        </w:rPr>
+      </w:r>
+      <w:r>
+        <w:rPr>
+          <w:lang w:val="zh_TW" w:bidi="zh_TW"/>
+        </w:rPr>
+        <w:t>有關異象意義的解釋</w:t>
       </w:r>
     </w:p>
     <w:p>
@@ -671,25 +2435,79 @@
         <w:rPr>
           <w:lang w:val="zh_TW" w:bidi="zh_TW"/>
         </w:rPr>
-        <w:t>在</w:t>
-      </w:r>
-      <w:hyperlink r:id="rId29">
-        <w:r>
-          <w:rPr>
-            <w:lang w:val="zh_TW" w:bidi="zh_TW"/>
-          </w:rPr>
-          <w:rPr>
-            <w:color w:val="0000EE"/>
-            <w:u w:val="single"/>
-          </w:rPr>
-          <w:t>馬太福音五章31至32節</w:t>
-        </w:r>
-      </w:hyperlink>
-      <w:r>
-        <w:rPr>
-          <w:lang w:val="zh_TW" w:bidi="zh_TW"/>
-        </w:rPr>
-        <w:t>中，耶穌明確地廢除了摩西律法中允許男人休妻的規定。祂將這種行為視為對婦女人格的侵犯。那些犯姦淫的男人休妻，使妻子淪為受輕視的對象，將她們視為可以通過便利的休妻程序而隨意交易的商品。事實上，男人藉著休妻使妻子背上姦淫的罪名，而與先前婚姻中被棄的女人再婚的男人，則延續了這種羞辱性的過程，並成為姦淫的共犯。</w:t>
+        <w:t>但以理書後半部分記述了許多這類異象（</w:t>
+      </w:r>
+      <w:hyperlink r:id="rId83">
+        <w:r>
+          <w:rPr>
+            <w:lang w:val="zh_TW" w:bidi="zh_TW"/>
+          </w:rPr>
+          <w:rPr>
+            <w:color w:val="0000EE"/>
+            <w:u w:val="single"/>
+          </w:rPr>
+          <w:t>但7–12章</w:t>
+        </w:r>
+      </w:hyperlink>
+      <w:r>
+        <w:rPr>
+          <w:lang w:val="zh_TW" w:bidi="zh_TW"/>
+        </w:rPr>
+        <w:t>）。整卷啟示錄也是如此。此外，舊約先知書中也經常出現啟示性的異象（例如，</w:t>
+      </w:r>
+      <w:hyperlink r:id="rId84">
+        <w:r>
+          <w:rPr>
+            <w:lang w:val="zh_TW" w:bidi="zh_TW"/>
+          </w:rPr>
+          <w:rPr>
+            <w:color w:val="0000EE"/>
+            <w:u w:val="single"/>
+          </w:rPr>
+          <w:t>賽6章</w:t>
+        </w:r>
+      </w:hyperlink>
+      <w:r>
+        <w:rPr>
+          <w:lang w:val="zh_TW" w:bidi="zh_TW"/>
+        </w:rPr>
+        <w:t>；</w:t>
+      </w:r>
+      <w:hyperlink r:id="rId85">
+        <w:r>
+          <w:rPr>
+            <w:lang w:val="zh_TW" w:bidi="zh_TW"/>
+          </w:rPr>
+          <w:rPr>
+            <w:color w:val="0000EE"/>
+            <w:u w:val="single"/>
+          </w:rPr>
+          <w:t>摩7–9章</w:t>
+        </w:r>
+      </w:hyperlink>
+      <w:r>
+        <w:rPr>
+          <w:lang w:val="zh_TW" w:bidi="zh_TW"/>
+        </w:rPr>
+        <w:t>；</w:t>
+      </w:r>
+      <w:hyperlink r:id="rId86">
+        <w:r>
+          <w:rPr>
+            <w:lang w:val="zh_TW" w:bidi="zh_TW"/>
+          </w:rPr>
+          <w:rPr>
+            <w:color w:val="0000EE"/>
+            <w:u w:val="single"/>
+          </w:rPr>
+          <w:t>亞1–6章</w:t>
+        </w:r>
+      </w:hyperlink>
+      <w:r>
+        <w:rPr>
+          <w:lang w:val="zh_TW" w:bidi="zh_TW"/>
+        </w:rPr>
+        <w:t>）。這些異象在天啟文學中特別突出，並決定了這類文學的基本文學形式和結構。有時候，如在但以理書中記載，天啟的先知（apocalyptic seer）通過異夢領受啟示信息。</w:t>
       </w:r>
     </w:p>
     <w:p>
@@ -703,7 +2521,3370 @@
         <w:rPr>
           <w:lang w:val="zh_TW" w:bidi="zh_TW"/>
         </w:rPr>
-        <w:t>耶穌刻意收回男人隨意棄妻的權利，重新建立起按照創造時設計的終身「一體」聯結。祂的門徒準確地理解了祂的意圖。然而，男性特權的觀念在他們的思維中根深蒂固，以至於他們認為守獨身的自由優於對終身一夫一妻婚姻的承諾（</w:t>
+        <w:t>而在另一類異象中，如啟示錄，天啟的先知被提到天上。在天上，作者看到並聽到了要傳達給世人的信息（參保羅在</w:t>
+      </w:r>
+      <w:hyperlink r:id="rId87">
+        <w:r>
+          <w:rPr>
+            <w:lang w:val="zh_TW" w:bidi="zh_TW"/>
+          </w:rPr>
+          <w:rPr>
+            <w:color w:val="0000EE"/>
+            <w:u w:val="single"/>
+          </w:rPr>
+          <w:t>林後12:1–4</w:t>
+        </w:r>
+      </w:hyperlink>
+      <w:r>
+        <w:rPr>
+          <w:lang w:val="zh_TW" w:bidi="zh_TW"/>
+        </w:rPr>
+        <w:t>中的經歷）。天啟先知往往無法理解所領受的異象的含義。在這種情況下，一位「解釋的天使」會闡明異象的意義（</w:t>
+      </w:r>
+      <w:hyperlink r:id="rId88">
+        <w:r>
+          <w:rPr>
+            <w:lang w:val="zh_TW" w:bidi="zh_TW"/>
+          </w:rPr>
+          <w:rPr>
+            <w:color w:val="0000EE"/>
+            <w:u w:val="single"/>
+          </w:rPr>
+          <w:t>但8:15–26，</w:t>
+        </w:r>
+      </w:hyperlink>
+      <w:hyperlink r:id="rId89">
+        <w:r>
+          <w:rPr>
+            <w:lang w:val="zh_TW" w:bidi="zh_TW"/>
+          </w:rPr>
+          <w:rPr>
+            <w:color w:val="0000EE"/>
+            <w:u w:val="single"/>
+          </w:rPr>
+          <w:t>9:20–27，</w:t>
+        </w:r>
+      </w:hyperlink>
+      <w:hyperlink r:id="rId90">
+        <w:r>
+          <w:rPr>
+            <w:lang w:val="zh_TW" w:bidi="zh_TW"/>
+          </w:rPr>
+          <w:rPr>
+            <w:color w:val="0000EE"/>
+            <w:u w:val="single"/>
+          </w:rPr>
+          <w:t>10:18–12:4</w:t>
+        </w:r>
+      </w:hyperlink>
+      <w:r>
+        <w:rPr>
+          <w:lang w:val="zh_TW" w:bidi="zh_TW"/>
+        </w:rPr>
+        <w:t>；</w:t>
+      </w:r>
+      <w:hyperlink r:id="rId91">
+        <w:r>
+          <w:rPr>
+            <w:lang w:val="zh_TW" w:bidi="zh_TW"/>
+          </w:rPr>
+          <w:rPr>
+            <w:color w:val="0000EE"/>
+            <w:u w:val="single"/>
+          </w:rPr>
+          <w:t>啟7:13–17，</w:t>
+        </w:r>
+      </w:hyperlink>
+      <w:hyperlink r:id="rId92">
+        <w:r>
+          <w:rPr>
+            <w:lang w:val="zh_TW" w:bidi="zh_TW"/>
+          </w:rPr>
+          <w:rPr>
+            <w:color w:val="0000EE"/>
+            <w:u w:val="single"/>
+          </w:rPr>
+          <w:t>17:7–18</w:t>
+        </w:r>
+      </w:hyperlink>
+      <w:r>
+        <w:rPr>
+          <w:lang w:val="zh_TW" w:bidi="zh_TW"/>
+        </w:rPr>
+        <w:t>）。</w:t>
+      </w:r>
+    </w:p>
+    <w:p>
+      <w:pPr>
+        <w:pStyle w:val="Heading3"/>
+      </w:pPr>
+      <w:r>
+        <w:rPr>
+          <w:lang w:val="zh_TW" w:bidi="zh_TW"/>
+        </w:rPr>
+        <w:t>聖經中關於末世的兩種思維方式</w:t>
+      </w:r>
+    </w:p>
+    <w:p>
+      <w:pPr/>
+      <w:r>
+        <w:rPr>
+          <w:lang w:val="zh_TW" w:bidi="zh_TW"/>
+        </w:rPr>
+      </w:r>
+      <w:r>
+        <w:rPr>
+          <w:lang w:val="zh_TW" w:bidi="zh_TW"/>
+        </w:rPr>
+        <w:t>聖經中有兩種主要的末世（末世論）思維</w:t>
+      </w:r>
+      <w:r>
+        <w:rPr>
+          <w:lang w:val="zh_TW" w:bidi="zh_TW"/>
+        </w:rPr>
+        <w:t>方式</w:t>
+      </w:r>
+      <w:r>
+        <w:rPr>
+          <w:lang w:val="zh_TW" w:bidi="zh_TW"/>
+        </w:rPr>
+        <w:t>：</w:t>
+      </w:r>
+    </w:p>
+    <w:p>
+      <w:pPr>
+        <w:pStyle w:val="ListNumber"/>
+        <w:numPr>
+          <w:ilvl w:val="0"/>
+          <w:numId w:val="17"/>
+        </w:numPr>
+        <w:spacing w:line="240" w:lineRule="auto"/>
+        <w:ind w:left="720"/>
+      </w:pPr>
+      <w:r>
+        <w:rPr>
+          <w:lang w:val="zh_TW" w:bidi="zh_TW"/>
+        </w:rPr>
+      </w:r>
+      <w:r>
+        <w:rPr>
+          <w:lang w:val="zh_TW" w:bidi="zh_TW"/>
+        </w:rPr>
+        <w:t>預言性末世論（舊約中的主要類型）認為：</w:t>
+      </w:r>
+    </w:p>
+    <w:p>
+      <w:pPr>
+        <w:pStyle w:val="ListBullet"/>
+        <w:spacing w:line="240" w:lineRule="auto"/>
+        <w:ind w:left="1440"/>
+      </w:pPr>
+      <w:r>
+        <w:rPr>
+          <w:lang w:val="zh_TW" w:bidi="zh_TW"/>
+        </w:rPr>
+      </w:r>
+      <w:r>
+        <w:rPr>
+          <w:lang w:val="zh_TW" w:bidi="zh_TW"/>
+        </w:rPr>
+        <w:t>神會在</w:t>
+      </w:r>
+      <w:r>
+        <w:rPr>
+          <w:lang w:val="zh_TW" w:bidi="zh_TW"/>
+        </w:rPr>
+        <w:t>人類</w:t>
+      </w:r>
+      <w:r>
+        <w:rPr>
+          <w:lang w:val="zh_TW" w:bidi="zh_TW"/>
+        </w:rPr>
+        <w:t>歷史中介入行動。</w:t>
+      </w:r>
+    </w:p>
+    <w:p>
+      <w:pPr>
+        <w:pStyle w:val="ListBullet"/>
+        <w:spacing w:line="240" w:lineRule="auto"/>
+        <w:ind w:left="1440"/>
+      </w:pPr>
+      <w:r>
+        <w:rPr>
+          <w:lang w:val="zh_TW" w:bidi="zh_TW"/>
+        </w:rPr>
+      </w:r>
+      <w:r>
+        <w:rPr>
+          <w:lang w:val="zh_TW" w:bidi="zh_TW"/>
+        </w:rPr>
+        <w:t>神會將人類和大自然恢復到人類首次違背神之前的完美狀態</w:t>
+      </w:r>
+      <w:r>
+        <w:rPr>
+          <w:lang w:val="zh_TW" w:bidi="zh_TW"/>
+        </w:rPr>
+        <w:t>。</w:t>
+      </w:r>
+    </w:p>
+    <w:p>
+      <w:pPr>
+        <w:pStyle w:val="ListNumber"/>
+        <w:numPr>
+          <w:ilvl w:val="0"/>
+          <w:numId w:val="18"/>
+        </w:numPr>
+        <w:spacing w:line="240" w:lineRule="auto"/>
+        <w:ind w:left="720"/>
+      </w:pPr>
+      <w:r>
+        <w:rPr>
+          <w:lang w:val="zh_TW" w:bidi="zh_TW"/>
+        </w:rPr>
+      </w:r>
+      <w:r>
+        <w:rPr>
+          <w:lang w:val="zh_TW" w:bidi="zh_TW"/>
+        </w:rPr>
+        <w:t>天啟末世論認為：</w:t>
+      </w:r>
+    </w:p>
+    <w:p>
+      <w:pPr>
+        <w:pStyle w:val="ListBullet"/>
+        <w:spacing w:line="240" w:lineRule="auto"/>
+        <w:ind w:left="1440"/>
+      </w:pPr>
+      <w:r>
+        <w:rPr>
+          <w:lang w:val="zh_TW" w:bidi="zh_TW"/>
+        </w:rPr>
+      </w:r>
+      <w:r>
+        <w:rPr>
+          <w:lang w:val="zh_TW" w:bidi="zh_TW"/>
+        </w:rPr>
+        <w:t>神將摧毀當前這個不完美的世界。</w:t>
+      </w:r>
+    </w:p>
+    <w:p>
+      <w:pPr>
+        <w:pStyle w:val="ListBullet"/>
+        <w:spacing w:line="240" w:lineRule="auto"/>
+        <w:ind w:left="1440"/>
+      </w:pPr>
+      <w:r>
+        <w:rPr>
+          <w:lang w:val="zh_TW" w:bidi="zh_TW"/>
+        </w:rPr>
+      </w:r>
+      <w:r>
+        <w:rPr>
+          <w:lang w:val="zh_TW" w:bidi="zh_TW"/>
+        </w:rPr>
+        <w:t>神將會創造一個全新的完美世界（通常稱為</w:t>
+      </w:r>
+      <w:r>
+        <w:rPr>
+          <w:lang w:val="zh_TW" w:bidi="zh_TW"/>
+        </w:rPr>
+        <w:t>樂園</w:t>
+      </w:r>
+      <w:r>
+        <w:rPr>
+          <w:lang w:val="zh_TW" w:bidi="zh_TW"/>
+        </w:rPr>
+        <w:t>）。</w:t>
+      </w:r>
+    </w:p>
+    <w:p>
+      <w:pPr/>
+      <w:r>
+        <w:rPr>
+          <w:lang w:val="zh_TW" w:bidi="zh_TW"/>
+        </w:rPr>
+      </w:r>
+      <w:r>
+        <w:rPr>
+          <w:lang w:val="zh_TW" w:bidi="zh_TW"/>
+        </w:rPr>
+        <w:t>這兩種觀點都有一個核心信念：神將很快行動，拯救祂的百姓，並懲罰那些傷害他們的人。</w:t>
+      </w:r>
+    </w:p>
+    <w:p>
+      <w:pPr/>
+      <w:r>
+        <w:rPr>
+          <w:lang w:val="zh_TW" w:bidi="zh_TW"/>
+        </w:rPr>
+      </w:r>
+      <w:r>
+        <w:rPr>
+          <w:lang w:val="zh_TW" w:bidi="zh_TW"/>
+        </w:rPr>
+        <w:t>在以色列，天啟末世思想</w:t>
+      </w:r>
+      <w:r>
+        <w:rPr>
+          <w:lang w:val="zh_TW" w:bidi="zh_TW"/>
+        </w:rPr>
+        <w:t>在外邦統治時期</w:t>
+      </w:r>
+      <w:r>
+        <w:rPr>
+          <w:lang w:val="zh_TW" w:bidi="zh_TW"/>
+        </w:rPr>
+        <w:t>變得流行。這一變化始於公元前6世紀初。在此期間，預言性的末世思想開始衰退，而天啟末世思想變得逐漸盛行。</w:t>
+      </w:r>
+    </w:p>
+    <w:p>
+      <w:pPr/>
+      <w:r>
+        <w:rPr>
+          <w:lang w:val="zh_TW" w:bidi="zh_TW"/>
+        </w:rPr>
+      </w:r>
+      <w:r>
+        <w:rPr>
+          <w:lang w:val="zh_TW" w:bidi="zh_TW"/>
+        </w:rPr>
+        <w:t>但以理書是已知最古老的天啟文學範例，寫於公元前6世紀。後來，在公元前5世紀，瑪拉基書</w:t>
+      </w:r>
+      <w:r>
+        <w:rPr>
+          <w:lang w:val="zh_TW" w:bidi="zh_TW"/>
+        </w:rPr>
+        <w:t>被寫成</w:t>
+      </w:r>
+      <w:r>
+        <w:rPr>
+          <w:lang w:val="zh_TW" w:bidi="zh_TW"/>
+        </w:rPr>
+        <w:t>，</w:t>
+      </w:r>
+      <w:r>
+        <w:rPr>
+          <w:lang w:val="zh_TW" w:bidi="zh_TW"/>
+        </w:rPr>
+        <w:t>這</w:t>
+      </w:r>
+      <w:r>
+        <w:rPr>
+          <w:lang w:val="zh_TW" w:bidi="zh_TW"/>
+        </w:rPr>
+        <w:t>是古代以色列最後一卷先知書。在瑪拉基書之後，直到基督教興起，以色列再沒有新的預言書寫成。大多數猶太天啟文學</w:t>
+      </w:r>
+      <w:r>
+        <w:rPr>
+          <w:lang w:val="zh_TW" w:bidi="zh_TW"/>
+        </w:rPr>
+        <w:t>都在但以理書之後寫成</w:t>
+      </w:r>
+      <w:r>
+        <w:rPr>
+          <w:lang w:val="zh_TW" w:bidi="zh_TW"/>
+        </w:rPr>
+        <w:t>，即公元前3世紀至公元2世紀初之間。</w:t>
+      </w:r>
+    </w:p>
+    <w:p>
+      <w:pPr>
+        <w:pStyle w:val="Heading3"/>
+      </w:pPr>
+      <w:r>
+        <w:rPr>
+          <w:lang w:val="zh_TW" w:bidi="zh_TW"/>
+        </w:rPr>
+        <w:t>天啟思維的主要特點</w:t>
+      </w:r>
+    </w:p>
+    <w:p>
+      <w:pPr/>
+      <w:r>
+        <w:rPr>
+          <w:lang w:val="zh_TW" w:bidi="zh_TW"/>
+        </w:rPr>
+      </w:r>
+      <w:r>
+        <w:rPr>
+          <w:lang w:val="zh_TW" w:bidi="zh_TW"/>
+        </w:rPr>
+        <w:t>天啟文學強調神與撒但之間的衝突，將所有人和事分為兩組：站在神這邊的和站在撒但那邊的。這包括：</w:t>
+      </w:r>
+    </w:p>
+    <w:p>
+      <w:pPr>
+        <w:pStyle w:val="ListBullet"/>
+        <w:spacing w:line="240" w:lineRule="auto"/>
+        <w:ind w:left="720"/>
+      </w:pPr>
+      <w:r>
+        <w:rPr>
+          <w:lang w:val="zh_TW" w:bidi="zh_TW"/>
+        </w:rPr>
+      </w:r>
+      <w:r>
+        <w:rPr>
+          <w:lang w:val="zh_TW" w:bidi="zh_TW"/>
+        </w:rPr>
+        <w:t>人</w:t>
+      </w:r>
+    </w:p>
+    <w:p>
+      <w:pPr>
+        <w:pStyle w:val="ListBullet"/>
+        <w:spacing w:line="240" w:lineRule="auto"/>
+        <w:ind w:left="720"/>
+      </w:pPr>
+      <w:r>
+        <w:rPr>
+          <w:lang w:val="zh_TW" w:bidi="zh_TW"/>
+        </w:rPr>
+      </w:r>
+      <w:r>
+        <w:rPr>
+          <w:lang w:val="zh_TW" w:bidi="zh_TW"/>
+        </w:rPr>
+        <w:t>民族</w:t>
+      </w:r>
+    </w:p>
+    <w:p>
+      <w:pPr>
+        <w:pStyle w:val="ListBullet"/>
+        <w:spacing w:line="240" w:lineRule="auto"/>
+        <w:ind w:left="720"/>
+      </w:pPr>
+      <w:r>
+        <w:rPr>
+          <w:lang w:val="zh_TW" w:bidi="zh_TW"/>
+        </w:rPr>
+      </w:r>
+      <w:r>
+        <w:rPr>
+          <w:lang w:val="zh_TW" w:bidi="zh_TW"/>
+        </w:rPr>
+        <w:t>超自然存在（如天使和鬼魔）</w:t>
+      </w:r>
+    </w:p>
+    <w:p>
+      <w:pPr/>
+      <w:r>
+        <w:rPr>
+          <w:lang w:val="zh_TW" w:bidi="zh_TW"/>
+        </w:rPr>
+      </w:r>
+      <w:r>
+        <w:rPr>
+          <w:lang w:val="zh_TW" w:bidi="zh_TW"/>
+        </w:rPr>
+        <w:t>聖經一直將撒但描述為神和人類的敵人。我們可以在以下故事中看到這一點：</w:t>
+      </w:r>
+    </w:p>
+    <w:p>
+      <w:pPr>
+        <w:pStyle w:val="ListBullet"/>
+        <w:spacing w:line="240" w:lineRule="auto"/>
+        <w:ind w:left="720"/>
+      </w:pPr>
+      <w:r>
+        <w:rPr>
+          <w:lang w:val="zh_TW" w:bidi="zh_TW"/>
+        </w:rPr>
+      </w:r>
+      <w:r>
+        <w:rPr>
+          <w:lang w:val="zh_TW" w:bidi="zh_TW"/>
+        </w:rPr>
+        <w:t>在園中的亞當和夏娃（</w:t>
+      </w:r>
+      <w:hyperlink r:id="rId93">
+        <w:r>
+          <w:rPr>
+            <w:lang w:val="zh_TW" w:bidi="zh_TW"/>
+          </w:rPr>
+          <w:rPr>
+            <w:color w:val="0000EE"/>
+            <w:u w:val="single"/>
+          </w:rPr>
+          <w:t>創3:1–19</w:t>
+        </w:r>
+      </w:hyperlink>
+      <w:r>
+        <w:rPr>
+          <w:lang w:val="zh_TW" w:bidi="zh_TW"/>
+        </w:rPr>
+        <w:t>）</w:t>
+      </w:r>
+    </w:p>
+    <w:p>
+      <w:pPr>
+        <w:pStyle w:val="ListBullet"/>
+        <w:spacing w:line="240" w:lineRule="auto"/>
+        <w:ind w:left="720"/>
+      </w:pPr>
+      <w:r>
+        <w:rPr>
+          <w:lang w:val="zh_TW" w:bidi="zh_TW"/>
+        </w:rPr>
+      </w:r>
+      <w:r>
+        <w:rPr>
+          <w:lang w:val="zh_TW" w:bidi="zh_TW"/>
+        </w:rPr>
+        <w:t>撒但挑戰神關於約伯的事（</w:t>
+      </w:r>
+      <w:hyperlink r:id="rId94">
+        <w:r>
+          <w:rPr>
+            <w:lang w:val="zh_TW" w:bidi="zh_TW"/>
+          </w:rPr>
+          <w:rPr>
+            <w:color w:val="0000EE"/>
+            <w:u w:val="single"/>
+          </w:rPr>
+          <w:t>伯1:6–12，</w:t>
+        </w:r>
+      </w:hyperlink>
+      <w:hyperlink r:id="rId95">
+        <w:r>
+          <w:rPr>
+            <w:lang w:val="zh_TW" w:bidi="zh_TW"/>
+          </w:rPr>
+          <w:rPr>
+            <w:color w:val="0000EE"/>
+            <w:u w:val="single"/>
+          </w:rPr>
+          <w:t>2:1–8</w:t>
+        </w:r>
+      </w:hyperlink>
+      <w:r>
+        <w:rPr>
+          <w:lang w:val="zh_TW" w:bidi="zh_TW"/>
+        </w:rPr>
+        <w:t>）</w:t>
+      </w:r>
+    </w:p>
+    <w:p>
+      <w:pPr/>
+      <w:r>
+        <w:rPr>
+          <w:lang w:val="zh_TW" w:bidi="zh_TW"/>
+        </w:rPr>
+      </w:r>
+      <w:r>
+        <w:rPr>
+          <w:lang w:val="zh_TW" w:bidi="zh_TW"/>
+        </w:rPr>
+        <w:t>然而，天啟文學的作者相信，只要以色列百姓忠實遵循神的律法，撒但的力量就會受到限制。</w:t>
+      </w:r>
+    </w:p>
+    <w:p>
+      <w:pPr/>
+      <w:r>
+        <w:rPr>
+          <w:lang w:val="zh_TW" w:bidi="zh_TW"/>
+        </w:rPr>
+      </w:r>
+      <w:r>
+        <w:rPr>
+          <w:lang w:val="zh_TW" w:bidi="zh_TW"/>
+        </w:rPr>
+        <w:t>以色列長期被外邦統治，這讓猶太人覺得撒但暫時掌控世界的想法非常真實。天啟文學的作者提到歷史上不同時期統治以色列的外邦民族。他們認為這些民族是為撒但效力，是與神和祂的百姓作對的。這些作者相信，因為這些民族敵對神，所以他們最終會被神擊敗。</w:t>
+      </w:r>
+    </w:p>
+    <w:p>
+      <w:pPr/>
+      <w:r>
+        <w:rPr>
+          <w:lang w:val="zh_TW" w:bidi="zh_TW"/>
+        </w:rPr>
+      </w:r>
+      <w:r>
+        <w:rPr>
+          <w:lang w:val="zh_TW" w:bidi="zh_TW"/>
+        </w:rPr>
+        <w:t>天啟文學中最重要的信念是：即使情況看似非常糟糕，神的百姓仍相信他們最終會得勝。這並不等於相信任何事情都無法改變。相反，他們堅信神掌管一切，並會幫助祂的百姓戰勝所有敵人，無論是地上的或是屬靈世界中的敵人。</w:t>
+      </w:r>
+    </w:p>
+    <w:p>
+      <w:pPr/>
+      <w:r>
+        <w:rPr>
+          <w:lang w:val="zh_TW" w:bidi="zh_TW"/>
+        </w:rPr>
+      </w:r>
+      <w:r>
+        <w:rPr>
+          <w:lang w:val="zh_TW" w:bidi="zh_TW"/>
+        </w:rPr>
+        <w:t>許多天啟文學描述了以色列（或基督教會）未來將發生的事情。這些故事總是以神和祂的百姓最終的偉大得勝作結。例如，在但以理書中，神向尼布甲尼撒王展示了一個夢，並由但以理解釋這個夢的含義。</w:t>
+      </w:r>
+      <w:r>
+        <w:rPr>
+          <w:lang w:val="zh_TW" w:bidi="zh_TW"/>
+        </w:rPr>
+        <w:t>夢中有一座</w:t>
+      </w:r>
+      <w:r>
+        <w:rPr>
+          <w:lang w:val="zh_TW" w:bidi="zh_TW"/>
+        </w:rPr>
+        <w:t>由不同材料組成的巨大雕像，每個部分代表不同的王國，這些王國將先後統治其它民族。最後，一塊不是人手鑿出的石頭</w:t>
+      </w:r>
+      <w:r>
+        <w:rPr>
+          <w:lang w:val="zh_TW" w:bidi="zh_TW"/>
+        </w:rPr>
+        <w:t>從山而出</w:t>
+      </w:r>
+      <w:r>
+        <w:rPr>
+          <w:lang w:val="zh_TW" w:bidi="zh_TW"/>
+        </w:rPr>
+        <w:t>，摧毀了整座雕像。這塊石頭象徵神的國度（</w:t>
+      </w:r>
+      <w:hyperlink r:id="rId96">
+        <w:r>
+          <w:rPr>
+            <w:lang w:val="zh_TW" w:bidi="zh_TW"/>
+          </w:rPr>
+          <w:rPr>
+            <w:color w:val="0000EE"/>
+            <w:u w:val="single"/>
+          </w:rPr>
+          <w:t>但2:31–45）</w:t>
+        </w:r>
+      </w:hyperlink>
+      <w:r>
+        <w:rPr>
+          <w:lang w:val="zh_TW" w:bidi="zh_TW"/>
+        </w:rPr>
+        <w:t>。</w:t>
+      </w:r>
+    </w:p>
+    <w:p>
+      <w:pPr>
+        <w:pStyle w:val="Heading3"/>
+      </w:pPr>
+      <w:r>
+        <w:rPr>
+          <w:lang w:val="zh_TW" w:bidi="zh_TW"/>
+        </w:rPr>
+        <w:t>預言性與天啟性思維之間的差異</w:t>
+      </w:r>
+    </w:p>
+    <w:p>
+      <w:pPr/>
+      <w:r>
+        <w:rPr>
+          <w:lang w:val="zh_TW" w:bidi="zh_TW"/>
+        </w:rPr>
+      </w:r>
+      <w:r>
+        <w:rPr>
+          <w:lang w:val="zh_TW" w:bidi="zh_TW"/>
+        </w:rPr>
+        <w:t>關於末日的兩種思維方式（預言性和天啟性）在</w:t>
+      </w:r>
+      <w:r>
+        <w:rPr>
+          <w:lang w:val="zh_TW" w:bidi="zh_TW"/>
+        </w:rPr>
+        <w:t>幾個方面有所不同。</w:t>
+      </w:r>
+      <w:r>
+        <w:rPr>
+          <w:lang w:val="zh_TW" w:bidi="zh_TW"/>
+        </w:rPr>
+        <w:t>其中一個主要區別是神如何實現祂最終的勝利。</w:t>
+      </w:r>
+    </w:p>
+    <w:p>
+      <w:pPr/>
+      <w:r>
+        <w:rPr>
+          <w:lang w:val="zh_TW" w:bidi="zh_TW"/>
+        </w:rPr>
+      </w:r>
+      <w:r>
+        <w:rPr>
+          <w:lang w:val="zh_TW" w:bidi="zh_TW"/>
+        </w:rPr>
+        <w:t>在天啟文學中，大多數作者認為，神會在最終得勝之前引發一場影響全世界的大災難。不同的書卷對此有不同的描述：</w:t>
+      </w:r>
+    </w:p>
+    <w:p>
+      <w:pPr>
+        <w:pStyle w:val="ListBullet"/>
+        <w:spacing w:line="240" w:lineRule="auto"/>
+        <w:ind w:left="720"/>
+      </w:pPr>
+      <w:r>
+        <w:rPr>
+          <w:lang w:val="zh_TW" w:bidi="zh_TW"/>
+        </w:rPr>
+      </w:r>
+      <w:r>
+        <w:rPr>
+          <w:lang w:val="zh_TW" w:bidi="zh_TW"/>
+        </w:rPr>
+        <w:t>在但以理書中，神將介入人類歷史，擊敗邪惡，並建立祂的國度。</w:t>
+      </w:r>
+    </w:p>
+    <w:p>
+      <w:pPr>
+        <w:pStyle w:val="ListBullet"/>
+        <w:spacing w:line="240" w:lineRule="auto"/>
+        <w:ind w:left="720"/>
+      </w:pPr>
+      <w:r>
+        <w:rPr>
+          <w:lang w:val="zh_TW" w:bidi="zh_TW"/>
+        </w:rPr>
+      </w:r>
+      <w:r>
+        <w:rPr>
+          <w:lang w:val="zh_TW" w:bidi="zh_TW"/>
+        </w:rPr>
+        <w:t>在啟示錄中，神會先徹底毀滅舊世界，然後創造一個全新的世界（</w:t>
+      </w:r>
+      <w:hyperlink r:id="rId97">
+        <w:r>
+          <w:rPr>
+            <w:lang w:val="zh_TW" w:bidi="zh_TW"/>
+          </w:rPr>
+          <w:rPr>
+            <w:color w:val="0000EE"/>
+            <w:u w:val="single"/>
+          </w:rPr>
+          <w:t>啟21:1</w:t>
+        </w:r>
+      </w:hyperlink>
+      <w:r>
+        <w:rPr>
+          <w:lang w:val="zh_TW" w:bidi="zh_TW"/>
+        </w:rPr>
+        <w:t>；參</w:t>
+      </w:r>
+      <w:hyperlink r:id="rId98">
+        <w:r>
+          <w:rPr>
+            <w:lang w:val="zh_TW" w:bidi="zh_TW"/>
+          </w:rPr>
+          <w:rPr>
+            <w:color w:val="0000EE"/>
+            <w:u w:val="single"/>
+          </w:rPr>
+          <w:t>彼後3:10</w:t>
+        </w:r>
+      </w:hyperlink>
+      <w:r>
+        <w:rPr>
+          <w:lang w:val="zh_TW" w:bidi="zh_TW"/>
+        </w:rPr>
+        <w:t>）。</w:t>
+      </w:r>
+    </w:p>
+    <w:p>
+      <w:pPr/>
+      <w:r>
+        <w:rPr>
+          <w:lang w:val="zh_TW" w:bidi="zh_TW"/>
+        </w:rPr>
+      </w:r>
+      <w:r>
+        <w:rPr>
+          <w:lang w:val="zh_TW" w:bidi="zh_TW"/>
+        </w:rPr>
+        <w:t>天啟文學的普遍觀點是：情況</w:t>
+      </w:r>
+      <w:r>
+        <w:rPr>
+          <w:lang w:val="zh_TW" w:bidi="zh_TW"/>
+        </w:rPr>
+        <w:t>在好轉</w:t>
+      </w:r>
+      <w:r>
+        <w:rPr>
+          <w:lang w:val="zh_TW" w:bidi="zh_TW"/>
+        </w:rPr>
+        <w:t>之前會變得更糟。從大約公元前1000年到600年，以色列國力強盛而獨立。在這段和平時期，百姓不太擔心未來的災難。但在公元前586年，巴比倫軍隊摧毀耶路撒冷後，</w:t>
+      </w:r>
+      <w:r>
+        <w:rPr>
+          <w:lang w:val="zh_TW" w:bidi="zh_TW"/>
+        </w:rPr>
+        <w:t>一切都改變了</w:t>
+      </w:r>
+      <w:r>
+        <w:rPr>
+          <w:lang w:val="zh_TW" w:bidi="zh_TW"/>
+        </w:rPr>
+        <w:t>。</w:t>
+      </w:r>
+    </w:p>
+    <w:p>
+      <w:pPr/>
+      <w:r>
+        <w:rPr>
+          <w:lang w:val="zh_TW" w:bidi="zh_TW"/>
+        </w:rPr>
+      </w:r>
+      <w:r>
+        <w:rPr>
+          <w:lang w:val="zh_TW" w:bidi="zh_TW"/>
+        </w:rPr>
+        <w:t>在此之後，許多猶太作家</w:t>
+      </w:r>
+      <w:r>
+        <w:rPr>
+          <w:lang w:val="zh_TW" w:bidi="zh_TW"/>
+        </w:rPr>
+        <w:t>相信</w:t>
+      </w:r>
+      <w:r>
+        <w:rPr>
+          <w:lang w:val="zh_TW" w:bidi="zh_TW"/>
+        </w:rPr>
+        <w:t>只有神才能解決他們的問題。他們</w:t>
+      </w:r>
+      <w:r>
+        <w:rPr>
+          <w:lang w:val="zh_TW" w:bidi="zh_TW"/>
+        </w:rPr>
+        <w:t>認為</w:t>
+      </w:r>
+      <w:r>
+        <w:rPr>
+          <w:lang w:val="zh_TW" w:bidi="zh_TW"/>
+        </w:rPr>
+        <w:t>神必須親自介入，並直接掌管世界，以幫助祂的百姓。</w:t>
+      </w:r>
+    </w:p>
+    <w:p>
+      <w:pPr/>
+      <w:r>
+        <w:rPr>
+          <w:lang w:val="zh_TW" w:bidi="zh_TW"/>
+        </w:rPr>
+      </w:r>
+      <w:r>
+        <w:rPr>
+          <w:lang w:val="zh_TW" w:bidi="zh_TW"/>
+        </w:rPr>
+        <w:t>預言將來的作者持有一個重要信念：</w:t>
+      </w:r>
+      <w:r>
+        <w:rPr>
+          <w:lang w:val="zh_TW" w:bidi="zh_TW"/>
+        </w:rPr>
+        <w:t>他們將世界的時間分為兩個不同的時期</w:t>
+      </w:r>
+      <w:r>
+        <w:rPr>
+          <w:lang w:val="zh_TW" w:bidi="zh_TW"/>
+        </w:rPr>
+        <w:t>。他們相信</w:t>
+      </w:r>
+      <w:r>
+        <w:rPr>
+          <w:lang w:val="zh_TW" w:bidi="zh_TW"/>
+        </w:rPr>
+        <w:t>當前</w:t>
+      </w:r>
+      <w:r>
+        <w:rPr>
+          <w:lang w:val="zh_TW" w:bidi="zh_TW"/>
+        </w:rPr>
+        <w:t>的時代是邪惡的，</w:t>
+      </w:r>
+      <w:r>
+        <w:rPr>
+          <w:lang w:val="zh_TW" w:bidi="zh_TW"/>
+        </w:rPr>
+        <w:t>但更好的時代即將到來</w:t>
+      </w:r>
+      <w:r>
+        <w:rPr>
+          <w:lang w:val="zh_TW" w:bidi="zh_TW"/>
+        </w:rPr>
+        <w:t>。「</w:t>
+      </w:r>
+      <w:r>
+        <w:rPr>
+          <w:lang w:val="zh_TW" w:bidi="zh_TW"/>
+        </w:rPr>
+        <w:t>這世代</w:t>
+      </w:r>
+      <w:r>
+        <w:rPr>
+          <w:lang w:val="zh_TW" w:bidi="zh_TW"/>
+        </w:rPr>
+        <w:t>」是</w:t>
+      </w:r>
+      <w:r>
+        <w:rPr>
+          <w:lang w:val="zh_TW" w:bidi="zh_TW"/>
+        </w:rPr>
+        <w:t>當前邪惡</w:t>
+      </w:r>
+      <w:r>
+        <w:rPr>
+          <w:lang w:val="zh_TW" w:bidi="zh_TW"/>
+        </w:rPr>
+        <w:t>的</w:t>
+      </w:r>
+      <w:r>
+        <w:rPr>
+          <w:lang w:val="zh_TW" w:bidi="zh_TW"/>
+        </w:rPr>
+        <w:t>時代</w:t>
+      </w:r>
+      <w:r>
+        <w:rPr>
+          <w:lang w:val="zh_TW" w:bidi="zh_TW"/>
+        </w:rPr>
+        <w:t>，由撒但及其爪牙所支配。「</w:t>
+      </w:r>
+      <w:r>
+        <w:rPr>
+          <w:lang w:val="zh_TW" w:bidi="zh_TW"/>
+        </w:rPr>
+        <w:t>將來的世代</w:t>
+      </w:r>
+      <w:r>
+        <w:rPr>
+          <w:lang w:val="zh_TW" w:bidi="zh_TW"/>
+        </w:rPr>
+        <w:t>」將帶來神國的祝福。</w:t>
+      </w:r>
+    </w:p>
+    <w:p>
+      <w:pPr/>
+      <w:r>
+        <w:rPr>
+          <w:lang w:val="zh_TW" w:bidi="zh_TW"/>
+        </w:rPr>
+      </w:r>
+      <w:r>
+        <w:rPr>
+          <w:lang w:val="zh_TW" w:bidi="zh_TW"/>
+        </w:rPr>
+        <w:t>在新時代開始之前，許多重要事件將會發生。這些事件將結束當前的邪惡時代，並開始神的良善新時代。當保羅在</w:t>
+      </w:r>
+      <w:hyperlink r:id="rId99">
+        <w:r>
+          <w:rPr>
+            <w:lang w:val="zh_TW" w:bidi="zh_TW"/>
+          </w:rPr>
+          <w:rPr>
+            <w:color w:val="0000EE"/>
+            <w:u w:val="single"/>
+          </w:rPr>
+          <w:t>哥林多後書四章4節</w:t>
+        </w:r>
+      </w:hyperlink>
+      <w:r>
+        <w:rPr>
+          <w:lang w:val="zh_TW" w:bidi="zh_TW"/>
+        </w:rPr>
+        <w:t>中提到「這世界的神」時，他指的是撒但對「這世界」的統治。</w:t>
+      </w:r>
+    </w:p>
+    <w:p>
+      <w:pPr/>
+      <w:r>
+        <w:rPr>
+          <w:lang w:val="zh_TW" w:bidi="zh_TW"/>
+        </w:rPr>
+      </w:r>
+      <w:r>
+        <w:rPr>
+          <w:lang w:val="zh_TW" w:bidi="zh_TW"/>
+        </w:rPr>
+        <w:t>天啟主義的另一個特徵是渴望神縮短當前的邪惡日子。撰寫天啟文學的人希望神能迅速帶來神的國。正如但以理會問：「這奇異的事到幾時才應驗呢？」（</w:t>
+      </w:r>
+      <w:hyperlink r:id="rId100">
+        <w:r>
+          <w:rPr>
+            <w:lang w:val="zh_TW" w:bidi="zh_TW"/>
+          </w:rPr>
+          <w:rPr>
+            <w:color w:val="0000EE"/>
+            <w:u w:val="single"/>
+          </w:rPr>
+          <w:t>但12:6</w:t>
+        </w:r>
+      </w:hyperlink>
+      <w:r>
+        <w:rPr>
+          <w:lang w:val="zh_TW" w:bidi="zh_TW"/>
+        </w:rPr>
+        <w:t>），約翰也會呼喊：「主耶穌啊，我願你來！」（</w:t>
+      </w:r>
+      <w:hyperlink r:id="rId101">
+        <w:r>
+          <w:rPr>
+            <w:lang w:val="zh_TW" w:bidi="zh_TW"/>
+          </w:rPr>
+          <w:rPr>
+            <w:color w:val="0000EE"/>
+            <w:u w:val="single"/>
+          </w:rPr>
+          <w:t>啟22:20</w:t>
+        </w:r>
+      </w:hyperlink>
+      <w:r>
+        <w:rPr>
+          <w:lang w:val="zh_TW" w:bidi="zh_TW"/>
+        </w:rPr>
+        <w:t>）。渴慕神的迅速介入並帶來得勝，使人在困境中仍能持守盼望，並鼓勵神的百姓以與將來國度相稱的方式生活（</w:t>
+      </w:r>
+      <w:hyperlink r:id="rId102">
+        <w:r>
+          <w:rPr>
+            <w:lang w:val="zh_TW" w:bidi="zh_TW"/>
+          </w:rPr>
+          <w:rPr>
+            <w:color w:val="0000EE"/>
+            <w:u w:val="single"/>
+          </w:rPr>
+          <w:t>彼後3:11–13</w:t>
+        </w:r>
+      </w:hyperlink>
+      <w:r>
+        <w:rPr>
+          <w:lang w:val="zh_TW" w:bidi="zh_TW"/>
+        </w:rPr>
+        <w:t>；</w:t>
+      </w:r>
+      <w:hyperlink r:id="rId103">
+        <w:r>
+          <w:rPr>
+            <w:lang w:val="zh_TW" w:bidi="zh_TW"/>
+          </w:rPr>
+          <w:rPr>
+            <w:color w:val="0000EE"/>
+            <w:u w:val="single"/>
+          </w:rPr>
+          <w:t>啟21:5–8</w:t>
+        </w:r>
+      </w:hyperlink>
+      <w:r>
+        <w:rPr>
+          <w:lang w:val="zh_TW" w:bidi="zh_TW"/>
+        </w:rPr>
+        <w:t>）。</w:t>
+      </w:r>
+    </w:p>
+    <w:p>
+      <w:pPr>
+        <w:pStyle w:val="Heading3"/>
+      </w:pPr>
+      <w:r>
+        <w:rPr>
+          <w:lang w:val="zh_TW" w:bidi="zh_TW"/>
+        </w:rPr>
+        <w:t>重要的天啟文學</w:t>
+      </w:r>
+    </w:p>
+    <w:p>
+      <w:pPr/>
+      <w:r>
+        <w:rPr>
+          <w:lang w:val="zh_TW" w:bidi="zh_TW"/>
+        </w:rPr>
+      </w:r>
+      <w:r>
+        <w:rPr>
+          <w:lang w:val="zh_TW" w:bidi="zh_TW"/>
+        </w:rPr>
+        <w:t>但以理書是舊約聖經正典中唯一的天啟文學，而啟示錄是新約聖經正典中唯一的天啟文學。猶太教和基督教還有其它關於末世異象的書卷未被納入聖經正典中。</w:t>
+        <w:br/>
+      </w:r>
+      <w:r>
+        <w:rPr>
+          <w:lang w:val="zh_TW" w:bidi="zh_TW"/>
+        </w:rPr>
+        <w:t>這些其它書卷是在不同時期寫成的：</w:t>
+      </w:r>
+    </w:p>
+    <w:p>
+      <w:pPr>
+        <w:pStyle w:val="ListBullet"/>
+        <w:spacing w:line="240" w:lineRule="auto"/>
+        <w:ind w:left="720"/>
+      </w:pPr>
+      <w:r>
+        <w:rPr>
+          <w:lang w:val="zh_TW" w:bidi="zh_TW"/>
+        </w:rPr>
+      </w:r>
+      <w:r>
+        <w:rPr>
+          <w:lang w:val="zh_TW" w:bidi="zh_TW"/>
+        </w:rPr>
+        <w:t>猶太天啟書卷寫於大約公元前300年至公元150年間。</w:t>
+      </w:r>
+    </w:p>
+    <w:p>
+      <w:pPr>
+        <w:pStyle w:val="ListBullet"/>
+        <w:spacing w:line="240" w:lineRule="auto"/>
+        <w:ind w:left="720"/>
+      </w:pPr>
+      <w:r>
+        <w:rPr>
+          <w:lang w:val="zh_TW" w:bidi="zh_TW"/>
+        </w:rPr>
+      </w:r>
+      <w:r>
+        <w:rPr>
+          <w:lang w:val="zh_TW" w:bidi="zh_TW"/>
+        </w:rPr>
+        <w:t>基督教的天啟書卷寫於大約公元100年至公元400年之間。</w:t>
+      </w:r>
+    </w:p>
+    <w:p>
+      <w:pPr/>
+      <w:r>
+        <w:rPr>
+          <w:lang w:val="zh_TW" w:bidi="zh_TW"/>
+        </w:rPr>
+      </w:r>
+      <w:r>
+        <w:rPr>
+          <w:lang w:val="zh_TW" w:bidi="zh_TW"/>
+        </w:rPr>
+        <w:t>末世文學的風格也可以在聖經的其它部分找到，而不僅限於完全關於末世的書卷。例如，耶穌在橄欖山上講述了關於未來的重要教訓。這段教訓記錄在</w:t>
+      </w:r>
+      <w:hyperlink r:id="rId104">
+        <w:r>
+          <w:rPr>
+            <w:lang w:val="zh_TW" w:bidi="zh_TW"/>
+          </w:rPr>
+          <w:rPr>
+            <w:color w:val="0000EE"/>
+            <w:u w:val="single"/>
+          </w:rPr>
+          <w:t>馬可福音第十三章</w:t>
+        </w:r>
+      </w:hyperlink>
+      <w:r>
+        <w:rPr>
+          <w:lang w:val="zh_TW" w:bidi="zh_TW"/>
+        </w:rPr>
+        <w:t>、</w:t>
+      </w:r>
+      <w:hyperlink r:id="rId105">
+        <w:r>
+          <w:rPr>
+            <w:lang w:val="zh_TW" w:bidi="zh_TW"/>
+          </w:rPr>
+          <w:rPr>
+            <w:color w:val="0000EE"/>
+            <w:u w:val="single"/>
+          </w:rPr>
+          <w:t>馬太福音第二十四章</w:t>
+        </w:r>
+      </w:hyperlink>
+      <w:r>
+        <w:rPr>
+          <w:lang w:val="zh_TW" w:bidi="zh_TW"/>
+        </w:rPr>
+        <w:t>和</w:t>
+      </w:r>
+      <w:hyperlink r:id="rId106">
+        <w:r>
+          <w:rPr>
+            <w:lang w:val="zh_TW" w:bidi="zh_TW"/>
+          </w:rPr>
+          <w:rPr>
+            <w:color w:val="0000EE"/>
+            <w:u w:val="single"/>
+          </w:rPr>
+          <w:t>路加福音第二十一章</w:t>
+        </w:r>
+      </w:hyperlink>
+      <w:r>
+        <w:rPr>
+          <w:lang w:val="zh_TW" w:bidi="zh_TW"/>
+        </w:rPr>
+        <w:t>。聖經學者常將這段教訓稱為「小啟示錄」，因為它以類似的方式談論末世。一卷書若要被視為真正的末世文學，它必須具備我們接下來要討論的大部分特徵。</w:t>
+      </w:r>
+    </w:p>
+    <w:p>
+      <w:pPr/>
+      <w:r>
+        <w:rPr>
+          <w:lang w:val="zh_TW" w:bidi="zh_TW"/>
+        </w:rPr>
+      </w:r>
+      <w:r>
+        <w:rPr>
+          <w:lang w:val="zh_TW" w:bidi="zh_TW"/>
+        </w:rPr>
+        <w:t>除了但以理書和啟示錄外，大多數關於末世的書卷都是作者假借他人之名寫成的。他們常常使用聖經中重要人物的名字來使他們的書看起來更重要。</w:t>
+      </w:r>
+    </w:p>
+    <w:p>
+      <w:pPr/>
+      <w:r>
+        <w:rPr>
+          <w:lang w:val="zh_TW" w:bidi="zh_TW"/>
+        </w:rPr>
+      </w:r>
+      <w:r>
+        <w:rPr>
+          <w:lang w:val="zh_TW" w:bidi="zh_TW"/>
+        </w:rPr>
+        <w:t>其中一個例子就是「以諾一書（1 Enoch）」。在大約公元前200年至公元100年之間，有多位</w:t>
+      </w:r>
+      <w:r>
+        <w:rPr>
+          <w:lang w:val="zh_TW" w:bidi="zh_TW"/>
+        </w:rPr>
+        <w:t>匿名</w:t>
+      </w:r>
+      <w:r>
+        <w:rPr>
+          <w:lang w:val="zh_TW" w:bidi="zh_TW"/>
+        </w:rPr>
+        <w:t>作者撰寫了這卷書。他們聲稱這卷書是由亞當的早期後裔之一——以諾——所寫（</w:t>
+      </w:r>
+      <w:hyperlink r:id="rId107">
+        <w:r>
+          <w:rPr>
+            <w:lang w:val="zh_TW" w:bidi="zh_TW"/>
+          </w:rPr>
+          <w:rPr>
+            <w:color w:val="0000EE"/>
+            <w:u w:val="single"/>
+          </w:rPr>
+          <w:t>創5:21–24</w:t>
+        </w:r>
+      </w:hyperlink>
+      <w:r>
+        <w:rPr>
+          <w:lang w:val="zh_TW" w:bidi="zh_TW"/>
+        </w:rPr>
+        <w:t>）。但以諾的生活年代遠早於這本書實際寫成的時間。由於許多這</w:t>
+      </w:r>
+      <w:r>
+        <w:rPr>
+          <w:lang w:val="zh_TW" w:bidi="zh_TW"/>
+        </w:rPr>
+        <w:t>類</w:t>
+      </w:r>
+      <w:r>
+        <w:rPr>
+          <w:lang w:val="zh_TW" w:bidi="zh_TW"/>
+        </w:rPr>
+        <w:t>書卷使用了假名，學者們通常稱之為「偽經」。</w:t>
+      </w:r>
+    </w:p>
+    <w:p>
+      <w:pPr/>
+      <w:r>
+        <w:rPr>
+          <w:lang w:val="zh_TW" w:bidi="zh_TW"/>
+        </w:rPr>
+      </w:r>
+      <w:r>
+        <w:rPr>
+          <w:lang w:val="zh_TW" w:bidi="zh_TW"/>
+        </w:rPr>
+        <w:t>其他猶太作者也使用了舊約聖經中重要人物的名字來撰寫關於末世的書卷，例如：</w:t>
+      </w:r>
+    </w:p>
+    <w:p>
+      <w:pPr>
+        <w:pStyle w:val="ListBullet"/>
+        <w:spacing w:line="240" w:lineRule="auto"/>
+        <w:ind w:left="720"/>
+      </w:pPr>
+      <w:r>
+        <w:rPr>
+          <w:lang w:val="zh_TW" w:bidi="zh_TW"/>
+        </w:rPr>
+      </w:r>
+      <w:r>
+        <w:rPr>
+          <w:lang w:val="zh_TW" w:bidi="zh_TW"/>
+        </w:rPr>
+        <w:t>亞當與夏娃</w:t>
+      </w:r>
+    </w:p>
+    <w:p>
+      <w:pPr>
+        <w:pStyle w:val="ListBullet"/>
+        <w:spacing w:line="240" w:lineRule="auto"/>
+        <w:ind w:left="720"/>
+      </w:pPr>
+      <w:r>
+        <w:rPr>
+          <w:lang w:val="zh_TW" w:bidi="zh_TW"/>
+        </w:rPr>
+      </w:r>
+      <w:r>
+        <w:rPr>
+          <w:lang w:val="zh_TW" w:bidi="zh_TW"/>
+        </w:rPr>
+        <w:t>摩西</w:t>
+      </w:r>
+    </w:p>
+    <w:p>
+      <w:pPr>
+        <w:pStyle w:val="ListBullet"/>
+        <w:spacing w:line="240" w:lineRule="auto"/>
+        <w:ind w:left="720"/>
+      </w:pPr>
+      <w:r>
+        <w:rPr>
+          <w:lang w:val="zh_TW" w:bidi="zh_TW"/>
+        </w:rPr>
+      </w:r>
+      <w:r>
+        <w:rPr>
+          <w:lang w:val="zh_TW" w:bidi="zh_TW"/>
+        </w:rPr>
+        <w:t>以賽亞</w:t>
+      </w:r>
+    </w:p>
+    <w:p>
+      <w:pPr>
+        <w:pStyle w:val="ListBullet"/>
+        <w:spacing w:line="240" w:lineRule="auto"/>
+        <w:ind w:left="720"/>
+      </w:pPr>
+      <w:r>
+        <w:rPr>
+          <w:lang w:val="zh_TW" w:bidi="zh_TW"/>
+        </w:rPr>
+      </w:r>
+      <w:r>
+        <w:rPr>
+          <w:lang w:val="zh_TW" w:bidi="zh_TW"/>
+        </w:rPr>
+        <w:t>巴錄書</w:t>
+      </w:r>
+    </w:p>
+    <w:p>
+      <w:pPr>
+        <w:pStyle w:val="ListBullet"/>
+        <w:spacing w:line="240" w:lineRule="auto"/>
+        <w:ind w:left="720"/>
+      </w:pPr>
+      <w:r>
+        <w:rPr>
+          <w:lang w:val="zh_TW" w:bidi="zh_TW"/>
+        </w:rPr>
+      </w:r>
+      <w:r>
+        <w:rPr>
+          <w:lang w:val="zh_TW" w:bidi="zh_TW"/>
+        </w:rPr>
+        <w:t>所羅門</w:t>
+      </w:r>
+    </w:p>
+    <w:p>
+      <w:pPr>
+        <w:pStyle w:val="ListBullet"/>
+        <w:spacing w:line="240" w:lineRule="auto"/>
+        <w:ind w:left="720"/>
+      </w:pPr>
+      <w:r>
+        <w:rPr>
+          <w:lang w:val="zh_TW" w:bidi="zh_TW"/>
+        </w:rPr>
+      </w:r>
+      <w:r>
+        <w:rPr>
+          <w:lang w:val="zh_TW" w:bidi="zh_TW"/>
+        </w:rPr>
+        <w:t>以斯拉</w:t>
+      </w:r>
+    </w:p>
+    <w:p>
+      <w:pPr/>
+      <w:r>
+        <w:rPr>
+          <w:lang w:val="zh_TW" w:bidi="zh_TW"/>
+        </w:rPr>
+      </w:r>
+      <w:r>
+        <w:rPr>
+          <w:lang w:val="zh_TW" w:bidi="zh_TW"/>
+        </w:rPr>
+        <w:t>這些書卷是在舊約正典完成後寫成的。作者很可能借用這些知名人物的名號，以提升作品的可信度並吸引更多讀者。</w:t>
+      </w:r>
+    </w:p>
+    <w:p>
+      <w:pPr/>
+      <w:r>
+        <w:rPr>
+          <w:lang w:val="zh_TW" w:bidi="zh_TW"/>
+        </w:rPr>
+      </w:r>
+      <w:r>
+        <w:rPr>
+          <w:lang w:val="zh_TW" w:bidi="zh_TW"/>
+        </w:rPr>
+        <w:t>基督教作家也採用了類似的做法，他們撰寫書卷，並以彼得、保羅和多馬等重要基督教領袖的名字署名，以增加作品的權威性和影響力。</w:t>
+      </w:r>
+    </w:p>
+    <w:p>
+      <w:pPr/>
+      <w:r>
+        <w:rPr>
+          <w:lang w:val="zh_TW" w:bidi="zh_TW"/>
+        </w:rPr>
+      </w:r>
+      <w:r>
+        <w:rPr>
+          <w:i/>
+          <w:lang w:val="zh_TW" w:bidi="zh_TW"/>
+        </w:rPr>
+        <w:t>另見</w:t>
+      </w:r>
+      <w:r>
+        <w:rPr>
+          <w:lang w:val="zh_TW" w:bidi="zh_TW"/>
+        </w:rPr>
+        <w:t>次經</w:t>
+      </w:r>
+      <w:r>
+        <w:rPr>
+          <w:lang w:val="zh_TW" w:bidi="zh_TW"/>
+        </w:rPr>
+        <w:t>，以了解上述提到的每卷書的討論。</w:t>
+      </w:r>
+      <w:r>
+        <w:rPr>
+          <w:lang w:val="zh_TW" w:bidi="zh_TW"/>
+        </w:rPr>
+      </w:r>
+      <w:r>
+        <w:rPr>
+          <w:lang w:val="zh_TW" w:bidi="zh_TW"/>
+        </w:rPr>
+      </w:r>
+    </w:p>
+    <w:p>
+      <w:pPr/>
+      <w:r>
+        <w:rPr>
+          <w:lang w:val="zh_TW" w:bidi="zh_TW"/>
+        </w:rPr>
+      </w:r>
+    </w:p>
+    <w:p>
+      <w:pPr>
+        <w:pStyle w:val="Heading2"/>
+      </w:pPr>
+      <w:r>
+        <w:rPr>
+          <w:lang w:val="zh_TW" w:bidi="zh_TW"/>
+        </w:rPr>
+        <w:t>天使</w:t>
+      </w:r>
+      <w:r>
+        <w:rPr>
+          <w:lang w:val="zh_TW" w:bidi="zh_TW"/>
+        </w:rPr>
+      </w:r>
+    </w:p>
+    <w:p>
+      <w:pPr/>
+      <w:r>
+        <w:rPr>
+          <w:lang w:val="zh_TW" w:bidi="zh_TW"/>
+        </w:rPr>
+      </w:r>
+      <w:r>
+        <w:rPr>
+          <w:lang w:val="zh_TW" w:bidi="zh_TW"/>
+        </w:rPr>
+        <w:t>神的使者或超自然存在，可以是善，也可以是惡。聖經中的天使比人更有能力。</w:t>
+      </w:r>
+    </w:p>
+    <w:p>
+      <w:pPr/>
+      <w:r>
+        <w:rPr>
+          <w:lang w:val="zh_TW" w:bidi="zh_TW"/>
+        </w:rPr>
+      </w:r>
+      <w:r>
+        <w:rPr>
+          <w:lang w:val="zh_TW" w:bidi="zh_TW"/>
+        </w:rPr>
+        <w:t>聖經首先提到的天使類別是基路伯（cherubim，希伯來文詞語</w:t>
+      </w:r>
+      <w:r>
+        <w:rPr>
+          <w:i/>
+          <w:lang w:val="zh_TW" w:bidi="zh_TW"/>
+        </w:rPr>
+        <w:t>cherub</w:t>
+      </w:r>
+      <w:r>
+        <w:rPr>
+          <w:lang w:val="zh_TW" w:bidi="zh_TW"/>
+        </w:rPr>
+        <w:t>的複數）。他們是神差派的天上活物，在伊甸園看守生命樹（</w:t>
+      </w:r>
+      <w:hyperlink r:id="rId108">
+        <w:r>
+          <w:rPr>
+            <w:lang w:val="zh_TW" w:bidi="zh_TW"/>
+          </w:rPr>
+          <w:rPr>
+            <w:color w:val="0000EE"/>
+            <w:u w:val="single"/>
+          </w:rPr>
+          <w:t>創3:24</w:t>
+        </w:r>
+      </w:hyperlink>
+      <w:r>
+        <w:rPr>
+          <w:lang w:val="zh_TW" w:bidi="zh_TW"/>
+        </w:rPr>
+        <w:t>）。</w:t>
+      </w:r>
+    </w:p>
+    <w:p>
+      <w:pPr/>
+      <w:r>
+        <w:rPr>
+          <w:lang w:val="zh_TW" w:bidi="zh_TW"/>
+        </w:rPr>
+      </w:r>
+      <w:r>
+        <w:rPr>
+          <w:lang w:val="zh_TW" w:bidi="zh_TW"/>
+        </w:rPr>
+        <w:t>聖經作者也會以象徵描繪天使：</w:t>
+      </w:r>
+    </w:p>
+    <w:p>
+      <w:pPr>
+        <w:pStyle w:val="ListBullet"/>
+        <w:spacing w:line="240" w:lineRule="auto"/>
+        <w:ind w:left="720"/>
+      </w:pPr>
+      <w:r>
+        <w:rPr>
+          <w:lang w:val="zh_TW" w:bidi="zh_TW"/>
+        </w:rPr>
+      </w:r>
+      <w:r>
+        <w:rPr>
+          <w:lang w:val="zh_TW" w:bidi="zh_TW"/>
+        </w:rPr>
+        <w:t>約櫃上（</w:t>
+      </w:r>
+      <w:hyperlink r:id="rId109">
+        <w:r>
+          <w:rPr>
+            <w:lang w:val="zh_TW" w:bidi="zh_TW"/>
+          </w:rPr>
+          <w:rPr>
+            <w:color w:val="0000EE"/>
+            <w:u w:val="single"/>
+          </w:rPr>
+          <w:t>出25:18–22</w:t>
+        </w:r>
+      </w:hyperlink>
+      <w:r>
+        <w:rPr>
+          <w:lang w:val="zh_TW" w:bidi="zh_TW"/>
+        </w:rPr>
+        <w:t>），</w:t>
+      </w:r>
+    </w:p>
+    <w:p>
+      <w:pPr>
+        <w:pStyle w:val="ListBullet"/>
+        <w:spacing w:line="240" w:lineRule="auto"/>
+        <w:ind w:left="720"/>
+      </w:pPr>
+      <w:r>
+        <w:rPr>
+          <w:lang w:val="zh_TW" w:bidi="zh_TW"/>
+        </w:rPr>
+      </w:r>
+      <w:r>
+        <w:rPr>
+          <w:lang w:val="zh_TW" w:bidi="zh_TW"/>
+        </w:rPr>
+        <w:t>會幕中（</w:t>
+      </w:r>
+      <w:hyperlink r:id="rId110">
+        <w:r>
+          <w:rPr>
+            <w:lang w:val="zh_TW" w:bidi="zh_TW"/>
+          </w:rPr>
+          <w:rPr>
+            <w:color w:val="0000EE"/>
+            <w:u w:val="single"/>
+          </w:rPr>
+          <w:t>出26:31</w:t>
+        </w:r>
+      </w:hyperlink>
+      <w:r>
+        <w:rPr>
+          <w:lang w:val="zh_TW" w:bidi="zh_TW"/>
+        </w:rPr>
+        <w:t>），以及</w:t>
+      </w:r>
+    </w:p>
+    <w:p>
+      <w:pPr>
+        <w:pStyle w:val="ListBullet"/>
+        <w:spacing w:line="240" w:lineRule="auto"/>
+        <w:ind w:left="720"/>
+      </w:pPr>
+      <w:r>
+        <w:rPr>
+          <w:lang w:val="zh_TW" w:bidi="zh_TW"/>
+        </w:rPr>
+      </w:r>
+      <w:r>
+        <w:rPr>
+          <w:lang w:val="zh_TW" w:bidi="zh_TW"/>
+        </w:rPr>
+        <w:t>聖殿中（</w:t>
+      </w:r>
+      <w:hyperlink r:id="rId111">
+        <w:r>
+          <w:rPr>
+            <w:lang w:val="zh_TW" w:bidi="zh_TW"/>
+          </w:rPr>
+          <w:rPr>
+            <w:color w:val="0000EE"/>
+            <w:u w:val="single"/>
+          </w:rPr>
+          <w:t>代下3:7</w:t>
+        </w:r>
+      </w:hyperlink>
+      <w:r>
+        <w:rPr>
+          <w:lang w:val="zh_TW" w:bidi="zh_TW"/>
+        </w:rPr>
+        <w:t>）。</w:t>
+      </w:r>
+    </w:p>
+    <w:p>
+      <w:pPr/>
+      <w:r>
+        <w:rPr>
+          <w:lang w:val="zh_TW" w:bidi="zh_TW"/>
+        </w:rPr>
+      </w:r>
+      <w:r>
+        <w:rPr>
+          <w:lang w:val="zh_TW" w:bidi="zh_TW"/>
+        </w:rPr>
+        <w:t>先知以西結在異象中，看見天使出現在已經復興的耶路撒冷（</w:t>
+      </w:r>
+      <w:hyperlink r:id="rId112">
+        <w:r>
+          <w:rPr>
+            <w:lang w:val="zh_TW" w:bidi="zh_TW"/>
+          </w:rPr>
+          <w:rPr>
+            <w:color w:val="0000EE"/>
+            <w:u w:val="single"/>
+          </w:rPr>
+          <w:t>結41:18–20</w:t>
+        </w:r>
+      </w:hyperlink>
+      <w:r>
+        <w:rPr>
+          <w:lang w:val="zh_TW" w:bidi="zh_TW"/>
+        </w:rPr>
+        <w:t>）。聖經中提到有名字的天使有兩位：加百列與天使長（或為「首領」）米迦勒（</w:t>
+      </w:r>
+      <w:hyperlink r:id="rId113">
+        <w:r>
+          <w:rPr>
+            <w:lang w:val="zh_TW" w:bidi="zh_TW"/>
+          </w:rPr>
+          <w:rPr>
+            <w:color w:val="0000EE"/>
+            <w:u w:val="single"/>
+          </w:rPr>
+          <w:t>但8:16，</w:t>
+        </w:r>
+      </w:hyperlink>
+      <w:hyperlink r:id="rId114">
+        <w:r>
+          <w:rPr>
+            <w:lang w:val="zh_TW" w:bidi="zh_TW"/>
+          </w:rPr>
+          <w:rPr>
+            <w:color w:val="0000EE"/>
+            <w:u w:val="single"/>
+          </w:rPr>
+          <w:t>9:21，</w:t>
+        </w:r>
+      </w:hyperlink>
+      <w:hyperlink r:id="rId115">
+        <w:r>
+          <w:rPr>
+            <w:lang w:val="zh_TW" w:bidi="zh_TW"/>
+          </w:rPr>
+          <w:rPr>
+            <w:color w:val="0000EE"/>
+            <w:u w:val="single"/>
+          </w:rPr>
+          <w:t>10:13</w:t>
+        </w:r>
+      </w:hyperlink>
+      <w:r>
+        <w:rPr>
+          <w:lang w:val="zh_TW" w:bidi="zh_TW"/>
+        </w:rPr>
+        <w:t>；</w:t>
+      </w:r>
+      <w:hyperlink r:id="rId116">
+        <w:r>
+          <w:rPr>
+            <w:lang w:val="zh_TW" w:bidi="zh_TW"/>
+          </w:rPr>
+          <w:rPr>
+            <w:color w:val="0000EE"/>
+            <w:u w:val="single"/>
+          </w:rPr>
+          <w:t>路1:19、26</w:t>
+        </w:r>
+      </w:hyperlink>
+      <w:r>
+        <w:rPr>
+          <w:lang w:val="zh_TW" w:bidi="zh_TW"/>
+        </w:rPr>
+        <w:t>；</w:t>
+      </w:r>
+      <w:hyperlink r:id="rId117">
+        <w:r>
+          <w:rPr>
+            <w:lang w:val="zh_TW" w:bidi="zh_TW"/>
+          </w:rPr>
+          <w:rPr>
+            <w:color w:val="0000EE"/>
+            <w:u w:val="single"/>
+          </w:rPr>
+          <w:t>猶1:9</w:t>
+        </w:r>
+      </w:hyperlink>
+      <w:r>
+        <w:rPr>
+          <w:lang w:val="zh_TW" w:bidi="zh_TW"/>
+        </w:rPr>
+        <w:t>；</w:t>
+      </w:r>
+      <w:hyperlink r:id="rId118">
+        <w:r>
+          <w:rPr>
+            <w:lang w:val="zh_TW" w:bidi="zh_TW"/>
+          </w:rPr>
+          <w:rPr>
+            <w:color w:val="0000EE"/>
+            <w:u w:val="single"/>
+          </w:rPr>
+          <w:t>啟12:7–9</w:t>
+        </w:r>
+      </w:hyperlink>
+      <w:r>
+        <w:rPr>
+          <w:lang w:val="zh_TW" w:bidi="zh_TW"/>
+        </w:rPr>
+        <w:t>）。</w:t>
+      </w:r>
+    </w:p>
+    <w:p>
+      <w:pPr/>
+      <w:r>
+        <w:rPr>
+          <w:lang w:val="zh_TW" w:bidi="zh_TW"/>
+        </w:rPr>
+      </w:r>
+      <w:r>
+        <w:rPr>
+          <w:lang w:val="zh_TW" w:bidi="zh_TW"/>
+        </w:rPr>
+        <w:t>在聖經中，天使是屬靈的存在，常常擔任使者的角色。英文的angel一詞直接源自希臘文，意思就是「使者」。在</w:t>
+      </w:r>
+      <w:hyperlink r:id="rId119">
+        <w:r>
+          <w:rPr>
+            <w:lang w:val="zh_TW" w:bidi="zh_TW"/>
+          </w:rPr>
+          <w:rPr>
+            <w:color w:val="0000EE"/>
+            <w:u w:val="single"/>
+          </w:rPr>
+          <w:t>路加福音九章52節</w:t>
+        </w:r>
+      </w:hyperlink>
+      <w:r>
+        <w:rPr>
+          <w:lang w:val="zh_TW" w:bidi="zh_TW"/>
+        </w:rPr>
+        <w:t>中，耶穌差遣「使者」走在前面；大多數時候，這個詞語也譯為「天使」，指神所差派的屬靈使者。</w:t>
+      </w:r>
+    </w:p>
+    <w:p>
+      <w:pPr/>
+      <w:r>
+        <w:rPr>
+          <w:lang w:val="zh_TW" w:bidi="zh_TW"/>
+        </w:rPr>
+      </w:r>
+      <w:r>
+        <w:rPr>
+          <w:lang w:val="zh_TW" w:bidi="zh_TW"/>
+        </w:rPr>
+        <w:t>在舊約聖經中，希伯來文詞語既可指人間的使者，也可指屬靈的存在；我們未必能立即分辨該詞語指的是哪一種，尤其因為天使有時會以人的面貌出現。在某些經文中，「神的使者」或類似表達，可能指神親自傳達自己的信息（見</w:t>
+      </w:r>
+      <w:hyperlink r:id="rId120">
+        <w:r>
+          <w:rPr>
+            <w:lang w:val="zh_TW" w:bidi="zh_TW"/>
+          </w:rPr>
+          <w:rPr>
+            <w:color w:val="0000EE"/>
+            <w:u w:val="single"/>
+          </w:rPr>
+          <w:t>創18:2–15</w:t>
+        </w:r>
+      </w:hyperlink>
+      <w:r>
+        <w:rPr>
+          <w:lang w:val="zh_TW" w:bidi="zh_TW"/>
+        </w:rPr>
+        <w:t>）。</w:t>
+      </w:r>
+    </w:p>
+    <w:p>
+      <w:pPr>
+        <w:pStyle w:val="Heading3"/>
+      </w:pPr>
+      <w:r>
+        <w:rPr>
+          <w:lang w:val="zh_TW" w:bidi="zh_TW"/>
+        </w:rPr>
+        <w:t>聖經中天使的角色與職分</w:t>
+      </w:r>
+    </w:p>
+    <w:p>
+      <w:pPr/>
+      <w:r>
+        <w:rPr>
+          <w:lang w:val="zh_TW" w:bidi="zh_TW"/>
+        </w:rPr>
+      </w:r>
+      <w:r>
+        <w:rPr>
+          <w:lang w:val="zh_TW" w:bidi="zh_TW"/>
+        </w:rPr>
+        <w:t>天使在聖經裡向人顯現是為了：</w:t>
+      </w:r>
+    </w:p>
+    <w:p>
+      <w:pPr>
+        <w:pStyle w:val="ListBullet"/>
+        <w:spacing w:line="240" w:lineRule="auto"/>
+        <w:ind w:left="720"/>
+      </w:pPr>
+      <w:r>
+        <w:rPr>
+          <w:lang w:val="zh_TW" w:bidi="zh_TW"/>
+        </w:rPr>
+      </w:r>
+      <w:r>
+        <w:rPr>
+          <w:lang w:val="zh_TW" w:bidi="zh_TW"/>
+        </w:rPr>
+        <w:t>宣告好消息 （</w:t>
+      </w:r>
+      <w:hyperlink r:id="rId121">
+        <w:r>
+          <w:rPr>
+            <w:lang w:val="zh_TW" w:bidi="zh_TW"/>
+          </w:rPr>
+          <w:rPr>
+            <w:color w:val="0000EE"/>
+            <w:u w:val="single"/>
+          </w:rPr>
+          <w:t>士13:3</w:t>
+        </w:r>
+      </w:hyperlink>
+      <w:r>
+        <w:rPr>
+          <w:lang w:val="zh_TW" w:bidi="zh_TW"/>
+        </w:rPr>
+        <w:t>）</w:t>
+      </w:r>
+    </w:p>
+    <w:p>
+      <w:pPr>
+        <w:pStyle w:val="ListBullet"/>
+        <w:spacing w:line="240" w:lineRule="auto"/>
+        <w:ind w:left="720"/>
+      </w:pPr>
+      <w:r>
+        <w:rPr>
+          <w:lang w:val="zh_TW" w:bidi="zh_TW"/>
+        </w:rPr>
+      </w:r>
+      <w:r>
+        <w:rPr>
+          <w:lang w:val="zh_TW" w:bidi="zh_TW"/>
+        </w:rPr>
+        <w:t>警告危險（</w:t>
+      </w:r>
+      <w:hyperlink r:id="rId122">
+        <w:r>
+          <w:rPr>
+            <w:lang w:val="zh_TW" w:bidi="zh_TW"/>
+          </w:rPr>
+          <w:rPr>
+            <w:color w:val="0000EE"/>
+            <w:u w:val="single"/>
+          </w:rPr>
+          <w:t>創19:15</w:t>
+        </w:r>
+      </w:hyperlink>
+      <w:r>
+        <w:rPr>
+          <w:lang w:val="zh_TW" w:bidi="zh_TW"/>
+        </w:rPr>
+        <w:t>）</w:t>
+      </w:r>
+    </w:p>
+    <w:p>
+      <w:pPr>
+        <w:pStyle w:val="ListBullet"/>
+        <w:spacing w:line="240" w:lineRule="auto"/>
+        <w:ind w:left="720"/>
+      </w:pPr>
+      <w:r>
+        <w:rPr>
+          <w:lang w:val="zh_TW" w:bidi="zh_TW"/>
+        </w:rPr>
+      </w:r>
+      <w:r>
+        <w:rPr>
+          <w:lang w:val="zh_TW" w:bidi="zh_TW"/>
+        </w:rPr>
+        <w:t>保護人免受邪惡所害（</w:t>
+      </w:r>
+      <w:hyperlink r:id="rId123">
+        <w:r>
+          <w:rPr>
+            <w:lang w:val="zh_TW" w:bidi="zh_TW"/>
+          </w:rPr>
+          <w:rPr>
+            <w:color w:val="0000EE"/>
+            <w:u w:val="single"/>
+          </w:rPr>
+          <w:t>但3:28，</w:t>
+        </w:r>
+      </w:hyperlink>
+      <w:hyperlink r:id="rId124">
+        <w:r>
+          <w:rPr>
+            <w:lang w:val="zh_TW" w:bidi="zh_TW"/>
+          </w:rPr>
+          <w:rPr>
+            <w:color w:val="0000EE"/>
+            <w:u w:val="single"/>
+          </w:rPr>
+          <w:t>6:22</w:t>
+        </w:r>
+      </w:hyperlink>
+      <w:r>
+        <w:rPr>
+          <w:lang w:val="zh_TW" w:bidi="zh_TW"/>
+        </w:rPr>
+        <w:t>）</w:t>
+      </w:r>
+    </w:p>
+    <w:p>
+      <w:pPr>
+        <w:pStyle w:val="ListBullet"/>
+        <w:spacing w:line="240" w:lineRule="auto"/>
+        <w:ind w:left="720"/>
+      </w:pPr>
+      <w:r>
+        <w:rPr>
+          <w:lang w:val="zh_TW" w:bidi="zh_TW"/>
+        </w:rPr>
+      </w:r>
+      <w:r>
+        <w:rPr>
+          <w:lang w:val="zh_TW" w:bidi="zh_TW"/>
+        </w:rPr>
+        <w:t>引導和保護（</w:t>
+      </w:r>
+      <w:hyperlink r:id="rId125">
+        <w:r>
+          <w:rPr>
+            <w:lang w:val="zh_TW" w:bidi="zh_TW"/>
+          </w:rPr>
+          <w:rPr>
+            <w:color w:val="0000EE"/>
+            <w:u w:val="single"/>
+          </w:rPr>
+          <w:t>出14:19</w:t>
+        </w:r>
+      </w:hyperlink>
+      <w:r>
+        <w:rPr>
+          <w:lang w:val="zh_TW" w:bidi="zh_TW"/>
+        </w:rPr>
+        <w:t>）</w:t>
+      </w:r>
+    </w:p>
+    <w:p>
+      <w:pPr>
+        <w:pStyle w:val="ListBullet"/>
+        <w:spacing w:line="240" w:lineRule="auto"/>
+        <w:ind w:left="720"/>
+      </w:pPr>
+      <w:r>
+        <w:rPr>
+          <w:lang w:val="zh_TW" w:bidi="zh_TW"/>
+        </w:rPr>
+      </w:r>
+      <w:r>
+        <w:rPr>
+          <w:lang w:val="zh_TW" w:bidi="zh_TW"/>
+        </w:rPr>
+        <w:t>供應飲食（</w:t>
+      </w:r>
+      <w:hyperlink r:id="rId126">
+        <w:r>
+          <w:rPr>
+            <w:lang w:val="zh_TW" w:bidi="zh_TW"/>
+          </w:rPr>
+          <w:rPr>
+            <w:color w:val="0000EE"/>
+            <w:u w:val="single"/>
+          </w:rPr>
+          <w:t>創21:14–20</w:t>
+        </w:r>
+      </w:hyperlink>
+      <w:r>
+        <w:rPr>
+          <w:lang w:val="zh_TW" w:bidi="zh_TW"/>
+        </w:rPr>
+        <w:t>；</w:t>
+      </w:r>
+      <w:hyperlink r:id="rId127">
+        <w:r>
+          <w:rPr>
+            <w:lang w:val="zh_TW" w:bidi="zh_TW"/>
+          </w:rPr>
+          <w:rPr>
+            <w:color w:val="0000EE"/>
+            <w:u w:val="single"/>
+          </w:rPr>
+          <w:t>王上19:4–7</w:t>
+        </w:r>
+      </w:hyperlink>
+      <w:r>
+        <w:rPr>
+          <w:lang w:val="zh_TW" w:bidi="zh_TW"/>
+        </w:rPr>
+        <w:t>）</w:t>
+      </w:r>
+    </w:p>
+    <w:p>
+      <w:pPr>
+        <w:pStyle w:val="ListBullet"/>
+        <w:spacing w:line="240" w:lineRule="auto"/>
+        <w:ind w:left="720"/>
+      </w:pPr>
+      <w:r>
+        <w:rPr>
+          <w:lang w:val="zh_TW" w:bidi="zh_TW"/>
+        </w:rPr>
+      </w:r>
+      <w:r>
+        <w:rPr>
+          <w:lang w:val="zh_TW" w:bidi="zh_TW"/>
+        </w:rPr>
+        <w:t>教導（</w:t>
+      </w:r>
+      <w:hyperlink r:id="rId128">
+        <w:r>
+          <w:rPr>
+            <w:lang w:val="zh_TW" w:bidi="zh_TW"/>
+          </w:rPr>
+          <w:rPr>
+            <w:color w:val="0000EE"/>
+            <w:u w:val="single"/>
+          </w:rPr>
+          <w:t>徒7:38</w:t>
+        </w:r>
+      </w:hyperlink>
+      <w:r>
+        <w:rPr>
+          <w:lang w:val="zh_TW" w:bidi="zh_TW"/>
+        </w:rPr>
+        <w:t>；</w:t>
+      </w:r>
+      <w:hyperlink r:id="rId129">
+        <w:r>
+          <w:rPr>
+            <w:lang w:val="zh_TW" w:bidi="zh_TW"/>
+          </w:rPr>
+          <w:rPr>
+            <w:color w:val="0000EE"/>
+            <w:u w:val="single"/>
+          </w:rPr>
+          <w:t>加3:19</w:t>
+        </w:r>
+      </w:hyperlink>
+      <w:r>
+        <w:rPr>
+          <w:lang w:val="zh_TW" w:bidi="zh_TW"/>
+        </w:rPr>
+        <w:t>）</w:t>
+      </w:r>
+    </w:p>
+    <w:p>
+      <w:pPr/>
+      <w:r>
+        <w:rPr>
+          <w:lang w:val="zh_TW" w:bidi="zh_TW"/>
+        </w:rPr>
+      </w:r>
+      <w:r>
+        <w:rPr>
+          <w:lang w:val="zh_TW" w:bidi="zh_TW"/>
+        </w:rPr>
+        <w:t>當基督以救主的身分降生時，天使：</w:t>
+      </w:r>
+    </w:p>
+    <w:p>
+      <w:pPr>
+        <w:pStyle w:val="ListBullet"/>
+        <w:spacing w:line="240" w:lineRule="auto"/>
+        <w:ind w:left="720"/>
+      </w:pPr>
+      <w:r>
+        <w:rPr>
+          <w:lang w:val="zh_TW" w:bidi="zh_TW"/>
+        </w:rPr>
+      </w:r>
+      <w:r>
+        <w:rPr>
+          <w:lang w:val="zh_TW" w:bidi="zh_TW"/>
+        </w:rPr>
+        <w:t>宣告祂的降生（</w:t>
+      </w:r>
+      <w:hyperlink r:id="rId130">
+        <w:r>
+          <w:rPr>
+            <w:lang w:val="zh_TW" w:bidi="zh_TW"/>
+          </w:rPr>
+          <w:rPr>
+            <w:color w:val="0000EE"/>
+            <w:u w:val="single"/>
+          </w:rPr>
+          <w:t>路2:8–15</w:t>
+        </w:r>
+      </w:hyperlink>
+      <w:r>
+        <w:rPr>
+          <w:lang w:val="zh_TW" w:bidi="zh_TW"/>
+        </w:rPr>
+        <w:t>）</w:t>
+      </w:r>
+    </w:p>
+    <w:p>
+      <w:pPr>
+        <w:pStyle w:val="ListBullet"/>
+        <w:spacing w:line="240" w:lineRule="auto"/>
+        <w:ind w:left="720"/>
+      </w:pPr>
+      <w:r>
+        <w:rPr>
+          <w:lang w:val="zh_TW" w:bidi="zh_TW"/>
+        </w:rPr>
+      </w:r>
+      <w:r>
+        <w:rPr>
+          <w:lang w:val="zh_TW" w:bidi="zh_TW"/>
+        </w:rPr>
+        <w:t>引導並警告祂的父母（</w:t>
+      </w:r>
+      <w:hyperlink r:id="rId131">
+        <w:r>
+          <w:rPr>
+            <w:lang w:val="zh_TW" w:bidi="zh_TW"/>
+          </w:rPr>
+          <w:rPr>
+            <w:color w:val="0000EE"/>
+            <w:u w:val="single"/>
+          </w:rPr>
+          <w:t>太2:13</w:t>
+        </w:r>
+      </w:hyperlink>
+      <w:r>
+        <w:rPr>
+          <w:lang w:val="zh_TW" w:bidi="zh_TW"/>
+        </w:rPr>
+        <w:t>）</w:t>
+      </w:r>
+    </w:p>
+    <w:p>
+      <w:pPr>
+        <w:pStyle w:val="ListBullet"/>
+        <w:spacing w:line="240" w:lineRule="auto"/>
+        <w:ind w:left="720"/>
+      </w:pPr>
+      <w:r>
+        <w:rPr>
+          <w:lang w:val="zh_TW" w:bidi="zh_TW"/>
+        </w:rPr>
+      </w:r>
+      <w:r>
+        <w:rPr>
+          <w:lang w:val="zh_TW" w:bidi="zh_TW"/>
+        </w:rPr>
+        <w:t>當祂受到試探時為祂加力（</w:t>
+      </w:r>
+      <w:hyperlink r:id="rId132">
+        <w:r>
+          <w:rPr>
+            <w:lang w:val="zh_TW" w:bidi="zh_TW"/>
+          </w:rPr>
+          <w:rPr>
+            <w:color w:val="0000EE"/>
+            <w:u w:val="single"/>
+          </w:rPr>
+          <w:t>太4:11</w:t>
+        </w:r>
+      </w:hyperlink>
+      <w:r>
+        <w:rPr>
+          <w:lang w:val="zh_TW" w:bidi="zh_TW"/>
+        </w:rPr>
+        <w:t>）</w:t>
+      </w:r>
+    </w:p>
+    <w:p>
+      <w:pPr>
+        <w:pStyle w:val="ListBullet"/>
+        <w:spacing w:line="240" w:lineRule="auto"/>
+        <w:ind w:left="720"/>
+      </w:pPr>
+      <w:r>
+        <w:rPr>
+          <w:lang w:val="zh_TW" w:bidi="zh_TW"/>
+        </w:rPr>
+      </w:r>
+      <w:r>
+        <w:rPr>
+          <w:lang w:val="zh_TW" w:bidi="zh_TW"/>
+        </w:rPr>
+        <w:t>在祂最後的痛苦時刻中加添祂的力量（</w:t>
+      </w:r>
+      <w:hyperlink r:id="rId133">
+        <w:r>
+          <w:rPr>
+            <w:lang w:val="zh_TW" w:bidi="zh_TW"/>
+          </w:rPr>
+          <w:rPr>
+            <w:color w:val="0000EE"/>
+            <w:u w:val="single"/>
+          </w:rPr>
+          <w:t>路22:43–44</w:t>
+        </w:r>
+      </w:hyperlink>
+      <w:r>
+        <w:rPr>
+          <w:lang w:val="zh_TW" w:bidi="zh_TW"/>
+        </w:rPr>
+        <w:t>，見部分抄本）</w:t>
+      </w:r>
+    </w:p>
+    <w:p>
+      <w:pPr>
+        <w:pStyle w:val="ListBullet"/>
+        <w:spacing w:line="240" w:lineRule="auto"/>
+        <w:ind w:left="720"/>
+      </w:pPr>
+      <w:r>
+        <w:rPr>
+          <w:lang w:val="zh_TW" w:bidi="zh_TW"/>
+        </w:rPr>
+      </w:r>
+      <w:r>
+        <w:rPr>
+          <w:lang w:val="zh_TW" w:bidi="zh_TW"/>
+        </w:rPr>
+        <w:t>見證祂復活 （</w:t>
+      </w:r>
+      <w:hyperlink r:id="rId134">
+        <w:r>
+          <w:rPr>
+            <w:lang w:val="zh_TW" w:bidi="zh_TW"/>
+          </w:rPr>
+          <w:rPr>
+            <w:color w:val="0000EE"/>
+            <w:u w:val="single"/>
+          </w:rPr>
+          <w:t>太28:1–6</w:t>
+        </w:r>
+      </w:hyperlink>
+      <w:r>
+        <w:rPr>
+          <w:lang w:val="zh_TW" w:bidi="zh_TW"/>
+        </w:rPr>
+        <w:t>）</w:t>
+      </w:r>
+    </w:p>
+    <w:p>
+      <w:pPr/>
+      <w:r>
+        <w:rPr>
+          <w:lang w:val="zh_TW" w:bidi="zh_TW"/>
+        </w:rPr>
+      </w:r>
+      <w:r>
+        <w:rPr>
+          <w:lang w:val="zh_TW" w:bidi="zh_TW"/>
+        </w:rPr>
+        <w:t>新約聖經裡有幾個天使與人接觸的例子：</w:t>
+      </w:r>
+    </w:p>
+    <w:p>
+      <w:pPr>
+        <w:pStyle w:val="ListBullet"/>
+        <w:spacing w:line="240" w:lineRule="auto"/>
+        <w:ind w:left="720"/>
+      </w:pPr>
+      <w:r>
+        <w:rPr>
+          <w:lang w:val="zh_TW" w:bidi="zh_TW"/>
+        </w:rPr>
+      </w:r>
+      <w:r>
+        <w:rPr>
+          <w:lang w:val="zh_TW" w:bidi="zh_TW"/>
+        </w:rPr>
+        <w:t>耶穌談到孩子有天上的使者看顧他們（</w:t>
+      </w:r>
+      <w:hyperlink r:id="rId135">
+        <w:r>
+          <w:rPr>
+            <w:lang w:val="zh_TW" w:bidi="zh_TW"/>
+          </w:rPr>
+          <w:rPr>
+            <w:color w:val="0000EE"/>
+            <w:u w:val="single"/>
+          </w:rPr>
+          <w:t>太18:10</w:t>
+        </w:r>
+      </w:hyperlink>
+      <w:r>
+        <w:rPr>
+          <w:lang w:val="zh_TW" w:bidi="zh_TW"/>
+        </w:rPr>
+        <w:t>）。</w:t>
+      </w:r>
+    </w:p>
+    <w:p>
+      <w:pPr>
+        <w:pStyle w:val="ListBullet"/>
+        <w:spacing w:line="240" w:lineRule="auto"/>
+        <w:ind w:left="720"/>
+      </w:pPr>
+      <w:r>
+        <w:rPr>
+          <w:lang w:val="zh_TW" w:bidi="zh_TW"/>
+        </w:rPr>
+      </w:r>
+      <w:r>
+        <w:rPr>
+          <w:lang w:val="zh_TW" w:bidi="zh_TW"/>
+        </w:rPr>
+        <w:t>有天使引導腓利（</w:t>
+      </w:r>
+      <w:hyperlink r:id="rId136">
+        <w:r>
+          <w:rPr>
+            <w:lang w:val="zh_TW" w:bidi="zh_TW"/>
+          </w:rPr>
+          <w:rPr>
+            <w:color w:val="0000EE"/>
+            <w:u w:val="single"/>
+          </w:rPr>
+          <w:t>徒8:26</w:t>
+        </w:r>
+      </w:hyperlink>
+      <w:r>
+        <w:rPr>
+          <w:lang w:val="zh_TW" w:bidi="zh_TW"/>
+        </w:rPr>
+        <w:t>）。</w:t>
+      </w:r>
+    </w:p>
+    <w:p>
+      <w:pPr>
+        <w:pStyle w:val="ListBullet"/>
+        <w:spacing w:line="240" w:lineRule="auto"/>
+        <w:ind w:left="720"/>
+      </w:pPr>
+      <w:r>
+        <w:rPr>
+          <w:lang w:val="zh_TW" w:bidi="zh_TW"/>
+        </w:rPr>
+      </w:r>
+      <w:r>
+        <w:rPr>
+          <w:lang w:val="zh_TW" w:bidi="zh_TW"/>
+        </w:rPr>
+        <w:t>有天使把使徒從監裡救出來（</w:t>
+      </w:r>
+      <w:hyperlink r:id="rId137">
+        <w:r>
+          <w:rPr>
+            <w:lang w:val="zh_TW" w:bidi="zh_TW"/>
+          </w:rPr>
+          <w:rPr>
+            <w:color w:val="0000EE"/>
+            <w:u w:val="single"/>
+          </w:rPr>
+          <w:t>徒5:19，</w:t>
+        </w:r>
+      </w:hyperlink>
+      <w:hyperlink r:id="rId138">
+        <w:r>
+          <w:rPr>
+            <w:lang w:val="zh_TW" w:bidi="zh_TW"/>
+          </w:rPr>
+          <w:rPr>
+            <w:color w:val="0000EE"/>
+            <w:u w:val="single"/>
+          </w:rPr>
+          <w:t>12:7–11</w:t>
+        </w:r>
+      </w:hyperlink>
+      <w:r>
+        <w:rPr>
+          <w:lang w:val="zh_TW" w:bidi="zh_TW"/>
+        </w:rPr>
+        <w:t>）。</w:t>
+      </w:r>
+    </w:p>
+    <w:p>
+      <w:pPr>
+        <w:pStyle w:val="ListBullet"/>
+        <w:spacing w:line="240" w:lineRule="auto"/>
+        <w:ind w:left="720"/>
+      </w:pPr>
+      <w:r>
+        <w:rPr>
+          <w:lang w:val="zh_TW" w:bidi="zh_TW"/>
+        </w:rPr>
+      </w:r>
+      <w:r>
+        <w:rPr>
+          <w:lang w:val="zh_TW" w:bidi="zh_TW"/>
+        </w:rPr>
+        <w:t>保羅在可怕的處境中得到天使鼓勵（</w:t>
+      </w:r>
+      <w:hyperlink r:id="rId139">
+        <w:r>
+          <w:rPr>
+            <w:lang w:val="zh_TW" w:bidi="zh_TW"/>
+          </w:rPr>
+          <w:rPr>
+            <w:color w:val="0000EE"/>
+            <w:u w:val="single"/>
+          </w:rPr>
+          <w:t>徒27:21–25</w:t>
+        </w:r>
+      </w:hyperlink>
+      <w:r>
+        <w:rPr>
+          <w:lang w:val="zh_TW" w:bidi="zh_TW"/>
+        </w:rPr>
+        <w:t>）。</w:t>
+      </w:r>
+    </w:p>
+    <w:p>
+      <w:pPr>
+        <w:pStyle w:val="Heading3"/>
+      </w:pPr>
+      <w:r>
+        <w:rPr>
+          <w:lang w:val="zh_TW" w:bidi="zh_TW"/>
+        </w:rPr>
+        <w:t>天使的外貌與異象</w:t>
+      </w:r>
+    </w:p>
+    <w:p>
+      <w:pPr/>
+      <w:r>
+        <w:rPr>
+          <w:lang w:val="zh_TW" w:bidi="zh_TW"/>
+        </w:rPr>
+      </w:r>
+      <w:r>
+        <w:rPr>
+          <w:lang w:val="zh_TW" w:bidi="zh_TW"/>
+        </w:rPr>
+        <w:t>聖經對於天使外貌的描述，往往是指他們有別於常人。例如，把石頭從耶穌墳墓入口挪開的天使，相貌好像閃電，衣服潔白如雪（</w:t>
+      </w:r>
+      <w:hyperlink r:id="rId140">
+        <w:r>
+          <w:rPr>
+            <w:lang w:val="zh_TW" w:bidi="zh_TW"/>
+          </w:rPr>
+          <w:rPr>
+            <w:color w:val="0000EE"/>
+            <w:u w:val="single"/>
+          </w:rPr>
+          <w:t>太28:3</w:t>
+        </w:r>
+      </w:hyperlink>
+      <w:r>
+        <w:rPr>
+          <w:lang w:val="zh_TW" w:bidi="zh_TW"/>
+        </w:rPr>
+        <w:t>）。</w:t>
+      </w:r>
+    </w:p>
+    <w:p>
+      <w:pPr/>
+      <w:r>
+        <w:rPr>
+          <w:lang w:val="zh_TW" w:bidi="zh_TW"/>
+        </w:rPr>
+      </w:r>
+      <w:r>
+        <w:rPr>
+          <w:lang w:val="zh_TW" w:bidi="zh_TW"/>
+        </w:rPr>
+        <w:t>許多關於天使的經文，都是夢境或異象的描述。「雅各的梯子」上有天使上去下來（</w:t>
+      </w:r>
+      <w:hyperlink r:id="rId141">
+        <w:r>
+          <w:rPr>
+            <w:lang w:val="zh_TW" w:bidi="zh_TW"/>
+          </w:rPr>
+          <w:rPr>
+            <w:color w:val="0000EE"/>
+            <w:u w:val="single"/>
+          </w:rPr>
+          <w:t>創28:12</w:t>
+        </w:r>
+      </w:hyperlink>
+      <w:r>
+        <w:rPr>
+          <w:lang w:val="zh_TW" w:bidi="zh_TW"/>
+        </w:rPr>
+        <w:t>）便是一例。在另一個夢裡，天使對雅各說話（</w:t>
+      </w:r>
+      <w:hyperlink r:id="rId142">
+        <w:r>
+          <w:rPr>
+            <w:lang w:val="zh_TW" w:bidi="zh_TW"/>
+          </w:rPr>
+          <w:rPr>
+            <w:color w:val="0000EE"/>
+            <w:u w:val="single"/>
+          </w:rPr>
+          <w:t>創31:11</w:t>
+        </w:r>
+      </w:hyperlink>
+      <w:r>
+        <w:rPr>
+          <w:lang w:val="zh_TW" w:bidi="zh_TW"/>
+        </w:rPr>
+        <w:t>）。哥尼流在異象裡看見天使（</w:t>
+      </w:r>
+      <w:hyperlink r:id="rId143">
+        <w:r>
+          <w:rPr>
+            <w:lang w:val="zh_TW" w:bidi="zh_TW"/>
+          </w:rPr>
+          <w:rPr>
+            <w:color w:val="0000EE"/>
+            <w:u w:val="single"/>
+          </w:rPr>
+          <w:t>徒10:1–3</w:t>
+        </w:r>
+      </w:hyperlink>
+      <w:r>
+        <w:rPr>
+          <w:lang w:val="zh_TW" w:bidi="zh_TW"/>
+        </w:rPr>
+        <w:t>）。較重要的經文包括</w:t>
+      </w:r>
+      <w:hyperlink r:id="rId84">
+        <w:r>
+          <w:rPr>
+            <w:lang w:val="zh_TW" w:bidi="zh_TW"/>
+          </w:rPr>
+          <w:rPr>
+            <w:color w:val="0000EE"/>
+            <w:u w:val="single"/>
+          </w:rPr>
+          <w:t>以賽亞書六章</w:t>
+        </w:r>
+      </w:hyperlink>
+      <w:r>
+        <w:rPr>
+          <w:lang w:val="zh_TW" w:bidi="zh_TW"/>
+        </w:rPr>
+        <w:t>（撒拉弗），以西結書的大部分（基路伯），以及但以理書和撒迦利亞書的許多部分。</w:t>
+      </w:r>
+    </w:p>
+    <w:p>
+      <w:pPr/>
+      <w:r>
+        <w:rPr>
+          <w:lang w:val="zh_TW" w:bidi="zh_TW"/>
+        </w:rPr>
+      </w:r>
+      <w:r>
+        <w:rPr>
+          <w:lang w:val="zh_TW" w:bidi="zh_TW"/>
+        </w:rPr>
+        <w:t>在新約聖經中，三分之一以上提到天使的內容出現在啟示錄。大多數情況下，這些天使是在異象裡出現的榮耀或可畏的形象，不能誤以為他們是人。描述這些異象的語言往往帶著奧祕與隱喻的特質，也因此不容易解釋。</w:t>
+      </w:r>
+    </w:p>
+    <w:p>
+      <w:pPr>
+        <w:pStyle w:val="Heading3"/>
+      </w:pPr>
+      <w:r>
+        <w:rPr>
+          <w:lang w:val="zh_TW" w:bidi="zh_TW"/>
+        </w:rPr>
+        <w:t>基督教神學中的天使</w:t>
+      </w:r>
+    </w:p>
+    <w:p>
+      <w:pPr/>
+      <w:r>
+        <w:rPr>
+          <w:lang w:val="zh_TW" w:bidi="zh_TW"/>
+        </w:rPr>
+      </w:r>
+      <w:r>
+        <w:rPr>
+          <w:lang w:val="zh_TW" w:bidi="zh_TW"/>
+        </w:rPr>
+        <w:t>天使論（angelology）指對天使的教義研究，雖然聖經多次提到天使，但天使論在基督教神學中並不是主要主題。聖經把天使算在神的創造之中（</w:t>
+      </w:r>
+      <w:hyperlink r:id="rId144">
+        <w:r>
+          <w:rPr>
+            <w:lang w:val="zh_TW" w:bidi="zh_TW"/>
+          </w:rPr>
+          <w:rPr>
+            <w:color w:val="0000EE"/>
+            <w:u w:val="single"/>
+          </w:rPr>
+          <w:t>詩148:2</w:t>
+        </w:r>
+      </w:hyperlink>
+      <w:r>
+        <w:rPr>
+          <w:lang w:val="zh_TW" w:bidi="zh_TW"/>
+        </w:rPr>
+        <w:t>；</w:t>
+      </w:r>
+      <w:hyperlink r:id="rId145">
+        <w:r>
+          <w:rPr>
+            <w:lang w:val="zh_TW" w:bidi="zh_TW"/>
+          </w:rPr>
+          <w:rPr>
+            <w:color w:val="0000EE"/>
+            <w:u w:val="single"/>
+          </w:rPr>
+          <w:t>西1:16</w:t>
+        </w:r>
+      </w:hyperlink>
+      <w:r>
+        <w:rPr>
+          <w:lang w:val="zh_TW" w:bidi="zh_TW"/>
+        </w:rPr>
+        <w:t>），經文亦暗示他們見證神創造世界（</w:t>
+      </w:r>
+      <w:hyperlink r:id="rId146">
+        <w:r>
+          <w:rPr>
+            <w:lang w:val="zh_TW" w:bidi="zh_TW"/>
+          </w:rPr>
+          <w:rPr>
+            <w:color w:val="0000EE"/>
+            <w:u w:val="single"/>
+          </w:rPr>
+          <w:t>伯38:7</w:t>
+        </w:r>
+      </w:hyperlink>
+      <w:r>
+        <w:rPr>
+          <w:lang w:val="zh_TW" w:bidi="zh_TW"/>
+        </w:rPr>
+        <w:t>）。無論天使與神的關係多親近，他們和人類一樣，都是受造之物。</w:t>
+      </w:r>
+    </w:p>
+    <w:p>
+      <w:pPr/>
+      <w:r>
+        <w:rPr>
+          <w:lang w:val="zh_TW" w:bidi="zh_TW"/>
+        </w:rPr>
+      </w:r>
+      <w:r>
+        <w:rPr>
+          <w:lang w:val="zh_TW" w:bidi="zh_TW"/>
+        </w:rPr>
+        <w:t>天使是完全屬靈的存在，因此他們不受人類限制所限。他們不會死（</w:t>
+      </w:r>
+      <w:hyperlink r:id="rId147">
+        <w:r>
+          <w:rPr>
+            <w:lang w:val="zh_TW" w:bidi="zh_TW"/>
+          </w:rPr>
+          <w:rPr>
+            <w:color w:val="0000EE"/>
+            <w:u w:val="single"/>
+          </w:rPr>
+          <w:t>路20:36</w:t>
+        </w:r>
+      </w:hyperlink>
+      <w:r>
+        <w:rPr>
+          <w:lang w:val="zh_TW" w:bidi="zh_TW"/>
+        </w:rPr>
+        <w:t>），又不嫁不娶，因此可視為沒有性別（</w:t>
+      </w:r>
+      <w:hyperlink r:id="rId148">
+        <w:r>
+          <w:rPr>
+            <w:lang w:val="zh_TW" w:bidi="zh_TW"/>
+          </w:rPr>
+          <w:rPr>
+            <w:color w:val="0000EE"/>
+            <w:u w:val="single"/>
+          </w:rPr>
+          <w:t>太22:30</w:t>
+        </w:r>
+      </w:hyperlink>
+      <w:r>
+        <w:rPr>
+          <w:lang w:val="zh_TW" w:bidi="zh_TW"/>
+        </w:rPr>
+        <w:t>）。天使向人顯現，若以人的形象出現，人們都把他看作男人，而不是女人或孩子。天使可以用人的語言說話，也能以其它方式影響人的生命，而這能力正是他們在聖經中的基本角色。</w:t>
+      </w:r>
+    </w:p>
+    <w:p>
+      <w:pPr/>
+      <w:r>
+        <w:rPr>
+          <w:lang w:val="zh_TW" w:bidi="zh_TW"/>
+        </w:rPr>
+      </w:r>
+      <w:r>
+        <w:rPr>
+          <w:lang w:val="zh_TW" w:bidi="zh_TW"/>
+        </w:rPr>
+        <w:t>天使的能力與令人敬畏的外貌，有時令人感到害怕，甚至想敬拜他們（</w:t>
+      </w:r>
+      <w:hyperlink r:id="rId149">
+        <w:r>
+          <w:rPr>
+            <w:lang w:val="zh_TW" w:bidi="zh_TW"/>
+          </w:rPr>
+          <w:rPr>
+            <w:color w:val="0000EE"/>
+            <w:u w:val="single"/>
+          </w:rPr>
+          <w:t>太28:2–4</w:t>
+        </w:r>
+      </w:hyperlink>
+      <w:r>
+        <w:rPr>
+          <w:lang w:val="zh_TW" w:bidi="zh_TW"/>
+        </w:rPr>
+        <w:t>）。新約聖經並不認可敬拜天使（</w:t>
+      </w:r>
+      <w:hyperlink r:id="rId150">
+        <w:r>
+          <w:rPr>
+            <w:lang w:val="zh_TW" w:bidi="zh_TW"/>
+          </w:rPr>
+          <w:rPr>
+            <w:color w:val="0000EE"/>
+            <w:u w:val="single"/>
+          </w:rPr>
+          <w:t>西2:18</w:t>
+        </w:r>
+      </w:hyperlink>
+      <w:r>
+        <w:rPr>
+          <w:lang w:val="zh_TW" w:bidi="zh_TW"/>
+        </w:rPr>
+        <w:t>；</w:t>
+      </w:r>
+      <w:hyperlink r:id="rId151">
+        <w:r>
+          <w:rPr>
+            <w:lang w:val="zh_TW" w:bidi="zh_TW"/>
+          </w:rPr>
+          <w:rPr>
+            <w:color w:val="0000EE"/>
+            <w:u w:val="single"/>
+          </w:rPr>
+          <w:t>啟22:8–9</w:t>
+        </w:r>
+      </w:hyperlink>
+      <w:r>
+        <w:rPr>
+          <w:lang w:val="zh_TW" w:bidi="zh_TW"/>
+        </w:rPr>
+        <w:t>）。雖然天使比人強壯並且更有智慧，但他們的能力與知識都受神的限制（</w:t>
+      </w:r>
+      <w:hyperlink r:id="rId152">
+        <w:r>
+          <w:rPr>
+            <w:lang w:val="zh_TW" w:bidi="zh_TW"/>
+          </w:rPr>
+          <w:rPr>
+            <w:color w:val="0000EE"/>
+            <w:u w:val="single"/>
+          </w:rPr>
+          <w:t>詩103:20</w:t>
+        </w:r>
+      </w:hyperlink>
+      <w:r>
+        <w:rPr>
+          <w:lang w:val="zh_TW" w:bidi="zh_TW"/>
+        </w:rPr>
+        <w:t>；</w:t>
+      </w:r>
+      <w:hyperlink r:id="rId153">
+        <w:r>
+          <w:rPr>
+            <w:lang w:val="zh_TW" w:bidi="zh_TW"/>
+          </w:rPr>
+          <w:rPr>
+            <w:color w:val="0000EE"/>
+            <w:u w:val="single"/>
+          </w:rPr>
+          <w:t>太24:36</w:t>
+        </w:r>
+      </w:hyperlink>
+      <w:r>
+        <w:rPr>
+          <w:lang w:val="zh_TW" w:bidi="zh_TW"/>
+        </w:rPr>
+        <w:t>；</w:t>
+      </w:r>
+      <w:hyperlink r:id="rId154">
+        <w:r>
+          <w:rPr>
+            <w:lang w:val="zh_TW" w:bidi="zh_TW"/>
+          </w:rPr>
+          <w:rPr>
+            <w:color w:val="0000EE"/>
+            <w:u w:val="single"/>
+          </w:rPr>
+          <w:t>彼前1:11–12</w:t>
+        </w:r>
+      </w:hyperlink>
+      <w:r>
+        <w:rPr>
+          <w:lang w:val="zh_TW" w:bidi="zh_TW"/>
+        </w:rPr>
+        <w:t>；</w:t>
+      </w:r>
+      <w:hyperlink r:id="rId155">
+        <w:r>
+          <w:rPr>
+            <w:lang w:val="zh_TW" w:bidi="zh_TW"/>
+          </w:rPr>
+          <w:rPr>
+            <w:color w:val="0000EE"/>
+            <w:u w:val="single"/>
+          </w:rPr>
+          <w:t>彼後2:11</w:t>
+        </w:r>
+      </w:hyperlink>
+      <w:r>
+        <w:rPr>
+          <w:lang w:val="zh_TW" w:bidi="zh_TW"/>
+        </w:rPr>
+        <w:t>）。</w:t>
+      </w:r>
+      <w:r>
+        <w:rPr>
+          <w:i/>
+          <w:lang w:val="zh_TW" w:bidi="zh_TW"/>
+        </w:rPr>
+        <w:t>見</w:t>
+      </w:r>
+      <w:r>
+        <w:rPr>
+          <w:lang w:val="zh_TW" w:bidi="zh_TW"/>
+        </w:rPr>
+        <w:t>基路伯，基路伯們</w:t>
+      </w:r>
+      <w:r>
+        <w:rPr>
+          <w:lang w:val="zh_TW" w:bidi="zh_TW"/>
+        </w:rPr>
+        <w:t>;；</w:t>
+      </w:r>
+      <w:r>
+        <w:rPr>
+          <w:lang w:val="zh_TW" w:bidi="zh_TW"/>
+        </w:rPr>
+        <w:t>撒拉弗， 撒拉弗們</w:t>
+      </w:r>
+      <w:r>
+        <w:rPr>
+          <w:lang w:val="zh_TW" w:bidi="zh_TW"/>
+        </w:rPr>
+        <w:t>；</w:t>
+      </w:r>
+      <w:r>
+        <w:rPr>
+          <w:lang w:val="zh_TW" w:bidi="zh_TW"/>
+        </w:rPr>
+        <w:t>鬼魔</w:t>
+      </w:r>
+      <w:r>
+        <w:rPr>
+          <w:lang w:val="zh_TW" w:bidi="zh_TW"/>
+        </w:rPr>
+        <w:t>；</w:t>
+      </w:r>
+      <w:r>
+        <w:rPr>
+          <w:lang w:val="zh_TW" w:bidi="zh_TW"/>
+        </w:rPr>
+        <w:t>鬼附</w:t>
+      </w:r>
+      <w:r>
+        <w:rPr>
+          <w:lang w:val="zh_TW" w:bidi="zh_TW"/>
+        </w:rPr>
+        <w:t>；</w:t>
+      </w:r>
+      <w:r>
+        <w:rPr>
+          <w:lang w:val="zh_TW" w:bidi="zh_TW"/>
+        </w:rPr>
+        <w:t>撒但</w:t>
+      </w:r>
+      <w:r>
+        <w:rPr>
+          <w:lang w:val="zh_TW" w:bidi="zh_TW"/>
+        </w:rPr>
+        <w:t>。</w:t>
+      </w:r>
+      <w:r>
+        <w:rPr>
+          <w:lang w:val="zh_TW" w:bidi="zh_TW"/>
+        </w:rPr>
+      </w:r>
+      <w:r>
+        <w:rPr>
+          <w:lang w:val="zh_TW" w:bidi="zh_TW"/>
+        </w:rPr>
+      </w:r>
+    </w:p>
+    <w:p>
+      <w:pPr/>
+      <w:r>
+        <w:rPr>
+          <w:lang w:val="zh_TW" w:bidi="zh_TW"/>
+        </w:rPr>
+      </w:r>
+    </w:p>
+    <w:p>
+      <w:pPr>
+        <w:pStyle w:val="Heading2"/>
+      </w:pPr>
+      <w:r>
+        <w:rPr>
+          <w:lang w:val="zh_TW" w:bidi="zh_TW"/>
+        </w:rPr>
+        <w:t>天文學</w:t>
+      </w:r>
+      <w:r>
+        <w:rPr>
+          <w:lang w:val="zh_TW" w:bidi="zh_TW"/>
+        </w:rPr>
+      </w:r>
+    </w:p>
+    <w:p>
+      <w:pPr/>
+      <w:r>
+        <w:rPr>
+          <w:lang w:val="zh_TW" w:bidi="zh_TW"/>
+        </w:rPr>
+      </w:r>
+      <w:r>
+        <w:rPr>
+          <w:lang w:val="zh_TW" w:bidi="zh_TW"/>
+        </w:rPr>
+        <w:t>天文學（astronomy）是研究地球大氣層以外事物的學科，專注於天體在太空中的位置、運行以及特徵。「天文學」一詞來源自希臘文，意為「星辰的法則」。</w:t>
+      </w:r>
+    </w:p>
+    <w:p>
+      <w:pPr/>
+      <w:r>
+        <w:rPr>
+          <w:lang w:val="zh_TW" w:bidi="zh_TW"/>
+        </w:rPr>
+      </w:r>
+      <w:r>
+        <w:rPr>
+          <w:lang w:val="zh_TW" w:bidi="zh_TW"/>
+        </w:rPr>
+        <w:t>天文學並非現代科學的產物。自古以來，人類就對天空充滿好奇。早期文明夜觀天象，用於預知未來，即占星術（astrology），以及輔助航海導航。</w:t>
+      </w:r>
+    </w:p>
+    <w:p>
+      <w:pPr/>
+      <w:r>
+        <w:rPr>
+          <w:lang w:val="zh_TW" w:bidi="zh_TW"/>
+        </w:rPr>
+      </w:r>
+      <w:r>
+        <w:rPr>
+          <w:lang w:val="zh_TW" w:bidi="zh_TW"/>
+        </w:rPr>
+        <w:t>聖經對天文學也有一些有趣的記載。根據</w:t>
+      </w:r>
+      <w:hyperlink r:id="rId156">
+        <w:r>
+          <w:rPr>
+            <w:lang w:val="zh_TW" w:bidi="zh_TW"/>
+          </w:rPr>
+          <w:rPr>
+            <w:color w:val="0000EE"/>
+            <w:u w:val="single"/>
+          </w:rPr>
+          <w:t>創世記一章14至19節</w:t>
+        </w:r>
+      </w:hyperlink>
+      <w:r>
+        <w:rPr>
+          <w:lang w:val="zh_TW" w:bidi="zh_TW"/>
+        </w:rPr>
+        <w:t>，神創造了日月星辰以：</w:t>
+      </w:r>
+    </w:p>
+    <w:p>
+      <w:pPr>
+        <w:pStyle w:val="ListNumber"/>
+        <w:numPr>
+          <w:ilvl w:val="0"/>
+          <w:numId w:val="19"/>
+        </w:numPr>
+        <w:spacing w:line="240" w:lineRule="auto"/>
+        <w:ind w:left="720"/>
+      </w:pPr>
+      <w:r>
+        <w:rPr>
+          <w:lang w:val="zh_TW" w:bidi="zh_TW"/>
+        </w:rPr>
+      </w:r>
+      <w:r>
+        <w:rPr>
+          <w:lang w:val="zh_TW" w:bidi="zh_TW"/>
+        </w:rPr>
+        <w:t>照亮大地；</w:t>
+      </w:r>
+    </w:p>
+    <w:p>
+      <w:pPr>
+        <w:pStyle w:val="ListNumber"/>
+        <w:spacing w:line="240" w:lineRule="auto"/>
+        <w:ind w:left="720"/>
+      </w:pPr>
+      <w:r>
+        <w:rPr>
+          <w:lang w:val="zh_TW" w:bidi="zh_TW"/>
+        </w:rPr>
+      </w:r>
+      <w:r>
+        <w:rPr>
+          <w:lang w:val="zh_TW" w:bidi="zh_TW"/>
+        </w:rPr>
+        <w:t>訂立節令與節期；</w:t>
+      </w:r>
+    </w:p>
+    <w:p>
+      <w:pPr>
+        <w:pStyle w:val="ListNumber"/>
+        <w:spacing w:line="240" w:lineRule="auto"/>
+        <w:ind w:left="720"/>
+      </w:pPr>
+      <w:r>
+        <w:rPr>
+          <w:lang w:val="zh_TW" w:bidi="zh_TW"/>
+        </w:rPr>
+      </w:r>
+      <w:r>
+        <w:rPr>
+          <w:lang w:val="zh_TW" w:bidi="zh_TW"/>
+        </w:rPr>
+        <w:t>作為「記號」，助人辨識方向。</w:t>
+      </w:r>
+    </w:p>
+    <w:p>
+      <w:pPr/>
+      <w:r>
+        <w:rPr>
+          <w:lang w:val="zh_TW" w:bidi="zh_TW"/>
+        </w:rPr>
+      </w:r>
+      <w:r>
+        <w:rPr>
+          <w:lang w:val="zh_TW" w:bidi="zh_TW"/>
+        </w:rPr>
+        <w:t>「節令」一詞可能是指宗教節期或一年的季節。與巴比倫曆法類似，希伯來曆法是以陰曆為基礎。陰曆利用月亮環繞地球的週期來訂立宗教節期。恆星和行星作為記號的功能，則似乎有關它們如何勾勒天空的輪廓，使人在地上能辨識方向、航行與定位。</w:t>
+      </w:r>
+    </w:p>
+    <w:p>
+      <w:pPr/>
+      <w:r>
+        <w:rPr>
+          <w:lang w:val="zh_TW" w:bidi="zh_TW"/>
+        </w:rPr>
+      </w:r>
+      <w:r>
+        <w:rPr>
+          <w:lang w:val="zh_TW" w:bidi="zh_TW"/>
+        </w:rPr>
+        <w:t>聖經沒有直接提到日蝕或月蝕，但有些經文描述日月變暗，可能是在談論日蝕或月蝕（</w:t>
+      </w:r>
+      <w:hyperlink r:id="rId157">
+        <w:r>
+          <w:rPr>
+            <w:lang w:val="zh_TW" w:bidi="zh_TW"/>
+          </w:rPr>
+          <w:rPr>
+            <w:color w:val="0000EE"/>
+            <w:u w:val="single"/>
+          </w:rPr>
+          <w:t>珥2:31</w:t>
+        </w:r>
+      </w:hyperlink>
+      <w:r>
+        <w:rPr>
+          <w:lang w:val="zh_TW" w:bidi="zh_TW"/>
+        </w:rPr>
+        <w:t>；</w:t>
+      </w:r>
+      <w:hyperlink r:id="rId158">
+        <w:r>
+          <w:rPr>
+            <w:lang w:val="zh_TW" w:bidi="zh_TW"/>
+          </w:rPr>
+          <w:rPr>
+            <w:color w:val="0000EE"/>
+            <w:u w:val="single"/>
+          </w:rPr>
+          <w:t>摩8:9</w:t>
+        </w:r>
+      </w:hyperlink>
+      <w:r>
+        <w:rPr>
+          <w:lang w:val="zh_TW" w:bidi="zh_TW"/>
+        </w:rPr>
+        <w:t>；</w:t>
+      </w:r>
+      <w:hyperlink r:id="rId159">
+        <w:r>
+          <w:rPr>
+            <w:lang w:val="zh_TW" w:bidi="zh_TW"/>
+          </w:rPr>
+          <w:rPr>
+            <w:color w:val="0000EE"/>
+            <w:u w:val="single"/>
+          </w:rPr>
+          <w:t>太24:29</w:t>
+        </w:r>
+      </w:hyperlink>
+      <w:r>
+        <w:rPr>
+          <w:lang w:val="zh_TW" w:bidi="zh_TW"/>
+        </w:rPr>
+        <w:t>）。</w:t>
+      </w:r>
+    </w:p>
+    <w:p>
+      <w:pPr/>
+      <w:r>
+        <w:rPr>
+          <w:lang w:val="zh_TW" w:bidi="zh_TW"/>
+        </w:rPr>
+      </w:r>
+      <w:r>
+        <w:rPr>
+          <w:lang w:val="zh_TW" w:bidi="zh_TW"/>
+        </w:rPr>
+        <w:t>舊約也有提及一些星座。然而，實在難以具體對應希伯來文與現今的星座名稱。翻譯為「</w:t>
+      </w:r>
+      <w:r>
+        <w:rPr>
+          <w:lang w:val="zh_TW" w:bidi="zh_TW"/>
+        </w:rPr>
+        <w:t>昴星</w:t>
+      </w:r>
+      <w:r>
+        <w:rPr>
+          <w:lang w:val="zh_TW" w:bidi="zh_TW"/>
+        </w:rPr>
+        <w:t>」（一些英文譯本為Pleiades）一詞意指「一團」或「一堆」，很可能指的是金牛座中最明顯的星團（</w:t>
+      </w:r>
+      <w:hyperlink r:id="rId160">
+        <w:r>
+          <w:rPr>
+            <w:lang w:val="zh_TW" w:bidi="zh_TW"/>
+          </w:rPr>
+          <w:rPr>
+            <w:color w:val="0000EE"/>
+            <w:u w:val="single"/>
+          </w:rPr>
+          <w:t>伯9:9</w:t>
+        </w:r>
+      </w:hyperlink>
+      <w:r>
+        <w:rPr>
+          <w:lang w:val="zh_TW" w:bidi="zh_TW"/>
+        </w:rPr>
+        <w:t>，</w:t>
+      </w:r>
+      <w:hyperlink r:id="rId161">
+        <w:r>
+          <w:rPr>
+            <w:lang w:val="zh_TW" w:bidi="zh_TW"/>
+          </w:rPr>
+          <w:rPr>
+            <w:color w:val="0000EE"/>
+            <w:u w:val="single"/>
+          </w:rPr>
+          <w:t>38:31</w:t>
+        </w:r>
+      </w:hyperlink>
+      <w:r>
+        <w:rPr>
+          <w:lang w:val="zh_TW" w:bidi="zh_TW"/>
+        </w:rPr>
+        <w:t>；</w:t>
+      </w:r>
+      <w:hyperlink r:id="rId162">
+        <w:r>
+          <w:rPr>
+            <w:lang w:val="zh_TW" w:bidi="zh_TW"/>
+          </w:rPr>
+          <w:rPr>
+            <w:color w:val="0000EE"/>
+            <w:u w:val="single"/>
+          </w:rPr>
+          <w:t>摩5:8</w:t>
+        </w:r>
+      </w:hyperlink>
+      <w:r>
+        <w:rPr>
+          <w:lang w:val="zh_TW" w:bidi="zh_TW"/>
+        </w:rPr>
+        <w:t>）。另一個希伯來文詞語可能與「愚頑人」相關，通常被理解為獵戶座（Orion；譯註：和合本譯為「參星」），但這詞與獵戶座的關聯原因不明。其他星座為「南方的</w:t>
+      </w:r>
+      <w:r>
+        <w:rPr>
+          <w:lang w:val="zh_TW" w:bidi="zh_TW"/>
+        </w:rPr>
+        <w:t>密宮</w:t>
+      </w:r>
+      <w:r>
+        <w:rPr>
+          <w:lang w:val="zh_TW" w:bidi="zh_TW"/>
+        </w:rPr>
+        <w:t>」和「大熊座（譯註：和合本譯為「</w:t>
+      </w:r>
+      <w:r>
+        <w:rPr>
+          <w:lang w:val="zh_TW" w:bidi="zh_TW"/>
+        </w:rPr>
+        <w:t>北斗</w:t>
+      </w:r>
+      <w:r>
+        <w:rPr>
+          <w:lang w:val="zh_TW" w:bidi="zh_TW"/>
+        </w:rPr>
+        <w:t>」）」（</w:t>
+      </w:r>
+      <w:hyperlink r:id="rId160">
+        <w:r>
+          <w:rPr>
+            <w:lang w:val="zh_TW" w:bidi="zh_TW"/>
+          </w:rPr>
+          <w:rPr>
+            <w:color w:val="0000EE"/>
+            <w:u w:val="single"/>
+          </w:rPr>
+          <w:t>伯9:9</w:t>
+        </w:r>
+      </w:hyperlink>
+      <w:r>
+        <w:rPr>
+          <w:lang w:val="zh_TW" w:bidi="zh_TW"/>
+        </w:rPr>
+        <w:t>，</w:t>
+      </w:r>
+      <w:hyperlink r:id="rId163">
+        <w:r>
+          <w:rPr>
+            <w:lang w:val="zh_TW" w:bidi="zh_TW"/>
+          </w:rPr>
+          <w:rPr>
+            <w:color w:val="0000EE"/>
+            <w:u w:val="single"/>
+          </w:rPr>
+          <w:t>38:32</w:t>
+        </w:r>
+      </w:hyperlink>
+      <w:r>
+        <w:rPr>
+          <w:lang w:val="zh_TW" w:bidi="zh_TW"/>
+        </w:rPr>
+        <w:t>），北斗可在北方天際出現。</w:t>
+      </w:r>
+    </w:p>
+    <w:p>
+      <w:pPr/>
+      <w:r>
+        <w:rPr>
+          <w:lang w:val="zh_TW" w:bidi="zh_TW"/>
+        </w:rPr>
+      </w:r>
+      <w:r>
+        <w:rPr>
+          <w:lang w:val="zh_TW" w:bidi="zh_TW"/>
+        </w:rPr>
+        <w:t>聖經常提到星辰。神曾應許亞伯拉罕，他的後裔將如天上的星那樣繁多（</w:t>
       </w:r>
       <w:hyperlink r:id="rId30">
         <w:r>
@@ -714,7 +5895,37 @@
             <w:color w:val="0000EE"/>
             <w:u w:val="single"/>
           </w:rPr>
-          <w:t>太19:10</w:t>
+          <w:t>創15:5</w:t>
+        </w:r>
+      </w:hyperlink>
+      <w:r>
+        <w:rPr>
+          <w:lang w:val="zh_TW" w:bidi="zh_TW"/>
+        </w:rPr>
+        <w:t>）。保羅也曾寫道，</w:t>
+      </w:r>
+      <w:r>
+        <w:rPr>
+          <w:lang w:val="zh_TW" w:bidi="zh_TW"/>
+        </w:rPr>
+        <w:t>這星和那星的榮光</w:t>
+      </w:r>
+      <w:r>
+        <w:rPr>
+          <w:lang w:val="zh_TW" w:bidi="zh_TW"/>
+        </w:rPr>
+        <w:t>各有不同（</w:t>
+      </w:r>
+      <w:hyperlink r:id="rId164">
+        <w:r>
+          <w:rPr>
+            <w:lang w:val="zh_TW" w:bidi="zh_TW"/>
+          </w:rPr>
+          <w:rPr>
+            <w:color w:val="0000EE"/>
+            <w:u w:val="single"/>
+          </w:rPr>
+          <w:t>林前15:41</w:t>
         </w:r>
       </w:hyperlink>
       <w:r>
@@ -731,29 +5942,35 @@
           <w:lang w:val="zh_TW" w:bidi="zh_TW"/>
         </w:rPr>
       </w:r>
-      <w:r>
-        <w:rPr>
-          <w:lang w:val="zh_TW" w:bidi="zh_TW"/>
-        </w:rPr>
-        <w:t>耶穌不僅重申了「一體」聯結在救贖群體中的有效性，新約也透過將婚姻的聯結，定義為基督與教會關係在地上的反映，進一步加強了婚姻聯結的不可侵犯性（</w:t>
-      </w:r>
-      <w:hyperlink r:id="rId31">
-        <w:r>
-          <w:rPr>
-            <w:lang w:val="zh_TW" w:bidi="zh_TW"/>
-          </w:rPr>
-          <w:rPr>
-            <w:color w:val="0000EE"/>
-            <w:u w:val="single"/>
-          </w:rPr>
-          <w:t>弗5:25</w:t>
-        </w:r>
-      </w:hyperlink>
-      <w:r>
-        <w:rPr>
-          <w:lang w:val="zh_TW" w:bidi="zh_TW"/>
-        </w:rPr>
-        <w:t>）。</w:t>
+      <w:hyperlink r:id="rId165">
+        <w:r>
+          <w:rPr>
+            <w:lang w:val="zh_TW" w:bidi="zh_TW"/>
+          </w:rPr>
+          <w:rPr>
+            <w:color w:val="0000EE"/>
+            <w:u w:val="single"/>
+          </w:rPr>
+          <w:t>猶大書13節</w:t>
+        </w:r>
+      </w:hyperlink>
+      <w:r>
+        <w:rPr>
+          <w:lang w:val="zh_TW" w:bidi="zh_TW"/>
+        </w:rPr>
+        <w:t>將假教師比作「</w:t>
+      </w:r>
+      <w:r>
+        <w:rPr>
+          <w:lang w:val="zh_TW" w:bidi="zh_TW"/>
+        </w:rPr>
+        <w:t>流蕩的星</w:t>
+      </w:r>
+      <w:r>
+        <w:rPr>
+          <w:lang w:val="zh_TW" w:bidi="zh_TW"/>
+        </w:rPr>
+        <w:t>」。有人認為這個比喻來自星辰繞著極星（polestar，距離地極最近的恆星，看似固定不動）運行的觀察。極星因固定而成為航行定位的基準，而移動的星則是不可靠的嚮導，就如同假教師一樣。</w:t>
       </w:r>
     </w:p>
     <w:p>
@@ -767,37 +5984,7 @@
         <w:rPr>
           <w:lang w:val="zh_TW" w:bidi="zh_TW"/>
         </w:rPr>
-        <w:t>儘管婚姻聯結的永恆性受到如此嚴厲的制約，新約仍允許在某些例外情況下休妻，以保護無辜的一方免於受不道德行為和拋棄的傷害。耶穌設立了一些例外條件，賦予因配偶不忠而受害的一方提出休妻的權利（</w:t>
-      </w:r>
-      <w:hyperlink r:id="rId32">
-        <w:r>
-          <w:rPr>
-            <w:lang w:val="zh_TW" w:bidi="zh_TW"/>
-          </w:rPr>
-          <w:rPr>
-            <w:color w:val="0000EE"/>
-            <w:u w:val="single"/>
-          </w:rPr>
-          <w:t>太5:32，</w:t>
-        </w:r>
-      </w:hyperlink>
-      <w:hyperlink r:id="rId33">
-        <w:r>
-          <w:rPr>
-            <w:lang w:val="zh_TW" w:bidi="zh_TW"/>
-          </w:rPr>
-          <w:rPr>
-            <w:color w:val="0000EE"/>
-            <w:u w:val="single"/>
-          </w:rPr>
-          <w:t>19:9</w:t>
-        </w:r>
-      </w:hyperlink>
-      <w:r>
-        <w:rPr>
-          <w:lang w:val="zh_TW" w:bidi="zh_TW"/>
-        </w:rPr>
-        <w:t>）。顯然，受害的一方可以選擇維持婚姻關係，即使面對不忠配偶背叛承諾。然而，鑒於聖經允許的例外情況，不應強加給無辜的一方必須維持或恢復受破壞婚姻關係的義務。</w:t>
+        <w:t>然而，更可能的解釋是，猶大所指的「流蕩的星」其實是行星。因為當時的人已知道星辰是規律地繞著極星而運行，所以不會把所有星辰（除了極星）都視為「流蕩的」。相反地，行星的運行軌跡看似不規則，與恆星的固定運轉不同。另一些註解者則認為，「流蕩的星」也可能指的是彗星（comet）。</w:t>
       </w:r>
     </w:p>
     <w:p>
@@ -809,174 +5996,6 @@
       </w:r>
       <w:r>
         <w:rPr>
-          <w:lang w:val="zh_TW" w:bidi="zh_TW"/>
-        </w:rPr>
-        <w:t>新約認可的另一個可以休妻的例外情況是拋棄。根據</w:t>
-      </w:r>
-      <w:hyperlink r:id="rId34">
-        <w:r>
-          <w:rPr>
-            <w:lang w:val="zh_TW" w:bidi="zh_TW"/>
-          </w:rPr>
-          <w:rPr>
-            <w:color w:val="0000EE"/>
-            <w:u w:val="single"/>
-          </w:rPr>
-          <w:t>哥林多前書七章15節</w:t>
-        </w:r>
-      </w:hyperlink>
-      <w:r>
-        <w:rPr>
-          <w:lang w:val="zh_TW" w:bidi="zh_TW"/>
-        </w:rPr>
-        <w:t>的規定，這主要是指未信主的配偶拋棄婚姻的情況。然而，應注意到，如果信徒有拋棄配偶的行為，也應被視為不信主的人（</w:t>
-      </w:r>
-      <w:hyperlink r:id="rId35">
-        <w:r>
-          <w:rPr>
-            <w:lang w:val="zh_TW" w:bidi="zh_TW"/>
-          </w:rPr>
-          <w:rPr>
-            <w:color w:val="0000EE"/>
-            <w:u w:val="single"/>
-          </w:rPr>
-          <w:t>提前5:8</w:t>
-        </w:r>
-      </w:hyperlink>
-      <w:r>
-        <w:rPr>
-          <w:lang w:val="zh_TW" w:bidi="zh_TW"/>
-        </w:rPr>
-        <w:t>）。任何相當於拋棄婚姻關係的行為，都構成了對婚姻承諾的破壞，並適用</w:t>
-      </w:r>
-      <w:hyperlink r:id="rId34">
-        <w:r>
-          <w:rPr>
-            <w:lang w:val="zh_TW" w:bidi="zh_TW"/>
-          </w:rPr>
-          <w:rPr>
-            <w:color w:val="0000EE"/>
-            <w:u w:val="single"/>
-          </w:rPr>
-          <w:t>哥林多前書七章15節</w:t>
-        </w:r>
-      </w:hyperlink>
-      <w:r>
-        <w:rPr>
-          <w:lang w:val="zh_TW" w:bidi="zh_TW"/>
-        </w:rPr>
-        <w:t>中所述的規定。</w:t>
-      </w:r>
-    </w:p>
-    <w:p>
-      <w:pPr/>
-      <w:r>
-        <w:rPr>
-          <w:lang w:val="zh_TW" w:bidi="zh_TW"/>
-        </w:rPr>
-      </w:r>
-      <w:r>
-        <w:rPr>
-          <w:lang w:val="zh_TW" w:bidi="zh_TW"/>
-        </w:rPr>
-        <w:t>無論是通姦還是拋棄，受害的一方都有權向有過錯的配偶尋求休妻，並在完成休妻後重新成為單身。若悔改和和解無法恢復被破壞的婚姻，受害的一方無需再受該婚姻的約束。根據聖經，未受婚姻約束的人有權再婚，但前提是只「在主裡」（</w:t>
-      </w:r>
-      <w:hyperlink r:id="rId36">
-        <w:r>
-          <w:rPr>
-            <w:lang w:val="zh_TW" w:bidi="zh_TW"/>
-          </w:rPr>
-          <w:rPr>
-            <w:color w:val="0000EE"/>
-            <w:u w:val="single"/>
-          </w:rPr>
-          <w:t>林前7:39</w:t>
-        </w:r>
-      </w:hyperlink>
-      <w:r>
-        <w:rPr>
-          <w:lang w:val="zh_TW" w:bidi="zh_TW"/>
-        </w:rPr>
-        <w:t>），即只能與另一位基督徒結婚。對於沒有獨身恩賜的單身者來說，結婚的命令（</w:t>
-      </w:r>
-      <w:hyperlink r:id="rId37">
-        <w:r>
-          <w:rPr>
-            <w:lang w:val="zh_TW" w:bidi="zh_TW"/>
-          </w:rPr>
-          <w:rPr>
-            <w:color w:val="0000EE"/>
-            <w:u w:val="single"/>
-          </w:rPr>
-          <w:t>9</w:t>
-        </w:r>
-      </w:hyperlink>
-      <w:r>
-        <w:rPr>
-          <w:lang w:val="zh_TW" w:bidi="zh_TW"/>
-        </w:rPr>
-        <w:t>節）同樣適用於因符合聖經原則的合法休妻而成為單身的人。根據基督在</w:t>
-      </w:r>
-      <w:hyperlink r:id="rId38">
-        <w:r>
-          <w:rPr>
-            <w:lang w:val="zh_TW" w:bidi="zh_TW"/>
-          </w:rPr>
-          <w:rPr>
-            <w:color w:val="0000EE"/>
-            <w:u w:val="single"/>
-          </w:rPr>
-          <w:t>馬可福音十章11至12節</w:t>
-        </w:r>
-      </w:hyperlink>
-      <w:r>
-        <w:rPr>
-          <w:lang w:val="zh_TW" w:bidi="zh_TW"/>
-        </w:rPr>
-        <w:t>和</w:t>
-      </w:r>
-      <w:hyperlink r:id="rId39">
-        <w:r>
-          <w:rPr>
-            <w:lang w:val="zh_TW" w:bidi="zh_TW"/>
-          </w:rPr>
-          <w:rPr>
-            <w:color w:val="0000EE"/>
-            <w:u w:val="single"/>
-          </w:rPr>
-          <w:t>路加福音十六章18節</w:t>
-        </w:r>
-      </w:hyperlink>
-      <w:r>
-        <w:rPr>
-          <w:lang w:val="zh_TW" w:bidi="zh_TW"/>
-        </w:rPr>
-        <w:t>中的教導，若休妻僅被用作更換配偶的手段，則其因意圖不純的休妻所構成的姦淫，這樣的再婚不被認可。</w:t>
-      </w:r>
-    </w:p>
-    <w:p>
-      <w:pPr/>
-      <w:r>
-        <w:rPr>
-          <w:lang w:val="zh_TW" w:bidi="zh_TW"/>
-        </w:rPr>
-      </w:r>
-      <w:r>
-        <w:rPr>
-          <w:lang w:val="zh_TW" w:bidi="zh_TW"/>
-        </w:rPr>
-        <w:t>通常有許多因素加起來導致一段婚姻的摧毀。因此，當教會在處理每個休妻和再婚的案例時，必須逐案處理，並考慮到神無窮的赦罪大能及其恢復破碎生命的恩典。顯然，聖經對休妻的限制並不適用於那些在信主前婚姻破裂的信徒，因為神的赦免洗清了他們在未信主時期的罪，使他們在基督裡成為新造的人。</w:t>
-      </w:r>
-    </w:p>
-    <w:p>
-      <w:pPr/>
-      <w:r>
-        <w:rPr>
-          <w:lang w:val="zh_TW" w:bidi="zh_TW"/>
-        </w:rPr>
-      </w:r>
-      <w:r>
-        <w:rPr>
           <w:i/>
           <w:lang w:val="zh_TW" w:bidi="zh_TW"/>
         </w:rPr>
@@ -992,256 +6011,7 @@
         <w:rPr>
           <w:lang w:val="zh_TW" w:bidi="zh_TW"/>
         </w:rPr>
-        <w:t>姦淫</w:t>
-      </w:r>
-      <w:r>
-        <w:rPr>
-          <w:lang w:val="zh_TW" w:bidi="zh_TW"/>
-        </w:rPr>
-        <w:t>；</w:t>
-      </w:r>
-      <w:r>
-        <w:rPr>
-          <w:lang w:val="zh_TW" w:bidi="zh_TW"/>
-        </w:rPr>
-        <w:t>民事法律和司法</w:t>
-      </w:r>
-      <w:r>
-        <w:rPr>
-          <w:lang w:val="zh_TW" w:bidi="zh_TW"/>
-        </w:rPr>
-        <w:t>；</w:t>
-      </w:r>
-      <w:r>
-        <w:rPr>
-          <w:lang w:val="zh_TW" w:bidi="zh_TW"/>
-        </w:rPr>
-        <w:t>婚姻，婚姻習俗</w:t>
-      </w:r>
-      <w:r>
-        <w:rPr>
-          <w:lang w:val="zh_TW" w:bidi="zh_TW"/>
-        </w:rPr>
-        <w:t>；</w:t>
-      </w:r>
-      <w:r>
-        <w:rPr>
-          <w:lang w:val="zh_TW" w:bidi="zh_TW"/>
-        </w:rPr>
-        <w:t>性，性別</w:t>
-      </w:r>
-      <w:r>
-        <w:rPr>
-          <w:lang w:val="zh_TW" w:bidi="zh_TW"/>
-        </w:rPr>
-        <w:t>。</w:t>
-      </w:r>
-      <w:r>
-        <w:rPr>
-          <w:lang w:val="zh_TW" w:bidi="zh_TW"/>
-        </w:rPr>
-      </w:r>
-      <w:r>
-        <w:rPr>
-          <w:lang w:val="zh_TW" w:bidi="zh_TW"/>
-        </w:rPr>
-      </w:r>
-    </w:p>
-    <w:p>
-      <w:pPr/>
-      <w:r>
-        <w:rPr>
-          <w:lang w:val="zh_TW" w:bidi="zh_TW"/>
-        </w:rPr>
-      </w:r>
-    </w:p>
-    <w:p>
-      <w:pPr>
-        <w:pStyle w:val="Heading2"/>
-      </w:pPr>
-      <w:r>
-        <w:rPr>
-          <w:lang w:val="zh_TW" w:bidi="zh_TW"/>
-        </w:rPr>
-        <w:t>休書</w:t>
-      </w:r>
-      <w:r>
-        <w:rPr>
-          <w:lang w:val="zh_TW" w:bidi="zh_TW"/>
-        </w:rPr>
-      </w:r>
-    </w:p>
-    <w:p>
-      <w:pPr/>
-      <w:r>
-        <w:rPr>
-          <w:lang w:val="zh_TW" w:bidi="zh_TW"/>
-        </w:rPr>
-      </w:r>
-      <w:r>
-        <w:rPr>
-          <w:lang w:val="zh_TW" w:bidi="zh_TW"/>
-        </w:rPr>
-        <w:t>一份根據摩西律法宣告丈夫和妻子分離的文件（</w:t>
-      </w:r>
-      <w:hyperlink r:id="rId24">
-        <w:r>
-          <w:rPr>
-            <w:lang w:val="zh_TW" w:bidi="zh_TW"/>
-          </w:rPr>
-          <w:rPr>
-            <w:color w:val="0000EE"/>
-            <w:u w:val="single"/>
-          </w:rPr>
-          <w:t>申24:1–4</w:t>
-        </w:r>
-      </w:hyperlink>
-      <w:r>
-        <w:rPr>
-          <w:lang w:val="zh_TW" w:bidi="zh_TW"/>
-        </w:rPr>
-        <w:t>；見</w:t>
-      </w:r>
-      <w:hyperlink r:id="rId40">
-        <w:r>
-          <w:rPr>
-            <w:lang w:val="zh_TW" w:bidi="zh_TW"/>
-          </w:rPr>
-          <w:rPr>
-            <w:color w:val="0000EE"/>
-            <w:u w:val="single"/>
-          </w:rPr>
-          <w:t>太5:31，</w:t>
-        </w:r>
-      </w:hyperlink>
-      <w:hyperlink r:id="rId41">
-        <w:r>
-          <w:rPr>
-            <w:lang w:val="zh_TW" w:bidi="zh_TW"/>
-          </w:rPr>
-          <w:rPr>
-            <w:color w:val="0000EE"/>
-            <w:u w:val="single"/>
-          </w:rPr>
-          <w:t>19:7；</w:t>
-        </w:r>
-      </w:hyperlink>
-      <w:hyperlink r:id="rId42">
-        <w:r>
-          <w:rPr>
-            <w:lang w:val="zh_TW" w:bidi="zh_TW"/>
-          </w:rPr>
-          <w:rPr>
-            <w:color w:val="0000EE"/>
-            <w:u w:val="single"/>
-          </w:rPr>
-          <w:t>可10:4</w:t>
-        </w:r>
-      </w:hyperlink>
-      <w:r>
-        <w:rPr>
-          <w:lang w:val="zh_TW" w:bidi="zh_TW"/>
-        </w:rPr>
-        <w:t>）。休書保護了婦女的權利，提供她已獲自由的證據，並確保她的丈夫不能索取她的嫁妝。這類文件措辭可見於</w:t>
-      </w:r>
-      <w:hyperlink r:id="rId43">
-        <w:r>
-          <w:rPr>
-            <w:lang w:val="zh_TW" w:bidi="zh_TW"/>
-          </w:rPr>
-          <w:rPr>
-            <w:color w:val="0000EE"/>
-            <w:u w:val="single"/>
-          </w:rPr>
-          <w:t>何西阿書二章2節</w:t>
-        </w:r>
-      </w:hyperlink>
-      <w:r>
-        <w:rPr>
-          <w:lang w:val="zh_TW" w:bidi="zh_TW"/>
-        </w:rPr>
-        <w:t>：「因為她不是我的妻子， 我也不是她的丈夫」。舊約中的先知以此比喻，表達神欲與悖逆的百姓分離的心意（</w:t>
-      </w:r>
-      <w:hyperlink r:id="rId44">
-        <w:r>
-          <w:rPr>
-            <w:lang w:val="zh_TW" w:bidi="zh_TW"/>
-          </w:rPr>
-          <w:rPr>
-            <w:color w:val="0000EE"/>
-            <w:u w:val="single"/>
-          </w:rPr>
-          <w:t>賽50:1；</w:t>
-        </w:r>
-      </w:hyperlink>
-      <w:hyperlink r:id="rId45">
-        <w:r>
-          <w:rPr>
-            <w:lang w:val="zh_TW" w:bidi="zh_TW"/>
-          </w:rPr>
-          <w:rPr>
-            <w:color w:val="0000EE"/>
-            <w:u w:val="single"/>
-          </w:rPr>
-          <w:t>耶3:8</w:t>
-        </w:r>
-      </w:hyperlink>
-      <w:r>
-        <w:rPr>
-          <w:lang w:val="zh_TW" w:bidi="zh_TW"/>
-        </w:rPr>
-        <w:t>）。</w:t>
-      </w:r>
-    </w:p>
-    <w:p>
-      <w:pPr/>
-      <w:r>
-        <w:rPr>
-          <w:lang w:val="zh_TW" w:bidi="zh_TW"/>
-        </w:rPr>
-      </w:r>
-      <w:r>
-        <w:rPr>
-          <w:i/>
-          <w:lang w:val="zh_TW" w:bidi="zh_TW"/>
-        </w:rPr>
-        <w:t>另見</w:t>
-      </w:r>
-      <w:r>
-        <w:rPr>
-          <w:lang w:val="zh_TW" w:bidi="zh_TW"/>
-        </w:rPr>
-        <w:t xml:space="preserve"> </w:t>
-      </w:r>
-      <w:r>
-        <w:rPr>
-          <w:lang w:val="zh_TW" w:bidi="zh_TW"/>
-        </w:rPr>
-        <w:t>民事律法和司法</w:t>
-      </w:r>
-      <w:r>
-        <w:rPr>
-          <w:lang w:val="zh_TW" w:bidi="zh_TW"/>
-        </w:rPr>
-        <w:t>；</w:t>
-      </w:r>
-      <w:r>
-        <w:rPr>
-          <w:lang w:val="zh_TW" w:bidi="zh_TW"/>
-        </w:rPr>
-        <w:t>休妻</w:t>
-      </w:r>
-      <w:r>
-        <w:rPr>
-          <w:lang w:val="zh_TW" w:bidi="zh_TW"/>
-        </w:rPr>
-        <w:t>；</w:t>
-      </w:r>
-      <w:r>
-        <w:rPr>
-          <w:lang w:val="zh_TW" w:bidi="zh_TW"/>
-        </w:rPr>
-        <w:t>婚姻，婚姻習俗</w:t>
+        <w:t>占星術</w:t>
       </w:r>
       <w:r>
         <w:rPr>
@@ -3150,6 +7920,42 @@
   <w:num w:numId="13" w16cid:durableId="592781308">
     <w:abstractNumId w:val="11"/>
   </w:num>
+  <w:num w:numId="14">
+    <w:abstractNumId w:val="3"/>
+    <w:lvlOverride w:ilvl="0">
+      <w:startOverride w:val="1"/>
+    </w:lvlOverride>
+  </w:num>
+  <w:num w:numId="15">
+    <w:abstractNumId w:val="3"/>
+    <w:lvlOverride w:ilvl="0">
+      <w:startOverride w:val="1"/>
+    </w:lvlOverride>
+  </w:num>
+  <w:num w:numId="16">
+    <w:abstractNumId w:val="3"/>
+    <w:lvlOverride w:ilvl="0">
+      <w:startOverride w:val="1"/>
+    </w:lvlOverride>
+  </w:num>
+  <w:num w:numId="17">
+    <w:abstractNumId w:val="3"/>
+    <w:lvlOverride w:ilvl="0">
+      <w:startOverride w:val="1"/>
+    </w:lvlOverride>
+  </w:num>
+  <w:num w:numId="18">
+    <w:abstractNumId w:val="3"/>
+    <w:lvlOverride w:ilvl="0">
+      <w:startOverride w:val="1"/>
+    </w:lvlOverride>
+  </w:num>
+  <w:num w:numId="19">
+    <w:abstractNumId w:val="3"/>
+    <w:lvlOverride w:ilvl="0">
+      <w:startOverride w:val="1"/>
+    </w:lvlOverride>
+  </w:num>
   <w:numIdMacAtCleanup w:val="10"/>
 </w:numbering>
 </file>

--- a/zht/docx/131.content.docx
+++ b/zht/docx/131.content.docx
@@ -149,7 +149,7 @@
         <w:rPr>
           <w:lang w:val="zh_TW" w:bidi="zh_TW"/>
         </w:rPr>
-        <w:t>suo</w:t>
+        <w:t>shu</w:t>
       </w:r>
       <w:r>
         <w:rPr>
@@ -212,12 +212,2465 @@
         <w:rPr>
           <w:lang w:val="zh_TW" w:bidi="zh_TW"/>
         </w:rPr>
-        <w:t>瑣轄</w:t>
-      </w:r>
-      <w:r>
-        <w:rPr>
-          <w:lang w:val="zh_TW" w:bidi="zh_TW"/>
-        </w:rPr>
+        <w:t>書珥</w:t>
+      </w:r>
+      <w:r>
+        <w:rPr>
+          <w:lang w:val="zh_TW" w:bidi="zh_TW"/>
+        </w:rPr>
+      </w:r>
+    </w:p>
+    <w:p>
+      <w:pPr/>
+      <w:r>
+        <w:rPr>
+          <w:lang w:val="zh_TW" w:bidi="zh_TW"/>
+        </w:rPr>
+      </w:r>
+      <w:r>
+        <w:rPr>
+          <w:lang w:val="zh_TW" w:bidi="zh_TW"/>
+        </w:rPr>
+        <w:t>這是位於埃及尼羅河三角洲以東的西奈半島的曠野地區，位於南地（Negev）以西。在古代，有一條商隊路線從埃及經過這裡到達巴勒斯坦。亞伯拉罕曾在書珥和加低斯之間居住過一段時間（</w:t>
+      </w:r>
+      <w:hyperlink r:id="rId13">
+        <w:r>
+          <w:rPr>
+            <w:lang w:val="zh_TW" w:bidi="zh_TW"/>
+          </w:rPr>
+          <w:rPr>
+            <w:color w:val="0000EE"/>
+            <w:u w:val="single"/>
+          </w:rPr>
+          <w:t>創20:1</w:t>
+        </w:r>
+      </w:hyperlink>
+      <w:r>
+        <w:rPr>
+          <w:lang w:val="zh_TW" w:bidi="zh_TW"/>
+        </w:rPr>
+        <w:t>）。以實瑪利人也曾居住在這個地區（</w:t>
+      </w:r>
+      <w:hyperlink r:id="rId14">
+        <w:r>
+          <w:rPr>
+            <w:lang w:val="zh_TW" w:bidi="zh_TW"/>
+          </w:rPr>
+          <w:rPr>
+            <w:color w:val="0000EE"/>
+            <w:u w:val="single"/>
+          </w:rPr>
+          <w:t>創25:18</w:t>
+        </w:r>
+      </w:hyperlink>
+      <w:r>
+        <w:rPr>
+          <w:lang w:val="zh_TW" w:bidi="zh_TW"/>
+        </w:rPr>
+        <w:t>）。過紅海後，摩西帶領以色列人在這片乾旱的地上行走了三天（</w:t>
+      </w:r>
+      <w:hyperlink r:id="rId15">
+        <w:r>
+          <w:rPr>
+            <w:lang w:val="zh_TW" w:bidi="zh_TW"/>
+          </w:rPr>
+          <w:rPr>
+            <w:color w:val="0000EE"/>
+            <w:u w:val="single"/>
+          </w:rPr>
+          <w:t>出15:22</w:t>
+        </w:r>
+      </w:hyperlink>
+      <w:r>
+        <w:rPr>
+          <w:lang w:val="zh_TW" w:bidi="zh_TW"/>
+        </w:rPr>
+        <w:t>）。以色列王掃羅在書珥附近征服了亞瑪力人（</w:t>
+      </w:r>
+      <w:hyperlink r:id="rId16">
+        <w:r>
+          <w:rPr>
+            <w:lang w:val="zh_TW" w:bidi="zh_TW"/>
+          </w:rPr>
+          <w:rPr>
+            <w:color w:val="0000EE"/>
+            <w:u w:val="single"/>
+          </w:rPr>
+          <w:t>撒上15:7</w:t>
+        </w:r>
+      </w:hyperlink>
+      <w:r>
+        <w:rPr>
+          <w:lang w:val="zh_TW" w:bidi="zh_TW"/>
+        </w:rPr>
+        <w:t>）。後來，大衛在這裡擊敗了基述人、基色人和亞瑪力人（</w:t>
+      </w:r>
+      <w:hyperlink r:id="rId17">
+        <w:r>
+          <w:rPr>
+            <w:lang w:val="zh_TW" w:bidi="zh_TW"/>
+          </w:rPr>
+          <w:rPr>
+            <w:color w:val="0000EE"/>
+            <w:u w:val="single"/>
+          </w:rPr>
+          <w:t>撒上27:8</w:t>
+        </w:r>
+      </w:hyperlink>
+      <w:r>
+        <w:rPr>
+          <w:lang w:val="zh_TW" w:bidi="zh_TW"/>
+        </w:rPr>
+        <w:t>）。</w:t>
+      </w:r>
+      <w:hyperlink r:id="rId18">
+        <w:r>
+          <w:rPr>
+            <w:lang w:val="zh_TW" w:bidi="zh_TW"/>
+          </w:rPr>
+          <w:rPr>
+            <w:color w:val="0000EE"/>
+            <w:u w:val="single"/>
+          </w:rPr>
+          <w:t>民數記三十三章8節</w:t>
+        </w:r>
+      </w:hyperlink>
+      <w:r>
+        <w:rPr>
+          <w:lang w:val="zh_TW" w:bidi="zh_TW"/>
+        </w:rPr>
+        <w:t>稱這個地區為伊坦的曠野。</w:t>
+      </w:r>
+    </w:p>
+    <w:p>
+      <w:pPr/>
+      <w:r>
+        <w:rPr>
+          <w:lang w:val="zh_TW" w:bidi="zh_TW"/>
+        </w:rPr>
+      </w:r>
+      <w:r>
+        <w:rPr>
+          <w:i/>
+          <w:lang w:val="zh_TW" w:bidi="zh_TW"/>
+        </w:rPr>
+        <w:t xml:space="preserve">另見 </w:t>
+      </w:r>
+      <w:r>
+        <w:rPr>
+          <w:lang w:val="zh_TW" w:bidi="zh_TW"/>
+        </w:rPr>
+        <w:t>西奈，西奈山</w:t>
+      </w:r>
+      <w:r>
+        <w:rPr>
+          <w:lang w:val="zh_TW" w:bidi="zh_TW"/>
+        </w:rPr>
+        <w:t>；</w:t>
+      </w:r>
+      <w:r>
+        <w:rPr>
+          <w:lang w:val="zh_TW" w:bidi="zh_TW"/>
+        </w:rPr>
+        <w:t>曠野漂流</w:t>
+      </w:r>
+      <w:r>
+        <w:rPr>
+          <w:lang w:val="zh_TW" w:bidi="zh_TW"/>
+        </w:rPr>
+        <w:t>。</w:t>
+      </w:r>
+      <w:r>
+        <w:rPr>
+          <w:lang w:val="zh_TW" w:bidi="zh_TW"/>
+        </w:rPr>
+      </w:r>
+      <w:r>
+        <w:rPr>
+          <w:lang w:val="zh_TW" w:bidi="zh_TW"/>
+        </w:rPr>
+      </w:r>
+    </w:p>
+    <w:p>
+      <w:pPr/>
+      <w:r>
+        <w:rPr>
+          <w:lang w:val="zh_TW" w:bidi="zh_TW"/>
+        </w:rPr>
+      </w:r>
+    </w:p>
+    <w:p>
+      <w:pPr>
+        <w:pStyle w:val="Heading2"/>
+      </w:pPr>
+      <w:r>
+        <w:rPr>
+          <w:lang w:val="zh_TW" w:bidi="zh_TW"/>
+        </w:rPr>
+        <w:t>書卷</w:t>
+      </w:r>
+      <w:r>
+        <w:rPr>
+          <w:lang w:val="zh_TW" w:bidi="zh_TW"/>
+        </w:rPr>
+      </w:r>
+    </w:p>
+    <w:p>
+      <w:pPr/>
+      <w:r>
+        <w:rPr>
+          <w:lang w:val="zh_TW" w:bidi="zh_TW"/>
+        </w:rPr>
+      </w:r>
+      <w:r>
+        <w:rPr>
+          <w:lang w:val="zh_TW" w:bidi="zh_TW"/>
+        </w:rPr>
+        <w:t>書寫用的紙張或卷軸，常被用來保存記錄或故事。這些材料通常由木材、羊皮紙、或蒲草紙製成。至於有頁面裝訂成冊的書籍，則是在聖經時期之後才逐漸發展出來的。</w:t>
+      </w:r>
+    </w:p>
+    <w:p>
+      <w:pPr/>
+      <w:r>
+        <w:rPr>
+          <w:lang w:val="zh_TW" w:bidi="zh_TW"/>
+        </w:rPr>
+      </w:r>
+      <w:r>
+        <w:rPr>
+          <w:lang w:val="zh_TW" w:bidi="zh_TW"/>
+        </w:rPr>
+        <w:t>聖經包含多卷被稱為「書卷」的經文，因為這些文獻在被編入聖經之前就是單獨的書卷。聖經共有66卷書（例如：創世記、以賽亞書、馬太福音和啟示錄）。</w:t>
+      </w:r>
+    </w:p>
+    <w:p>
+      <w:pPr>
+        <w:pStyle w:val="Heading3"/>
+      </w:pPr>
+      <w:r>
+        <w:rPr>
+          <w:lang w:val="zh_TW" w:bidi="zh_TW"/>
+        </w:rPr>
+        <w:t>律法書</w:t>
+      </w:r>
+    </w:p>
+    <w:p>
+      <w:pPr/>
+      <w:r>
+        <w:rPr>
+          <w:lang w:val="zh_TW" w:bidi="zh_TW"/>
+        </w:rPr>
+      </w:r>
+      <w:r>
+        <w:rPr>
+          <w:lang w:val="zh_TW" w:bidi="zh_TW"/>
+        </w:rPr>
+        <w:t>對古代以色列人來說是最重要的書卷（</w:t>
+      </w:r>
+      <w:hyperlink r:id="rId19">
+        <w:r>
+          <w:rPr>
+            <w:lang w:val="zh_TW" w:bidi="zh_TW"/>
+          </w:rPr>
+          <w:rPr>
+            <w:color w:val="0000EE"/>
+            <w:u w:val="single"/>
+          </w:rPr>
+          <w:t>王下22:8</w:t>
+        </w:r>
+      </w:hyperlink>
+      <w:r>
+        <w:rPr>
+          <w:lang w:val="zh_TW" w:bidi="zh_TW"/>
+        </w:rPr>
+        <w:t>）。這卷書之所以重要，是因為它是神賜給摩西的（</w:t>
+      </w:r>
+      <w:hyperlink r:id="rId20">
+        <w:r>
+          <w:rPr>
+            <w:lang w:val="zh_TW" w:bidi="zh_TW"/>
+          </w:rPr>
+          <w:rPr>
+            <w:color w:val="0000EE"/>
+            <w:u w:val="single"/>
+          </w:rPr>
+          <w:t>書23:6</w:t>
+        </w:r>
+      </w:hyperlink>
+      <w:r>
+        <w:rPr>
+          <w:lang w:val="zh_TW" w:bidi="zh_TW"/>
+        </w:rPr>
+        <w:t>；</w:t>
+      </w:r>
+      <w:hyperlink r:id="rId21">
+        <w:r>
+          <w:rPr>
+            <w:lang w:val="zh_TW" w:bidi="zh_TW"/>
+          </w:rPr>
+          <w:rPr>
+            <w:color w:val="0000EE"/>
+            <w:u w:val="single"/>
+          </w:rPr>
+          <w:t>可12:26</w:t>
+        </w:r>
+      </w:hyperlink>
+      <w:r>
+        <w:rPr>
+          <w:lang w:val="zh_TW" w:bidi="zh_TW"/>
+        </w:rPr>
+        <w:t>）。它很重要，也是因為其中包含了摩西之約（例如，</w:t>
+      </w:r>
+      <w:hyperlink r:id="rId22">
+        <w:r>
+          <w:rPr>
+            <w:lang w:val="zh_TW" w:bidi="zh_TW"/>
+          </w:rPr>
+          <w:rPr>
+            <w:color w:val="0000EE"/>
+            <w:u w:val="single"/>
+          </w:rPr>
+          <w:t>出20章</w:t>
+        </w:r>
+      </w:hyperlink>
+      <w:r>
+        <w:rPr>
+          <w:lang w:val="zh_TW" w:bidi="zh_TW"/>
+        </w:rPr>
+        <w:t>）。神曾吩咐約書亞晝夜思想這卷書（</w:t>
+      </w:r>
+      <w:hyperlink r:id="rId23">
+        <w:r>
+          <w:rPr>
+            <w:lang w:val="zh_TW" w:bidi="zh_TW"/>
+          </w:rPr>
+          <w:rPr>
+            <w:color w:val="0000EE"/>
+            <w:u w:val="single"/>
+          </w:rPr>
+          <w:t>書1:8</w:t>
+        </w:r>
+      </w:hyperlink>
+      <w:r>
+        <w:rPr>
+          <w:lang w:val="zh_TW" w:bidi="zh_TW"/>
+        </w:rPr>
+        <w:t>）。先知們經常引用它，尤其是申命記。在約西亞作王時期，律法書在聖殿的修復過程中被發現，這導致了重要的宗教改革（</w:t>
+      </w:r>
+      <w:hyperlink r:id="rId24">
+        <w:r>
+          <w:rPr>
+            <w:lang w:val="zh_TW" w:bidi="zh_TW"/>
+          </w:rPr>
+          <w:rPr>
+            <w:color w:val="0000EE"/>
+            <w:u w:val="single"/>
+          </w:rPr>
+          <w:t>王下22:8</w:t>
+        </w:r>
+      </w:hyperlink>
+      <w:r>
+        <w:rPr>
+          <w:lang w:val="zh_TW" w:bidi="zh_TW"/>
+        </w:rPr>
+        <w:t>–</w:t>
+      </w:r>
+      <w:hyperlink r:id="rId24">
+        <w:r>
+          <w:rPr>
+            <w:lang w:val="zh_TW" w:bidi="zh_TW"/>
+          </w:rPr>
+          <w:rPr>
+            <w:color w:val="0000EE"/>
+            <w:u w:val="single"/>
+          </w:rPr>
+          <w:t>13</w:t>
+        </w:r>
+      </w:hyperlink>
+      <w:r>
+        <w:rPr>
+          <w:lang w:val="zh_TW" w:bidi="zh_TW"/>
+        </w:rPr>
+        <w:t>）。</w:t>
+      </w:r>
+    </w:p>
+    <w:p>
+      <w:pPr>
+        <w:pStyle w:val="Heading3"/>
+      </w:pPr>
+      <w:r>
+        <w:rPr>
+          <w:lang w:val="zh_TW" w:bidi="zh_TW"/>
+        </w:rPr>
+        <w:t>聖經中提到的書卷</w:t>
+      </w:r>
+    </w:p>
+    <w:p>
+      <w:pPr/>
+      <w:r>
+        <w:rPr>
+          <w:lang w:val="zh_TW" w:bidi="zh_TW"/>
+        </w:rPr>
+      </w:r>
+      <w:r>
+        <w:rPr>
+          <w:lang w:val="zh_TW" w:bidi="zh_TW"/>
+        </w:rPr>
+        <w:t>聖經中特別提到的一些作為資料來源的書卷包括：</w:t>
+      </w:r>
+    </w:p>
+    <w:p>
+      <w:pPr>
+        <w:pStyle w:val="ListBullet"/>
+        <w:spacing w:line="240" w:lineRule="auto"/>
+        <w:ind w:left="720"/>
+      </w:pPr>
+      <w:r>
+        <w:rPr>
+          <w:lang w:val="zh_TW" w:bidi="zh_TW"/>
+        </w:rPr>
+      </w:r>
+      <w:r>
+        <w:rPr>
+          <w:lang w:val="zh_TW" w:bidi="zh_TW"/>
+        </w:rPr>
+        <w:t>耶和華的戰記（</w:t>
+      </w:r>
+      <w:hyperlink r:id="rId25">
+        <w:r>
+          <w:rPr>
+            <w:lang w:val="zh_TW" w:bidi="zh_TW"/>
+          </w:rPr>
+          <w:rPr>
+            <w:color w:val="0000EE"/>
+            <w:u w:val="single"/>
+          </w:rPr>
+          <w:t>民21:14</w:t>
+        </w:r>
+      </w:hyperlink>
+      <w:r>
+        <w:rPr>
+          <w:lang w:val="zh_TW" w:bidi="zh_TW"/>
+        </w:rPr>
+        <w:t>）</w:t>
+      </w:r>
+    </w:p>
+    <w:p>
+      <w:pPr>
+        <w:pStyle w:val="ListBullet"/>
+        <w:spacing w:line="240" w:lineRule="auto"/>
+        <w:ind w:left="720"/>
+      </w:pPr>
+      <w:r>
+        <w:rPr>
+          <w:lang w:val="zh_TW" w:bidi="zh_TW"/>
+        </w:rPr>
+      </w:r>
+      <w:r>
+        <w:rPr>
+          <w:lang w:val="zh_TW" w:bidi="zh_TW"/>
+        </w:rPr>
+        <w:t>雅煞珥書（</w:t>
+      </w:r>
+      <w:hyperlink r:id="rId26">
+        <w:r>
+          <w:rPr>
+            <w:lang w:val="zh_TW" w:bidi="zh_TW"/>
+          </w:rPr>
+          <w:rPr>
+            <w:color w:val="0000EE"/>
+            <w:u w:val="single"/>
+          </w:rPr>
+          <w:t>約書亞10:13</w:t>
+        </w:r>
+      </w:hyperlink>
+      <w:r>
+        <w:rPr>
+          <w:lang w:val="zh_TW" w:bidi="zh_TW"/>
+        </w:rPr>
+        <w:t>；</w:t>
+      </w:r>
+      <w:hyperlink r:id="rId27">
+        <w:r>
+          <w:rPr>
+            <w:lang w:val="zh_TW" w:bidi="zh_TW"/>
+          </w:rPr>
+          <w:rPr>
+            <w:color w:val="0000EE"/>
+            <w:u w:val="single"/>
+          </w:rPr>
+          <w:t>撒母耳下1:18</w:t>
+        </w:r>
+      </w:hyperlink>
+      <w:r>
+        <w:rPr>
+          <w:lang w:val="zh_TW" w:bidi="zh_TW"/>
+        </w:rPr>
+        <w:t>）</w:t>
+      </w:r>
+    </w:p>
+    <w:p>
+      <w:pPr>
+        <w:pStyle w:val="ListBullet"/>
+        <w:spacing w:line="240" w:lineRule="auto"/>
+        <w:ind w:left="720"/>
+      </w:pPr>
+      <w:r>
+        <w:rPr>
+          <w:lang w:val="zh_TW" w:bidi="zh_TW"/>
+        </w:rPr>
+      </w:r>
+      <w:r>
+        <w:rPr>
+          <w:lang w:val="zh_TW" w:bidi="zh_TW"/>
+        </w:rPr>
+        <w:t>所羅門記（</w:t>
+      </w:r>
+      <w:hyperlink r:id="rId28">
+        <w:r>
+          <w:rPr>
+            <w:lang w:val="zh_TW" w:bidi="zh_TW"/>
+          </w:rPr>
+          <w:rPr>
+            <w:color w:val="0000EE"/>
+            <w:u w:val="single"/>
+          </w:rPr>
+          <w:t>王上11:41</w:t>
+        </w:r>
+      </w:hyperlink>
+      <w:r>
+        <w:rPr>
+          <w:lang w:val="zh_TW" w:bidi="zh_TW"/>
+        </w:rPr>
+        <w:t>）</w:t>
+      </w:r>
+    </w:p>
+    <w:p>
+      <w:pPr>
+        <w:pStyle w:val="ListBullet"/>
+        <w:spacing w:line="240" w:lineRule="auto"/>
+        <w:ind w:left="720"/>
+      </w:pPr>
+      <w:r>
+        <w:rPr>
+          <w:lang w:val="zh_TW" w:bidi="zh_TW"/>
+        </w:rPr>
+      </w:r>
+      <w:r>
+        <w:rPr>
+          <w:lang w:val="zh_TW" w:bidi="zh_TW"/>
+        </w:rPr>
+        <w:t>猶大列王記（</w:t>
+      </w:r>
+      <w:hyperlink r:id="rId29">
+        <w:r>
+          <w:rPr>
+            <w:lang w:val="zh_TW" w:bidi="zh_TW"/>
+          </w:rPr>
+          <w:rPr>
+            <w:color w:val="0000EE"/>
+            <w:u w:val="single"/>
+          </w:rPr>
+          <w:t>王上14:29</w:t>
+        </w:r>
+      </w:hyperlink>
+      <w:r>
+        <w:rPr>
+          <w:lang w:val="zh_TW" w:bidi="zh_TW"/>
+        </w:rPr>
+        <w:t>）</w:t>
+      </w:r>
+    </w:p>
+    <w:p>
+      <w:pPr/>
+      <w:r>
+        <w:rPr>
+          <w:lang w:val="zh_TW" w:bidi="zh_TW"/>
+        </w:rPr>
+      </w:r>
+      <w:r>
+        <w:rPr>
+          <w:lang w:val="zh_TW" w:bidi="zh_TW"/>
+        </w:rPr>
+        <w:t>歷代志中還提到了多卷被用作資料來源的先知文獻：</w:t>
+      </w:r>
+    </w:p>
+    <w:p>
+      <w:pPr>
+        <w:pStyle w:val="ListBullet"/>
+        <w:spacing w:line="240" w:lineRule="auto"/>
+        <w:ind w:left="720"/>
+      </w:pPr>
+      <w:r>
+        <w:rPr>
+          <w:lang w:val="zh_TW" w:bidi="zh_TW"/>
+        </w:rPr>
+      </w:r>
+      <w:r>
+        <w:rPr>
+          <w:lang w:val="zh_TW" w:bidi="zh_TW"/>
+        </w:rPr>
+        <w:t>先見撒母耳的書</w:t>
+      </w:r>
+    </w:p>
+    <w:p>
+      <w:pPr>
+        <w:pStyle w:val="ListBullet"/>
+        <w:spacing w:line="240" w:lineRule="auto"/>
+        <w:ind w:left="720"/>
+      </w:pPr>
+      <w:r>
+        <w:rPr>
+          <w:lang w:val="zh_TW" w:bidi="zh_TW"/>
+        </w:rPr>
+      </w:r>
+      <w:r>
+        <w:rPr>
+          <w:lang w:val="zh_TW" w:bidi="zh_TW"/>
+        </w:rPr>
+        <w:t>先知拿單的書</w:t>
+      </w:r>
+    </w:p>
+    <w:p>
+      <w:pPr>
+        <w:pStyle w:val="ListBullet"/>
+        <w:spacing w:line="240" w:lineRule="auto"/>
+        <w:ind w:left="720"/>
+      </w:pPr>
+      <w:r>
+        <w:rPr>
+          <w:lang w:val="zh_TW" w:bidi="zh_TW"/>
+        </w:rPr>
+      </w:r>
+      <w:r>
+        <w:rPr>
+          <w:lang w:val="zh_TW" w:bidi="zh_TW"/>
+        </w:rPr>
+        <w:t>先見迦得的書（</w:t>
+      </w:r>
+      <w:hyperlink r:id="rId30">
+        <w:r>
+          <w:rPr>
+            <w:lang w:val="zh_TW" w:bidi="zh_TW"/>
+          </w:rPr>
+          <w:rPr>
+            <w:color w:val="0000EE"/>
+            <w:u w:val="single"/>
+          </w:rPr>
+          <w:t>代上29:29</w:t>
+        </w:r>
+      </w:hyperlink>
+      <w:r>
+        <w:rPr>
+          <w:lang w:val="zh_TW" w:bidi="zh_TW"/>
+        </w:rPr>
+        <w:t>）</w:t>
+      </w:r>
+    </w:p>
+    <w:p>
+      <w:pPr>
+        <w:pStyle w:val="ListBullet"/>
+        <w:spacing w:line="240" w:lineRule="auto"/>
+        <w:ind w:left="720"/>
+      </w:pPr>
+      <w:r>
+        <w:rPr>
+          <w:lang w:val="zh_TW" w:bidi="zh_TW"/>
+        </w:rPr>
+      </w:r>
+      <w:r>
+        <w:rPr>
+          <w:lang w:val="zh_TW" w:bidi="zh_TW"/>
+        </w:rPr>
+        <w:t>示羅人亞希雅的預言書（</w:t>
+      </w:r>
+      <w:hyperlink r:id="rId31">
+        <w:r>
+          <w:rPr>
+            <w:lang w:val="zh_TW" w:bidi="zh_TW"/>
+          </w:rPr>
+          <w:rPr>
+            <w:color w:val="0000EE"/>
+            <w:u w:val="single"/>
+          </w:rPr>
+          <w:t>代下9:29</w:t>
+        </w:r>
+      </w:hyperlink>
+      <w:r>
+        <w:rPr>
+          <w:lang w:val="zh_TW" w:bidi="zh_TW"/>
+        </w:rPr>
+        <w:t>）</w:t>
+      </w:r>
+    </w:p>
+    <w:p>
+      <w:pPr/>
+      <w:r>
+        <w:rPr>
+          <w:lang w:val="zh_TW" w:bidi="zh_TW"/>
+        </w:rPr>
+      </w:r>
+      <w:r>
+        <w:rPr>
+          <w:lang w:val="zh_TW" w:bidi="zh_TW"/>
+        </w:rPr>
+        <w:t>這些先知文獻被引用於歷代志，表明以色列人將自己的歷史視為神作為的記錄。</w:t>
+      </w:r>
+    </w:p>
+    <w:p>
+      <w:pPr/>
+      <w:r>
+        <w:rPr>
+          <w:lang w:val="zh_TW" w:bidi="zh_TW"/>
+        </w:rPr>
+      </w:r>
+      <w:r>
+        <w:rPr>
+          <w:i/>
+          <w:lang w:val="zh_TW" w:bidi="zh_TW"/>
+        </w:rPr>
+        <w:t>見</w:t>
+      </w:r>
+      <w:r>
+        <w:rPr>
+          <w:lang w:val="zh_TW" w:bidi="zh_TW"/>
+        </w:rPr>
+        <w:t xml:space="preserve"> </w:t>
+      </w:r>
+      <w:r>
+        <w:rPr>
+          <w:lang w:val="zh_TW" w:bidi="zh_TW"/>
+        </w:rPr>
+        <w:t>寫作</w:t>
+      </w:r>
+      <w:r>
+        <w:rPr>
+          <w:lang w:val="zh_TW" w:bidi="zh_TW"/>
+        </w:rPr>
+        <w:t>。</w:t>
+      </w:r>
+      <w:r>
+        <w:rPr>
+          <w:lang w:val="zh_TW" w:bidi="zh_TW"/>
+        </w:rPr>
+      </w:r>
+      <w:r>
+        <w:rPr>
+          <w:lang w:val="zh_TW" w:bidi="zh_TW"/>
+        </w:rPr>
+      </w:r>
+    </w:p>
+    <w:p>
+      <w:pPr/>
+      <w:r>
+        <w:rPr>
+          <w:lang w:val="zh_TW" w:bidi="zh_TW"/>
+        </w:rPr>
+      </w:r>
+    </w:p>
+    <w:p>
+      <w:pPr>
+        <w:pStyle w:val="Heading2"/>
+      </w:pPr>
+      <w:r>
+        <w:rPr>
+          <w:lang w:val="zh_TW" w:bidi="zh_TW"/>
+        </w:rPr>
+        <w:t>書亞 （Shuah）</w:t>
+      </w:r>
+      <w:r>
+        <w:rPr>
+          <w:lang w:val="zh_TW" w:bidi="zh_TW"/>
+        </w:rPr>
+      </w:r>
+    </w:p>
+    <w:p>
+      <w:pPr/>
+      <w:r>
+        <w:rPr>
+          <w:lang w:val="zh_TW" w:bidi="zh_TW"/>
+        </w:rPr>
+      </w:r>
+      <w:r>
+        <w:rPr>
+          <w:lang w:val="zh_TW" w:bidi="zh_TW"/>
+        </w:rPr>
+        <w:t>1. 書亞是基土拉為亞伯拉罕所生的六個兒子之一（</w:t>
+      </w:r>
+      <w:hyperlink r:id="rId32">
+        <w:r>
+          <w:rPr>
+            <w:lang w:val="zh_TW" w:bidi="zh_TW"/>
+          </w:rPr>
+          <w:rPr>
+            <w:color w:val="0000EE"/>
+            <w:u w:val="single"/>
+          </w:rPr>
+          <w:t>創25:2</w:t>
+        </w:r>
+      </w:hyperlink>
+      <w:r>
+        <w:rPr>
+          <w:lang w:val="zh_TW" w:bidi="zh_TW"/>
+        </w:rPr>
+        <w:t>；</w:t>
+      </w:r>
+      <w:hyperlink r:id="rId33">
+        <w:r>
+          <w:rPr>
+            <w:lang w:val="zh_TW" w:bidi="zh_TW"/>
+          </w:rPr>
+          <w:rPr>
+            <w:color w:val="0000EE"/>
+            <w:u w:val="single"/>
+          </w:rPr>
+          <w:t>代上1:32</w:t>
+        </w:r>
+      </w:hyperlink>
+      <w:r>
+        <w:rPr>
+          <w:lang w:val="zh_TW" w:bidi="zh_TW"/>
+        </w:rPr>
+        <w:t>）。他可能是住在烏斯地附近的</w:t>
+      </w:r>
+      <w:r>
+        <w:rPr>
+          <w:lang w:val="zh_TW" w:bidi="zh_TW"/>
+        </w:rPr>
+        <w:t>書亞人</w:t>
+      </w:r>
+      <w:r>
+        <w:rPr>
+          <w:lang w:val="zh_TW" w:bidi="zh_TW"/>
+        </w:rPr>
+        <w:t>的先祖（</w:t>
+      </w:r>
+      <w:hyperlink r:id="rId34">
+        <w:r>
+          <w:rPr>
+            <w:lang w:val="zh_TW" w:bidi="zh_TW"/>
+          </w:rPr>
+          <w:rPr>
+            <w:color w:val="0000EE"/>
+            <w:u w:val="single"/>
+          </w:rPr>
+          <w:t>伯2:11</w:t>
+        </w:r>
+      </w:hyperlink>
+      <w:r>
+        <w:rPr>
+          <w:lang w:val="zh_TW" w:bidi="zh_TW"/>
+        </w:rPr>
+        <w:t>）。</w:t>
+      </w:r>
+    </w:p>
+    <w:p>
+      <w:pPr/>
+      <w:r>
+        <w:rPr>
+          <w:lang w:val="zh_TW" w:bidi="zh_TW"/>
+        </w:rPr>
+      </w:r>
+      <w:r>
+        <w:rPr>
+          <w:lang w:val="zh_TW" w:bidi="zh_TW"/>
+        </w:rPr>
+        <w:t>2. 猶大的岳父，見於</w:t>
+      </w:r>
+      <w:hyperlink r:id="rId35">
+        <w:r>
+          <w:rPr>
+            <w:lang w:val="zh_TW" w:bidi="zh_TW"/>
+          </w:rPr>
+          <w:rPr>
+            <w:color w:val="0000EE"/>
+            <w:u w:val="single"/>
+          </w:rPr>
+          <w:t>創世記三十八章2節</w:t>
+        </w:r>
+      </w:hyperlink>
+      <w:r>
+        <w:rPr>
+          <w:lang w:val="zh_TW" w:bidi="zh_TW"/>
+        </w:rPr>
+        <w:t>、</w:t>
+      </w:r>
+      <w:hyperlink r:id="rId35">
+        <w:r>
+          <w:rPr>
+            <w:lang w:val="zh_TW" w:bidi="zh_TW"/>
+          </w:rPr>
+          <w:rPr>
+            <w:color w:val="0000EE"/>
+            <w:u w:val="single"/>
+          </w:rPr>
+          <w:t>12節</w:t>
+        </w:r>
+      </w:hyperlink>
+      <w:r>
+        <w:rPr>
+          <w:lang w:val="zh_TW" w:bidi="zh_TW"/>
+        </w:rPr>
+        <w:t>。</w:t>
+      </w:r>
+    </w:p>
+    <w:p>
+      <w:pPr/>
+      <w:r>
+        <w:rPr>
+          <w:lang w:val="zh_TW" w:bidi="zh_TW"/>
+        </w:rPr>
+      </w:r>
+      <w:r>
+        <w:rPr>
+          <w:i/>
+          <w:lang w:val="zh_TW" w:bidi="zh_TW"/>
+        </w:rPr>
+        <w:t xml:space="preserve">見 </w:t>
+      </w:r>
+      <w:r>
+        <w:rPr>
+          <w:lang w:val="zh_TW" w:bidi="zh_TW"/>
+        </w:rPr>
+        <w:t>書亞（Shua）#1</w:t>
+      </w:r>
+      <w:r>
+        <w:rPr>
+          <w:lang w:val="zh_TW" w:bidi="zh_TW"/>
+        </w:rPr>
+        <w:t>。</w:t>
+      </w:r>
+    </w:p>
+    <w:p>
+      <w:pPr/>
+      <w:r>
+        <w:rPr>
+          <w:lang w:val="zh_TW" w:bidi="zh_TW"/>
+        </w:rPr>
+      </w:r>
+      <w:r>
+        <w:rPr>
+          <w:lang w:val="zh_TW" w:bidi="zh_TW"/>
+        </w:rPr>
+        <w:t>3. 有些譯本將其寫為書哈（Shuhah），他是基祿的兄弟，見於</w:t>
+      </w:r>
+      <w:hyperlink r:id="rId36">
+        <w:r>
+          <w:rPr>
+            <w:lang w:val="zh_TW" w:bidi="zh_TW"/>
+          </w:rPr>
+          <w:rPr>
+            <w:color w:val="0000EE"/>
+            <w:u w:val="single"/>
+          </w:rPr>
+          <w:t>歷代志上四章11節</w:t>
+        </w:r>
+      </w:hyperlink>
+      <w:r>
+        <w:rPr>
+          <w:lang w:val="zh_TW" w:bidi="zh_TW"/>
+        </w:rPr>
+        <w:t>。</w:t>
+      </w:r>
+    </w:p>
+    <w:p>
+      <w:pPr/>
+      <w:r>
+        <w:rPr>
+          <w:lang w:val="zh_TW" w:bidi="zh_TW"/>
+        </w:rPr>
+      </w:r>
+      <w:r>
+        <w:rPr>
+          <w:i/>
+          <w:lang w:val="zh_TW" w:bidi="zh_TW"/>
+        </w:rPr>
+        <w:t xml:space="preserve">見 </w:t>
+      </w:r>
+      <w:r>
+        <w:rPr>
+          <w:lang w:val="zh_TW" w:bidi="zh_TW"/>
+        </w:rPr>
+        <w:t>書哈</w:t>
+      </w:r>
+      <w:r>
+        <w:rPr>
+          <w:lang w:val="zh_TW" w:bidi="zh_TW"/>
+        </w:rPr>
+        <w:t>。</w:t>
+      </w:r>
+      <w:r>
+        <w:rPr>
+          <w:lang w:val="zh_TW" w:bidi="zh_TW"/>
+        </w:rPr>
+      </w:r>
+      <w:r>
+        <w:rPr>
+          <w:lang w:val="zh_TW" w:bidi="zh_TW"/>
+        </w:rPr>
+      </w:r>
+    </w:p>
+    <w:p>
+      <w:pPr/>
+      <w:r>
+        <w:rPr>
+          <w:lang w:val="zh_TW" w:bidi="zh_TW"/>
+        </w:rPr>
+      </w:r>
+    </w:p>
+    <w:p>
+      <w:pPr>
+        <w:pStyle w:val="Heading2"/>
+      </w:pPr>
+      <w:r>
+        <w:rPr>
+          <w:lang w:val="zh_TW" w:bidi="zh_TW"/>
+        </w:rPr>
+        <w:t>贖價</w:t>
+      </w:r>
+      <w:r>
+        <w:rPr>
+          <w:lang w:val="zh_TW" w:bidi="zh_TW"/>
+        </w:rPr>
+      </w:r>
+    </w:p>
+    <w:p>
+      <w:pPr/>
+      <w:r>
+        <w:rPr>
+          <w:lang w:val="zh_TW" w:bidi="zh_TW"/>
+        </w:rPr>
+      </w:r>
+      <w:r>
+        <w:rPr>
+          <w:lang w:val="zh_TW" w:bidi="zh_TW"/>
+        </w:rPr>
+        <w:t>為釋放奴隸、俘虜、財產或生命而付出的代價。 耶穌說祂的全部工作就是通過捨命作多人的贖價來服事他們（</w:t>
+      </w:r>
+      <w:hyperlink r:id="rId37">
+        <w:r>
+          <w:rPr>
+            <w:lang w:val="zh_TW" w:bidi="zh_TW"/>
+          </w:rPr>
+          <w:rPr>
+            <w:color w:val="0000EE"/>
+            <w:u w:val="single"/>
+          </w:rPr>
+          <w:t>太20:28</w:t>
+        </w:r>
+      </w:hyperlink>
+      <w:r>
+        <w:rPr>
+          <w:lang w:val="zh_TW" w:bidi="zh_TW"/>
+        </w:rPr>
+        <w:t>；</w:t>
+      </w:r>
+      <w:hyperlink r:id="rId38">
+        <w:r>
+          <w:rPr>
+            <w:lang w:val="zh_TW" w:bidi="zh_TW"/>
+          </w:rPr>
+          <w:rPr>
+            <w:color w:val="0000EE"/>
+            <w:u w:val="single"/>
+          </w:rPr>
+          <w:t>可10:45</w:t>
+        </w:r>
+      </w:hyperlink>
+      <w:r>
+        <w:rPr>
+          <w:lang w:val="zh_TW" w:bidi="zh_TW"/>
+        </w:rPr>
+        <w:t>）。「贖價（ransom）」與「救贖（redemption）」和「拯救（salvation）」等詞密切相關，指的是基督如何為人類的罪付出代價。</w:t>
+      </w:r>
+    </w:p>
+    <w:p>
+      <w:pPr>
+        <w:pStyle w:val="Heading3"/>
+      </w:pPr>
+      <w:r>
+        <w:rPr>
+          <w:lang w:val="zh_TW" w:bidi="zh_TW"/>
+        </w:rPr>
+        <w:t>在舊約中</w:t>
+      </w:r>
+    </w:p>
+    <w:p>
+      <w:pPr/>
+      <w:r>
+        <w:rPr>
+          <w:lang w:val="zh_TW" w:bidi="zh_TW"/>
+        </w:rPr>
+      </w:r>
+      <w:r>
+        <w:rPr>
+          <w:lang w:val="zh_TW" w:bidi="zh_TW"/>
+        </w:rPr>
+        <w:t>在舊約中，神給祂的百姓一些規則，允許他們通過支付贖價來買回（或贖回）生命和財產（參</w:t>
+      </w:r>
+      <w:hyperlink r:id="rId39">
+        <w:r>
+          <w:rPr>
+            <w:lang w:val="zh_TW" w:bidi="zh_TW"/>
+          </w:rPr>
+          <w:rPr>
+            <w:color w:val="0000EE"/>
+            <w:u w:val="single"/>
+          </w:rPr>
+          <w:t>利25–27章</w:t>
+        </w:r>
+      </w:hyperlink>
+      <w:r>
+        <w:rPr>
+          <w:lang w:val="zh_TW" w:bidi="zh_TW"/>
+        </w:rPr>
+        <w:t>）。贖價是用來替代被贖回或被釋放的某物或某人而支付的款項。</w:t>
+      </w:r>
+    </w:p>
+    <w:p>
+      <w:pPr/>
+      <w:r>
+        <w:rPr>
+          <w:lang w:val="zh_TW" w:bidi="zh_TW"/>
+        </w:rPr>
+      </w:r>
+      <w:r>
+        <w:rPr>
+          <w:lang w:val="zh_TW" w:bidi="zh_TW"/>
+        </w:rPr>
+        <w:t>舊約使用了三個不同的希伯來文詞語來表示贖價或贖回。只有在經文明確顯示已支付某種代價時，這些詞語才會被翻譯為「贖價」。即使英文譯本使用其他詞彙如redemption（救贖），它們通常仍然意味著某種贖價已被支付。</w:t>
+      </w:r>
+    </w:p>
+    <w:p>
+      <w:pPr/>
+      <w:r>
+        <w:rPr>
+          <w:lang w:val="zh_TW" w:bidi="zh_TW"/>
+        </w:rPr>
+      </w:r>
+      <w:r>
+        <w:rPr>
+          <w:lang w:val="zh_TW" w:bidi="zh_TW"/>
+        </w:rPr>
+        <w:t>其中一個希伯文詞語（</w:t>
+      </w:r>
+      <w:r>
+        <w:rPr>
+          <w:i/>
+          <w:lang w:val="zh_TW" w:bidi="zh_TW"/>
+        </w:rPr>
+        <w:t>kopher</w:t>
+      </w:r>
+      <w:r>
+        <w:rPr>
+          <w:lang w:val="zh_TW" w:bidi="zh_TW"/>
+        </w:rPr>
+        <w:t>）意指「覆蓋」或「遮蓋」。這是一種用來代替懲罰的支付。例如：</w:t>
+      </w:r>
+    </w:p>
+    <w:p>
+      <w:pPr>
+        <w:pStyle w:val="ListBullet"/>
+        <w:spacing w:line="240" w:lineRule="auto"/>
+        <w:ind w:left="720"/>
+      </w:pPr>
+      <w:r>
+        <w:rPr>
+          <w:lang w:val="zh_TW" w:bidi="zh_TW"/>
+        </w:rPr>
+      </w:r>
+      <w:r>
+        <w:rPr>
+          <w:lang w:val="zh_TW" w:bidi="zh_TW"/>
+        </w:rPr>
+        <w:t>如果一頭牛殺了人，牛的主人可以支付贖價來保全自己的性命（</w:t>
+      </w:r>
+      <w:hyperlink r:id="rId40">
+        <w:r>
+          <w:rPr>
+            <w:lang w:val="zh_TW" w:bidi="zh_TW"/>
+          </w:rPr>
+          <w:rPr>
+            <w:color w:val="0000EE"/>
+            <w:u w:val="single"/>
+          </w:rPr>
+          <w:t>出21:30</w:t>
+        </w:r>
+      </w:hyperlink>
+      <w:r>
+        <w:rPr>
+          <w:lang w:val="zh_TW" w:bidi="zh_TW"/>
+        </w:rPr>
+        <w:t xml:space="preserve">）。 </w:t>
+      </w:r>
+    </w:p>
+    <w:p>
+      <w:pPr>
+        <w:pStyle w:val="ListBullet"/>
+        <w:spacing w:line="240" w:lineRule="auto"/>
+        <w:ind w:left="720"/>
+      </w:pPr>
+      <w:r>
+        <w:rPr>
+          <w:lang w:val="zh_TW" w:bidi="zh_TW"/>
+        </w:rPr>
+      </w:r>
+      <w:r>
+        <w:rPr>
+          <w:lang w:val="zh_TW" w:bidi="zh_TW"/>
+        </w:rPr>
+        <w:t>神要求每個以色列人在人口普查時支付半舍客勒作為贖價，以防止瘟疫（</w:t>
+      </w:r>
+      <w:hyperlink r:id="rId41">
+        <w:r>
+          <w:rPr>
+            <w:lang w:val="zh_TW" w:bidi="zh_TW"/>
+          </w:rPr>
+          <w:rPr>
+            <w:color w:val="0000EE"/>
+            <w:u w:val="single"/>
+          </w:rPr>
+          <w:t>出30:12</w:t>
+        </w:r>
+      </w:hyperlink>
+      <w:r>
+        <w:rPr>
+          <w:lang w:val="zh_TW" w:bidi="zh_TW"/>
+        </w:rPr>
+        <w:t>）。這「贖罪銀（atonement money）」是用於會幕事奉中使用的祭物。</w:t>
+      </w:r>
+    </w:p>
+    <w:p>
+      <w:pPr>
+        <w:pStyle w:val="ListBullet"/>
+        <w:spacing w:line="240" w:lineRule="auto"/>
+        <w:ind w:left="720"/>
+      </w:pPr>
+      <w:r>
+        <w:rPr>
+          <w:lang w:val="zh_TW" w:bidi="zh_TW"/>
+        </w:rPr>
+      </w:r>
+      <w:r>
+        <w:rPr>
+          <w:lang w:val="zh_TW" w:bidi="zh_TW"/>
+        </w:rPr>
+        <w:t>兇手不能被贖，任何在逃城中尋求避難的人也不能被贖回（</w:t>
+      </w:r>
+      <w:hyperlink r:id="rId42">
+        <w:r>
+          <w:rPr>
+            <w:lang w:val="zh_TW" w:bidi="zh_TW"/>
+          </w:rPr>
+          <w:rPr>
+            <w:color w:val="0000EE"/>
+            <w:u w:val="single"/>
+          </w:rPr>
+          <w:t>民35:31–32</w:t>
+        </w:r>
+      </w:hyperlink>
+      <w:r>
+        <w:rPr>
+          <w:lang w:val="zh_TW" w:bidi="zh_TW"/>
+        </w:rPr>
+        <w:t>）。</w:t>
+      </w:r>
+    </w:p>
+    <w:p>
+      <w:pPr>
+        <w:pStyle w:val="ListBullet"/>
+        <w:spacing w:line="240" w:lineRule="auto"/>
+        <w:ind w:left="720"/>
+      </w:pPr>
+      <w:r>
+        <w:rPr>
+          <w:lang w:val="zh_TW" w:bidi="zh_TW"/>
+        </w:rPr>
+      </w:r>
+      <w:r>
+        <w:rPr>
+          <w:lang w:val="zh_TW" w:bidi="zh_TW"/>
+        </w:rPr>
+        <w:t>無法通過支付贖價來避免死亡（</w:t>
+      </w:r>
+      <w:hyperlink r:id="rId43">
+        <w:r>
+          <w:rPr>
+            <w:lang w:val="zh_TW" w:bidi="zh_TW"/>
+          </w:rPr>
+          <w:rPr>
+            <w:color w:val="0000EE"/>
+            <w:u w:val="single"/>
+          </w:rPr>
+          <w:t>詩49:7–9</w:t>
+        </w:r>
+      </w:hyperlink>
+      <w:r>
+        <w:rPr>
+          <w:lang w:val="zh_TW" w:bidi="zh_TW"/>
+        </w:rPr>
+        <w:t xml:space="preserve">）。 </w:t>
+      </w:r>
+    </w:p>
+    <w:p>
+      <w:pPr/>
+      <w:r>
+        <w:rPr>
+          <w:lang w:val="zh_TW" w:bidi="zh_TW"/>
+        </w:rPr>
+      </w:r>
+      <w:r>
+        <w:rPr>
+          <w:lang w:val="zh_TW" w:bidi="zh_TW"/>
+        </w:rPr>
+        <w:t>在某些情況下，這個詞用來指為了不正當地影響某人或讓他們保持沉默而支付的款項（</w:t>
+      </w:r>
+      <w:hyperlink r:id="rId44">
+        <w:r>
+          <w:rPr>
+            <w:lang w:val="zh_TW" w:bidi="zh_TW"/>
+          </w:rPr>
+          <w:rPr>
+            <w:color w:val="0000EE"/>
+            <w:u w:val="single"/>
+          </w:rPr>
+          <w:t>撒上12:3</w:t>
+        </w:r>
+      </w:hyperlink>
+      <w:r>
+        <w:rPr>
+          <w:lang w:val="zh_TW" w:bidi="zh_TW"/>
+        </w:rPr>
+        <w:t>；</w:t>
+      </w:r>
+      <w:hyperlink r:id="rId45">
+        <w:r>
+          <w:rPr>
+            <w:lang w:val="zh_TW" w:bidi="zh_TW"/>
+          </w:rPr>
+          <w:rPr>
+            <w:color w:val="0000EE"/>
+            <w:u w:val="single"/>
+          </w:rPr>
+          <w:t>箴6:35</w:t>
+        </w:r>
+      </w:hyperlink>
+      <w:r>
+        <w:rPr>
+          <w:lang w:val="zh_TW" w:bidi="zh_TW"/>
+        </w:rPr>
+        <w:t>；</w:t>
+      </w:r>
+      <w:hyperlink r:id="rId46">
+        <w:r>
+          <w:rPr>
+            <w:lang w:val="zh_TW" w:bidi="zh_TW"/>
+          </w:rPr>
+          <w:rPr>
+            <w:color w:val="0000EE"/>
+            <w:u w:val="single"/>
+          </w:rPr>
+          <w:t>摩5:12</w:t>
+        </w:r>
+      </w:hyperlink>
+      <w:r>
+        <w:rPr>
+          <w:lang w:val="zh_TW" w:bidi="zh_TW"/>
+        </w:rPr>
+        <w:t>）。</w:t>
+      </w:r>
+    </w:p>
+    <w:p>
+      <w:pPr/>
+      <w:r>
+        <w:rPr>
+          <w:lang w:val="zh_TW" w:bidi="zh_TW"/>
+        </w:rPr>
+      </w:r>
+      <w:r>
+        <w:rPr>
+          <w:lang w:val="zh_TW" w:bidi="zh_TW"/>
+        </w:rPr>
+        <w:t>第二個希伯來詞語「贖價」和「贖回」與</w:t>
+      </w:r>
+      <w:r>
+        <w:rPr>
+          <w:i/>
+          <w:lang w:val="zh_TW" w:bidi="zh_TW"/>
+        </w:rPr>
+        <w:t>go’el</w:t>
+      </w:r>
+      <w:r>
+        <w:rPr>
+          <w:lang w:val="zh_TW" w:bidi="zh_TW"/>
+        </w:rPr>
+        <w:t>有關。</w:t>
+      </w:r>
+      <w:r>
+        <w:rPr>
+          <w:i/>
+          <w:lang w:val="zh_TW" w:bidi="zh_TW"/>
+        </w:rPr>
+        <w:t>Go’el</w:t>
+      </w:r>
+      <w:r>
+        <w:rPr>
+          <w:lang w:val="zh_TW" w:bidi="zh_TW"/>
+        </w:rPr>
+        <w:t>的意思是「救贖者（redeemer）」，或將失去的東西取回來的人。這個詞源自希伯來文詞語，意為「恢復、修復、拯救或救援（restore, repair, deliver, or rescue）」。這個詞涉及神的家庭律法，要求親屬互相幫助（</w:t>
+      </w:r>
+      <w:hyperlink r:id="rId47">
+        <w:r>
+          <w:rPr>
+            <w:lang w:val="zh_TW" w:bidi="zh_TW"/>
+          </w:rPr>
+          <w:rPr>
+            <w:color w:val="0000EE"/>
+            <w:u w:val="single"/>
+          </w:rPr>
+          <w:t>利25:25–55</w:t>
+        </w:r>
+      </w:hyperlink>
+      <w:r>
+        <w:rPr>
+          <w:lang w:val="zh_TW" w:bidi="zh_TW"/>
+        </w:rPr>
+        <w:t>）。一位近親（親屬）有以下幾項職責：</w:t>
+      </w:r>
+    </w:p>
+    <w:p>
+      <w:pPr>
+        <w:pStyle w:val="ListBullet"/>
+        <w:spacing w:line="240" w:lineRule="auto"/>
+        <w:ind w:left="720"/>
+      </w:pPr>
+      <w:r>
+        <w:rPr>
+          <w:lang w:val="zh_TW" w:bidi="zh_TW"/>
+        </w:rPr>
+      </w:r>
+      <w:r>
+        <w:rPr>
+          <w:lang w:val="zh_TW" w:bidi="zh_TW"/>
+        </w:rPr>
+        <w:t>親屬有責任買回家族成員因為某些原因必須賣掉的財產（</w:t>
+      </w:r>
+      <w:hyperlink r:id="rId48">
+        <w:r>
+          <w:rPr>
+            <w:lang w:val="zh_TW" w:bidi="zh_TW"/>
+          </w:rPr>
+          <w:rPr>
+            <w:color w:val="0000EE"/>
+            <w:u w:val="single"/>
+          </w:rPr>
+          <w:t>利25:25–34；</w:t>
+        </w:r>
+      </w:hyperlink>
+      <w:hyperlink r:id="rId49">
+        <w:r>
+          <w:rPr>
+            <w:lang w:val="zh_TW" w:bidi="zh_TW"/>
+          </w:rPr>
+          <w:rPr>
+            <w:color w:val="0000EE"/>
+            <w:u w:val="single"/>
+          </w:rPr>
+          <w:t>得4:4–6</w:t>
+        </w:r>
+      </w:hyperlink>
+      <w:r>
+        <w:rPr>
+          <w:lang w:val="zh_TW" w:bidi="zh_TW"/>
+        </w:rPr>
+        <w:t>）。</w:t>
+      </w:r>
+    </w:p>
+    <w:p>
+      <w:pPr>
+        <w:pStyle w:val="ListBullet"/>
+        <w:spacing w:line="240" w:lineRule="auto"/>
+        <w:ind w:left="720"/>
+      </w:pPr>
+      <w:r>
+        <w:rPr>
+          <w:lang w:val="zh_TW" w:bidi="zh_TW"/>
+        </w:rPr>
+      </w:r>
+      <w:r>
+        <w:rPr>
+          <w:lang w:val="zh_TW" w:bidi="zh_TW"/>
+        </w:rPr>
+        <w:t>親屬有責任解救因貧困而被迫賣身為奴的親屬（</w:t>
+      </w:r>
+      <w:hyperlink r:id="rId50">
+        <w:r>
+          <w:rPr>
+            <w:lang w:val="zh_TW" w:bidi="zh_TW"/>
+          </w:rPr>
+          <w:rPr>
+            <w:color w:val="0000EE"/>
+            <w:u w:val="single"/>
+          </w:rPr>
+          <w:t>利25:47–55</w:t>
+        </w:r>
+      </w:hyperlink>
+      <w:r>
+        <w:rPr>
+          <w:lang w:val="zh_TW" w:bidi="zh_TW"/>
+        </w:rPr>
+        <w:t>）。</w:t>
+      </w:r>
+    </w:p>
+    <w:p>
+      <w:pPr>
+        <w:pStyle w:val="ListBullet"/>
+        <w:spacing w:line="240" w:lineRule="auto"/>
+        <w:ind w:left="720"/>
+      </w:pPr>
+      <w:r>
+        <w:rPr>
+          <w:lang w:val="zh_TW" w:bidi="zh_TW"/>
+        </w:rPr>
+      </w:r>
+      <w:r>
+        <w:rPr>
+          <w:lang w:val="zh_TW" w:bidi="zh_TW"/>
+        </w:rPr>
+        <w:t>親屬有責任為死去的親屬伸張正義，懲罰殺害他們的人（</w:t>
+      </w:r>
+      <w:hyperlink r:id="rId51">
+        <w:r>
+          <w:rPr>
+            <w:lang w:val="zh_TW" w:bidi="zh_TW"/>
+          </w:rPr>
+          <w:rPr>
+            <w:color w:val="0000EE"/>
+            <w:u w:val="single"/>
+          </w:rPr>
+          <w:t>民35:19–27；</w:t>
+        </w:r>
+      </w:hyperlink>
+      <w:hyperlink r:id="rId52">
+        <w:r>
+          <w:rPr>
+            <w:lang w:val="zh_TW" w:bidi="zh_TW"/>
+          </w:rPr>
+          <w:rPr>
+            <w:color w:val="0000EE"/>
+            <w:u w:val="single"/>
+          </w:rPr>
+          <w:t>書20:3–5</w:t>
+        </w:r>
+      </w:hyperlink>
+      <w:r>
+        <w:rPr>
+          <w:lang w:val="zh_TW" w:bidi="zh_TW"/>
+        </w:rPr>
+        <w:t xml:space="preserve">）。 </w:t>
+      </w:r>
+    </w:p>
+    <w:p>
+      <w:pPr>
+        <w:pStyle w:val="ListBullet"/>
+        <w:spacing w:line="240" w:lineRule="auto"/>
+        <w:ind w:left="720"/>
+      </w:pPr>
+      <w:r>
+        <w:rPr>
+          <w:lang w:val="zh_TW" w:bidi="zh_TW"/>
+        </w:rPr>
+      </w:r>
+      <w:r>
+        <w:rPr>
+          <w:lang w:val="zh_TW" w:bidi="zh_TW"/>
+        </w:rPr>
+        <w:t>親屬也有義務娶已故兄弟沒有子女的妻子，以延續家族血脈（</w:t>
+      </w:r>
+      <w:hyperlink r:id="rId53">
+        <w:r>
+          <w:rPr>
+            <w:lang w:val="zh_TW" w:bidi="zh_TW"/>
+          </w:rPr>
+          <w:rPr>
+            <w:color w:val="0000EE"/>
+            <w:u w:val="single"/>
+          </w:rPr>
+          <w:t>得3:9–13，</w:t>
+        </w:r>
+      </w:hyperlink>
+      <w:hyperlink r:id="rId54">
+        <w:r>
+          <w:rPr>
+            <w:lang w:val="zh_TW" w:bidi="zh_TW"/>
+          </w:rPr>
+          <w:rPr>
+            <w:color w:val="0000EE"/>
+            <w:u w:val="single"/>
+          </w:rPr>
+          <w:t>4:1–12</w:t>
+        </w:r>
+      </w:hyperlink>
+      <w:r>
+        <w:rPr>
+          <w:lang w:val="zh_TW" w:bidi="zh_TW"/>
+        </w:rPr>
+        <w:t xml:space="preserve">）。 </w:t>
+      </w:r>
+    </w:p>
+    <w:p>
+      <w:pPr/>
+      <w:r>
+        <w:rPr>
+          <w:lang w:val="zh_TW" w:bidi="zh_TW"/>
+        </w:rPr>
+      </w:r>
+      <w:r>
+        <w:rPr>
+          <w:lang w:val="zh_TW" w:bidi="zh_TW"/>
+        </w:rPr>
+        <w:t>一般來說，</w:t>
+      </w:r>
+      <w:r>
+        <w:rPr>
+          <w:i/>
+          <w:lang w:val="zh_TW" w:bidi="zh_TW"/>
+        </w:rPr>
+        <w:t>go‘el</w:t>
+      </w:r>
+      <w:r>
+        <w:rPr>
+          <w:lang w:val="zh_TW" w:bidi="zh_TW"/>
+        </w:rPr>
+        <w:t xml:space="preserve"> 是幫助或保護他人的人。例如，約伯呼求神捍衛他（</w:t>
+      </w:r>
+      <w:hyperlink r:id="rId55">
+        <w:r>
+          <w:rPr>
+            <w:lang w:val="zh_TW" w:bidi="zh_TW"/>
+          </w:rPr>
+          <w:rPr>
+            <w:color w:val="0000EE"/>
+            <w:u w:val="single"/>
+          </w:rPr>
+          <w:t>伯19:25</w:t>
+        </w:r>
+      </w:hyperlink>
+      <w:r>
+        <w:rPr>
+          <w:lang w:val="zh_TW" w:bidi="zh_TW"/>
+        </w:rPr>
+        <w:t xml:space="preserve">）。 </w:t>
+      </w:r>
+    </w:p>
+    <w:p>
+      <w:pPr/>
+      <w:r>
+        <w:rPr>
+          <w:lang w:val="zh_TW" w:bidi="zh_TW"/>
+        </w:rPr>
+      </w:r>
+      <w:r>
+        <w:rPr>
+          <w:lang w:val="zh_TW" w:bidi="zh_TW"/>
+        </w:rPr>
+        <w:t>在最高意義上，神是以色列的親屬和</w:t>
+      </w:r>
+      <w:r>
+        <w:rPr>
+          <w:i/>
+          <w:lang w:val="zh_TW" w:bidi="zh_TW"/>
+        </w:rPr>
+        <w:t xml:space="preserve">go’el </w:t>
+      </w:r>
+      <w:r>
+        <w:rPr>
+          <w:lang w:val="zh_TW" w:bidi="zh_TW"/>
+        </w:rPr>
+        <w:t>（救贖者）。神救贖他們脫離：</w:t>
+      </w:r>
+    </w:p>
+    <w:p>
+      <w:pPr>
+        <w:pStyle w:val="ListBullet"/>
+        <w:spacing w:line="240" w:lineRule="auto"/>
+        <w:ind w:left="720"/>
+      </w:pPr>
+      <w:r>
+        <w:rPr>
+          <w:lang w:val="zh_TW" w:bidi="zh_TW"/>
+        </w:rPr>
+      </w:r>
+      <w:r>
+        <w:rPr>
+          <w:lang w:val="zh_TW" w:bidi="zh_TW"/>
+        </w:rPr>
+        <w:t>埃及的奴役（</w:t>
+      </w:r>
+      <w:hyperlink r:id="rId56">
+        <w:r>
+          <w:rPr>
+            <w:lang w:val="zh_TW" w:bidi="zh_TW"/>
+          </w:rPr>
+          <w:rPr>
+            <w:color w:val="0000EE"/>
+            <w:u w:val="single"/>
+          </w:rPr>
+          <w:t>出6:5–7</w:t>
+        </w:r>
+      </w:hyperlink>
+      <w:r>
+        <w:rPr>
+          <w:lang w:val="zh_TW" w:bidi="zh_TW"/>
+        </w:rPr>
+        <w:t>），</w:t>
+      </w:r>
+    </w:p>
+    <w:p>
+      <w:pPr>
+        <w:pStyle w:val="ListBullet"/>
+        <w:spacing w:line="240" w:lineRule="auto"/>
+        <w:ind w:left="720"/>
+      </w:pPr>
+      <w:r>
+        <w:rPr>
+          <w:lang w:val="zh_TW" w:bidi="zh_TW"/>
+        </w:rPr>
+      </w:r>
+      <w:r>
+        <w:rPr>
+          <w:lang w:val="zh_TW" w:bidi="zh_TW"/>
+        </w:rPr>
+        <w:t>被擄到巴比倫的困境中，</w:t>
+      </w:r>
+    </w:p>
+    <w:p>
+      <w:pPr>
+        <w:pStyle w:val="ListBullet"/>
+        <w:spacing w:line="240" w:lineRule="auto"/>
+        <w:ind w:left="720"/>
+      </w:pPr>
+      <w:r>
+        <w:rPr>
+          <w:lang w:val="zh_TW" w:bidi="zh_TW"/>
+        </w:rPr>
+      </w:r>
+      <w:r>
+        <w:rPr>
+          <w:lang w:val="zh_TW" w:bidi="zh_TW"/>
+        </w:rPr>
+        <w:t>一般的苦難（</w:t>
+      </w:r>
+      <w:r>
+        <w:rPr>
+          <w:i/>
+          <w:lang w:val="zh_TW" w:bidi="zh_TW"/>
+        </w:rPr>
+        <w:t>go’el</w:t>
+      </w:r>
+      <w:r>
+        <w:rPr>
+          <w:lang w:val="zh_TW" w:bidi="zh_TW"/>
+        </w:rPr>
+        <w:t>一詞在</w:t>
+      </w:r>
+      <w:hyperlink r:id="rId57">
+        <w:r>
+          <w:rPr>
+            <w:lang w:val="zh_TW" w:bidi="zh_TW"/>
+          </w:rPr>
+          <w:rPr>
+            <w:color w:val="0000EE"/>
+            <w:u w:val="single"/>
+          </w:rPr>
+          <w:t>賽40–46章</w:t>
+        </w:r>
+      </w:hyperlink>
+      <w:r>
+        <w:rPr>
+          <w:lang w:val="zh_TW" w:bidi="zh_TW"/>
+        </w:rPr>
+        <w:t xml:space="preserve">中出現了13次）。 </w:t>
+      </w:r>
+    </w:p>
+    <w:p>
+      <w:pPr/>
+      <w:r>
+        <w:rPr>
+          <w:lang w:val="zh_TW" w:bidi="zh_TW"/>
+        </w:rPr>
+      </w:r>
+      <w:r>
+        <w:rPr>
+          <w:lang w:val="zh_TW" w:bidi="zh_TW"/>
+        </w:rPr>
+        <w:t>因此，以色列被稱為「耶和華救贖的民」（</w:t>
+      </w:r>
+      <w:hyperlink r:id="rId58">
+        <w:r>
+          <w:rPr>
+            <w:lang w:val="zh_TW" w:bidi="zh_TW"/>
+          </w:rPr>
+          <w:rPr>
+            <w:color w:val="0000EE"/>
+            <w:u w:val="single"/>
+          </w:rPr>
+          <w:t>賽35:10</w:t>
+        </w:r>
+      </w:hyperlink>
+      <w:r>
+        <w:rPr>
+          <w:lang w:val="zh_TW" w:bidi="zh_TW"/>
+        </w:rPr>
+        <w:t>），「無銀」被贖（</w:t>
+      </w:r>
+      <w:hyperlink r:id="rId59">
+        <w:r>
+          <w:rPr>
+            <w:lang w:val="zh_TW" w:bidi="zh_TW"/>
+          </w:rPr>
+          <w:rPr>
+            <w:color w:val="0000EE"/>
+            <w:u w:val="single"/>
+          </w:rPr>
+          <w:t>52:3</w:t>
+        </w:r>
+      </w:hyperlink>
+      <w:r>
+        <w:rPr>
+          <w:lang w:val="zh_TW" w:bidi="zh_TW"/>
+        </w:rPr>
+        <w:t>）。在這些情況下，「贖價」是指神的大能和力量。</w:t>
+      </w:r>
+    </w:p>
+    <w:p>
+      <w:pPr/>
+      <w:r>
+        <w:rPr>
+          <w:lang w:val="zh_TW" w:bidi="zh_TW"/>
+        </w:rPr>
+      </w:r>
+      <w:r>
+        <w:rPr>
+          <w:lang w:val="zh_TW" w:bidi="zh_TW"/>
+        </w:rPr>
+        <w:t>舊約使用第三個希伯來文詞語（</w:t>
+      </w:r>
+      <w:r>
+        <w:rPr>
+          <w:i/>
+          <w:lang w:val="zh_TW" w:bidi="zh_TW"/>
+        </w:rPr>
+        <w:t>pidyon</w:t>
+      </w:r>
+      <w:r>
+        <w:rPr>
+          <w:lang w:val="zh_TW" w:bidi="zh_TW"/>
+        </w:rPr>
+        <w:t>）來表示贖價或支付。這個詞來自商業律法。在舊約中，它主要有三種用法：</w:t>
+      </w:r>
+    </w:p>
+    <w:p>
+      <w:pPr>
+        <w:pStyle w:val="ListBullet"/>
+        <w:spacing w:line="240" w:lineRule="auto"/>
+        <w:ind w:left="720"/>
+      </w:pPr>
+      <w:r>
+        <w:rPr>
+          <w:lang w:val="zh_TW" w:bidi="zh_TW"/>
+        </w:rPr>
+      </w:r>
+      <w:r>
+        <w:rPr>
+          <w:lang w:val="zh_TW" w:bidi="zh_TW"/>
+        </w:rPr>
+        <w:t>這個詞用於長子。神在埃及的逾越節拯救了以色列的長子，之後所有的長子和頭生的牲畜都屬於神。人們必須支付贖價來保留自己的長子（</w:t>
+      </w:r>
+      <w:hyperlink r:id="rId60">
+        <w:r>
+          <w:rPr>
+            <w:lang w:val="zh_TW" w:bidi="zh_TW"/>
+          </w:rPr>
+          <w:rPr>
+            <w:color w:val="0000EE"/>
+            <w:u w:val="single"/>
+          </w:rPr>
+          <w:t>出13:12–15</w:t>
+        </w:r>
+      </w:hyperlink>
+      <w:r>
+        <w:rPr>
+          <w:lang w:val="zh_TW" w:bidi="zh_TW"/>
+        </w:rPr>
+        <w:t>，</w:t>
+      </w:r>
+      <w:hyperlink r:id="rId61">
+        <w:r>
+          <w:rPr>
+            <w:lang w:val="zh_TW" w:bidi="zh_TW"/>
+          </w:rPr>
+          <w:rPr>
+            <w:color w:val="0000EE"/>
+            <w:u w:val="single"/>
+          </w:rPr>
+          <w:t>34:20</w:t>
+        </w:r>
+      </w:hyperlink>
+      <w:r>
+        <w:rPr>
+          <w:lang w:val="zh_TW" w:bidi="zh_TW"/>
+        </w:rPr>
+        <w:t>；</w:t>
+      </w:r>
+      <w:hyperlink r:id="rId62">
+        <w:r>
+          <w:rPr>
+            <w:lang w:val="zh_TW" w:bidi="zh_TW"/>
+          </w:rPr>
+          <w:rPr>
+            <w:color w:val="0000EE"/>
+            <w:u w:val="single"/>
+          </w:rPr>
+          <w:t>利27:27</w:t>
+        </w:r>
+      </w:hyperlink>
+      <w:r>
+        <w:rPr>
+          <w:lang w:val="zh_TW" w:bidi="zh_TW"/>
+        </w:rPr>
+        <w:t>；</w:t>
+      </w:r>
+      <w:hyperlink r:id="rId63">
+        <w:r>
+          <w:rPr>
+            <w:lang w:val="zh_TW" w:bidi="zh_TW"/>
+          </w:rPr>
+          <w:rPr>
+            <w:color w:val="0000EE"/>
+            <w:u w:val="single"/>
+          </w:rPr>
+          <w:t>民18:15–17</w:t>
+        </w:r>
+      </w:hyperlink>
+      <w:r>
+        <w:rPr>
+          <w:lang w:val="zh_TW" w:bidi="zh_TW"/>
+        </w:rPr>
+        <w:t>）。後來，神揀選了利未人來事奉祂，而不是所有的長子。由於長子比利未人多273人，因此多出的長子需要每人支付五舍客勒的贖銀（</w:t>
+      </w:r>
+      <w:hyperlink r:id="rId64">
+        <w:r>
+          <w:rPr>
+            <w:lang w:val="zh_TW" w:bidi="zh_TW"/>
+          </w:rPr>
+          <w:rPr>
+            <w:color w:val="0000EE"/>
+            <w:u w:val="single"/>
+          </w:rPr>
+          <w:t>民3:40–48</w:t>
+        </w:r>
+      </w:hyperlink>
+      <w:r>
+        <w:rPr>
+          <w:lang w:val="zh_TW" w:bidi="zh_TW"/>
+        </w:rPr>
+        <w:t xml:space="preserve">）。 </w:t>
+      </w:r>
+    </w:p>
+    <w:p>
+      <w:pPr>
+        <w:pStyle w:val="ListBullet"/>
+        <w:spacing w:line="240" w:lineRule="auto"/>
+        <w:ind w:left="720"/>
+      </w:pPr>
+      <w:r>
+        <w:rPr>
+          <w:lang w:val="zh_TW" w:bidi="zh_TW"/>
+        </w:rPr>
+      </w:r>
+      <w:r>
+        <w:rPr>
+          <w:lang w:val="zh_TW" w:bidi="zh_TW"/>
+        </w:rPr>
+        <w:t>這個詞也用於贖回奴隸所支付的價錢（</w:t>
+      </w:r>
+      <w:hyperlink r:id="rId65">
+        <w:r>
+          <w:rPr>
+            <w:lang w:val="zh_TW" w:bidi="zh_TW"/>
+          </w:rPr>
+          <w:rPr>
+            <w:color w:val="0000EE"/>
+            <w:u w:val="single"/>
+          </w:rPr>
+          <w:t>申15:15</w:t>
+        </w:r>
+      </w:hyperlink>
+      <w:r>
+        <w:rPr>
+          <w:lang w:val="zh_TW" w:bidi="zh_TW"/>
+        </w:rPr>
+        <w:t>，</w:t>
+      </w:r>
+      <w:hyperlink r:id="rId66">
+        <w:r>
+          <w:rPr>
+            <w:lang w:val="zh_TW" w:bidi="zh_TW"/>
+          </w:rPr>
+          <w:rPr>
+            <w:color w:val="0000EE"/>
+            <w:u w:val="single"/>
+          </w:rPr>
+          <w:t>24:18</w:t>
+        </w:r>
+      </w:hyperlink>
+      <w:r>
+        <w:rPr>
+          <w:lang w:val="zh_TW" w:bidi="zh_TW"/>
+        </w:rPr>
+        <w:t>）。它也適用於釋放作為妾的婢女（</w:t>
+      </w:r>
+      <w:hyperlink r:id="rId67">
+        <w:r>
+          <w:rPr>
+            <w:lang w:val="zh_TW" w:bidi="zh_TW"/>
+          </w:rPr>
+          <w:rPr>
+            <w:color w:val="0000EE"/>
+            <w:u w:val="single"/>
+          </w:rPr>
+          <w:t>出21:8–11</w:t>
+        </w:r>
+      </w:hyperlink>
+      <w:r>
+        <w:rPr>
+          <w:lang w:val="zh_TW" w:bidi="zh_TW"/>
+        </w:rPr>
+        <w:t>；</w:t>
+      </w:r>
+      <w:hyperlink r:id="rId68">
+        <w:r>
+          <w:rPr>
+            <w:lang w:val="zh_TW" w:bidi="zh_TW"/>
+          </w:rPr>
+          <w:rPr>
+            <w:color w:val="0000EE"/>
+            <w:u w:val="single"/>
+          </w:rPr>
+          <w:t>利19:20</w:t>
+        </w:r>
+      </w:hyperlink>
+      <w:r>
+        <w:rPr>
+          <w:lang w:val="zh_TW" w:bidi="zh_TW"/>
+        </w:rPr>
+        <w:t>）。神透過提醒以色列人祂曾將他們從埃及的奴役中解救出來，藉此證明這些規則的合理性（</w:t>
+      </w:r>
+      <w:hyperlink r:id="rId65">
+        <w:r>
+          <w:rPr>
+            <w:lang w:val="zh_TW" w:bidi="zh_TW"/>
+          </w:rPr>
+          <w:rPr>
+            <w:color w:val="0000EE"/>
+            <w:u w:val="single"/>
+          </w:rPr>
+          <w:t>申15:15，</w:t>
+        </w:r>
+      </w:hyperlink>
+      <w:hyperlink r:id="rId66">
+        <w:r>
+          <w:rPr>
+            <w:lang w:val="zh_TW" w:bidi="zh_TW"/>
+          </w:rPr>
+          <w:rPr>
+            <w:color w:val="0000EE"/>
+            <w:u w:val="single"/>
+          </w:rPr>
+          <w:t>24:18</w:t>
+        </w:r>
+      </w:hyperlink>
+      <w:r>
+        <w:rPr>
+          <w:lang w:val="zh_TW" w:bidi="zh_TW"/>
+        </w:rPr>
+        <w:t xml:space="preserve">）。 </w:t>
+      </w:r>
+    </w:p>
+    <w:p>
+      <w:pPr>
+        <w:pStyle w:val="ListBullet"/>
+        <w:spacing w:line="240" w:lineRule="auto"/>
+        <w:ind w:left="720"/>
+      </w:pPr>
+      <w:r>
+        <w:rPr>
+          <w:lang w:val="zh_TW" w:bidi="zh_TW"/>
+        </w:rPr>
+      </w:r>
+      <w:r>
+        <w:rPr>
+          <w:lang w:val="zh_TW" w:bidi="zh_TW"/>
+        </w:rPr>
+        <w:t>當聖經提到神將以色列人從埃及（</w:t>
+      </w:r>
+      <w:hyperlink r:id="rId69">
+        <w:r>
+          <w:rPr>
+            <w:lang w:val="zh_TW" w:bidi="zh_TW"/>
+          </w:rPr>
+          <w:rPr>
+            <w:color w:val="0000EE"/>
+            <w:u w:val="single"/>
+          </w:rPr>
+          <w:t>申7:8</w:t>
+        </w:r>
+      </w:hyperlink>
+      <w:r>
+        <w:rPr>
+          <w:lang w:val="zh_TW" w:bidi="zh_TW"/>
+        </w:rPr>
+        <w:t>，</w:t>
+      </w:r>
+      <w:hyperlink r:id="rId70">
+        <w:r>
+          <w:rPr>
+            <w:lang w:val="zh_TW" w:bidi="zh_TW"/>
+          </w:rPr>
+          <w:rPr>
+            <w:color w:val="0000EE"/>
+            <w:u w:val="single"/>
+          </w:rPr>
+          <w:t>9:26</w:t>
+        </w:r>
+      </w:hyperlink>
+      <w:r>
+        <w:rPr>
+          <w:lang w:val="zh_TW" w:bidi="zh_TW"/>
+        </w:rPr>
+        <w:t>，</w:t>
+      </w:r>
+      <w:hyperlink r:id="rId71">
+        <w:r>
+          <w:rPr>
+            <w:lang w:val="zh_TW" w:bidi="zh_TW"/>
+          </w:rPr>
+          <w:rPr>
+            <w:color w:val="0000EE"/>
+            <w:u w:val="single"/>
+          </w:rPr>
+          <w:t>13:5</w:t>
+        </w:r>
+      </w:hyperlink>
+      <w:r>
+        <w:rPr>
+          <w:lang w:val="zh_TW" w:bidi="zh_TW"/>
+        </w:rPr>
+        <w:t>；</w:t>
+      </w:r>
+      <w:hyperlink r:id="rId72">
+        <w:r>
+          <w:rPr>
+            <w:lang w:val="zh_TW" w:bidi="zh_TW"/>
+          </w:rPr>
+          <w:rPr>
+            <w:color w:val="0000EE"/>
+            <w:u w:val="single"/>
+          </w:rPr>
+          <w:t>撒下7:23</w:t>
+        </w:r>
+      </w:hyperlink>
+      <w:r>
+        <w:rPr>
+          <w:lang w:val="zh_TW" w:bidi="zh_TW"/>
+        </w:rPr>
+        <w:t>；</w:t>
+      </w:r>
+      <w:hyperlink r:id="rId73">
+        <w:r>
+          <w:rPr>
+            <w:lang w:val="zh_TW" w:bidi="zh_TW"/>
+          </w:rPr>
+          <w:rPr>
+            <w:color w:val="0000EE"/>
+            <w:u w:val="single"/>
+          </w:rPr>
+          <w:t>代上17:21</w:t>
+        </w:r>
+      </w:hyperlink>
+      <w:r>
+        <w:rPr>
+          <w:lang w:val="zh_TW" w:bidi="zh_TW"/>
+        </w:rPr>
+        <w:t>；</w:t>
+      </w:r>
+      <w:hyperlink r:id="rId74">
+        <w:r>
+          <w:rPr>
+            <w:lang w:val="zh_TW" w:bidi="zh_TW"/>
+          </w:rPr>
+          <w:rPr>
+            <w:color w:val="0000EE"/>
+            <w:u w:val="single"/>
+          </w:rPr>
+          <w:t>詩78:42</w:t>
+        </w:r>
+      </w:hyperlink>
+      <w:r>
+        <w:rPr>
+          <w:lang w:val="zh_TW" w:bidi="zh_TW"/>
+        </w:rPr>
+        <w:t>）以及從巴比倫（</w:t>
+      </w:r>
+      <w:hyperlink r:id="rId58">
+        <w:r>
+          <w:rPr>
+            <w:lang w:val="zh_TW" w:bidi="zh_TW"/>
+          </w:rPr>
+          <w:rPr>
+            <w:color w:val="0000EE"/>
+            <w:u w:val="single"/>
+          </w:rPr>
+          <w:t>賽35:10，</w:t>
+        </w:r>
+      </w:hyperlink>
+      <w:hyperlink r:id="rId75">
+        <w:r>
+          <w:rPr>
+            <w:lang w:val="zh_TW" w:bidi="zh_TW"/>
+          </w:rPr>
+          <w:rPr>
+            <w:color w:val="0000EE"/>
+            <w:u w:val="single"/>
+          </w:rPr>
+          <w:t>51:11</w:t>
+        </w:r>
+      </w:hyperlink>
+      <w:r>
+        <w:rPr>
+          <w:lang w:val="zh_TW" w:bidi="zh_TW"/>
+        </w:rPr>
+        <w:t>）中救贖出來時，也使用了這個希伯來詞。聖經有時提及神拯救百姓，卻沒有提到具體事件（</w:t>
+      </w:r>
+      <w:hyperlink r:id="rId76">
+        <w:r>
+          <w:rPr>
+            <w:lang w:val="zh_TW" w:bidi="zh_TW"/>
+          </w:rPr>
+          <w:rPr>
+            <w:color w:val="0000EE"/>
+            <w:u w:val="single"/>
+          </w:rPr>
+          <w:t>何7:13；</w:t>
+        </w:r>
+      </w:hyperlink>
+      <w:r>
+        <w:rPr>
+          <w:lang w:val="zh_TW" w:bidi="zh_TW"/>
+        </w:rPr>
+        <w:t>參</w:t>
+      </w:r>
+      <w:hyperlink r:id="rId77">
+        <w:r>
+          <w:rPr>
+            <w:lang w:val="zh_TW" w:bidi="zh_TW"/>
+          </w:rPr>
+          <w:rPr>
+            <w:color w:val="0000EE"/>
+            <w:u w:val="single"/>
+          </w:rPr>
+          <w:t>申21:8</w:t>
+        </w:r>
+      </w:hyperlink>
+      <w:r>
+        <w:rPr>
+          <w:lang w:val="zh_TW" w:bidi="zh_TW"/>
+        </w:rPr>
+        <w:t>；</w:t>
+      </w:r>
+      <w:hyperlink r:id="rId78">
+        <w:r>
+          <w:rPr>
+            <w:lang w:val="zh_TW" w:bidi="zh_TW"/>
+          </w:rPr>
+          <w:rPr>
+            <w:color w:val="0000EE"/>
+            <w:u w:val="single"/>
+          </w:rPr>
+          <w:t>尼1:10</w:t>
+        </w:r>
+      </w:hyperlink>
+      <w:r>
+        <w:rPr>
+          <w:lang w:val="zh_TW" w:bidi="zh_TW"/>
+        </w:rPr>
+        <w:t>；</w:t>
+      </w:r>
+      <w:hyperlink r:id="rId79">
+        <w:r>
+          <w:rPr>
+            <w:lang w:val="zh_TW" w:bidi="zh_TW"/>
+          </w:rPr>
+          <w:rPr>
+            <w:color w:val="0000EE"/>
+            <w:u w:val="single"/>
+          </w:rPr>
+          <w:t>賽1:27</w:t>
+        </w:r>
+      </w:hyperlink>
+      <w:r>
+        <w:rPr>
+          <w:lang w:val="zh_TW" w:bidi="zh_TW"/>
+        </w:rPr>
+        <w:t>；</w:t>
+      </w:r>
+      <w:hyperlink r:id="rId80">
+        <w:r>
+          <w:rPr>
+            <w:lang w:val="zh_TW" w:bidi="zh_TW"/>
+          </w:rPr>
+          <w:rPr>
+            <w:color w:val="0000EE"/>
+            <w:u w:val="single"/>
+          </w:rPr>
+          <w:t>耶31:11</w:t>
+        </w:r>
+      </w:hyperlink>
+      <w:r>
+        <w:rPr>
+          <w:lang w:val="zh_TW" w:bidi="zh_TW"/>
+        </w:rPr>
+        <w:t>）。神也救贖人脫離死亡（</w:t>
+      </w:r>
+      <w:hyperlink r:id="rId81">
+        <w:r>
+          <w:rPr>
+            <w:lang w:val="zh_TW" w:bidi="zh_TW"/>
+          </w:rPr>
+          <w:rPr>
+            <w:color w:val="0000EE"/>
+            <w:u w:val="single"/>
+          </w:rPr>
+          <w:t>何13:14</w:t>
+        </w:r>
+      </w:hyperlink>
+      <w:r>
+        <w:rPr>
+          <w:lang w:val="zh_TW" w:bidi="zh_TW"/>
+        </w:rPr>
+        <w:t>）、脫離罪惡（</w:t>
+      </w:r>
+      <w:hyperlink r:id="rId82">
+        <w:r>
+          <w:rPr>
+            <w:lang w:val="zh_TW" w:bidi="zh_TW"/>
+          </w:rPr>
+          <w:rPr>
+            <w:color w:val="0000EE"/>
+            <w:u w:val="single"/>
+          </w:rPr>
+          <w:t>詩130:8</w:t>
+        </w:r>
+      </w:hyperlink>
+      <w:r>
+        <w:rPr>
+          <w:lang w:val="zh_TW" w:bidi="zh_TW"/>
+        </w:rPr>
+        <w:t>）、脫離困難（</w:t>
+      </w:r>
+      <w:hyperlink r:id="rId83">
+        <w:r>
+          <w:rPr>
+            <w:lang w:val="zh_TW" w:bidi="zh_TW"/>
+          </w:rPr>
+          <w:rPr>
+            <w:color w:val="0000EE"/>
+            <w:u w:val="single"/>
+          </w:rPr>
+          <w:t>25:22</w:t>
+        </w:r>
+      </w:hyperlink>
+      <w:r>
+        <w:rPr>
+          <w:lang w:val="zh_TW" w:bidi="zh_TW"/>
+        </w:rPr>
+        <w:t>）。這種拯救總是暗示某種形式的支付或代價，例如救贖所需的神的「大能」或「大能之手」。</w:t>
+      </w:r>
+    </w:p>
+    <w:p>
+      <w:pPr>
+        <w:pStyle w:val="Heading3"/>
+      </w:pPr>
+      <w:r>
+        <w:rPr>
+          <w:lang w:val="zh_TW" w:bidi="zh_TW"/>
+        </w:rPr>
+        <w:t>在新約中</w:t>
+      </w:r>
+    </w:p>
+    <w:p>
+      <w:pPr/>
+      <w:r>
+        <w:rPr>
+          <w:lang w:val="zh_TW" w:bidi="zh_TW"/>
+        </w:rPr>
+      </w:r>
+      <w:r>
+        <w:rPr>
+          <w:lang w:val="zh_TW" w:bidi="zh_TW"/>
+        </w:rPr>
+        <w:t>在新約中，只有一組相關的詞語用來表示贖價。這個詞的基本意思是「釋放（set free）」或「解救（release）」。它的意思是通過支付代價來釋放某人。在英文聖經中，ransom（贖價）這個詞大約出現了8次。這些都是明確描述支付代價來解救某人的情況。希臘文舊約（稱為七十士譯本）謹慎地使用了這個詞。他們只在三個希伯來文詞語明確表示支付贖價時才使用它。</w:t>
+      </w:r>
+    </w:p>
+    <w:p>
+      <w:pPr/>
+      <w:r>
+        <w:rPr>
+          <w:lang w:val="zh_TW" w:bidi="zh_TW"/>
+        </w:rPr>
+      </w:r>
+      <w:r>
+        <w:rPr>
+          <w:lang w:val="zh_TW" w:bidi="zh_TW"/>
+        </w:rPr>
+        <w:t>在新約中，「贖價」最重要的用法是當耶穌談到祂自己的死亡時。耶穌說祂的死將作為「多人的贖價」（</w:t>
+      </w:r>
+      <w:hyperlink r:id="rId37">
+        <w:r>
+          <w:rPr>
+            <w:lang w:val="zh_TW" w:bidi="zh_TW"/>
+          </w:rPr>
+          <w:rPr>
+            <w:color w:val="0000EE"/>
+            <w:u w:val="single"/>
+          </w:rPr>
+          <w:t>太20:28</w:t>
+        </w:r>
+      </w:hyperlink>
+      <w:r>
+        <w:rPr>
+          <w:lang w:val="zh_TW" w:bidi="zh_TW"/>
+        </w:rPr>
+        <w:t>；</w:t>
+      </w:r>
+      <w:hyperlink r:id="rId38">
+        <w:r>
+          <w:rPr>
+            <w:lang w:val="zh_TW" w:bidi="zh_TW"/>
+          </w:rPr>
+          <w:rPr>
+            <w:color w:val="0000EE"/>
+            <w:u w:val="single"/>
+          </w:rPr>
+          <w:t>可10:45</w:t>
+        </w:r>
+      </w:hyperlink>
+      <w:r>
+        <w:rPr>
+          <w:lang w:val="zh_TW" w:bidi="zh_TW"/>
+        </w:rPr>
+        <w:t>）。耶穌的這一說法有三個重要含義：</w:t>
       </w:r>
     </w:p>
     <w:p>
@@ -239,43 +2692,7 @@
         <w:rPr>
           <w:lang w:val="zh_TW" w:bidi="zh_TW"/>
         </w:rPr>
-        <w:t>赫人以弗崙的父親。亞伯拉罕從以弗崙那裡買了麥比拉洞（</w:t>
-      </w:r>
-      <w:hyperlink r:id="rId13">
-        <w:r>
-          <w:rPr>
-            <w:lang w:val="zh_TW" w:bidi="zh_TW"/>
-          </w:rPr>
-          <w:rPr>
-            <w:color w:val="0000EE"/>
-            <w:u w:val="single"/>
-          </w:rPr>
-          <w:t>創23:7–9</w:t>
-        </w:r>
-      </w:hyperlink>
-      <w:r>
-        <w:rPr>
-          <w:lang w:val="zh_TW" w:bidi="zh_TW"/>
-        </w:rPr>
-        <w:t>，</w:t>
-      </w:r>
-      <w:hyperlink r:id="rId14">
-        <w:r>
-          <w:rPr>
-            <w:lang w:val="zh_TW" w:bidi="zh_TW"/>
-          </w:rPr>
-          <w:rPr>
-            <w:color w:val="0000EE"/>
-            <w:u w:val="single"/>
-          </w:rPr>
-          <w:t>25:9</w:t>
-        </w:r>
-      </w:hyperlink>
-      <w:r>
-        <w:rPr>
-          <w:lang w:val="zh_TW" w:bidi="zh_TW"/>
-        </w:rPr>
-        <w:t>）。</w:t>
+        <w:t>耶穌來是要服事人，並付上贖價。</w:t>
       </w:r>
     </w:p>
     <w:p>
@@ -293,63 +2710,7 @@
         <w:rPr>
           <w:lang w:val="zh_TW" w:bidi="zh_TW"/>
         </w:rPr>
-        <w:t>在</w:t>
-      </w:r>
-      <w:hyperlink r:id="rId15">
-        <w:r>
-          <w:rPr>
-            <w:lang w:val="zh_TW" w:bidi="zh_TW"/>
-          </w:rPr>
-          <w:rPr>
-            <w:color w:val="0000EE"/>
-            <w:u w:val="single"/>
-          </w:rPr>
-          <w:t>創世記四十六章10節</w:t>
-        </w:r>
-      </w:hyperlink>
-      <w:r>
-        <w:rPr>
-          <w:lang w:val="zh_TW" w:bidi="zh_TW"/>
-        </w:rPr>
-        <w:t>和</w:t>
-      </w:r>
-      <w:hyperlink r:id="rId16">
-        <w:r>
-          <w:rPr>
-            <w:lang w:val="zh_TW" w:bidi="zh_TW"/>
-          </w:rPr>
-          <w:rPr>
-            <w:color w:val="0000EE"/>
-            <w:u w:val="single"/>
-          </w:rPr>
-          <w:t>出埃及記六章15節</w:t>
-        </w:r>
-      </w:hyperlink>
-      <w:r>
-        <w:rPr>
-          <w:lang w:val="zh_TW" w:bidi="zh_TW"/>
-        </w:rPr>
-        <w:t>中，西緬的兒子謝拉（Zerah）的另一種拼寫方式。（譯註：和合本在這兩處經文中未將其譯為謝拉，僅譯為瑣轄）</w:t>
-        <w:br/>
-      </w:r>
-      <w:r>
-        <w:rPr>
-          <w:i/>
-          <w:lang w:val="zh_TW" w:bidi="zh_TW"/>
-        </w:rPr>
-        <w:t xml:space="preserve">見 </w:t>
-      </w:r>
-      <w:r>
-        <w:rPr>
-          <w:lang w:val="zh_TW" w:bidi="zh_TW"/>
-        </w:rPr>
-        <w:t>謝拉#3</w:t>
-      </w:r>
-      <w:r>
-        <w:rPr>
-          <w:lang w:val="zh_TW" w:bidi="zh_TW"/>
-        </w:rPr>
-        <w:t>。</w:t>
+        <w:t>贖價是祂自己的生命。</w:t>
       </w:r>
     </w:p>
     <w:p>
@@ -363,29 +2724,3840 @@
           <w:lang w:val="zh_TW" w:bidi="zh_TW"/>
         </w:rPr>
       </w:r>
-      <w:hyperlink r:id="rId17">
-        <w:r>
-          <w:rPr>
-            <w:lang w:val="zh_TW" w:bidi="zh_TW"/>
-          </w:rPr>
-          <w:rPr>
-            <w:color w:val="0000EE"/>
-            <w:u w:val="single"/>
-          </w:rPr>
-          <w:t>歷代志上四章7節</w:t>
-        </w:r>
-      </w:hyperlink>
-      <w:r>
-        <w:rPr>
-          <w:lang w:val="zh_TW" w:bidi="zh_TW"/>
-        </w:rPr>
-        <w:t>中，以斯哈（Izhar ）的另一種拼寫方式。（譯註：和合本在此節經文未將其譯為以斯哈，僅譯為</w:t>
-      </w:r>
-      <w:r>
-        <w:rPr>
-          <w:lang w:val="zh_TW" w:bidi="zh_TW"/>
-        </w:rPr>
-        <w:t>瑣轄）</w:t>
+      <w:r>
+        <w:rPr>
+          <w:lang w:val="zh_TW" w:bidi="zh_TW"/>
+        </w:rPr>
+        <w:t xml:space="preserve">祂的贖價具有替代性（substitutionary，耶穌通過支付這個贖價來代替我們）。 </w:t>
+      </w:r>
+    </w:p>
+    <w:p>
+      <w:pPr/>
+      <w:r>
+        <w:rPr>
+          <w:lang w:val="zh_TW" w:bidi="zh_TW"/>
+        </w:rPr>
+      </w:r>
+      <w:r>
+        <w:rPr>
+          <w:lang w:val="zh_TW" w:bidi="zh_TW"/>
+        </w:rPr>
+        <w:t>新約的其他部分進一步解釋了這一點：</w:t>
+      </w:r>
+    </w:p>
+    <w:p>
+      <w:pPr>
+        <w:pStyle w:val="ListBullet"/>
+        <w:spacing w:line="240" w:lineRule="auto"/>
+        <w:ind w:left="720"/>
+      </w:pPr>
+      <w:r>
+        <w:rPr>
+          <w:lang w:val="zh_TW" w:bidi="zh_TW"/>
+        </w:rPr>
+      </w:r>
+      <w:r>
+        <w:rPr>
+          <w:lang w:val="zh_TW" w:bidi="zh_TW"/>
+        </w:rPr>
+        <w:t>耶穌基督「捨自己作萬人的贖價」（</w:t>
+      </w:r>
+      <w:hyperlink r:id="rId84">
+        <w:r>
+          <w:rPr>
+            <w:lang w:val="zh_TW" w:bidi="zh_TW"/>
+          </w:rPr>
+          <w:rPr>
+            <w:color w:val="0000EE"/>
+            <w:u w:val="single"/>
+          </w:rPr>
+          <w:t>提前2:6</w:t>
+        </w:r>
+      </w:hyperlink>
+      <w:r>
+        <w:rPr>
+          <w:lang w:val="zh_TW" w:bidi="zh_TW"/>
+        </w:rPr>
+        <w:t xml:space="preserve">）。 </w:t>
+      </w:r>
+    </w:p>
+    <w:p>
+      <w:pPr>
+        <w:pStyle w:val="ListBullet"/>
+        <w:spacing w:line="240" w:lineRule="auto"/>
+        <w:ind w:left="720"/>
+      </w:pPr>
+      <w:r>
+        <w:rPr>
+          <w:lang w:val="zh_TW" w:bidi="zh_TW"/>
+        </w:rPr>
+      </w:r>
+      <w:r>
+        <w:rPr>
+          <w:lang w:val="zh_TW" w:bidi="zh_TW"/>
+        </w:rPr>
+        <w:t>耶穌基督「為我們捨了自己，要贖我們脫離一切罪惡」（</w:t>
+      </w:r>
+      <w:hyperlink r:id="rId85">
+        <w:r>
+          <w:rPr>
+            <w:lang w:val="zh_TW" w:bidi="zh_TW"/>
+          </w:rPr>
+          <w:rPr>
+            <w:color w:val="0000EE"/>
+            <w:u w:val="single"/>
+          </w:rPr>
+          <w:t>多2:14</w:t>
+        </w:r>
+      </w:hyperlink>
+      <w:r>
+        <w:rPr>
+          <w:lang w:val="zh_TW" w:bidi="zh_TW"/>
+        </w:rPr>
+        <w:t xml:space="preserve">）。 </w:t>
+      </w:r>
+    </w:p>
+    <w:p>
+      <w:pPr>
+        <w:pStyle w:val="ListBullet"/>
+        <w:spacing w:line="240" w:lineRule="auto"/>
+        <w:ind w:left="720"/>
+      </w:pPr>
+      <w:r>
+        <w:rPr>
+          <w:lang w:val="zh_TW" w:bidi="zh_TW"/>
+        </w:rPr>
+      </w:r>
+      <w:r>
+        <w:rPr>
+          <w:lang w:val="zh_TW" w:bidi="zh_TW"/>
+        </w:rPr>
+        <w:t>贖價的代價是「基督的寶血」，祂如同無瑕疵的羔羊（</w:t>
+      </w:r>
+      <w:hyperlink r:id="rId86">
+        <w:r>
+          <w:rPr>
+            <w:lang w:val="zh_TW" w:bidi="zh_TW"/>
+          </w:rPr>
+          <w:rPr>
+            <w:color w:val="0000EE"/>
+            <w:u w:val="single"/>
+          </w:rPr>
+          <w:t>彼前1:18–19</w:t>
+        </w:r>
+      </w:hyperlink>
+      <w:r>
+        <w:rPr>
+          <w:lang w:val="zh_TW" w:bidi="zh_TW"/>
+        </w:rPr>
+        <w:t>）。</w:t>
+      </w:r>
+    </w:p>
+    <w:p>
+      <w:pPr/>
+      <w:r>
+        <w:rPr>
+          <w:lang w:val="zh_TW" w:bidi="zh_TW"/>
+        </w:rPr>
+      </w:r>
+      <w:r>
+        <w:rPr>
+          <w:lang w:val="zh_TW" w:bidi="zh_TW"/>
+        </w:rPr>
+        <w:t>這讓我們想起舊約中指向耶穌的動物獻祭，但是有一個很大的區別：</w:t>
+      </w:r>
+    </w:p>
+    <w:p>
+      <w:pPr>
+        <w:pStyle w:val="ListBullet"/>
+        <w:spacing w:line="240" w:lineRule="auto"/>
+        <w:ind w:left="720"/>
+      </w:pPr>
+      <w:r>
+        <w:rPr>
+          <w:lang w:val="zh_TW" w:bidi="zh_TW"/>
+        </w:rPr>
+      </w:r>
+      <w:r>
+        <w:rPr>
+          <w:lang w:val="zh_TW" w:bidi="zh_TW"/>
+        </w:rPr>
+        <w:t>山羊和牛犢的血無法拯救人。</w:t>
+      </w:r>
+    </w:p>
+    <w:p>
+      <w:pPr>
+        <w:pStyle w:val="ListBullet"/>
+        <w:spacing w:line="240" w:lineRule="auto"/>
+        <w:ind w:left="720"/>
+      </w:pPr>
+      <w:r>
+        <w:rPr>
+          <w:lang w:val="zh_TW" w:bidi="zh_TW"/>
+        </w:rPr>
+      </w:r>
+      <w:r>
+        <w:rPr>
+          <w:lang w:val="zh_TW" w:bidi="zh_TW"/>
+        </w:rPr>
+        <w:t>但是基督的血提供了永遠的贖罪（</w:t>
+      </w:r>
+      <w:hyperlink r:id="rId87">
+        <w:r>
+          <w:rPr>
+            <w:lang w:val="zh_TW" w:bidi="zh_TW"/>
+          </w:rPr>
+          <w:rPr>
+            <w:color w:val="0000EE"/>
+            <w:u w:val="single"/>
+          </w:rPr>
+          <w:t>來9:12</w:t>
+        </w:r>
+      </w:hyperlink>
+      <w:r>
+        <w:rPr>
+          <w:lang w:val="zh_TW" w:bidi="zh_TW"/>
+        </w:rPr>
+        <w:t xml:space="preserve">）。 </w:t>
+      </w:r>
+    </w:p>
+    <w:p>
+      <w:pPr/>
+      <w:r>
+        <w:rPr>
+          <w:lang w:val="zh_TW" w:bidi="zh_TW"/>
+        </w:rPr>
+      </w:r>
+      <w:r>
+        <w:rPr>
+          <w:lang w:val="zh_TW" w:bidi="zh_TW"/>
+        </w:rPr>
+        <w:t>聖經告訴我們，得救的人在天堂會唱新歌。他們讚美耶穌（稱為羔羊），因為祂的血為他們付了贖價（</w:t>
+      </w:r>
+      <w:hyperlink r:id="rId88">
+        <w:r>
+          <w:rPr>
+            <w:lang w:val="zh_TW" w:bidi="zh_TW"/>
+          </w:rPr>
+          <w:rPr>
+            <w:color w:val="0000EE"/>
+            <w:u w:val="single"/>
+          </w:rPr>
+          <w:t>啟5:9</w:t>
+        </w:r>
+      </w:hyperlink>
+      <w:r>
+        <w:rPr>
+          <w:lang w:val="zh_TW" w:bidi="zh_TW"/>
+        </w:rPr>
+        <w:t>；參</w:t>
+      </w:r>
+      <w:hyperlink r:id="rId89">
+        <w:r>
+          <w:rPr>
+            <w:lang w:val="zh_TW" w:bidi="zh_TW"/>
+          </w:rPr>
+          <w:rPr>
+            <w:color w:val="0000EE"/>
+            <w:u w:val="single"/>
+          </w:rPr>
+          <w:t>14:3–4</w:t>
+        </w:r>
+      </w:hyperlink>
+      <w:r>
+        <w:rPr>
+          <w:lang w:val="zh_TW" w:bidi="zh_TW"/>
+        </w:rPr>
+        <w:t>）。</w:t>
+      </w:r>
+    </w:p>
+    <w:p>
+      <w:pPr/>
+      <w:r>
+        <w:rPr>
+          <w:lang w:val="zh_TW" w:bidi="zh_TW"/>
+        </w:rPr>
+      </w:r>
+      <w:r>
+        <w:rPr>
+          <w:i/>
+          <w:lang w:val="zh_TW" w:bidi="zh_TW"/>
+        </w:rPr>
+        <w:t>另見</w:t>
+      </w:r>
+      <w:r>
+        <w:rPr>
+          <w:lang w:val="zh_TW" w:bidi="zh_TW"/>
+        </w:rPr>
+        <w:t>贖罪</w:t>
+      </w:r>
+      <w:r>
+        <w:rPr>
+          <w:lang w:val="zh_TW" w:bidi="zh_TW"/>
+        </w:rPr>
+        <w:t>；</w:t>
+      </w:r>
+      <w:r>
+        <w:rPr>
+          <w:lang w:val="zh_TW" w:bidi="zh_TW"/>
+        </w:rPr>
+        <w:t>救贖主、救贖</w:t>
+      </w:r>
+      <w:r>
+        <w:rPr>
+          <w:lang w:val="zh_TW" w:bidi="zh_TW"/>
+        </w:rPr>
+        <w:t>。</w:t>
+      </w:r>
+      <w:r>
+        <w:rPr>
+          <w:lang w:val="zh_TW" w:bidi="zh_TW"/>
+        </w:rPr>
+      </w:r>
+      <w:r>
+        <w:rPr>
+          <w:lang w:val="zh_TW" w:bidi="zh_TW"/>
+        </w:rPr>
+      </w:r>
+    </w:p>
+    <w:p>
+      <w:pPr/>
+      <w:r>
+        <w:rPr>
+          <w:lang w:val="zh_TW" w:bidi="zh_TW"/>
+        </w:rPr>
+      </w:r>
+    </w:p>
+    <w:p>
+      <w:pPr>
+        <w:pStyle w:val="Heading2"/>
+      </w:pPr>
+      <w:r>
+        <w:rPr>
+          <w:lang w:val="zh_TW" w:bidi="zh_TW"/>
+        </w:rPr>
+        <w:t>屬血氣的人</w:t>
+      </w:r>
+      <w:r>
+        <w:rPr>
+          <w:lang w:val="zh_TW" w:bidi="zh_TW"/>
+        </w:rPr>
+      </w:r>
+    </w:p>
+    <w:p>
+      <w:pPr/>
+      <w:r>
+        <w:rPr>
+          <w:lang w:val="zh_TW" w:bidi="zh_TW"/>
+        </w:rPr>
+      </w:r>
+      <w:r>
+        <w:rPr>
+          <w:lang w:val="zh_TW" w:bidi="zh_TW"/>
+        </w:rPr>
+        <w:t>「屬血氣的人」（譯註：NLT譯為Natural man，意即「自然人」）這個表達出現在一些聖經翻譯中，例如在</w:t>
+      </w:r>
+      <w:hyperlink r:id="rId90">
+        <w:r>
+          <w:rPr>
+            <w:lang w:val="zh_TW" w:bidi="zh_TW"/>
+          </w:rPr>
+          <w:rPr>
+            <w:color w:val="0000EE"/>
+            <w:u w:val="single"/>
+          </w:rPr>
+          <w:t>哥林多前書二章14節</w:t>
+        </w:r>
+      </w:hyperlink>
+      <w:r>
+        <w:rPr>
+          <w:lang w:val="zh_TW" w:bidi="zh_TW"/>
+        </w:rPr>
+        <w:t>。翻譯為「血氣的」或「屬情</w:t>
+      </w:r>
+      <w:r>
+        <w:rPr>
+          <w:lang w:val="zh_TW" w:bidi="zh_TW"/>
+        </w:rPr>
+        <w:t>慾的</w:t>
+      </w:r>
+      <w:r>
+        <w:rPr>
+          <w:lang w:val="zh_TW" w:bidi="zh_TW"/>
+        </w:rPr>
+        <w:t>」一詞也出現在</w:t>
+      </w:r>
+      <w:hyperlink r:id="rId91">
+        <w:r>
+          <w:rPr>
+            <w:lang w:val="zh_TW" w:bidi="zh_TW"/>
+          </w:rPr>
+          <w:rPr>
+            <w:color w:val="0000EE"/>
+            <w:u w:val="single"/>
+          </w:rPr>
+          <w:t>哥林多前書十五章44節、46節</w:t>
+        </w:r>
+      </w:hyperlink>
+      <w:r>
+        <w:rPr>
+          <w:lang w:val="zh_TW" w:bidi="zh_TW"/>
+        </w:rPr>
+        <w:t>，</w:t>
+      </w:r>
+      <w:hyperlink r:id="rId92">
+        <w:r>
+          <w:rPr>
+            <w:lang w:val="zh_TW" w:bidi="zh_TW"/>
+          </w:rPr>
+          <w:rPr>
+            <w:color w:val="0000EE"/>
+            <w:u w:val="single"/>
+          </w:rPr>
+          <w:t>雅各書三章15節</w:t>
+        </w:r>
+      </w:hyperlink>
+      <w:r>
+        <w:rPr>
+          <w:lang w:val="zh_TW" w:bidi="zh_TW"/>
+        </w:rPr>
+        <w:t>，和</w:t>
+      </w:r>
+      <w:hyperlink r:id="rId93">
+        <w:r>
+          <w:rPr>
+            <w:lang w:val="zh_TW" w:bidi="zh_TW"/>
+          </w:rPr>
+          <w:rPr>
+            <w:color w:val="0000EE"/>
+            <w:u w:val="single"/>
+          </w:rPr>
+          <w:t>猶大書19節</w:t>
+        </w:r>
+      </w:hyperlink>
+      <w:r>
+        <w:rPr>
+          <w:lang w:val="zh_TW" w:bidi="zh_TW"/>
+        </w:rPr>
+        <w:t>中。</w:t>
+      </w:r>
+    </w:p>
+    <w:p>
+      <w:pPr>
+        <w:pStyle w:val="Heading3"/>
+      </w:pPr>
+      <w:r>
+        <w:rPr>
+          <w:lang w:val="zh_TW" w:bidi="zh_TW"/>
+        </w:rPr>
+        <w:t>「屬血氣的人」的意思是什麼？</w:t>
+      </w:r>
+    </w:p>
+    <w:p>
+      <w:pPr/>
+      <w:r>
+        <w:rPr>
+          <w:lang w:val="zh_TW" w:bidi="zh_TW"/>
+        </w:rPr>
+      </w:r>
+      <w:r>
+        <w:rPr>
+          <w:lang w:val="zh_TW" w:bidi="zh_TW"/>
+        </w:rPr>
+        <w:t>這個詞與希臘文中通常譯為「魂」（soul）的名詞有關，其具體意義取決於上下文。這詞在哥林多前書出現過四次，都與「屬靈的」形成對比，而「屬靈的」在保羅書信中是一個常見的詞。在幾乎每個例子中，「屬靈的」都是指聖靈的工作。</w:t>
+      </w:r>
+    </w:p>
+    <w:p>
+      <w:pPr/>
+      <w:r>
+        <w:rPr>
+          <w:lang w:val="zh_TW" w:bidi="zh_TW"/>
+        </w:rPr>
+      </w:r>
+      <w:r>
+        <w:rPr>
+          <w:lang w:val="zh_TW" w:bidi="zh_TW"/>
+        </w:rPr>
+        <w:t>應用於事物上，「屬靈的」意味著「來自聖靈」或「由聖靈而生的」。新約作者描述了幾件事為「屬靈的」：</w:t>
+      </w:r>
+    </w:p>
+    <w:p>
+      <w:pPr>
+        <w:pStyle w:val="ListBullet"/>
+        <w:spacing w:line="240" w:lineRule="auto"/>
+        <w:ind w:left="720"/>
+      </w:pPr>
+      <w:r>
+        <w:rPr>
+          <w:lang w:val="zh_TW" w:bidi="zh_TW"/>
+        </w:rPr>
+      </w:r>
+      <w:r>
+        <w:rPr>
+          <w:lang w:val="zh_TW" w:bidi="zh_TW"/>
+        </w:rPr>
+        <w:t>律法在</w:t>
+      </w:r>
+      <w:hyperlink r:id="rId94">
+        <w:r>
+          <w:rPr>
+            <w:lang w:val="zh_TW" w:bidi="zh_TW"/>
+          </w:rPr>
+          <w:rPr>
+            <w:color w:val="0000EE"/>
+            <w:u w:val="single"/>
+          </w:rPr>
+          <w:t>羅馬書七章14節</w:t>
+        </w:r>
+      </w:hyperlink>
+      <w:r>
+        <w:rPr>
+          <w:lang w:val="zh_TW" w:bidi="zh_TW"/>
+        </w:rPr>
+        <w:t>中是「屬靈的」。</w:t>
+      </w:r>
+    </w:p>
+    <w:p>
+      <w:pPr>
+        <w:pStyle w:val="ListBullet"/>
+        <w:spacing w:line="240" w:lineRule="auto"/>
+        <w:ind w:left="720"/>
+      </w:pPr>
+      <w:r>
+        <w:rPr>
+          <w:lang w:val="zh_TW" w:bidi="zh_TW"/>
+        </w:rPr>
+      </w:r>
+      <w:r>
+        <w:rPr>
+          <w:lang w:val="zh_TW" w:bidi="zh_TW"/>
+        </w:rPr>
+        <w:t>恩賜在</w:t>
+      </w:r>
+      <w:hyperlink r:id="rId95">
+        <w:r>
+          <w:rPr>
+            <w:lang w:val="zh_TW" w:bidi="zh_TW"/>
+          </w:rPr>
+          <w:rPr>
+            <w:color w:val="0000EE"/>
+            <w:u w:val="single"/>
+          </w:rPr>
+          <w:t>哥林多前書十二章1節</w:t>
+        </w:r>
+      </w:hyperlink>
+      <w:r>
+        <w:rPr>
+          <w:lang w:val="zh_TW" w:bidi="zh_TW"/>
+        </w:rPr>
+        <w:t>中是「屬靈的」。</w:t>
+      </w:r>
+    </w:p>
+    <w:p>
+      <w:pPr>
+        <w:pStyle w:val="ListBullet"/>
+        <w:spacing w:line="240" w:lineRule="auto"/>
+        <w:ind w:left="720"/>
+      </w:pPr>
+      <w:r>
+        <w:rPr>
+          <w:lang w:val="zh_TW" w:bidi="zh_TW"/>
+        </w:rPr>
+      </w:r>
+      <w:r>
+        <w:rPr>
+          <w:lang w:val="zh_TW" w:bidi="zh_TW"/>
+        </w:rPr>
+        <w:t>福氣在</w:t>
+      </w:r>
+      <w:hyperlink r:id="rId96">
+        <w:r>
+          <w:rPr>
+            <w:lang w:val="zh_TW" w:bidi="zh_TW"/>
+          </w:rPr>
+          <w:rPr>
+            <w:color w:val="0000EE"/>
+            <w:u w:val="single"/>
+          </w:rPr>
+          <w:t>以弗所書一章3節</w:t>
+        </w:r>
+      </w:hyperlink>
+      <w:r>
+        <w:rPr>
+          <w:lang w:val="zh_TW" w:bidi="zh_TW"/>
+        </w:rPr>
+        <w:t>中是「屬靈的」。</w:t>
+      </w:r>
+    </w:p>
+    <w:p>
+      <w:pPr>
+        <w:pStyle w:val="ListBullet"/>
+        <w:spacing w:line="240" w:lineRule="auto"/>
+        <w:ind w:left="720"/>
+      </w:pPr>
+      <w:r>
+        <w:rPr>
+          <w:lang w:val="zh_TW" w:bidi="zh_TW"/>
+        </w:rPr>
+      </w:r>
+      <w:r>
+        <w:rPr>
+          <w:lang w:val="zh_TW" w:bidi="zh_TW"/>
+        </w:rPr>
+        <w:t>靈祭</w:t>
+      </w:r>
+      <w:r>
+        <w:rPr>
+          <w:lang w:val="zh_TW" w:bidi="zh_TW"/>
+        </w:rPr>
+        <w:t>在</w:t>
+      </w:r>
+      <w:hyperlink r:id="rId97">
+        <w:r>
+          <w:rPr>
+            <w:lang w:val="zh_TW" w:bidi="zh_TW"/>
+          </w:rPr>
+          <w:rPr>
+            <w:color w:val="0000EE"/>
+            <w:u w:val="single"/>
+          </w:rPr>
+          <w:t>彼得前書二章5節</w:t>
+        </w:r>
+      </w:hyperlink>
+      <w:r>
+        <w:rPr>
+          <w:lang w:val="zh_TW" w:bidi="zh_TW"/>
+        </w:rPr>
+        <w:t>中是「屬靈的」。</w:t>
+      </w:r>
+    </w:p>
+    <w:p>
+      <w:pPr/>
+      <w:r>
+        <w:rPr>
+          <w:lang w:val="zh_TW" w:bidi="zh_TW"/>
+        </w:rPr>
+      </w:r>
+      <w:r>
+        <w:rPr>
+          <w:lang w:val="zh_TW" w:bidi="zh_TW"/>
+        </w:rPr>
+        <w:t>當這個詞應用在人身上時，意味著一個人受到聖靈的激勵和引導（</w:t>
+      </w:r>
+      <w:hyperlink r:id="rId98">
+        <w:r>
+          <w:rPr>
+            <w:lang w:val="zh_TW" w:bidi="zh_TW"/>
+          </w:rPr>
+          <w:rPr>
+            <w:color w:val="0000EE"/>
+            <w:u w:val="single"/>
+          </w:rPr>
+          <w:t>林前2:15</w:t>
+        </w:r>
+      </w:hyperlink>
+      <w:r>
+        <w:rPr>
+          <w:lang w:val="zh_TW" w:bidi="zh_TW"/>
+        </w:rPr>
+        <w:t>，</w:t>
+      </w:r>
+      <w:hyperlink r:id="rId99">
+        <w:r>
+          <w:rPr>
+            <w:lang w:val="zh_TW" w:bidi="zh_TW"/>
+          </w:rPr>
+          <w:rPr>
+            <w:color w:val="0000EE"/>
+            <w:u w:val="single"/>
+          </w:rPr>
+          <w:t>14:37</w:t>
+        </w:r>
+      </w:hyperlink>
+      <w:r>
+        <w:rPr>
+          <w:lang w:val="zh_TW" w:bidi="zh_TW"/>
+        </w:rPr>
+        <w:t>；</w:t>
+      </w:r>
+      <w:hyperlink r:id="rId100">
+        <w:r>
+          <w:rPr>
+            <w:lang w:val="zh_TW" w:bidi="zh_TW"/>
+          </w:rPr>
+          <w:rPr>
+            <w:color w:val="0000EE"/>
+            <w:u w:val="single"/>
+          </w:rPr>
+          <w:t>加6:1</w:t>
+        </w:r>
+      </w:hyperlink>
+      <w:r>
+        <w:rPr>
+          <w:lang w:val="zh_TW" w:bidi="zh_TW"/>
+        </w:rPr>
+        <w:t>）。與「屬靈的」相對，「屬血氣的」則通常指缺乏聖靈或敵對聖靈及其工作的狀態。</w:t>
+      </w:r>
+    </w:p>
+    <w:p>
+      <w:pPr>
+        <w:pStyle w:val="Heading3"/>
+      </w:pPr>
+      <w:r>
+        <w:rPr>
+          <w:lang w:val="zh_TW" w:bidi="zh_TW"/>
+        </w:rPr>
+        <w:t>聖經中「屬血氣的」與「屬靈的」區別</w:t>
+      </w:r>
+    </w:p>
+    <w:p>
+      <w:pPr/>
+      <w:r>
+        <w:rPr>
+          <w:lang w:val="zh_TW" w:bidi="zh_TW"/>
+        </w:rPr>
+      </w:r>
+      <w:r>
+        <w:rPr>
+          <w:lang w:val="zh_TW" w:bidi="zh_TW"/>
+        </w:rPr>
+        <w:t>在</w:t>
+      </w:r>
+      <w:hyperlink r:id="rId101">
+        <w:r>
+          <w:rPr>
+            <w:lang w:val="zh_TW" w:bidi="zh_TW"/>
+          </w:rPr>
+          <w:rPr>
+            <w:color w:val="0000EE"/>
+            <w:u w:val="single"/>
+          </w:rPr>
+          <w:t>哥林多前書二章14至15節</w:t>
+        </w:r>
+      </w:hyperlink>
+      <w:r>
+        <w:rPr>
+          <w:lang w:val="zh_TW" w:bidi="zh_TW"/>
+        </w:rPr>
+        <w:t>中，「屬血氣的人」與「屬靈的人」形成鮮明對比。在這個語境中，屬血氣的人不接受從神的靈而來的事物（</w:t>
+      </w:r>
+      <w:hyperlink r:id="rId90">
+        <w:r>
+          <w:rPr>
+            <w:lang w:val="zh_TW" w:bidi="zh_TW"/>
+          </w:rPr>
+          <w:rPr>
+            <w:color w:val="0000EE"/>
+            <w:u w:val="single"/>
+          </w:rPr>
+          <w:t>林前2:14</w:t>
+        </w:r>
+      </w:hyperlink>
+      <w:r>
+        <w:rPr>
+          <w:lang w:val="zh_TW" w:bidi="zh_TW"/>
+        </w:rPr>
+        <w:t>）。相反，這些事物對他來說是「愚拙的」，因為這些事必須用屬靈的方法才能明白。他之所以認為愚拙，是因為不信（</w:t>
+      </w:r>
+      <w:hyperlink r:id="rId102">
+        <w:r>
+          <w:rPr>
+            <w:lang w:val="zh_TW" w:bidi="zh_TW"/>
+          </w:rPr>
+          <w:rPr>
+            <w:color w:val="0000EE"/>
+            <w:u w:val="single"/>
+          </w:rPr>
+          <w:t>1:21</w:t>
+        </w:r>
+      </w:hyperlink>
+      <w:r>
+        <w:rPr>
+          <w:lang w:val="zh_TW" w:bidi="zh_TW"/>
+        </w:rPr>
+        <w:t>）；而他所缺乏的，是唯有聖靈才能帶來的洞見。保羅所描繪的，明顯是指一個沒有聖靈，甚至敵對聖靈和神啟示真理的人。</w:t>
+      </w:r>
+    </w:p>
+    <w:p>
+      <w:pPr/>
+      <w:r>
+        <w:rPr>
+          <w:lang w:val="zh_TW" w:bidi="zh_TW"/>
+        </w:rPr>
+      </w:r>
+      <w:r>
+        <w:rPr>
+          <w:lang w:val="zh_TW" w:bidi="zh_TW"/>
+        </w:rPr>
+        <w:t>在</w:t>
+      </w:r>
+      <w:hyperlink r:id="rId103">
+        <w:r>
+          <w:rPr>
+            <w:lang w:val="zh_TW" w:bidi="zh_TW"/>
+          </w:rPr>
+          <w:rPr>
+            <w:color w:val="0000EE"/>
+            <w:u w:val="single"/>
+          </w:rPr>
+          <w:t>哥林多前書十五章44至46節</w:t>
+        </w:r>
+      </w:hyperlink>
+      <w:r>
+        <w:rPr>
+          <w:lang w:val="zh_TW" w:bidi="zh_TW"/>
+        </w:rPr>
+        <w:t>中，「屬靈的」與「屬血氣的」對比則出現在另一個脈絡。這裡將死亡時的「身體」與復活時的「身體」作比較。信徒埋葬時「所種的是血氣的身體」（第</w:t>
+      </w:r>
+      <w:hyperlink r:id="rId91">
+        <w:r>
+          <w:rPr>
+            <w:lang w:val="zh_TW" w:bidi="zh_TW"/>
+          </w:rPr>
+          <w:rPr>
+            <w:color w:val="0000EE"/>
+            <w:u w:val="single"/>
+          </w:rPr>
+          <w:t>44</w:t>
+        </w:r>
+      </w:hyperlink>
+      <w:r>
+        <w:rPr>
+          <w:lang w:val="zh_TW" w:bidi="zh_TW"/>
+        </w:rPr>
+        <w:t>節上）；復活時，「</w:t>
+      </w:r>
+      <w:r>
+        <w:rPr>
+          <w:lang w:val="zh_TW" w:bidi="zh_TW"/>
+        </w:rPr>
+        <w:t>是靈性的身體</w:t>
+      </w:r>
+      <w:r>
+        <w:rPr>
+          <w:lang w:val="zh_TW" w:bidi="zh_TW"/>
+        </w:rPr>
+        <w:t>」。復活的身體將被聖靈更新並轉化（</w:t>
+      </w:r>
+      <w:hyperlink r:id="rId104">
+        <w:r>
+          <w:rPr>
+            <w:lang w:val="zh_TW" w:bidi="zh_TW"/>
+          </w:rPr>
+          <w:rPr>
+            <w:color w:val="0000EE"/>
+            <w:u w:val="single"/>
+          </w:rPr>
+          <w:t>羅8:11</w:t>
+        </w:r>
+      </w:hyperlink>
+      <w:r>
+        <w:rPr>
+          <w:lang w:val="zh_TW" w:bidi="zh_TW"/>
+        </w:rPr>
+        <w:t>）。</w:t>
+      </w:r>
+    </w:p>
+    <w:p>
+      <w:pPr/>
+      <w:r>
+        <w:rPr>
+          <w:lang w:val="zh_TW" w:bidi="zh_TW"/>
+        </w:rPr>
+      </w:r>
+      <w:r>
+        <w:rPr>
+          <w:lang w:val="zh_TW" w:bidi="zh_TW"/>
+        </w:rPr>
+        <w:t>然而，在</w:t>
+      </w:r>
+      <w:hyperlink r:id="rId91">
+        <w:r>
+          <w:rPr>
+            <w:lang w:val="zh_TW" w:bidi="zh_TW"/>
+          </w:rPr>
+          <w:rPr>
+            <w:color w:val="0000EE"/>
+            <w:u w:val="single"/>
+          </w:rPr>
+          <w:t>哥林多前書十五章44節下</w:t>
+        </w:r>
+      </w:hyperlink>
+      <w:r>
+        <w:rPr>
+          <w:lang w:val="zh_TW" w:bidi="zh_TW"/>
+        </w:rPr>
+        <w:t>和</w:t>
+      </w:r>
+      <w:hyperlink r:id="rId105">
+        <w:r>
+          <w:rPr>
+            <w:lang w:val="zh_TW" w:bidi="zh_TW"/>
+          </w:rPr>
+          <w:rPr>
+            <w:color w:val="0000EE"/>
+            <w:u w:val="single"/>
+          </w:rPr>
+          <w:t>45節上</w:t>
+        </w:r>
+      </w:hyperlink>
+      <w:r>
+        <w:rPr>
+          <w:lang w:val="zh_TW" w:bidi="zh_TW"/>
+        </w:rPr>
+        <w:t>，保羅將「血氣的身體」與剛剛受造、墮落之前的亞當聯繫起來（</w:t>
+      </w:r>
+      <w:hyperlink r:id="rId106">
+        <w:r>
+          <w:rPr>
+            <w:lang w:val="zh_TW" w:bidi="zh_TW"/>
+          </w:rPr>
+          <w:rPr>
+            <w:color w:val="0000EE"/>
+            <w:u w:val="single"/>
+          </w:rPr>
+          <w:t>創2:7</w:t>
+        </w:r>
+      </w:hyperlink>
+      <w:r>
+        <w:rPr>
+          <w:lang w:val="zh_TW" w:bidi="zh_TW"/>
+        </w:rPr>
+        <w:t>）。這表明，所謂的「血氣」是指創造時的模樣。按照神起初的創造，「血氣的」亞當是「甚好」（</w:t>
+      </w:r>
+      <w:hyperlink r:id="rId107">
+        <w:r>
+          <w:rPr>
+            <w:lang w:val="zh_TW" w:bidi="zh_TW"/>
+          </w:rPr>
+          <w:rPr>
+            <w:color w:val="0000EE"/>
+            <w:u w:val="single"/>
+          </w:rPr>
+          <w:t>創1:31</w:t>
+        </w:r>
+      </w:hyperlink>
+      <w:r>
+        <w:rPr>
+          <w:lang w:val="zh_TW" w:bidi="zh_TW"/>
+        </w:rPr>
+        <w:t>）。然而，人類的罪惡破壞了「血氣的」亞當，使他落在死亡的定罪之下。因此，按照原始創造的角度來衡量，原來創造那個「血氣的」亞當本是自然的，人的罪惡卻使本是自然的「血氣」反成了異常的「血氣」。聖靈現在在基督裡的工作，就是除去這種異常，並完成神創造時原本的旨意（</w:t>
+      </w:r>
+      <w:hyperlink r:id="rId108">
+        <w:r>
+          <w:rPr>
+            <w:lang w:val="zh_TW" w:bidi="zh_TW"/>
+          </w:rPr>
+          <w:rPr>
+            <w:color w:val="0000EE"/>
+            <w:u w:val="single"/>
+          </w:rPr>
+          <w:t>羅8:19</w:t>
+        </w:r>
+      </w:hyperlink>
+      <w:hyperlink r:id="rId103">
+        <w:r>
+          <w:rPr>
+            <w:lang w:val="zh_TW" w:bidi="zh_TW"/>
+          </w:rPr>
+          <w:rPr>
+            <w:color w:val="0000EE"/>
+            <w:u w:val="single"/>
+          </w:rPr>
+          <w:t>–</w:t>
+        </w:r>
+      </w:hyperlink>
+      <w:hyperlink r:id="rId108">
+        <w:r>
+          <w:rPr>
+            <w:lang w:val="zh_TW" w:bidi="zh_TW"/>
+          </w:rPr>
+          <w:rPr>
+            <w:color w:val="0000EE"/>
+            <w:u w:val="single"/>
+          </w:rPr>
+          <w:t>22</w:t>
+        </w:r>
+      </w:hyperlink>
+      <w:r>
+        <w:rPr>
+          <w:lang w:val="zh_TW" w:bidi="zh_TW"/>
+        </w:rPr>
+        <w:t>；</w:t>
+      </w:r>
+      <w:hyperlink r:id="rId109">
+        <w:r>
+          <w:rPr>
+            <w:lang w:val="zh_TW" w:bidi="zh_TW"/>
+          </w:rPr>
+          <w:rPr>
+            <w:color w:val="0000EE"/>
+            <w:u w:val="single"/>
+          </w:rPr>
+          <w:t>林後5:17</w:t>
+        </w:r>
+      </w:hyperlink>
+      <w:r>
+        <w:rPr>
+          <w:lang w:val="zh_TW" w:bidi="zh_TW"/>
+        </w:rPr>
+        <w:t>）。</w:t>
+      </w:r>
+    </w:p>
+    <w:p>
+      <w:pPr/>
+      <w:r>
+        <w:rPr>
+          <w:lang w:val="zh_TW" w:bidi="zh_TW"/>
+        </w:rPr>
+      </w:r>
+      <w:r>
+        <w:rPr>
+          <w:i/>
+          <w:lang w:val="zh_TW" w:bidi="zh_TW"/>
+        </w:rPr>
+        <w:t>另見</w:t>
+      </w:r>
+      <w:r>
+        <w:rPr>
+          <w:lang w:val="zh_TW" w:bidi="zh_TW"/>
+        </w:rPr>
+        <w:t>人</w:t>
+      </w:r>
+      <w:r>
+        <w:rPr>
+          <w:lang w:val="zh_TW" w:bidi="zh_TW"/>
+        </w:rPr>
+        <w:t>；</w:t>
+      </w:r>
+      <w:r>
+        <w:rPr>
+          <w:lang w:val="zh_TW" w:bidi="zh_TW"/>
+        </w:rPr>
+        <w:t>新人與舊人</w:t>
+      </w:r>
+      <w:r>
+        <w:rPr>
+          <w:lang w:val="zh_TW" w:bidi="zh_TW"/>
+        </w:rPr>
+        <w:t>。</w:t>
+      </w:r>
+      <w:r>
+        <w:rPr>
+          <w:lang w:val="zh_TW" w:bidi="zh_TW"/>
+        </w:rPr>
+      </w:r>
+      <w:r>
+        <w:rPr>
+          <w:lang w:val="zh_TW" w:bidi="zh_TW"/>
+        </w:rPr>
+      </w:r>
+    </w:p>
+    <w:p>
+      <w:pPr/>
+      <w:r>
+        <w:rPr>
+          <w:lang w:val="zh_TW" w:bidi="zh_TW"/>
+        </w:rPr>
+      </w:r>
+    </w:p>
+    <w:p>
+      <w:pPr>
+        <w:pStyle w:val="Heading2"/>
+      </w:pPr>
+      <w:r>
+        <w:rPr>
+          <w:lang w:val="zh_TW" w:bidi="zh_TW"/>
+        </w:rPr>
+        <w:t>數字和數字象徵學</w:t>
+      </w:r>
+      <w:r>
+        <w:rPr>
+          <w:lang w:val="zh_TW" w:bidi="zh_TW"/>
+        </w:rPr>
+      </w:r>
+    </w:p>
+    <w:p>
+      <w:pPr/>
+      <w:r>
+        <w:rPr>
+          <w:lang w:val="zh_TW" w:bidi="zh_TW"/>
+        </w:rPr>
+      </w:r>
+      <w:r>
+        <w:rPr>
+          <w:lang w:val="zh_TW" w:bidi="zh_TW"/>
+        </w:rPr>
+        <w:t>在聖經中，數字常有兩層意思。首先，它們表明了實際的數量，例如計算人數或測量時間。其次，數字也可能具有特別的意義，用以教導我們關於神或祂的計劃。</w:t>
+      </w:r>
+    </w:p>
+    <w:p>
+      <w:pPr/>
+      <w:r>
+        <w:rPr>
+          <w:lang w:val="zh_TW" w:bidi="zh_TW"/>
+        </w:rPr>
+      </w:r>
+      <w:r>
+        <w:rPr>
+          <w:lang w:val="zh_TW" w:bidi="zh_TW"/>
+        </w:rPr>
+        <w:t>但以理書和啟示錄以特殊的方式使用數字，這兩卷書常以具體的數字來傳達重要的信息。</w:t>
+      </w:r>
+    </w:p>
+    <w:p>
+      <w:pPr/>
+      <w:r>
+        <w:rPr>
+          <w:lang w:val="zh_TW" w:bidi="zh_TW"/>
+        </w:rPr>
+      </w:r>
+      <w:r>
+        <w:rPr>
+          <w:lang w:val="zh_TW" w:bidi="zh_TW"/>
+        </w:rPr>
+        <w:t>許多基督徒對於從數字中尋找隱藏意義持謹慎態度。因為有些團體過度使用數字象徵學（numerology），試圖在舊約聖經的每一個數字中找出特別的含義，即使那些數字可能只是單純的事實。這種看法最早出自神祕的前基督教（pre-Christian）猶太團體，後來卡巴拉學派（Kabbalists）進一步發展，他們經常為數字賦予隱藏的意義。</w:t>
+      </w:r>
+    </w:p>
+    <w:p>
+      <w:pPr>
+        <w:pStyle w:val="Heading3"/>
+      </w:pPr>
+      <w:r>
+        <w:rPr>
+          <w:lang w:val="zh_TW" w:bidi="zh_TW"/>
+        </w:rPr>
+        <w:t>概述</w:t>
+      </w:r>
+    </w:p>
+    <w:p>
+      <w:pPr>
+        <w:pStyle w:val="ListBullet"/>
+        <w:spacing w:line="240" w:lineRule="auto"/>
+        <w:ind w:left="720"/>
+      </w:pPr>
+      <w:r>
+        <w:rPr>
+          <w:lang w:val="zh_TW" w:bidi="zh_TW"/>
+        </w:rPr>
+      </w:r>
+      <w:r>
+        <w:rPr>
+          <w:u w:val="single"/>
+          <w:lang w:val="zh_TW" w:bidi="zh_TW"/>
+        </w:rPr>
+        <w:t>數字的表達</w:t>
+      </w:r>
+    </w:p>
+    <w:p>
+      <w:pPr>
+        <w:pStyle w:val="ListBullet"/>
+        <w:spacing w:line="240" w:lineRule="auto"/>
+        <w:ind w:left="720"/>
+      </w:pPr>
+      <w:r>
+        <w:rPr>
+          <w:lang w:val="zh_TW" w:bidi="zh_TW"/>
+        </w:rPr>
+      </w:r>
+      <w:r>
+        <w:rPr>
+          <w:u w:val="single"/>
+          <w:lang w:val="zh_TW" w:bidi="zh_TW"/>
+        </w:rPr>
+        <w:t>數字符號的書寫方式</w:t>
+      </w:r>
+    </w:p>
+    <w:p>
+      <w:pPr>
+        <w:pStyle w:val="ListBullet"/>
+        <w:spacing w:line="240" w:lineRule="auto"/>
+        <w:ind w:left="720"/>
+      </w:pPr>
+      <w:r>
+        <w:rPr>
+          <w:lang w:val="zh_TW" w:bidi="zh_TW"/>
+        </w:rPr>
+      </w:r>
+      <w:r>
+        <w:rPr>
+          <w:u w:val="single"/>
+          <w:lang w:val="zh_TW" w:bidi="zh_TW"/>
+        </w:rPr>
+        <w:t>大數字的問題</w:t>
+      </w:r>
+    </w:p>
+    <w:p>
+      <w:pPr>
+        <w:pStyle w:val="ListBullet"/>
+        <w:spacing w:line="240" w:lineRule="auto"/>
+        <w:ind w:left="720"/>
+      </w:pPr>
+      <w:r>
+        <w:rPr>
+          <w:lang w:val="zh_TW" w:bidi="zh_TW"/>
+        </w:rPr>
+      </w:r>
+      <w:r>
+        <w:rPr>
+          <w:u w:val="single"/>
+          <w:lang w:val="zh_TW" w:bidi="zh_TW"/>
+        </w:rPr>
+        <w:t>按世代計算</w:t>
+      </w:r>
+    </w:p>
+    <w:p>
+      <w:pPr>
+        <w:pStyle w:val="ListBullet"/>
+        <w:spacing w:line="240" w:lineRule="auto"/>
+        <w:ind w:left="720"/>
+      </w:pPr>
+      <w:r>
+        <w:rPr>
+          <w:lang w:val="zh_TW" w:bidi="zh_TW"/>
+        </w:rPr>
+      </w:r>
+      <w:r>
+        <w:rPr>
+          <w:u w:val="single"/>
+          <w:lang w:val="zh_TW" w:bidi="zh_TW"/>
+        </w:rPr>
+        <w:t>數字的約略用法</w:t>
+      </w:r>
+    </w:p>
+    <w:p>
+      <w:pPr>
+        <w:pStyle w:val="ListBullet"/>
+        <w:spacing w:line="240" w:lineRule="auto"/>
+        <w:ind w:left="720"/>
+      </w:pPr>
+      <w:r>
+        <w:rPr>
+          <w:lang w:val="zh_TW" w:bidi="zh_TW"/>
+        </w:rPr>
+      </w:r>
+      <w:r>
+        <w:rPr>
+          <w:u w:val="single"/>
+          <w:lang w:val="zh_TW" w:bidi="zh_TW"/>
+        </w:rPr>
+        <w:t>數字的象徵用法</w:t>
+      </w:r>
+    </w:p>
+    <w:p>
+      <w:pPr>
+        <w:pStyle w:val="ListBullet"/>
+        <w:spacing w:line="240" w:lineRule="auto"/>
+        <w:ind w:left="720"/>
+      </w:pPr>
+      <w:r>
+        <w:rPr>
+          <w:lang w:val="zh_TW" w:bidi="zh_TW"/>
+        </w:rPr>
+      </w:r>
+      <w:r>
+        <w:rPr>
+          <w:u w:val="single"/>
+          <w:lang w:val="zh_TW" w:bidi="zh_TW"/>
+        </w:rPr>
+        <w:t>精確的統計</w:t>
+      </w:r>
+    </w:p>
+    <w:p>
+      <w:pPr>
+        <w:pStyle w:val="ListBullet"/>
+        <w:spacing w:line="240" w:lineRule="auto"/>
+        <w:ind w:left="720"/>
+      </w:pPr>
+      <w:r>
+        <w:rPr>
+          <w:lang w:val="zh_TW" w:bidi="zh_TW"/>
+        </w:rPr>
+      </w:r>
+      <w:r>
+        <w:rPr>
+          <w:u w:val="single"/>
+          <w:lang w:val="zh_TW" w:bidi="zh_TW"/>
+        </w:rPr>
+        <w:t>數字象徵學</w:t>
+      </w:r>
+    </w:p>
+    <w:p>
+      <w:pPr>
+        <w:pStyle w:val="Heading3"/>
+      </w:pPr>
+      <w:r>
+        <w:rPr>
+          <w:lang w:val="zh_TW" w:bidi="zh_TW"/>
+        </w:rPr>
+        <w:t>數字的表達</w:t>
+      </w:r>
+    </w:p>
+    <w:p>
+      <w:pPr/>
+      <w:r>
+        <w:rPr>
+          <w:lang w:val="zh_TW" w:bidi="zh_TW"/>
+        </w:rPr>
+      </w:r>
+      <w:r>
+        <w:rPr>
+          <w:lang w:val="zh_TW" w:bidi="zh_TW"/>
+        </w:rPr>
+        <w:t>希伯來文與其它閃族語言一樣，擁有一個簡單但實用的數字系統。數字一是形容詞，從二開始，數字則是名詞。這些名詞有男性與女性兩種形式，且以平行方式使用：男性形式用於女性名詞之前，女性形式則用於男性名詞之前。</w:t>
+      </w:r>
+    </w:p>
+    <w:p>
+      <w:pPr/>
+      <w:r>
+        <w:rPr>
+          <w:lang w:val="zh_TW" w:bidi="zh_TW"/>
+        </w:rPr>
+      </w:r>
+      <w:r>
+        <w:rPr>
+          <w:lang w:val="zh_TW" w:bidi="zh_TW"/>
+        </w:rPr>
+        <w:t>序數（第一、第二、第三）與基數（一、二、三）並存。如同多數語言，基數有時可以代替序數。例如，「第二日」可以表達為「日二」。從十到十九之間，有一種合成形式，與英文的十三（thirteen〔three-ten〕）相似，而二十（twenty）的字面意思是「十的複數」。它是「十」的複數。「三十」、「四十」等的字面意思則是「三的複數」、「四的複數」。這樣的規律一直持續到一百，而一百則是另一個全新的字詞。</w:t>
+      </w:r>
+    </w:p>
+    <w:p>
+      <w:pPr/>
+      <w:r>
+        <w:rPr>
+          <w:lang w:val="zh_TW" w:bidi="zh_TW"/>
+        </w:rPr>
+      </w:r>
+      <w:r>
+        <w:rPr>
+          <w:lang w:val="zh_TW" w:bidi="zh_TW"/>
+        </w:rPr>
+        <w:t>希伯來文中也有「一千」與「一萬」等獨立的字詞，這與希臘文、中文及許多其它語言相似。更大的數字必須用這些單位的倍數來表達。「萬萬」和「千千」這些表達方式顯示，古人對大數字的表達多是約略的。由於當時的人口稀少、國度規模也小，因此很少需要使用極大的數字。</w:t>
+      </w:r>
+    </w:p>
+    <w:p>
+      <w:pPr/>
+      <w:r>
+        <w:rPr>
+          <w:lang w:val="zh_TW" w:bidi="zh_TW"/>
+        </w:rPr>
+      </w:r>
+      <w:r>
+        <w:rPr>
+          <w:lang w:val="zh_TW" w:bidi="zh_TW"/>
+        </w:rPr>
+        <w:t>在希伯來文中除了單數與複數形式外，還有一種雙數形式，用以表達兩個東西（例如兩百、兩千）。分數（如二分之一、三分之一、十分之一）也可以表達。乘法、除法、加法與減法都曾使用，聖經中可以找到這四種運算的例子。希伯來數學系統基本上屬於更廣泛的西亞數學體系之一。我們對這體系的了解主要來自美索不達米亞與埃及。不過，這些地區所使用的數學系統比以色列的更為發達。</w:t>
+      </w:r>
+    </w:p>
+    <w:p>
+      <w:pPr>
+        <w:pStyle w:val="Heading3"/>
+      </w:pPr>
+      <w:r>
+        <w:rPr>
+          <w:lang w:val="zh_TW" w:bidi="zh_TW"/>
+        </w:rPr>
+        <w:t>數字符號的書寫方法</w:t>
+      </w:r>
+    </w:p>
+    <w:p>
+      <w:pPr/>
+      <w:r>
+        <w:rPr>
+          <w:lang w:val="zh_TW" w:bidi="zh_TW"/>
+        </w:rPr>
+      </w:r>
+      <w:r>
+        <w:rPr>
+          <w:lang w:val="zh_TW" w:bidi="zh_TW"/>
+        </w:rPr>
+        <w:t>在聖經中，數字一律以文字寫出。這種做法也見於著名的摩押石碑（Moabite Stone）與西羅亞銘文（Siloam Inscription）。古代世界的各民族都能以各種符號或代碼（如我們的1、2、3）來表示數字。然而，這種方法容易出錯，因此後來人們通常以完整的文字寫出數字。雖然仍有可能引起混淆，但機率已大為減少。</w:t>
+      </w:r>
+    </w:p>
+    <w:p>
+      <w:pPr/>
+      <w:r>
+        <w:rPr>
+          <w:lang w:val="zh_TW" w:bidi="zh_TW"/>
+        </w:rPr>
+      </w:r>
+      <w:r>
+        <w:rPr>
+          <w:lang w:val="zh_TW" w:bidi="zh_TW"/>
+        </w:rPr>
+        <w:t>在希伯來文與希臘文中，還有另一種書寫數字的方式，就是用字母表中的連續字母代替連續的數字，類似以A代表1、B代表2。到了新約聖經的時代，已廣泛使用這種方法，並且成為現代希伯來文的慣例。這種系統的優點是，可以在數字組合中插入任意的母音，形成可讀的造字。例如，在</w:t>
+      </w:r>
+      <w:hyperlink r:id="rId110">
+        <w:r>
+          <w:rPr>
+            <w:lang w:val="zh_TW" w:bidi="zh_TW"/>
+          </w:rPr>
+          <w:rPr>
+            <w:color w:val="0000EE"/>
+            <w:u w:val="single"/>
+          </w:rPr>
+          <w:t>啟示錄十三章18節</w:t>
+        </w:r>
+      </w:hyperlink>
+      <w:r>
+        <w:rPr>
+          <w:lang w:val="zh_TW" w:bidi="zh_TW"/>
+        </w:rPr>
+        <w:t>所提到的「獸的數目」666，可以用字母表示，對應於「尼祿凱撒」這個名字的子音。若採用另一讀法616，則也可能對應其它名字。</w:t>
+      </w:r>
+    </w:p>
+    <w:p>
+      <w:pPr>
+        <w:pStyle w:val="Heading3"/>
+      </w:pPr>
+      <w:r>
+        <w:rPr>
+          <w:lang w:val="zh_TW" w:bidi="zh_TW"/>
+        </w:rPr>
+        <w:t>大數字的問題</w:t>
+      </w:r>
+    </w:p>
+    <w:p>
+      <w:pPr/>
+      <w:r>
+        <w:rPr>
+          <w:lang w:val="zh_TW" w:bidi="zh_TW"/>
+        </w:rPr>
+      </w:r>
+      <w:r>
+        <w:rPr>
+          <w:lang w:val="zh_TW" w:bidi="zh_TW"/>
+        </w:rPr>
+        <w:t>即使考慮到所有這些可能性，與大數字有關的問題仍然存在，尤其是在舊約聖經中。最明顯的例子是</w:t>
+      </w:r>
+      <w:hyperlink r:id="rId111">
+        <w:r>
+          <w:rPr>
+            <w:lang w:val="zh_TW" w:bidi="zh_TW"/>
+          </w:rPr>
+          <w:rPr>
+            <w:color w:val="0000EE"/>
+            <w:u w:val="single"/>
+          </w:rPr>
+          <w:t>創世記五章</w:t>
+        </w:r>
+      </w:hyperlink>
+      <w:r>
+        <w:rPr>
+          <w:lang w:val="zh_TW" w:bidi="zh_TW"/>
+        </w:rPr>
+        <w:t>中十位長壽族長的年歲。希伯來文本、撒馬利亞文本以及最早的希臘文譯本（即七十士譯本）所記載的數字彼此不同，相差達數百年。然而，這些年歲都極大。</w:t>
+      </w:r>
+    </w:p>
+    <w:p>
+      <w:pPr/>
+      <w:r>
+        <w:rPr>
+          <w:lang w:val="zh_TW" w:bidi="zh_TW"/>
+        </w:rPr>
+      </w:r>
+      <w:r>
+        <w:rPr>
+          <w:lang w:val="zh_TW" w:bidi="zh_TW"/>
+        </w:rPr>
+        <w:t>有些人將這些數字按字面意思來理解。他們指出，這些族長的年歲逐步遞減，直到挪亞時代，神為人所設定的壽命降為120歲（</w:t>
+      </w:r>
+      <w:hyperlink r:id="rId112">
+        <w:r>
+          <w:rPr>
+            <w:lang w:val="zh_TW" w:bidi="zh_TW"/>
+          </w:rPr>
+          <w:rPr>
+            <w:color w:val="0000EE"/>
+            <w:u w:val="single"/>
+          </w:rPr>
+          <w:t>創6:3</w:t>
+        </w:r>
+      </w:hyperlink>
+      <w:r>
+        <w:rPr>
+          <w:lang w:val="zh_TW" w:bidi="zh_TW"/>
+        </w:rPr>
+        <w:t>）；後來又降到人類平均七十歲的壽數（</w:t>
+      </w:r>
+      <w:hyperlink r:id="rId113">
+        <w:r>
+          <w:rPr>
+            <w:lang w:val="zh_TW" w:bidi="zh_TW"/>
+          </w:rPr>
+          <w:rPr>
+            <w:color w:val="0000EE"/>
+            <w:u w:val="single"/>
+          </w:rPr>
+          <w:t>詩90:10</w:t>
+        </w:r>
+      </w:hyperlink>
+      <w:r>
+        <w:rPr>
+          <w:lang w:val="zh_TW" w:bidi="zh_TW"/>
+        </w:rPr>
+        <w:t>）。這與人類在墮落之後靈性的逐步敗壞相對應——從亞當的完全狀態到如今的光景。無論這些數字的具體解釋為何，毫無疑問，聖經的神學意圖正是在於表達這一點。</w:t>
+      </w:r>
+    </w:p>
+    <w:p>
+      <w:pPr/>
+      <w:r>
+        <w:rPr>
+          <w:lang w:val="zh_TW" w:bidi="zh_TW"/>
+        </w:rPr>
+      </w:r>
+      <w:r>
+        <w:rPr>
+          <w:lang w:val="zh_TW" w:bidi="zh_TW"/>
+        </w:rPr>
+        <w:t>以色列人出埃及的龐大人數也是一個問題。如果真的有60萬名能作戰的男子（</w:t>
+      </w:r>
+      <w:hyperlink r:id="rId114">
+        <w:r>
+          <w:rPr>
+            <w:lang w:val="zh_TW" w:bidi="zh_TW"/>
+          </w:rPr>
+          <w:rPr>
+            <w:color w:val="0000EE"/>
+            <w:u w:val="single"/>
+          </w:rPr>
+          <w:t>民1:46</w:t>
+        </w:r>
+      </w:hyperlink>
+      <w:r>
+        <w:rPr>
+          <w:lang w:val="zh_TW" w:bidi="zh_TW"/>
+        </w:rPr>
+        <w:t>），那就意味著整個民族的人口約有200萬或更多。也許那個譯為「千」的字詞其實是指「支派單位」。無論確切的數字是多少，總人數顯然要小得多。當然，神完全有能力在曠野中供養任何數量的人。然而，考古學中關於以色列人攻取迦南前後該地人口的證據，似乎支持人口數較少的看法。相同的原則也可以用來解釋各以色列支派勇士人數的龐大記載，甚至也可能適用於舊約歷史書中所提到以色列和猶大的軍事總數之巨大數據。</w:t>
+      </w:r>
+    </w:p>
+    <w:p>
+      <w:pPr/>
+      <w:r>
+        <w:rPr>
+          <w:lang w:val="zh_TW" w:bidi="zh_TW"/>
+        </w:rPr>
+      </w:r>
+      <w:r>
+        <w:rPr>
+          <w:lang w:val="zh_TW" w:bidi="zh_TW"/>
+        </w:rPr>
+        <w:t>對一般的聖經讀者或聽眾而言，也許最大的問題之一是歷代志與列王紀中所記載的數字不同，儘管兩卷書描述的是同樣的事件。這些差異可能是由於抄寫錯誤，或因以符號或單一字母書寫數字時產生混淆所致，這可以解釋許多個別的不一致情況，但並不能解釋所有的差異。歷代志中的數字通常大得多，這些極大的整數很可能具有象徵意義，而非要按字面來理解。猶太人當時同時擁有列王紀與歷代志這兩卷書，因此他們自己也不太可能把這兩組數字都視為字面上的事實。</w:t>
+      </w:r>
+    </w:p>
+    <w:p>
+      <w:pPr>
+        <w:pStyle w:val="Heading3"/>
+      </w:pPr>
+      <w:r>
+        <w:rPr>
+          <w:lang w:val="zh_TW" w:bidi="zh_TW"/>
+        </w:rPr>
+        <w:t>按世代計算</w:t>
+      </w:r>
+    </w:p>
+    <w:p>
+      <w:pPr/>
+      <w:r>
+        <w:rPr>
+          <w:lang w:val="zh_TW" w:bidi="zh_TW"/>
+        </w:rPr>
+      </w:r>
+      <w:r>
+        <w:rPr>
+          <w:lang w:val="zh_TW" w:bidi="zh_TW"/>
+        </w:rPr>
+        <w:t>舊約聖經的一個問題是事件的年代推算。即使有精確的數字系統，也沒有一個絕對固定的起算點。後來的猶太人和基督徒以創造的推定日期作為起點來計算。從大衛和所羅門之後，年代的推算既依據內部參照，也依據外部參照。內部參照是指猶大諸王與以色列諸王的對比年代，外部參照則涉及以色列以外的君王與王后。</w:t>
+      </w:r>
+    </w:p>
+    <w:p>
+      <w:pPr/>
+      <w:r>
+        <w:rPr>
+          <w:lang w:val="zh_TW" w:bidi="zh_TW"/>
+        </w:rPr>
+      </w:r>
+      <w:r>
+        <w:rPr>
+          <w:lang w:val="zh_TW" w:bidi="zh_TW"/>
+        </w:rPr>
+        <w:t>這種開放的時間結構解釋了「四十年」這個模糊的時期，舊約聖經中常使用這個表達（例如士師記）來指任何漫長但不確定的時段。這幾乎可以肯定是指一個世代（希伯來文</w:t>
+      </w:r>
+      <w:r>
+        <w:rPr>
+          <w:i/>
+          <w:lang w:val="zh_TW" w:bidi="zh_TW"/>
+        </w:rPr>
+        <w:t>dor</w:t>
+      </w:r>
+      <w:r>
+        <w:rPr>
+          <w:lang w:val="zh_TW" w:bidi="zh_TW"/>
+        </w:rPr>
+        <w:t>）。按世代計算的方法明顯地出現在聖經某些地方，在其它地方則可能是隱含的。例如，亞伯拉罕的後裔要「到了第四代」才回到迦南（</w:t>
+      </w:r>
+      <w:hyperlink r:id="rId115">
+        <w:r>
+          <w:rPr>
+            <w:lang w:val="zh_TW" w:bidi="zh_TW"/>
+          </w:rPr>
+          <w:rPr>
+            <w:color w:val="0000EE"/>
+            <w:u w:val="single"/>
+          </w:rPr>
+          <w:t>創15:16</w:t>
+        </w:r>
+      </w:hyperlink>
+      <w:r>
+        <w:rPr>
+          <w:lang w:val="zh_TW" w:bidi="zh_TW"/>
+        </w:rPr>
+        <w:t>）。而基督的家譜則整齊地分為三組，每組十四代（</w:t>
+      </w:r>
+      <w:hyperlink r:id="rId116">
+        <w:r>
+          <w:rPr>
+            <w:lang w:val="zh_TW" w:bidi="zh_TW"/>
+          </w:rPr>
+          <w:rPr>
+            <w:color w:val="0000EE"/>
+            <w:u w:val="single"/>
+          </w:rPr>
+          <w:t>太1:17</w:t>
+        </w:r>
+      </w:hyperlink>
+      <w:r>
+        <w:rPr>
+          <w:lang w:val="zh_TW" w:bidi="zh_TW"/>
+        </w:rPr>
+        <w:t>），並非按年分分段。</w:t>
+      </w:r>
+    </w:p>
+    <w:p>
+      <w:pPr/>
+      <w:r>
+        <w:rPr>
+          <w:lang w:val="zh_TW" w:bidi="zh_TW"/>
+        </w:rPr>
+      </w:r>
+      <w:r>
+        <w:rPr>
+          <w:lang w:val="zh_TW" w:bidi="zh_TW"/>
+        </w:rPr>
+        <w:t>凡有人保存與誦讀祖先名錄的地方，按世代來計算是自然的事。然而，經文也說亞伯拉罕的後裔大約在四百年後回到迦南（</w:t>
+      </w:r>
+      <w:hyperlink r:id="rId117">
+        <w:r>
+          <w:rPr>
+            <w:lang w:val="zh_TW" w:bidi="zh_TW"/>
+          </w:rPr>
+          <w:rPr>
+            <w:color w:val="0000EE"/>
+            <w:u w:val="single"/>
+          </w:rPr>
+          <w:t>加3:17</w:t>
+        </w:r>
+      </w:hyperlink>
+      <w:r>
+        <w:rPr>
+          <w:lang w:val="zh_TW" w:bidi="zh_TW"/>
+        </w:rPr>
+        <w:t>）。「世代」一詞有時是指100年，而希伯來文中「世代」也可能是指120年（</w:t>
+      </w:r>
+      <w:hyperlink r:id="rId112">
+        <w:r>
+          <w:rPr>
+            <w:lang w:val="zh_TW" w:bidi="zh_TW"/>
+          </w:rPr>
+          <w:rPr>
+            <w:color w:val="0000EE"/>
+            <w:u w:val="single"/>
+          </w:rPr>
+          <w:t>創6:3</w:t>
+        </w:r>
+      </w:hyperlink>
+      <w:r>
+        <w:rPr>
+          <w:lang w:val="zh_TW" w:bidi="zh_TW"/>
+        </w:rPr>
+        <w:t>）。古代希伯來人通常會用一些模糊的表達，如「在那些日子」、「那些日子以後」或「日子將到」，來指過去、現在與未來，而不具體提及數字。換句話說，聖經的作者更關心神學意義，而非數學的精確性。</w:t>
+      </w:r>
+    </w:p>
+    <w:p>
+      <w:pPr>
+        <w:pStyle w:val="Heading3"/>
+      </w:pPr>
+      <w:r>
+        <w:rPr>
+          <w:lang w:val="zh_TW" w:bidi="zh_TW"/>
+        </w:rPr>
+        <w:t>數字的約略用法</w:t>
+      </w:r>
+    </w:p>
+    <w:p>
+      <w:pPr/>
+      <w:r>
+        <w:rPr>
+          <w:lang w:val="zh_TW" w:bidi="zh_TW"/>
+        </w:rPr>
+      </w:r>
+      <w:r>
+        <w:rPr>
+          <w:lang w:val="zh_TW" w:bidi="zh_TW"/>
+        </w:rPr>
+        <w:t>在舊約聖經中，以色列人在曠野漂流40年就是數字約略用法的一個好例子 （</w:t>
+      </w:r>
+      <w:hyperlink r:id="rId118">
+        <w:r>
+          <w:rPr>
+            <w:lang w:val="zh_TW" w:bidi="zh_TW"/>
+          </w:rPr>
+          <w:rPr>
+            <w:color w:val="0000EE"/>
+            <w:u w:val="single"/>
+          </w:rPr>
+          <w:t>民14:33</w:t>
+        </w:r>
+      </w:hyperlink>
+      <w:r>
+        <w:rPr>
+          <w:lang w:val="zh_TW" w:bidi="zh_TW"/>
+        </w:rPr>
+        <w:t>）。在新約聖經中，耶穌在曠野受試探40天（</w:t>
+      </w:r>
+      <w:hyperlink r:id="rId119">
+        <w:r>
+          <w:rPr>
+            <w:lang w:val="zh_TW" w:bidi="zh_TW"/>
+          </w:rPr>
+          <w:rPr>
+            <w:color w:val="0000EE"/>
+            <w:u w:val="single"/>
+          </w:rPr>
+          <w:t>太4:2</w:t>
+        </w:r>
+      </w:hyperlink>
+      <w:r>
+        <w:rPr>
+          <w:lang w:val="zh_TW" w:bidi="zh_TW"/>
+        </w:rPr>
+        <w:t>）；從祂復活到升天之間也有40天 （</w:t>
+      </w:r>
+      <w:hyperlink r:id="rId120">
+        <w:r>
+          <w:rPr>
+            <w:lang w:val="zh_TW" w:bidi="zh_TW"/>
+          </w:rPr>
+          <w:rPr>
+            <w:color w:val="0000EE"/>
+            <w:u w:val="single"/>
+          </w:rPr>
+          <w:t>徒1:3</w:t>
+        </w:r>
+      </w:hyperlink>
+      <w:r>
+        <w:rPr>
+          <w:lang w:val="zh_TW" w:bidi="zh_TW"/>
+        </w:rPr>
+        <w:t>）。</w:t>
+      </w:r>
+    </w:p>
+    <w:p>
+      <w:pPr/>
+      <w:r>
+        <w:rPr>
+          <w:lang w:val="zh_TW" w:bidi="zh_TW"/>
+        </w:rPr>
+      </w:r>
+      <w:r>
+        <w:rPr>
+          <w:lang w:val="zh_TW" w:bidi="zh_TW"/>
+        </w:rPr>
+        <w:t>摩西蒙召時年40歲（</w:t>
+      </w:r>
+      <w:hyperlink r:id="rId121">
+        <w:r>
+          <w:rPr>
+            <w:lang w:val="zh_TW" w:bidi="zh_TW"/>
+          </w:rPr>
+          <w:rPr>
+            <w:color w:val="0000EE"/>
+            <w:u w:val="single"/>
+          </w:rPr>
+          <w:t>徒7:23</w:t>
+        </w:r>
+      </w:hyperlink>
+      <w:r>
+        <w:rPr>
+          <w:lang w:val="zh_TW" w:bidi="zh_TW"/>
+        </w:rPr>
+        <w:t>），他顯然在米甸住了40年（</w:t>
+      </w:r>
+      <w:hyperlink r:id="rId122">
+        <w:r>
+          <w:rPr>
+            <w:lang w:val="zh_TW" w:bidi="zh_TW"/>
+          </w:rPr>
+          <w:rPr>
+            <w:color w:val="0000EE"/>
+            <w:u w:val="single"/>
+          </w:rPr>
+          <w:t>出7:7</w:t>
+        </w:r>
+      </w:hyperlink>
+      <w:r>
+        <w:rPr>
+          <w:lang w:val="zh_TW" w:bidi="zh_TW"/>
+        </w:rPr>
+        <w:t>），又帶領以色列人出埃及並在曠野中行走40年（</w:t>
+      </w:r>
+      <w:hyperlink r:id="rId123">
+        <w:r>
+          <w:rPr>
+            <w:lang w:val="zh_TW" w:bidi="zh_TW"/>
+          </w:rPr>
+          <w:rPr>
+            <w:color w:val="0000EE"/>
+            <w:u w:val="single"/>
+          </w:rPr>
+          <w:t>申34:7</w:t>
+        </w:r>
+      </w:hyperlink>
+      <w:r>
+        <w:rPr>
+          <w:lang w:val="zh_TW" w:bidi="zh_TW"/>
+        </w:rPr>
+        <w:t>）。因此，經上說他死的時候是120歲。然而，兩個世代，也就是40年的兩倍，乃是健康男子的正常最長壽命（</w:t>
+      </w:r>
+      <w:hyperlink r:id="rId113">
+        <w:r>
+          <w:rPr>
+            <w:lang w:val="zh_TW" w:bidi="zh_TW"/>
+          </w:rPr>
+          <w:rPr>
+            <w:color w:val="0000EE"/>
+            <w:u w:val="single"/>
+          </w:rPr>
+          <w:t>詩90:10</w:t>
+        </w:r>
+      </w:hyperlink>
+      <w:r>
+        <w:rPr>
+          <w:lang w:val="zh_TW" w:bidi="zh_TW"/>
+        </w:rPr>
+        <w:t>），但因人生艱難，往往縮短為70年。數字七十有時也以這種約略的方式使用。</w:t>
+      </w:r>
+    </w:p>
+    <w:p>
+      <w:pPr>
+        <w:pStyle w:val="Heading3"/>
+      </w:pPr>
+      <w:r>
+        <w:rPr>
+          <w:lang w:val="zh_TW" w:bidi="zh_TW"/>
+        </w:rPr>
+        <w:t>數字的象徵用法</w:t>
+      </w:r>
+    </w:p>
+    <w:p>
+      <w:pPr/>
+      <w:r>
+        <w:rPr>
+          <w:lang w:val="zh_TW" w:bidi="zh_TW"/>
+        </w:rPr>
+      </w:r>
+      <w:r>
+        <w:rPr>
+          <w:lang w:val="zh_TW" w:bidi="zh_TW"/>
+        </w:rPr>
+        <w:t>在聖經中，七象徵完全或完美。神在第七日歇了祂一切的工，完成創造（</w:t>
+      </w:r>
+      <w:hyperlink r:id="rId124">
+        <w:r>
+          <w:rPr>
+            <w:lang w:val="zh_TW" w:bidi="zh_TW"/>
+          </w:rPr>
+          <w:rPr>
+            <w:color w:val="0000EE"/>
+            <w:u w:val="single"/>
+          </w:rPr>
+          <w:t>創2:2</w:t>
+        </w:r>
+      </w:hyperlink>
+      <w:r>
+        <w:rPr>
+          <w:lang w:val="zh_TW" w:bidi="zh_TW"/>
+        </w:rPr>
+        <w:t>）。法老在夢中看見七隻從尼羅河上來的母牛（</w:t>
+      </w:r>
+      <w:hyperlink r:id="rId125">
+        <w:r>
+          <w:rPr>
+            <w:lang w:val="zh_TW" w:bidi="zh_TW"/>
+          </w:rPr>
+          <w:rPr>
+            <w:color w:val="0000EE"/>
+            <w:u w:val="single"/>
+          </w:rPr>
+          <w:t>41:2</w:t>
+        </w:r>
+      </w:hyperlink>
+      <w:r>
+        <w:rPr>
+          <w:lang w:val="zh_TW" w:bidi="zh_TW"/>
+        </w:rPr>
+        <w:t>）。參孫那分別為聖的拿細耳人之髮被編成七條辮子（</w:t>
+      </w:r>
+      <w:hyperlink r:id="rId126">
+        <w:r>
+          <w:rPr>
+            <w:lang w:val="zh_TW" w:bidi="zh_TW"/>
+          </w:rPr>
+          <w:rPr>
+            <w:color w:val="0000EE"/>
+            <w:u w:val="single"/>
+          </w:rPr>
+          <w:t>士16:13</w:t>
+        </w:r>
+      </w:hyperlink>
+      <w:r>
+        <w:rPr>
+          <w:lang w:val="zh_TW" w:bidi="zh_TW"/>
+        </w:rPr>
+        <w:t>）。抹大拉的馬利亞身上曾有七個鬼被趕出，表明她先前完全被撒但轄制（</w:t>
+      </w:r>
+      <w:hyperlink r:id="rId127">
+        <w:r>
+          <w:rPr>
+            <w:lang w:val="zh_TW" w:bidi="zh_TW"/>
+          </w:rPr>
+          <w:rPr>
+            <w:color w:val="0000EE"/>
+            <w:u w:val="single"/>
+          </w:rPr>
+          <w:t>路8:2</w:t>
+        </w:r>
+      </w:hyperlink>
+      <w:r>
+        <w:rPr>
+          <w:lang w:val="zh_TW" w:bidi="zh_TW"/>
+        </w:rPr>
+        <w:t>）。而「七個......鬼」要進入那被潔淨卻空虛的人的裡面（</w:t>
+      </w:r>
+      <w:hyperlink r:id="rId128">
+        <w:r>
+          <w:rPr>
+            <w:lang w:val="zh_TW" w:bidi="zh_TW"/>
+          </w:rPr>
+          <w:rPr>
+            <w:color w:val="0000EE"/>
+            <w:u w:val="single"/>
+          </w:rPr>
+          <w:t>太12:45</w:t>
+        </w:r>
+      </w:hyperlink>
+      <w:r>
+        <w:rPr>
+          <w:lang w:val="zh_TW" w:bidi="zh_TW"/>
+        </w:rPr>
+        <w:t>）。然而，從正面的例子來看，也有神的七靈（</w:t>
+      </w:r>
+      <w:hyperlink r:id="rId129">
+        <w:r>
+          <w:rPr>
+            <w:lang w:val="zh_TW" w:bidi="zh_TW"/>
+          </w:rPr>
+          <w:rPr>
+            <w:color w:val="0000EE"/>
+            <w:u w:val="single"/>
+          </w:rPr>
+          <w:t>啟3:1</w:t>
+        </w:r>
+      </w:hyperlink>
+      <w:r>
+        <w:rPr>
+          <w:lang w:val="zh_TW" w:bidi="zh_TW"/>
+        </w:rPr>
+        <w:t>）。</w:t>
+      </w:r>
+    </w:p>
+    <w:p>
+      <w:pPr/>
+      <w:r>
+        <w:rPr>
+          <w:lang w:val="zh_TW" w:bidi="zh_TW"/>
+        </w:rPr>
+      </w:r>
+      <w:r>
+        <w:rPr>
+          <w:lang w:val="zh_TW" w:bidi="zh_TW"/>
+        </w:rPr>
+        <w:t>在第七年，希伯來的奴僕要得自由（</w:t>
+      </w:r>
+      <w:hyperlink r:id="rId130">
+        <w:r>
+          <w:rPr>
+            <w:lang w:val="zh_TW" w:bidi="zh_TW"/>
+          </w:rPr>
+          <w:rPr>
+            <w:color w:val="0000EE"/>
+            <w:u w:val="single"/>
+          </w:rPr>
+          <w:t>出21:2</w:t>
+        </w:r>
+      </w:hyperlink>
+      <w:r>
+        <w:rPr>
+          <w:lang w:val="zh_TW" w:bidi="zh_TW"/>
+        </w:rPr>
+        <w:t>）。奴僕的勞役在七年之後就完成。每逢第七年是安息年（</w:t>
+      </w:r>
+      <w:hyperlink r:id="rId131">
+        <w:r>
+          <w:rPr>
+            <w:lang w:val="zh_TW" w:bidi="zh_TW"/>
+          </w:rPr>
+          <w:rPr>
+            <w:color w:val="0000EE"/>
+            <w:u w:val="single"/>
+          </w:rPr>
+          <w:t>利25:4</w:t>
+        </w:r>
+      </w:hyperlink>
+      <w:r>
+        <w:rPr>
+          <w:lang w:val="zh_TW" w:bidi="zh_TW"/>
+        </w:rPr>
+        <w:t>）。七個七再次強調完全的意義。禧年是在七個七年之後的第50年舉行，那一年所有的地都要釋放，歸還原主（</w:t>
+      </w:r>
+      <w:hyperlink r:id="rId132">
+        <w:r>
+          <w:rPr>
+            <w:lang w:val="zh_TW" w:bidi="zh_TW"/>
+          </w:rPr>
+          <w:rPr>
+            <w:color w:val="0000EE"/>
+            <w:u w:val="single"/>
+          </w:rPr>
+          <w:t>利25:10</w:t>
+        </w:r>
+      </w:hyperlink>
+      <w:r>
+        <w:rPr>
+          <w:lang w:val="zh_TW" w:bidi="zh_TW"/>
+        </w:rPr>
+        <w:t>）。五旬節或七七節是在逾越節後七個七日舉行。</w:t>
+      </w:r>
+    </w:p>
+    <w:p>
+      <w:pPr/>
+      <w:r>
+        <w:rPr>
+          <w:lang w:val="zh_TW" w:bidi="zh_TW"/>
+        </w:rPr>
+      </w:r>
+      <w:r>
+        <w:rPr>
+          <w:lang w:val="zh_TW" w:bidi="zh_TW"/>
+        </w:rPr>
+        <w:t>「七十」在希伯來文中直譯為「許多的七」。 「七十」更進一步強化了完全的概念。 以色列有70位長老（</w:t>
+      </w:r>
+      <w:hyperlink r:id="rId133">
+        <w:r>
+          <w:rPr>
+            <w:lang w:val="zh_TW" w:bidi="zh_TW"/>
+          </w:rPr>
+          <w:rPr>
+            <w:color w:val="0000EE"/>
+            <w:u w:val="single"/>
+          </w:rPr>
+          <w:t>出24:1</w:t>
+        </w:r>
+      </w:hyperlink>
+      <w:r>
+        <w:rPr>
+          <w:lang w:val="zh_TW" w:bidi="zh_TW"/>
+        </w:rPr>
+        <w:t>）。以色列被擄到巴比倫70年，以完成受罰的年數 （</w:t>
+      </w:r>
+      <w:hyperlink r:id="rId134">
+        <w:r>
+          <w:rPr>
+            <w:lang w:val="zh_TW" w:bidi="zh_TW"/>
+          </w:rPr>
+          <w:rPr>
+            <w:color w:val="0000EE"/>
+            <w:u w:val="single"/>
+          </w:rPr>
+          <w:t>耶25:12</w:t>
+        </w:r>
+      </w:hyperlink>
+      <w:r>
+        <w:rPr>
+          <w:lang w:val="zh_TW" w:bidi="zh_TW"/>
+        </w:rPr>
+        <w:t>）。「七十個七次」（</w:t>
+      </w:r>
+      <w:hyperlink r:id="rId135">
+        <w:r>
+          <w:rPr>
+            <w:lang w:val="zh_TW" w:bidi="zh_TW"/>
+          </w:rPr>
+          <w:rPr>
+            <w:color w:val="0000EE"/>
+            <w:u w:val="single"/>
+          </w:rPr>
+          <w:t>太18:22</w:t>
+        </w:r>
+      </w:hyperlink>
+      <w:r>
+        <w:rPr>
+          <w:lang w:val="zh_TW" w:bidi="zh_TW"/>
+        </w:rPr>
+        <w:t>）更進一步重申這意象。主耶穌並不是給彼得一個數學上的計算標準，而是強調人應該對弟兄的罪行實行無限的饒恕。</w:t>
+      </w:r>
+    </w:p>
+    <w:p>
+      <w:pPr/>
+      <w:r>
+        <w:rPr>
+          <w:lang w:val="zh_TW" w:bidi="zh_TW"/>
+        </w:rPr>
+      </w:r>
+      <w:r>
+        <w:rPr>
+          <w:lang w:val="zh_TW" w:bidi="zh_TW"/>
+        </w:rPr>
+        <w:t>「三」也可能具有完全或完美的意義，雖然不如七那樣強烈（</w:t>
+      </w:r>
+      <w:hyperlink r:id="rId136">
+        <w:r>
+          <w:rPr>
+            <w:lang w:val="zh_TW" w:bidi="zh_TW"/>
+          </w:rPr>
+          <w:rPr>
+            <w:color w:val="0000EE"/>
+            <w:u w:val="single"/>
+          </w:rPr>
+          <w:t>王下13:18</w:t>
+        </w:r>
+      </w:hyperlink>
+      <w:r>
+        <w:rPr>
+          <w:lang w:val="zh_TW" w:bidi="zh_TW"/>
+        </w:rPr>
+        <w:t>）。許多事情都發生在「第三天」（</w:t>
+      </w:r>
+      <w:hyperlink r:id="rId137">
+        <w:r>
+          <w:rPr>
+            <w:lang w:val="zh_TW" w:bidi="zh_TW"/>
+          </w:rPr>
+          <w:rPr>
+            <w:color w:val="0000EE"/>
+            <w:u w:val="single"/>
+          </w:rPr>
+          <w:t>何6:2</w:t>
+        </w:r>
+      </w:hyperlink>
+      <w:r>
+        <w:rPr>
+          <w:lang w:val="zh_TW" w:bidi="zh_TW"/>
+        </w:rPr>
+        <w:t>）。約拿在大魚腹中三日（</w:t>
+      </w:r>
+      <w:hyperlink r:id="rId138">
+        <w:r>
+          <w:rPr>
+            <w:lang w:val="zh_TW" w:bidi="zh_TW"/>
+          </w:rPr>
+          <w:rPr>
+            <w:color w:val="0000EE"/>
+            <w:u w:val="single"/>
+          </w:rPr>
+          <w:t>太12:40</w:t>
+        </w:r>
+      </w:hyperlink>
+      <w:r>
+        <w:rPr>
+          <w:lang w:val="zh_TW" w:bidi="zh_TW"/>
+        </w:rPr>
+        <w:t>）。主耶穌在第三天復活（</w:t>
+      </w:r>
+      <w:hyperlink r:id="rId139">
+        <w:r>
+          <w:rPr>
+            <w:lang w:val="zh_TW" w:bidi="zh_TW"/>
+          </w:rPr>
+          <w:rPr>
+            <w:color w:val="0000EE"/>
+            <w:u w:val="single"/>
+          </w:rPr>
+          <w:t>林前15:4</w:t>
+        </w:r>
+      </w:hyperlink>
+      <w:r>
+        <w:rPr>
+          <w:lang w:val="zh_TW" w:bidi="zh_TW"/>
+        </w:rPr>
+        <w:t>）。神給大衛三種懲罰選擇：三年的饑荒、三個月的敗逃，或三天的瘟疫（</w:t>
+      </w:r>
+      <w:hyperlink r:id="rId140">
+        <w:r>
+          <w:rPr>
+            <w:lang w:val="zh_TW" w:bidi="zh_TW"/>
+          </w:rPr>
+          <w:rPr>
+            <w:color w:val="0000EE"/>
+            <w:u w:val="single"/>
+          </w:rPr>
+          <w:t>撒下24:13</w:t>
+        </w:r>
+      </w:hyperlink>
+      <w:r>
+        <w:rPr>
+          <w:lang w:val="zh_TW" w:bidi="zh_TW"/>
+        </w:rPr>
+        <w:t>）。</w:t>
+      </w:r>
+    </w:p>
+    <w:p>
+      <w:pPr/>
+      <w:r>
+        <w:rPr>
+          <w:lang w:val="zh_TW" w:bidi="zh_TW"/>
+        </w:rPr>
+      </w:r>
+      <w:r>
+        <w:rPr>
+          <w:lang w:val="zh_TW" w:bidi="zh_TW"/>
+        </w:rPr>
+        <w:t>對基督徒而言，「三」有更深的屬靈意義，代表三位一體中的三個位格。這三個位格在大使命中被清楚表達出來（</w:t>
+      </w:r>
+      <w:hyperlink r:id="rId141">
+        <w:r>
+          <w:rPr>
+            <w:lang w:val="zh_TW" w:bidi="zh_TW"/>
+          </w:rPr>
+          <w:rPr>
+            <w:color w:val="0000EE"/>
+            <w:u w:val="single"/>
+          </w:rPr>
+          <w:t>太28:19</w:t>
+        </w:r>
+      </w:hyperlink>
+      <w:r>
+        <w:rPr>
+          <w:lang w:val="zh_TW" w:bidi="zh_TW"/>
+        </w:rPr>
+        <w:t>），也出現在保羅的祝禱中（</w:t>
+      </w:r>
+      <w:hyperlink r:id="rId142">
+        <w:r>
+          <w:rPr>
+            <w:lang w:val="zh_TW" w:bidi="zh_TW"/>
+          </w:rPr>
+          <w:rPr>
+            <w:color w:val="0000EE"/>
+            <w:u w:val="single"/>
+          </w:rPr>
+          <w:t>林後13:13</w:t>
+        </w:r>
+      </w:hyperlink>
+      <w:r>
+        <w:rPr>
+          <w:lang w:val="zh_TW" w:bidi="zh_TW"/>
+        </w:rPr>
+        <w:t>）。新約聖經中有許多三重結構的例子，而舊約聖經中也有其預表。</w:t>
+      </w:r>
+      <w:hyperlink r:id="rId143">
+        <w:r>
+          <w:rPr>
+            <w:lang w:val="zh_TW" w:bidi="zh_TW"/>
+          </w:rPr>
+          <w:rPr>
+            <w:color w:val="0000EE"/>
+            <w:u w:val="single"/>
+          </w:rPr>
+          <w:t>以賽亞書六章3節</w:t>
+        </w:r>
+      </w:hyperlink>
+      <w:r>
+        <w:rPr>
+          <w:lang w:val="zh_TW" w:bidi="zh_TW"/>
+        </w:rPr>
+        <w:t>三次重複的「聖哉」最為著名。</w:t>
+      </w:r>
+    </w:p>
+    <w:p>
+      <w:pPr/>
+      <w:r>
+        <w:rPr>
+          <w:lang w:val="zh_TW" w:bidi="zh_TW"/>
+        </w:rPr>
+      </w:r>
+      <w:r>
+        <w:rPr>
+          <w:lang w:val="zh_TW" w:bidi="zh_TW"/>
+        </w:rPr>
+        <w:t>有些學者認為四也是完全的象徵。例如，在</w:t>
+      </w:r>
+      <w:hyperlink r:id="rId144">
+        <w:r>
+          <w:rPr>
+            <w:lang w:val="zh_TW" w:bidi="zh_TW"/>
+          </w:rPr>
+          <w:rPr>
+            <w:color w:val="0000EE"/>
+            <w:u w:val="single"/>
+          </w:rPr>
+          <w:t>但以理書七章2節</w:t>
+        </w:r>
+      </w:hyperlink>
+      <w:r>
+        <w:rPr>
+          <w:lang w:val="zh_TW" w:bidi="zh_TW"/>
+        </w:rPr>
+        <w:t>中提到天的四風；</w:t>
+      </w:r>
+      <w:hyperlink r:id="rId145">
+        <w:r>
+          <w:rPr>
+            <w:lang w:val="zh_TW" w:bidi="zh_TW"/>
+          </w:rPr>
+          <w:rPr>
+            <w:color w:val="0000EE"/>
+            <w:u w:val="single"/>
+          </w:rPr>
+          <w:t>啟示錄六章1至7節</w:t>
+        </w:r>
+      </w:hyperlink>
+      <w:r>
+        <w:rPr>
+          <w:lang w:val="zh_TW" w:bidi="zh_TW"/>
+        </w:rPr>
+        <w:t>中有四匹馬；</w:t>
+      </w:r>
+      <w:hyperlink r:id="rId146">
+        <w:r>
+          <w:rPr>
+            <w:lang w:val="zh_TW" w:bidi="zh_TW"/>
+          </w:rPr>
+          <w:rPr>
+            <w:color w:val="0000EE"/>
+            <w:u w:val="single"/>
+          </w:rPr>
+          <w:t>啟示錄四章6節</w:t>
+        </w:r>
+      </w:hyperlink>
+      <w:r>
+        <w:rPr>
+          <w:lang w:val="zh_TW" w:bidi="zh_TW"/>
+        </w:rPr>
+        <w:t>描述神寶座周圍有四個活物。</w:t>
+      </w:r>
+    </w:p>
+    <w:p>
+      <w:pPr/>
+      <w:r>
+        <w:rPr>
+          <w:lang w:val="zh_TW" w:bidi="zh_TW"/>
+        </w:rPr>
+      </w:r>
+      <w:r>
+        <w:rPr>
+          <w:lang w:val="zh_TW" w:bidi="zh_TW"/>
+        </w:rPr>
+        <w:t>五通常被用作小數字的象徵，帶有不確定的意思（</w:t>
+      </w:r>
+      <w:hyperlink r:id="rId147">
+        <w:r>
+          <w:rPr>
+            <w:lang w:val="zh_TW" w:bidi="zh_TW"/>
+          </w:rPr>
+          <w:rPr>
+            <w:color w:val="0000EE"/>
+            <w:u w:val="single"/>
+          </w:rPr>
+          <w:t>賽19:18</w:t>
+        </w:r>
+      </w:hyperlink>
+      <w:r>
+        <w:rPr>
+          <w:lang w:val="zh_TW" w:bidi="zh_TW"/>
+        </w:rPr>
+        <w:t>，</w:t>
+      </w:r>
+      <w:hyperlink r:id="rId148">
+        <w:r>
+          <w:rPr>
+            <w:lang w:val="zh_TW" w:bidi="zh_TW"/>
+          </w:rPr>
+          <w:rPr>
+            <w:color w:val="0000EE"/>
+            <w:u w:val="single"/>
+          </w:rPr>
+          <w:t>30:17</w:t>
+        </w:r>
+      </w:hyperlink>
+      <w:r>
+        <w:rPr>
+          <w:lang w:val="zh_TW" w:bidi="zh_TW"/>
+        </w:rPr>
+        <w:t>）。至於八或九，則似乎沒有特別的象徵意義。它們與其它數字一樣，常用來實際描述神的作為（臨到埃及的九災，</w:t>
+      </w:r>
+      <w:hyperlink r:id="rId149">
+        <w:r>
+          <w:rPr>
+            <w:lang w:val="zh_TW" w:bidi="zh_TW"/>
+          </w:rPr>
+          <w:rPr>
+            <w:color w:val="0000EE"/>
+            <w:u w:val="single"/>
+          </w:rPr>
+          <w:t>出7–10章</w:t>
+        </w:r>
+      </w:hyperlink>
+      <w:r>
+        <w:rPr>
+          <w:lang w:val="zh_TW" w:bidi="zh_TW"/>
+        </w:rPr>
+        <w:t>）。</w:t>
+      </w:r>
+    </w:p>
+    <w:p>
+      <w:pPr/>
+      <w:r>
+        <w:rPr>
+          <w:lang w:val="zh_TW" w:bidi="zh_TW"/>
+        </w:rPr>
+      </w:r>
+      <w:r>
+        <w:rPr>
+          <w:lang w:val="zh_TW" w:bidi="zh_TW"/>
+        </w:rPr>
+        <w:t>「十」之所以有特別的意義，是因為有十誡（</w:t>
+      </w:r>
+      <w:hyperlink r:id="rId150">
+        <w:r>
+          <w:rPr>
+            <w:lang w:val="zh_TW" w:bidi="zh_TW"/>
+          </w:rPr>
+          <w:rPr>
+            <w:color w:val="0000EE"/>
+            <w:u w:val="single"/>
+          </w:rPr>
+          <w:t>出20:1–17</w:t>
+        </w:r>
+      </w:hyperlink>
+      <w:r>
+        <w:rPr>
+          <w:lang w:val="zh_TW" w:bidi="zh_TW"/>
+        </w:rPr>
+        <w:t>）。在聖經較早的部分，十並沒有特殊的象徵含義。如果有的話，它往往很寬泛地被使用。拉班改變雅各的工價十次（</w:t>
+      </w:r>
+      <w:hyperlink r:id="rId151">
+        <w:r>
+          <w:rPr>
+            <w:lang w:val="zh_TW" w:bidi="zh_TW"/>
+          </w:rPr>
+          <w:rPr>
+            <w:color w:val="0000EE"/>
+            <w:u w:val="single"/>
+          </w:rPr>
+          <w:t>創31:7</w:t>
+        </w:r>
+      </w:hyperlink>
+      <w:r>
+        <w:rPr>
+          <w:lang w:val="zh_TW" w:bidi="zh_TW"/>
+        </w:rPr>
+        <w:t>）。但以理和他的朋友們比所有其他學生聰明十倍（</w:t>
+      </w:r>
+      <w:hyperlink r:id="rId152">
+        <w:r>
+          <w:rPr>
+            <w:lang w:val="zh_TW" w:bidi="zh_TW"/>
+          </w:rPr>
+          <w:rPr>
+            <w:color w:val="0000EE"/>
+            <w:u w:val="single"/>
+          </w:rPr>
+          <w:t>但1:20</w:t>
+        </w:r>
+      </w:hyperlink>
+      <w:r>
+        <w:rPr>
+          <w:lang w:val="zh_TW" w:bidi="zh_TW"/>
+        </w:rPr>
+        <w:t>）。猶太的居民被十次警告敵人即將來襲（</w:t>
+      </w:r>
+      <w:hyperlink r:id="rId153">
+        <w:r>
+          <w:rPr>
+            <w:lang w:val="zh_TW" w:bidi="zh_TW"/>
+          </w:rPr>
+          <w:rPr>
+            <w:color w:val="0000EE"/>
+            <w:u w:val="single"/>
+          </w:rPr>
+          <w:t>尼4:12</w:t>
+        </w:r>
+      </w:hyperlink>
+      <w:r>
+        <w:rPr>
+          <w:lang w:val="zh_TW" w:bidi="zh_TW"/>
+        </w:rPr>
+        <w:t>）。</w:t>
+      </w:r>
+    </w:p>
+    <w:p>
+      <w:pPr/>
+      <w:r>
+        <w:rPr>
+          <w:lang w:val="zh_TW" w:bidi="zh_TW"/>
+        </w:rPr>
+      </w:r>
+      <w:r>
+        <w:rPr>
+          <w:lang w:val="zh_TW" w:bidi="zh_TW"/>
+        </w:rPr>
+        <w:t>十一似乎沒有特別的聖經意義，但十二則確實有特別的意義。最明顯的例證就是以色列的十二支派。在</w:t>
+      </w:r>
+      <w:hyperlink r:id="rId154">
+        <w:r>
+          <w:rPr>
+            <w:lang w:val="zh_TW" w:bidi="zh_TW"/>
+          </w:rPr>
+          <w:rPr>
+            <w:color w:val="0000EE"/>
+            <w:u w:val="single"/>
+          </w:rPr>
+          <w:t>啟示錄七章4至8節</w:t>
+        </w:r>
+      </w:hyperlink>
+      <w:r>
+        <w:rPr>
+          <w:lang w:val="zh_TW" w:bidi="zh_TW"/>
+        </w:rPr>
+        <w:t>中，支派的數目被限定為12，在數學上具有重要意義。但支派完全被排除——可能是因為但陷入拜偶像的罪（</w:t>
+      </w:r>
+      <w:hyperlink r:id="rId155">
+        <w:r>
+          <w:rPr>
+            <w:lang w:val="zh_TW" w:bidi="zh_TW"/>
+          </w:rPr>
+          <w:rPr>
+            <w:color w:val="0000EE"/>
+            <w:u w:val="single"/>
+          </w:rPr>
+          <w:t>士18:14–20</w:t>
+        </w:r>
+      </w:hyperlink>
+      <w:r>
+        <w:rPr>
+          <w:lang w:val="zh_TW" w:bidi="zh_TW"/>
+        </w:rPr>
+        <w:t>）。以實瑪利的後裔也分為十二個支派（</w:t>
+      </w:r>
+      <w:hyperlink r:id="rId156">
+        <w:r>
+          <w:rPr>
+            <w:lang w:val="zh_TW" w:bidi="zh_TW"/>
+          </w:rPr>
+          <w:rPr>
+            <w:color w:val="0000EE"/>
+            <w:u w:val="single"/>
+          </w:rPr>
+          <w:t>創17:20</w:t>
+        </w:r>
+      </w:hyperlink>
+      <w:r>
+        <w:rPr>
+          <w:lang w:val="zh_TW" w:bidi="zh_TW"/>
+        </w:rPr>
+        <w:t>）。</w:t>
+      </w:r>
+    </w:p>
+    <w:p>
+      <w:pPr/>
+      <w:r>
+        <w:rPr>
+          <w:lang w:val="zh_TW" w:bidi="zh_TW"/>
+        </w:rPr>
+      </w:r>
+      <w:r>
+        <w:rPr>
+          <w:lang w:val="zh_TW" w:bidi="zh_TW"/>
+        </w:rPr>
+        <w:t>數字十二在以色列以外也顯然具有重要意義。在新約聖經中，基督揀選了十二位使徒（</w:t>
+      </w:r>
+      <w:hyperlink r:id="rId157">
+        <w:r>
+          <w:rPr>
+            <w:lang w:val="zh_TW" w:bidi="zh_TW"/>
+          </w:rPr>
+          <w:rPr>
+            <w:color w:val="0000EE"/>
+            <w:u w:val="single"/>
+          </w:rPr>
+          <w:t>太10:1–4</w:t>
+        </w:r>
+      </w:hyperlink>
+      <w:r>
+        <w:rPr>
+          <w:lang w:val="zh_TW" w:bidi="zh_TW"/>
+        </w:rPr>
+        <w:t>）。當基督告訴使徒們，他們將坐在十二個寶座上審判以色列十二支派時，就明確指出了這個數字的聯繫（</w:t>
+      </w:r>
+      <w:hyperlink r:id="rId158">
+        <w:r>
+          <w:rPr>
+            <w:lang w:val="zh_TW" w:bidi="zh_TW"/>
+          </w:rPr>
+          <w:rPr>
+            <w:color w:val="0000EE"/>
+            <w:u w:val="single"/>
+          </w:rPr>
+          <w:t>太19:28</w:t>
+        </w:r>
+      </w:hyperlink>
+      <w:r>
+        <w:rPr>
+          <w:lang w:val="zh_TW" w:bidi="zh_TW"/>
+        </w:rPr>
+        <w:t>）。有趣的是，在選出並任命馬提亞之後（</w:t>
+      </w:r>
+      <w:hyperlink r:id="rId159">
+        <w:r>
+          <w:rPr>
+            <w:lang w:val="zh_TW" w:bidi="zh_TW"/>
+          </w:rPr>
+          <w:rPr>
+            <w:color w:val="0000EE"/>
+            <w:u w:val="single"/>
+          </w:rPr>
+          <w:t>徒1:26</w:t>
+        </w:r>
+      </w:hyperlink>
+      <w:r>
+        <w:rPr>
+          <w:lang w:val="zh_TW" w:bidi="zh_TW"/>
+        </w:rPr>
+        <w:t>），基督教會並沒有再刻意維持使徒人數為十二。正如「七個七」加強了七的意象，「十二乘十二」也強化了十二的象徵意義；當這個數字再乘以一千，就成為144,000被救贖的人（</w:t>
+      </w:r>
+      <w:hyperlink r:id="rId160">
+        <w:r>
+          <w:rPr>
+            <w:lang w:val="zh_TW" w:bidi="zh_TW"/>
+          </w:rPr>
+          <w:rPr>
+            <w:color w:val="0000EE"/>
+            <w:u w:val="single"/>
+          </w:rPr>
+          <w:t>啟7:4</w:t>
+        </w:r>
+      </w:hyperlink>
+      <w:r>
+        <w:rPr>
+          <w:lang w:val="zh_TW" w:bidi="zh_TW"/>
+        </w:rPr>
+        <w:t>）。這144,000人是從「以色列人各支派中」受印的。</w:t>
+      </w:r>
+    </w:p>
+    <w:p>
+      <w:pPr>
+        <w:pStyle w:val="Heading3"/>
+      </w:pPr>
+      <w:r>
+        <w:rPr>
+          <w:lang w:val="zh_TW" w:bidi="zh_TW"/>
+        </w:rPr>
+        <w:t>精確的統計</w:t>
+      </w:r>
+    </w:p>
+    <w:p>
+      <w:pPr/>
+      <w:r>
+        <w:rPr>
+          <w:lang w:val="zh_TW" w:bidi="zh_TW"/>
+        </w:rPr>
+      </w:r>
+      <w:r>
+        <w:rPr>
+          <w:lang w:val="zh_TW" w:bidi="zh_TW"/>
+        </w:rPr>
+        <w:t>有些數字具有比喻性的用法，用來表達完全、極大的數量或類似的概念。但希伯來文中也常用數字來表達精確的計算或測量。這類用法我們是從泥板與陶片（即寫有墨字、用於記錄的破陶片）中得知的。然而，要確定經文最早的原貌及其準確含義，仍然非常困難。</w:t>
+      </w:r>
+    </w:p>
+    <w:p>
+      <w:pPr/>
+      <w:r>
+        <w:rPr>
+          <w:lang w:val="zh_TW" w:bidi="zh_TW"/>
+        </w:rPr>
+      </w:r>
+      <w:r>
+        <w:rPr>
+          <w:lang w:val="zh_TW" w:bidi="zh_TW"/>
+        </w:rPr>
+        <w:t>一個例子是伯‧示麥居民中約耶哥尼雅子孫的人數，這些人因未與其他人一同歡喜迎接神的約櫃從非利士地回到以色列而被神擊殺（</w:t>
+      </w:r>
+      <w:hyperlink r:id="rId161">
+        <w:r>
+          <w:rPr>
+            <w:lang w:val="zh_TW" w:bidi="zh_TW"/>
+          </w:rPr>
+          <w:rPr>
+            <w:color w:val="0000EE"/>
+            <w:u w:val="single"/>
+          </w:rPr>
+          <w:t>撒上6:19</w:t>
+        </w:r>
+      </w:hyperlink>
+      <w:r>
+        <w:rPr>
+          <w:lang w:val="zh_TW" w:bidi="zh_TW"/>
+        </w:rPr>
+        <w:t>）。希臘文譯本（七十士譯本）記為「七十人」，而後來的希伯來抄本則增添了「五萬」。由於伯‧示麥本身只是個邊境小城，而「耶哥尼雅的子孫」想必只是其中一個支派，因此較小的數字顯然才是原本的。那龐大的數字顯然是後來抄寫時混亂所致。</w:t>
+      </w:r>
+    </w:p>
+    <w:p>
+      <w:pPr/>
+      <w:r>
+        <w:rPr>
+          <w:lang w:val="zh_TW" w:bidi="zh_TW"/>
+        </w:rPr>
+      </w:r>
+      <w:r>
+        <w:rPr>
+          <w:lang w:val="zh_TW" w:bidi="zh_TW"/>
+        </w:rPr>
+        <w:t>要判斷一個數字是實際的還是象徵性的，可以採用幾個原則：這個數字是否很小？是否不尋常且沒有明顯的神學意義？例如，艾城的人在第一次攻擊中殺死了大約36名以色列人（</w:t>
+      </w:r>
+      <w:hyperlink r:id="rId162">
+        <w:r>
+          <w:rPr>
+            <w:lang w:val="zh_TW" w:bidi="zh_TW"/>
+          </w:rPr>
+          <w:rPr>
+            <w:color w:val="0000EE"/>
+            <w:u w:val="single"/>
+          </w:rPr>
+          <w:t>書7:5</w:t>
+        </w:r>
+      </w:hyperlink>
+      <w:r>
+        <w:rPr>
+          <w:lang w:val="zh_TW" w:bidi="zh_TW"/>
+        </w:rPr>
+        <w:t>）。這個數字很小，顯示這是人們清楚記得的歷史細節。同樣地，</w:t>
+      </w:r>
+      <w:hyperlink r:id="rId163">
+        <w:r>
+          <w:rPr>
+            <w:lang w:val="zh_TW" w:bidi="zh_TW"/>
+          </w:rPr>
+          <w:rPr>
+            <w:color w:val="0000EE"/>
+            <w:u w:val="single"/>
+          </w:rPr>
+          <w:t>創世記十四章14節</w:t>
+        </w:r>
+      </w:hyperlink>
+      <w:r>
+        <w:rPr>
+          <w:lang w:val="zh_TW" w:bidi="zh_TW"/>
+        </w:rPr>
+        <w:t>中亞伯拉罕的318名壯丁，以及</w:t>
+      </w:r>
+      <w:hyperlink r:id="rId164">
+        <w:r>
+          <w:rPr>
+            <w:lang w:val="zh_TW" w:bidi="zh_TW"/>
+          </w:rPr>
+          <w:rPr>
+            <w:color w:val="0000EE"/>
+            <w:u w:val="single"/>
+          </w:rPr>
+          <w:t>約翰福音二十一章11節</w:t>
+        </w:r>
+      </w:hyperlink>
+      <w:r>
+        <w:rPr>
+          <w:lang w:val="zh_TW" w:bidi="zh_TW"/>
+        </w:rPr>
+        <w:t>中西門‧彼得在耶穌復活後捕得的153條魚，都是數量不尋常的大數字，顯然是按字面或統計意義使用的。像這樣看似無關緊要的細節，往往最容易留在人們記憶中，也正是敘事可信度的最佳證據。</w:t>
+      </w:r>
+    </w:p>
+    <w:p>
+      <w:pPr>
+        <w:pStyle w:val="Heading3"/>
+      </w:pPr>
+      <w:r>
+        <w:rPr>
+          <w:lang w:val="zh_TW" w:bidi="zh_TW"/>
+        </w:rPr>
+        <w:t>數字象徵學</w:t>
+      </w:r>
+    </w:p>
+    <w:p>
+      <w:pPr/>
+      <w:r>
+        <w:rPr>
+          <w:lang w:val="zh_TW" w:bidi="zh_TW"/>
+        </w:rPr>
+      </w:r>
+      <w:r>
+        <w:rPr>
+          <w:lang w:val="zh_TW" w:bidi="zh_TW"/>
+        </w:rPr>
+        <w:t>數字象徵學可說是進一步延伸應用數字的比喻性意義（如7與40）。在聖經中，這種數字的系統始終反映出神的主權、祂對歷史進程的掌管，以及祂持續不斷的計劃與最後勝利的確信。</w:t>
+      </w:r>
+    </w:p>
+    <w:p>
+      <w:pPr/>
+      <w:r>
+        <w:rPr>
+          <w:lang w:val="zh_TW" w:bidi="zh_TW"/>
+        </w:rPr>
+      </w:r>
+      <w:r>
+        <w:rPr>
+          <w:lang w:val="zh_TW" w:bidi="zh_TW"/>
+        </w:rPr>
+        <w:t>或許聖經中最早明確出現數字象徵學的例子是</w:t>
+      </w:r>
+      <w:hyperlink r:id="rId165">
+        <w:r>
+          <w:rPr>
+            <w:lang w:val="zh_TW" w:bidi="zh_TW"/>
+          </w:rPr>
+          <w:rPr>
+            <w:color w:val="0000EE"/>
+            <w:u w:val="single"/>
+          </w:rPr>
+          <w:t>列王紀上六章1節</w:t>
+        </w:r>
+      </w:hyperlink>
+      <w:r>
+        <w:rPr>
+          <w:lang w:val="zh_TW" w:bidi="zh_TW"/>
+        </w:rPr>
+        <w:t>。所羅門在出埃及後480年開始建造聖殿。這個數字可以5乘以10乘以12計算而得，也可以由4乘以120推算，而120是早期的人理想的壽命（</w:t>
+      </w:r>
+      <w:hyperlink r:id="rId112">
+        <w:r>
+          <w:rPr>
+            <w:lang w:val="zh_TW" w:bidi="zh_TW"/>
+          </w:rPr>
+          <w:rPr>
+            <w:color w:val="0000EE"/>
+            <w:u w:val="single"/>
+          </w:rPr>
+          <w:t>創6:3</w:t>
+        </w:r>
+      </w:hyperlink>
+      <w:r>
+        <w:rPr>
+          <w:lang w:val="zh_TW" w:bidi="zh_TW"/>
+        </w:rPr>
+        <w:t>）。</w:t>
+      </w:r>
+    </w:p>
+    <w:p>
+      <w:pPr/>
+      <w:r>
+        <w:rPr>
+          <w:lang w:val="zh_TW" w:bidi="zh_TW"/>
+        </w:rPr>
+      </w:r>
+      <w:hyperlink r:id="rId166">
+        <w:r>
+          <w:rPr>
+            <w:lang w:val="zh_TW" w:bidi="zh_TW"/>
+          </w:rPr>
+          <w:rPr>
+            <w:color w:val="0000EE"/>
+            <w:u w:val="single"/>
+          </w:rPr>
+          <w:t>歷代志上六章3至8節</w:t>
+        </w:r>
+      </w:hyperlink>
+      <w:r>
+        <w:rPr>
+          <w:lang w:val="zh_TW" w:bidi="zh_TW"/>
+        </w:rPr>
+        <w:t>記載了12代人，假設每代約40年，正好涵蓋同一時期。「十二代」可能才是這個數字計算的真實基礎，而非精確的總和。因為在士師時代，精確的統計幾乎是不可能的事，而在以色列立王之前也是極不可能的事。</w:t>
+      </w:r>
+    </w:p>
+    <w:p>
+      <w:pPr/>
+      <w:r>
+        <w:rPr>
+          <w:lang w:val="zh_TW" w:bidi="zh_TW"/>
+        </w:rPr>
+      </w:r>
+      <w:r>
+        <w:rPr>
+          <w:lang w:val="zh_TW" w:bidi="zh_TW"/>
+        </w:rPr>
+        <w:t>大衛是第一位在以色列設立官員記錄每日事件的君王（</w:t>
+      </w:r>
+      <w:hyperlink r:id="rId167">
+        <w:r>
+          <w:rPr>
+            <w:lang w:val="zh_TW" w:bidi="zh_TW"/>
+          </w:rPr>
+          <w:rPr>
+            <w:color w:val="0000EE"/>
+            <w:u w:val="single"/>
+          </w:rPr>
+          <w:t>撒下8:16–17</w:t>
+        </w:r>
+      </w:hyperlink>
+      <w:r>
+        <w:rPr>
+          <w:lang w:val="zh_TW" w:bidi="zh_TW"/>
+        </w:rPr>
+        <w:t>）。這種做法在古代的大國早已普遍存在。後來，這些以色列的編年史被提及為列王紀的參考來源之一（</w:t>
+      </w:r>
+      <w:hyperlink r:id="rId168">
+        <w:r>
+          <w:rPr>
+            <w:lang w:val="zh_TW" w:bidi="zh_TW"/>
+          </w:rPr>
+          <w:rPr>
+            <w:color w:val="0000EE"/>
+            <w:u w:val="single"/>
+          </w:rPr>
+          <w:t>王下14:18</w:t>
+        </w:r>
+      </w:hyperlink>
+      <w:r>
+        <w:rPr>
+          <w:lang w:val="zh_TW" w:bidi="zh_TW"/>
+        </w:rPr>
+        <w:t>）。因此，480這個數字很可能是約略的估算而非精確的統計，是用來表示神一個時期的結束。</w:t>
+      </w:r>
+    </w:p>
+    <w:p>
+      <w:pPr/>
+      <w:r>
+        <w:rPr>
+          <w:lang w:val="zh_TW" w:bidi="zh_TW"/>
+        </w:rPr>
+      </w:r>
+      <w:r>
+        <w:rPr>
+          <w:lang w:val="zh_TW" w:bidi="zh_TW"/>
+        </w:rPr>
+        <w:t>耶利米預言猶大將被擄70年（</w:t>
+      </w:r>
+      <w:hyperlink r:id="rId169">
+        <w:r>
+          <w:rPr>
+            <w:lang w:val="zh_TW" w:bidi="zh_TW"/>
+          </w:rPr>
+          <w:rPr>
+            <w:color w:val="0000EE"/>
+            <w:u w:val="single"/>
+          </w:rPr>
+          <w:t>耶25:11</w:t>
+        </w:r>
+      </w:hyperlink>
+      <w:r>
+        <w:rPr>
+          <w:lang w:val="zh_TW" w:bidi="zh_TW"/>
+        </w:rPr>
+        <w:t>，</w:t>
+      </w:r>
+      <w:hyperlink r:id="rId170">
+        <w:r>
+          <w:rPr>
+            <w:lang w:val="zh_TW" w:bidi="zh_TW"/>
+          </w:rPr>
+          <w:rPr>
+            <w:color w:val="0000EE"/>
+            <w:u w:val="single"/>
+          </w:rPr>
+          <w:t>29:10</w:t>
+        </w:r>
+      </w:hyperlink>
+      <w:r>
+        <w:rPr>
+          <w:lang w:val="zh_TW" w:bidi="zh_TW"/>
+        </w:rPr>
+        <w:t>）。這不僅是一個歷史上確實應驗的預言，也是一個象徵完全的數字，表明猶大的刑罰已經滿足（參</w:t>
+      </w:r>
+      <w:hyperlink r:id="rId171">
+        <w:r>
+          <w:rPr>
+            <w:lang w:val="zh_TW" w:bidi="zh_TW"/>
+          </w:rPr>
+          <w:rPr>
+            <w:color w:val="0000EE"/>
+            <w:u w:val="single"/>
+          </w:rPr>
+          <w:t>賽40:2</w:t>
+        </w:r>
+      </w:hyperlink>
+      <w:r>
+        <w:rPr>
+          <w:lang w:val="zh_TW" w:bidi="zh_TW"/>
+        </w:rPr>
+        <w:t>）。以賽亞（</w:t>
+      </w:r>
+      <w:hyperlink r:id="rId172">
+        <w:r>
+          <w:rPr>
+            <w:lang w:val="zh_TW" w:bidi="zh_TW"/>
+          </w:rPr>
+          <w:rPr>
+            <w:color w:val="0000EE"/>
+            <w:u w:val="single"/>
+          </w:rPr>
+          <w:t>賽23:15</w:t>
+        </w:r>
+      </w:hyperlink>
+      <w:r>
+        <w:rPr>
+          <w:lang w:val="zh_TW" w:bidi="zh_TW"/>
+        </w:rPr>
+        <w:t>）也曾預言泰爾要受懲罰70年。</w:t>
+      </w:r>
+    </w:p>
+    <w:p>
+      <w:pPr/>
+      <w:r>
+        <w:rPr>
+          <w:lang w:val="zh_TW" w:bidi="zh_TW"/>
+        </w:rPr>
+      </w:r>
+      <w:r>
+        <w:rPr>
+          <w:lang w:val="zh_TW" w:bidi="zh_TW"/>
+        </w:rPr>
+        <w:t>在</w:t>
+      </w:r>
+      <w:hyperlink r:id="rId173">
+        <w:r>
+          <w:rPr>
+            <w:lang w:val="zh_TW" w:bidi="zh_TW"/>
+          </w:rPr>
+          <w:rPr>
+            <w:color w:val="0000EE"/>
+            <w:u w:val="single"/>
+          </w:rPr>
+          <w:t>以西結書二十九章11至13節</w:t>
+        </w:r>
+      </w:hyperlink>
+      <w:r>
+        <w:rPr>
+          <w:lang w:val="zh_TW" w:bidi="zh_TW"/>
+        </w:rPr>
+        <w:t>中，先知預言埃及將「被擄」40年。而那70年被視為安息年之期，這地必須荒蕪，以補償在真正的數字象徵學開始之前因罪所累積的7個70年的虧欠（</w:t>
+      </w:r>
+      <w:hyperlink r:id="rId174">
+        <w:r>
+          <w:rPr>
+            <w:lang w:val="zh_TW" w:bidi="zh_TW"/>
+          </w:rPr>
+          <w:rPr>
+            <w:color w:val="0000EE"/>
+            <w:u w:val="single"/>
+          </w:rPr>
+          <w:t>代下36:21</w:t>
+        </w:r>
+      </w:hyperlink>
+      <w:r>
+        <w:rPr>
+          <w:lang w:val="zh_TW" w:bidi="zh_TW"/>
+        </w:rPr>
+        <w:t>）。在這裡，數字象徵學僅用來解釋過去與現在；但它也可以用來闡釋未來，特別是在但以理書中。</w:t>
+      </w:r>
+    </w:p>
+    <w:p>
+      <w:pPr/>
+      <w:r>
+        <w:rPr>
+          <w:lang w:val="zh_TW" w:bidi="zh_TW"/>
+        </w:rPr>
+      </w:r>
+      <w:hyperlink r:id="rId175">
+        <w:r>
+          <w:rPr>
+            <w:lang w:val="zh_TW" w:bidi="zh_TW"/>
+          </w:rPr>
+          <w:rPr>
+            <w:color w:val="0000EE"/>
+            <w:u w:val="single"/>
+          </w:rPr>
+          <w:t>但以理書九章2節</w:t>
+        </w:r>
+      </w:hyperlink>
+      <w:r>
+        <w:rPr>
+          <w:lang w:val="zh_TW" w:bidi="zh_TW"/>
+        </w:rPr>
+        <w:t>提到耶利米所預言的實際被擄70年。到了</w:t>
+      </w:r>
+      <w:hyperlink r:id="rId176">
+        <w:r>
+          <w:rPr>
+            <w:lang w:val="zh_TW" w:bidi="zh_TW"/>
+          </w:rPr>
+          <w:rPr>
+            <w:color w:val="0000EE"/>
+            <w:u w:val="single"/>
+          </w:rPr>
+          <w:t>但以理書九章24節</w:t>
+        </w:r>
+      </w:hyperlink>
+      <w:r>
+        <w:rPr>
+          <w:lang w:val="zh_TW" w:bidi="zh_TW"/>
+        </w:rPr>
+        <w:t>中，這一數字被延伸為七十個七的年數（即490年），應驗於遙遠的將來。</w:t>
+      </w:r>
+      <w:hyperlink r:id="rId177">
+        <w:r>
+          <w:rPr>
+            <w:lang w:val="zh_TW" w:bidi="zh_TW"/>
+          </w:rPr>
+          <w:rPr>
+            <w:color w:val="0000EE"/>
+            <w:u w:val="single"/>
+          </w:rPr>
+          <w:t>但以理書九章25節</w:t>
+        </w:r>
+      </w:hyperlink>
+      <w:r>
+        <w:rPr>
+          <w:lang w:val="zh_TW" w:bidi="zh_TW"/>
+        </w:rPr>
+        <w:t>指出，其中的69個七（即483年）將在彌賽亞出現之前過去，因此，人們推想最後一個七就是彌賽亞作工的時期。</w:t>
+      </w:r>
+    </w:p>
+    <w:p>
+      <w:pPr/>
+      <w:r>
+        <w:rPr>
+          <w:lang w:val="zh_TW" w:bidi="zh_TW"/>
+        </w:rPr>
+      </w:r>
+      <w:r>
+        <w:rPr>
+          <w:lang w:val="zh_TW" w:bidi="zh_TW"/>
+        </w:rPr>
+        <w:t>然而，無論如何解釋其實際年代，都必須與</w:t>
+      </w:r>
+      <w:hyperlink r:id="rId178">
+        <w:r>
+          <w:rPr>
+            <w:lang w:val="zh_TW" w:bidi="zh_TW"/>
+          </w:rPr>
+          <w:rPr>
+            <w:color w:val="0000EE"/>
+            <w:u w:val="single"/>
+          </w:rPr>
+          <w:t>九章26節</w:t>
+        </w:r>
+      </w:hyperlink>
+      <w:r>
+        <w:rPr>
+          <w:lang w:val="zh_TW" w:bidi="zh_TW"/>
+        </w:rPr>
+        <w:t>相符——那裡說彌賽亞在62個七之後（即434年）被「剪除」。難題在於確定這長時間段的起始點。這是一個精密的數字象徵學例子，涵蓋了數個世紀的歷史，而其根基最終仍在耶利米所說的70年之上。根據聖經的原則，這既可以有「即時的」應驗——即被擄歸回，也可以有「預言性的」應驗——指向將來基督的來臨。</w:t>
+      </w:r>
+    </w:p>
+    <w:p>
+      <w:pPr/>
+      <w:r>
+        <w:rPr>
+          <w:lang w:val="zh_TW" w:bidi="zh_TW"/>
+        </w:rPr>
+      </w:r>
+      <w:r>
+        <w:rPr>
+          <w:lang w:val="zh_TW" w:bidi="zh_TW"/>
+        </w:rPr>
+        <w:t>但以理書中另一個延伸的數字象徵學例子是「一載、二載、半載」（</w:t>
+      </w:r>
+      <w:hyperlink r:id="rId179">
+        <w:r>
+          <w:rPr>
+            <w:lang w:val="zh_TW" w:bidi="zh_TW"/>
+          </w:rPr>
+          <w:rPr>
+            <w:color w:val="0000EE"/>
+            <w:u w:val="single"/>
+          </w:rPr>
+          <w:t>7:25</w:t>
+        </w:r>
+      </w:hyperlink>
+      <w:r>
+        <w:rPr>
+          <w:lang w:val="zh_TW" w:bidi="zh_TW"/>
+        </w:rPr>
+        <w:t>）。這代表三年半，也就是七年的一半。它可以代表三年半（即「一個七」的一半），或指三個半「七」的年期（參</w:t>
+      </w:r>
+      <w:hyperlink r:id="rId180">
+        <w:r>
+          <w:rPr>
+            <w:lang w:val="zh_TW" w:bidi="zh_TW"/>
+          </w:rPr>
+          <w:rPr>
+            <w:color w:val="0000EE"/>
+            <w:u w:val="single"/>
+          </w:rPr>
+          <w:t>4:16</w:t>
+        </w:r>
+      </w:hyperlink>
+      <w:r>
+        <w:rPr>
+          <w:lang w:val="zh_TW" w:bidi="zh_TW"/>
+        </w:rPr>
+        <w:t>中的「七期」，那裡明顯是指「七年」）。</w:t>
+      </w:r>
+    </w:p>
+    <w:p>
+      <w:pPr/>
+      <w:r>
+        <w:rPr>
+          <w:lang w:val="zh_TW" w:bidi="zh_TW"/>
+        </w:rPr>
+      </w:r>
+      <w:r>
+        <w:rPr>
+          <w:lang w:val="zh_TW" w:bidi="zh_TW"/>
+        </w:rPr>
+        <w:t>無論這預言最終在基督裡如何應驗，其「初步」或「部分」的應驗，乃是主前167年至164年間安提阿古·伊皮法尼（Antiochus Epiphanes）對神的子民為期約三年半的激烈逼迫。這三年半的時期在</w:t>
+      </w:r>
+      <w:hyperlink r:id="rId181">
+        <w:r>
+          <w:rPr>
+            <w:lang w:val="zh_TW" w:bidi="zh_TW"/>
+          </w:rPr>
+          <w:rPr>
+            <w:color w:val="0000EE"/>
+            <w:u w:val="single"/>
+          </w:rPr>
+          <w:t>啟示錄十一章2節</w:t>
+        </w:r>
+      </w:hyperlink>
+      <w:r>
+        <w:rPr>
+          <w:lang w:val="zh_TW" w:bidi="zh_TW"/>
+        </w:rPr>
+        <w:t>（「四十二個月」）和</w:t>
+      </w:r>
+      <w:hyperlink r:id="rId182">
+        <w:r>
+          <w:rPr>
+            <w:lang w:val="zh_TW" w:bidi="zh_TW"/>
+          </w:rPr>
+          <w:rPr>
+            <w:color w:val="0000EE"/>
+            <w:u w:val="single"/>
+          </w:rPr>
+          <w:t>十二章14節</w:t>
+        </w:r>
+      </w:hyperlink>
+      <w:r>
+        <w:rPr>
+          <w:lang w:val="zh_TW" w:bidi="zh_TW"/>
+        </w:rPr>
+        <w:t>（「一載二載半載」）中再次出現，用來描述羅馬迫害基督教會的時期。這個數字很可能已成為一種象徵，用來代表任何痛苦但有時限的逼迫。</w:t>
+      </w:r>
+      <w:hyperlink r:id="rId183">
+        <w:r>
+          <w:rPr>
+            <w:lang w:val="zh_TW" w:bidi="zh_TW"/>
+          </w:rPr>
+          <w:rPr>
+            <w:color w:val="0000EE"/>
+            <w:u w:val="single"/>
+          </w:rPr>
+          <w:t>但以理書八章14節</w:t>
+        </w:r>
+      </w:hyperlink>
+      <w:r>
+        <w:rPr>
+          <w:lang w:val="zh_TW" w:bidi="zh_TW"/>
+        </w:rPr>
+        <w:t>中的「二千三百個晚上和早晨（譯註：和合本譯為「二千三百日」）」，或可理解為1,150日，這時間長度大致相同。</w:t>
+      </w:r>
+    </w:p>
+    <w:p>
+      <w:pPr/>
+      <w:r>
+        <w:rPr>
+          <w:lang w:val="zh_TW" w:bidi="zh_TW"/>
+        </w:rPr>
+      </w:r>
+      <w:hyperlink r:id="rId179">
+        <w:r>
+          <w:rPr>
+            <w:lang w:val="zh_TW" w:bidi="zh_TW"/>
+          </w:rPr>
+          <w:rPr>
+            <w:color w:val="0000EE"/>
+            <w:u w:val="single"/>
+          </w:rPr>
+          <w:t>但以理書七章25節</w:t>
+        </w:r>
+      </w:hyperlink>
+      <w:r>
+        <w:rPr>
+          <w:lang w:val="zh_TW" w:bidi="zh_TW"/>
+        </w:rPr>
+        <w:t>的三年半又在</w:t>
+      </w:r>
+      <w:hyperlink r:id="rId184">
+        <w:r>
+          <w:rPr>
+            <w:lang w:val="zh_TW" w:bidi="zh_TW"/>
+          </w:rPr>
+          <w:rPr>
+            <w:color w:val="0000EE"/>
+            <w:u w:val="single"/>
+          </w:rPr>
+          <w:t>啟示錄十一章</w:t>
+        </w:r>
+      </w:hyperlink>
+      <w:r>
+        <w:rPr>
+          <w:lang w:val="zh_TW" w:bidi="zh_TW"/>
+        </w:rPr>
+        <w:t>中以「四十二個月」的形式重現，指外邦人踐踏耶路撒冷的時期（</w:t>
+      </w:r>
+      <w:hyperlink r:id="rId181">
+        <w:r>
+          <w:rPr>
+            <w:lang w:val="zh_TW" w:bidi="zh_TW"/>
+          </w:rPr>
+          <w:rPr>
+            <w:color w:val="0000EE"/>
+            <w:u w:val="single"/>
+          </w:rPr>
+          <w:t>啟11:2</w:t>
+        </w:r>
+      </w:hyperlink>
+      <w:r>
+        <w:rPr>
+          <w:lang w:val="zh_TW" w:bidi="zh_TW"/>
+        </w:rPr>
+        <w:t>）。而</w:t>
+      </w:r>
+      <w:hyperlink r:id="rId185">
+        <w:r>
+          <w:rPr>
+            <w:lang w:val="zh_TW" w:bidi="zh_TW"/>
+          </w:rPr>
+          <w:rPr>
+            <w:color w:val="0000EE"/>
+            <w:u w:val="single"/>
+          </w:rPr>
+          <w:t>但以理書十二章11節</w:t>
+        </w:r>
+      </w:hyperlink>
+      <w:r>
+        <w:rPr>
+          <w:lang w:val="zh_TW" w:bidi="zh_TW"/>
+        </w:rPr>
+        <w:t>中的1,290日，則在此以略為不同的形式（1,260日）再現，指神的兩位見證人要傳講預言的期間（</w:t>
+      </w:r>
+      <w:hyperlink r:id="rId186">
+        <w:r>
+          <w:rPr>
+            <w:lang w:val="zh_TW" w:bidi="zh_TW"/>
+          </w:rPr>
+          <w:rPr>
+            <w:color w:val="0000EE"/>
+            <w:u w:val="single"/>
+          </w:rPr>
+          <w:t>啟11:3</w:t>
+        </w:r>
+      </w:hyperlink>
+      <w:r>
+        <w:rPr>
+          <w:lang w:val="zh_TW" w:bidi="zh_TW"/>
+        </w:rPr>
+        <w:t>）。</w:t>
+      </w:r>
+    </w:p>
+    <w:p>
+      <w:pPr/>
+      <w:r>
+        <w:rPr>
+          <w:lang w:val="zh_TW" w:bidi="zh_TW"/>
+        </w:rPr>
+      </w:r>
+      <w:r>
+        <w:rPr>
+          <w:lang w:val="zh_TW" w:bidi="zh_TW"/>
+        </w:rPr>
+        <w:t>這四十二個月又在</w:t>
+      </w:r>
+      <w:hyperlink r:id="rId187">
+        <w:r>
+          <w:rPr>
+            <w:lang w:val="zh_TW" w:bidi="zh_TW"/>
+          </w:rPr>
+          <w:rPr>
+            <w:color w:val="0000EE"/>
+            <w:u w:val="single"/>
+          </w:rPr>
+          <w:t>啟示錄十三章5節</w:t>
+        </w:r>
+      </w:hyperlink>
+      <w:r>
+        <w:rPr>
+          <w:lang w:val="zh_TW" w:bidi="zh_TW"/>
+        </w:rPr>
+        <w:t>中出現，作為那獸被允許褻瀆的期限。至於</w:t>
+      </w:r>
+      <w:hyperlink r:id="rId188">
+        <w:r>
+          <w:rPr>
+            <w:lang w:val="zh_TW" w:bidi="zh_TW"/>
+          </w:rPr>
+          <w:rPr>
+            <w:color w:val="0000EE"/>
+            <w:u w:val="single"/>
+          </w:rPr>
+          <w:t>二十章6節</w:t>
+        </w:r>
+      </w:hyperlink>
+      <w:r>
+        <w:rPr>
+          <w:lang w:val="zh_TW" w:bidi="zh_TW"/>
+        </w:rPr>
+        <w:t>所提的「一千年」，雖然並非取自但以理書，但「一千」的比喻用法在舊約聖經中相當常見。其中最直接的平行經文是</w:t>
+      </w:r>
+      <w:hyperlink r:id="rId189">
+        <w:r>
+          <w:rPr>
+            <w:lang w:val="zh_TW" w:bidi="zh_TW"/>
+          </w:rPr>
+          <w:rPr>
+            <w:color w:val="0000EE"/>
+            <w:u w:val="single"/>
+          </w:rPr>
+          <w:t>申命記七章9節</w:t>
+        </w:r>
+      </w:hyperlink>
+      <w:r>
+        <w:rPr>
+          <w:lang w:val="zh_TW" w:bidi="zh_TW"/>
+        </w:rPr>
+        <w:t>，說神要向「千代」守祂所立的約。</w:t>
+      </w:r>
+      <w:r>
+        <w:rPr>
+          <w:lang w:val="zh_TW" w:bidi="zh_TW"/>
+        </w:rPr>
+      </w:r>
+      <w:r>
+        <w:rPr>
+          <w:lang w:val="zh_TW" w:bidi="zh_TW"/>
+        </w:rPr>
+      </w:r>
+    </w:p>
+    <w:p>
+      <w:pPr/>
+      <w:r>
+        <w:rPr>
+          <w:lang w:val="zh_TW" w:bidi="zh_TW"/>
+        </w:rPr>
+      </w:r>
+    </w:p>
+    <w:p>
+      <w:pPr>
+        <w:pStyle w:val="Heading2"/>
+      </w:pPr>
+      <w:r>
+        <w:rPr>
+          <w:lang w:val="zh_TW" w:bidi="zh_TW"/>
+        </w:rPr>
+        <w:t>樹</w:t>
+      </w:r>
+      <w:r>
+        <w:rPr>
+          <w:lang w:val="zh_TW" w:bidi="zh_TW"/>
+        </w:rPr>
+      </w:r>
+    </w:p>
+    <w:p>
+      <w:pPr/>
+      <w:r>
+        <w:rPr>
+          <w:lang w:val="zh_TW" w:bidi="zh_TW"/>
+        </w:rPr>
+      </w:r>
+      <w:r>
+        <w:rPr>
+          <w:lang w:val="zh_TW" w:bidi="zh_TW"/>
+        </w:rPr>
+        <w:t>樹是一種有木質莖（稱為樹幹）的植物。大多數樹都有枝子和葉子。</w:t>
+      </w:r>
+    </w:p>
+    <w:p>
+      <w:pPr/>
+      <w:r>
+        <w:rPr>
+          <w:lang w:val="zh_TW" w:bidi="zh_TW"/>
+        </w:rPr>
+      </w:r>
+      <w:r>
+        <w:rPr>
+          <w:lang w:val="zh_TW" w:bidi="zh_TW"/>
+        </w:rPr>
+        <w:t>聖經提到許多不同的樹，如橄欖樹、棕樹和香柏樹。樹對提供食物、遮蔽、製作工具和建造房屋都具有重要作用。它們也常出現在聖經的象徵與故事中（</w:t>
+      </w:r>
+      <w:hyperlink r:id="rId190">
+        <w:r>
+          <w:rPr>
+            <w:lang w:val="zh_TW" w:bidi="zh_TW"/>
+          </w:rPr>
+          <w:rPr>
+            <w:color w:val="0000EE"/>
+            <w:u w:val="single"/>
+          </w:rPr>
+          <w:t>創2:9</w:t>
+        </w:r>
+      </w:hyperlink>
+      <w:r>
+        <w:rPr>
+          <w:lang w:val="zh_TW" w:bidi="zh_TW"/>
+        </w:rPr>
+        <w:t>；</w:t>
+      </w:r>
+      <w:hyperlink r:id="rId191">
+        <w:r>
+          <w:rPr>
+            <w:lang w:val="zh_TW" w:bidi="zh_TW"/>
+          </w:rPr>
+          <w:rPr>
+            <w:color w:val="0000EE"/>
+            <w:u w:val="single"/>
+          </w:rPr>
+          <w:t>詩1:3</w:t>
+        </w:r>
+      </w:hyperlink>
+      <w:r>
+        <w:rPr>
+          <w:lang w:val="zh_TW" w:bidi="zh_TW"/>
+        </w:rPr>
+        <w:t>；</w:t>
+      </w:r>
+      <w:hyperlink r:id="rId192">
+        <w:r>
+          <w:rPr>
+            <w:lang w:val="zh_TW" w:bidi="zh_TW"/>
+          </w:rPr>
+          <w:rPr>
+            <w:color w:val="0000EE"/>
+            <w:u w:val="single"/>
+          </w:rPr>
+          <w:t>啟22:2</w:t>
+        </w:r>
+      </w:hyperlink>
+      <w:r>
+        <w:rPr>
+          <w:lang w:val="zh_TW" w:bidi="zh_TW"/>
+        </w:rPr>
+        <w:t>）。</w:t>
+      </w:r>
+    </w:p>
+    <w:p>
+      <w:pPr/>
+      <w:r>
+        <w:rPr>
+          <w:lang w:val="zh_TW" w:bidi="zh_TW"/>
+        </w:rPr>
+      </w:r>
+      <w:r>
+        <w:rPr>
+          <w:i/>
+          <w:lang w:val="zh_TW" w:bidi="zh_TW"/>
+        </w:rPr>
+        <w:t>見</w:t>
+      </w:r>
+      <w:r>
+        <w:rPr>
+          <w:lang w:val="zh_TW" w:bidi="zh_TW"/>
+        </w:rPr>
+        <w:t>植物</w:t>
+      </w:r>
+      <w:r>
+        <w:rPr>
+          <w:lang w:val="zh_TW" w:bidi="zh_TW"/>
+        </w:rPr>
+        <w:t>；</w:t>
+      </w:r>
+      <w:r>
+        <w:rPr>
+          <w:i/>
+          <w:lang w:val="zh_TW" w:bidi="zh_TW"/>
+        </w:rPr>
+        <w:t>另見</w:t>
+      </w:r>
+      <w:r>
+        <w:rPr>
+          <w:lang w:val="zh_TW" w:bidi="zh_TW"/>
+        </w:rPr>
+        <w:t>分辨善惡樹</w:t>
+      </w:r>
+      <w:r>
+        <w:rPr>
+          <w:lang w:val="zh_TW" w:bidi="zh_TW"/>
+        </w:rPr>
+        <w:t>；</w:t>
+      </w:r>
+      <w:r>
+        <w:rPr>
+          <w:lang w:val="zh_TW" w:bidi="zh_TW"/>
+        </w:rPr>
+        <w:t>生命樹</w:t>
+      </w:r>
+      <w:r>
+        <w:rPr>
+          <w:lang w:val="zh_TW" w:bidi="zh_TW"/>
+        </w:rPr>
+        <w:t>。</w:t>
+      </w:r>
+      <w:r>
+        <w:rPr>
+          <w:lang w:val="zh_TW" w:bidi="zh_TW"/>
+        </w:rPr>
+      </w:r>
+      <w:r>
+        <w:rPr>
+          <w:lang w:val="zh_TW" w:bidi="zh_TW"/>
+        </w:rPr>
+      </w:r>
+    </w:p>
+    <w:p>
+      <w:pPr/>
+      <w:r>
+        <w:rPr>
+          <w:lang w:val="zh_TW" w:bidi="zh_TW"/>
+        </w:rPr>
+      </w:r>
+    </w:p>
+    <w:p>
+      <w:pPr>
+        <w:pStyle w:val="Heading2"/>
+      </w:pPr>
+      <w:r>
+        <w:rPr>
+          <w:lang w:val="zh_TW" w:bidi="zh_TW"/>
+        </w:rPr>
+        <w:t>樹林</w:t>
+      </w:r>
+      <w:r>
+        <w:rPr>
+          <w:lang w:val="zh_TW" w:bidi="zh_TW"/>
+        </w:rPr>
+      </w:r>
+    </w:p>
+    <w:p>
+      <w:pPr/>
+      <w:r>
+        <w:rPr>
+          <w:lang w:val="zh_TW" w:bidi="zh_TW"/>
+        </w:rPr>
+      </w:r>
+      <w:r>
+        <w:rPr>
+          <w:lang w:val="zh_TW" w:bidi="zh_TW"/>
+        </w:rPr>
+        <w:t>樹林一詞是有些譯本對一個希伯來詞彙的誤譯；該字原是迦南一位女神的名稱，即亞舍拉。在古代近東宗教中，聖樹常被視為這位掌管生育之女神的象徵；有時人們也會豎立木製的柱像，作為象徵物。神曾命令以色列人拆毀這些象徵物。這類敬拜用的物件通常被稱為「亞舍拉柱（Asherim）」或「亞舍拉像（Asheroth）」。</w:t>
+      </w:r>
+    </w:p>
+    <w:p>
+      <w:pPr/>
+      <w:r>
+        <w:rPr>
+          <w:lang w:val="zh_TW" w:bidi="zh_TW"/>
+        </w:rPr>
+      </w:r>
+      <w:r>
+        <w:rPr>
+          <w:lang w:val="zh_TW" w:bidi="zh_TW"/>
+        </w:rPr>
+        <w:t>以色列人必須將它們砍下並焚燒（</w:t>
+      </w:r>
+      <w:hyperlink r:id="rId193">
+        <w:r>
+          <w:rPr>
+            <w:lang w:val="zh_TW" w:bidi="zh_TW"/>
+          </w:rPr>
+          <w:rPr>
+            <w:color w:val="0000EE"/>
+            <w:u w:val="single"/>
+          </w:rPr>
+          <w:t>出34:13</w:t>
+        </w:r>
+      </w:hyperlink>
+      <w:r>
+        <w:rPr>
+          <w:lang w:val="zh_TW" w:bidi="zh_TW"/>
+        </w:rPr>
+        <w:t>；</w:t>
+      </w:r>
+      <w:hyperlink r:id="rId194">
+        <w:r>
+          <w:rPr>
+            <w:lang w:val="zh_TW" w:bidi="zh_TW"/>
+          </w:rPr>
+          <w:rPr>
+            <w:color w:val="0000EE"/>
+            <w:u w:val="single"/>
+          </w:rPr>
+          <w:t>申12:3</w:t>
+        </w:r>
+      </w:hyperlink>
+      <w:r>
+        <w:rPr>
+          <w:lang w:val="zh_TW" w:bidi="zh_TW"/>
+        </w:rPr>
+        <w:t>）。由於其材質多為木製，焚燒後通常不會留下可供辨識的遺跡。然而，考古學家在艾城的一處早期聖所中，於香爐之間發現一大塊碳化木材；有人推測，該木材可能是一段被修去枝條的樹幹。部分學者認為那可能就是一根亞舍拉柱。</w:t>
+      </w:r>
+    </w:p>
+    <w:p>
+      <w:pPr/>
+      <w:r>
+        <w:rPr>
+          <w:lang w:val="zh_TW" w:bidi="zh_TW"/>
+        </w:rPr>
+      </w:r>
+      <w:r>
+        <w:rPr>
+          <w:lang w:val="zh_TW" w:bidi="zh_TW"/>
+        </w:rPr>
+        <w:t>神嚴厲禁止以色列人敬拜亞舍拉，或為她建造任何聖物。然而，在以色列歷史中，百姓屢次違背神，參與偶像崇拜。在關於北國以色列滅亡的記載中，將其滅亡的原因歸咎於百姓敬拜樹林對外邦女神與其男性對應神巴力的崇拜（</w:t>
+      </w:r>
+      <w:hyperlink r:id="rId195">
+        <w:r>
+          <w:rPr>
+            <w:lang w:val="zh_TW" w:bidi="zh_TW"/>
+          </w:rPr>
+          <w:rPr>
+            <w:color w:val="0000EE"/>
+            <w:u w:val="single"/>
+          </w:rPr>
+          <w:t>王下17:7–18</w:t>
+        </w:r>
+      </w:hyperlink>
+      <w:r>
+        <w:rPr>
+          <w:lang w:val="zh_TW" w:bidi="zh_TW"/>
+        </w:rPr>
+        <w:t>）。此外，推羅巴力的女祭司耶洗別，更積極地促成此類偶像崇拜在以色列中的擴散。</w:t>
+      </w:r>
+    </w:p>
+    <w:p>
+      <w:pPr/>
+      <w:r>
+        <w:rPr>
+          <w:lang w:val="zh_TW" w:bidi="zh_TW"/>
+        </w:rPr>
+      </w:r>
+      <w:r>
+        <w:rPr>
+          <w:lang w:val="zh_TW" w:bidi="zh_TW"/>
+        </w:rPr>
+        <w:t>此外，有些英文譯本在</w:t>
+      </w:r>
+      <w:hyperlink r:id="rId196">
+        <w:r>
+          <w:rPr>
+            <w:lang w:val="zh_TW" w:bidi="zh_TW"/>
+          </w:rPr>
+          <w:rPr>
+            <w:color w:val="0000EE"/>
+            <w:u w:val="single"/>
+          </w:rPr>
+          <w:t>創世記二十一章33節</w:t>
+        </w:r>
+      </w:hyperlink>
+      <w:r>
+        <w:rPr>
+          <w:lang w:val="zh_TW" w:bidi="zh_TW"/>
+        </w:rPr>
+        <w:t>所譯的「樹林（grove）」，實際上是指一棵細葉檉柳樹。</w:t>
+      </w:r>
+    </w:p>
+    <w:p>
+      <w:pPr/>
+      <w:r>
+        <w:rPr>
+          <w:lang w:val="zh_TW" w:bidi="zh_TW"/>
+        </w:rPr>
+      </w:r>
+      <w:r>
+        <w:rPr>
+          <w:i/>
+          <w:lang w:val="zh_TW" w:bidi="zh_TW"/>
+        </w:rPr>
+        <w:t>另見</w:t>
+      </w:r>
+      <w:r>
+        <w:rPr>
+          <w:lang w:val="zh_TW" w:bidi="zh_TW"/>
+        </w:rPr>
+        <w:t xml:space="preserve"> </w:t>
+      </w:r>
+      <w:r>
+        <w:rPr>
+          <w:lang w:val="zh_TW" w:bidi="zh_TW"/>
+        </w:rPr>
+        <w:t>迦南神和宗教</w:t>
+      </w:r>
+      <w:r>
+        <w:rPr>
+          <w:lang w:val="zh_TW" w:bidi="zh_TW"/>
+        </w:rPr>
+        <w:t>；</w:t>
+      </w:r>
+      <w:r>
+        <w:rPr>
+          <w:lang w:val="zh_TW" w:bidi="zh_TW"/>
+        </w:rPr>
+        <w:t>諸神和女神</w:t>
+      </w:r>
+      <w:r>
+        <w:rPr>
+          <w:lang w:val="zh_TW" w:bidi="zh_TW"/>
+        </w:rPr>
+        <w:t>；</w:t>
+      </w:r>
+      <w:r>
+        <w:rPr>
+          <w:lang w:val="zh_TW" w:bidi="zh_TW"/>
+        </w:rPr>
+        <w:t>邱壇</w:t>
+      </w:r>
+      <w:r>
+        <w:rPr>
+          <w:lang w:val="zh_TW" w:bidi="zh_TW"/>
+        </w:rPr>
+        <w:t>；</w:t>
+      </w:r>
+      <w:r>
+        <w:rPr>
+          <w:lang w:val="zh_TW" w:bidi="zh_TW"/>
+        </w:rPr>
+        <w:t>偶像、偶像崇拜</w:t>
+      </w:r>
+      <w:r>
+        <w:rPr>
+          <w:lang w:val="zh_TW" w:bidi="zh_TW"/>
+        </w:rPr>
+        <w:t>。</w:t>
       </w:r>
       <w:r>
         <w:rPr>

--- a/zht/docx/131.content.docx
+++ b/zht/docx/131.content.docx
@@ -19,7 +19,7 @@
         <w:rPr>
           <w:lang w:val="zh_TW" w:bidi="zh_TW"/>
         </w:rPr>
-        <w:t>Resource: Tyndale Open Bible Dictionary</w:t>
+        <w:t>Resource: Aquifer Open Bible Dictionary</w:t>
       </w:r>
       <w:r>
         <w:rPr>
@@ -112,7 +112,7 @@
         <w:rPr>
           <w:lang w:val="zh_TW" w:bidi="zh_TW"/>
         </w:rPr>
-        <w:t>Tyndale Open Bible Dictionary</w:t>
+        <w:t>Aquifer Open Bible Dictionary</w:t>
       </w:r>
     </w:p>
     <w:p>

--- a/zht/docx/131.content.docx
+++ b/zht/docx/131.content.docx
@@ -149,7 +149,7 @@
         <w:rPr>
           <w:lang w:val="zh_TW" w:bidi="zh_TW"/>
         </w:rPr>
-        <w:t>rou</w:t>
+        <w:t>ran</w:t>
       </w:r>
       <w:r>
         <w:rPr>
@@ -212,7 +212,7 @@
         <w:rPr>
           <w:lang w:val="zh_TW" w:bidi="zh_TW"/>
         </w:rPr>
-        <w:t>肉體</w:t>
+        <w:t>燃燒的荊棘</w:t>
       </w:r>
       <w:r>
         <w:rPr>
@@ -231,32 +231,7 @@
         <w:rPr>
           <w:lang w:val="zh_TW" w:bidi="zh_TW"/>
         </w:rPr>
-        <w:t>身體：人類的肉身存在；人的整體生命；人屬肉體的本性。</w:t>
-      </w:r>
-    </w:p>
-    <w:p>
-      <w:pPr>
-        <w:pStyle w:val="Heading3"/>
-      </w:pPr>
-      <w:r>
-        <w:rPr>
-          <w:lang w:val="zh_TW" w:bidi="zh_TW"/>
-        </w:rPr>
-        <w:t>在舊約聖經中</w:t>
-      </w:r>
-    </w:p>
-    <w:p>
-      <w:pPr/>
-      <w:r>
-        <w:rPr>
-          <w:lang w:val="zh_TW" w:bidi="zh_TW"/>
-        </w:rPr>
-      </w:r>
-      <w:r>
-        <w:rPr>
-          <w:lang w:val="zh_TW" w:bidi="zh_TW"/>
-        </w:rPr>
-        <w:t>這個字詞常用來指身體的物質部分，無論是指人（</w:t>
+        <w:t>摩西在何烈山的荊棘火焰中遇見神，並被差派帶領以色列的百姓出埃及（</w:t>
       </w:r>
       <w:hyperlink r:id="rId13">
         <w:r>
@@ -267,14 +242,32 @@
             <w:color w:val="0000EE"/>
             <w:u w:val="single"/>
           </w:rPr>
-          <w:t>創40:19</w:t>
+          <w:t>出3:1</w:t>
         </w:r>
       </w:hyperlink>
       <w:r>
         <w:rPr>
           <w:lang w:val="zh_TW" w:bidi="zh_TW"/>
         </w:rPr>
-        <w:t>）或動物（</w:t>
+        <w:t>–</w:t>
+      </w:r>
+      <w:hyperlink r:id="rId13">
+        <w:r>
+          <w:rPr>
+            <w:lang w:val="zh_TW" w:bidi="zh_TW"/>
+          </w:rPr>
+          <w:rPr>
+            <w:color w:val="0000EE"/>
+            <w:u w:val="single"/>
+          </w:rPr>
+          <w:t>15</w:t>
+        </w:r>
+      </w:hyperlink>
+      <w:r>
+        <w:rPr>
+          <w:lang w:val="zh_TW" w:bidi="zh_TW"/>
+        </w:rPr>
+        <w:t>；</w:t>
       </w:r>
       <w:hyperlink r:id="rId14">
         <w:r>
@@ -285,14 +278,14 @@
             <w:color w:val="0000EE"/>
             <w:u w:val="single"/>
           </w:rPr>
-          <w:t>利6:27</w:t>
+          <w:t>可12:26</w:t>
         </w:r>
       </w:hyperlink>
       <w:r>
         <w:rPr>
           <w:lang w:val="zh_TW" w:bidi="zh_TW"/>
         </w:rPr>
-        <w:t>）。然而，「肉體」在舊約聖經中有多種不同的意思。有時它代表整個身體（</w:t>
+        <w:t>；</w:t>
       </w:r>
       <w:hyperlink r:id="rId15">
         <w:r>
@@ -303,14 +296,14 @@
             <w:color w:val="0000EE"/>
             <w:u w:val="single"/>
           </w:rPr>
-          <w:t>箴14:30</w:t>
+          <w:t>路20:37</w:t>
         </w:r>
       </w:hyperlink>
       <w:r>
         <w:rPr>
           <w:lang w:val="zh_TW" w:bidi="zh_TW"/>
         </w:rPr>
-        <w:t>），其含義進一步延伸為整個人本身（「我的肉身也要安然居住」</w:t>
+        <w:t>；</w:t>
       </w:r>
       <w:hyperlink r:id="rId16">
         <w:r>
@@ -321,14 +314,32 @@
             <w:color w:val="0000EE"/>
             <w:u w:val="single"/>
           </w:rPr>
-          <w:t>詩16:9</w:t>
+          <w:t>徒7:30</w:t>
         </w:r>
       </w:hyperlink>
       <w:r>
         <w:rPr>
           <w:lang w:val="zh_TW" w:bidi="zh_TW"/>
         </w:rPr>
-        <w:t>）。這個觀念也引入了兩人（男女）在婚姻中的聯合，被稱為「成為一體」（</w:t>
+        <w:t>–</w:t>
+      </w:r>
+      <w:hyperlink r:id="rId16">
+        <w:r>
+          <w:rPr>
+            <w:lang w:val="zh_TW" w:bidi="zh_TW"/>
+          </w:rPr>
+          <w:rPr>
+            <w:color w:val="0000EE"/>
+            <w:u w:val="single"/>
+          </w:rPr>
+          <w:t>34</w:t>
+        </w:r>
+      </w:hyperlink>
+      <w:r>
+        <w:rPr>
+          <w:lang w:val="zh_TW" w:bidi="zh_TW"/>
+        </w:rPr>
+        <w:t>）。荊棘燃燒卻不被燒毀的奧秘，使神向摩西啟示了祂的名：「我是自有永有的。」燃燒的荊棘是神顯現，是神同在的可見神蹟。在聖經中，神的榮耀經常與雲、火和煙相聯繫（見</w:t>
       </w:r>
       <w:hyperlink r:id="rId17">
         <w:r>
@@ -339,15 +350,9 @@
             <w:color w:val="0000EE"/>
             <w:u w:val="single"/>
           </w:rPr>
-          <w:t>創2:24</w:t>
+          <w:t>出13:21，</w:t>
         </w:r>
       </w:hyperlink>
-      <w:r>
-        <w:rPr>
-          <w:lang w:val="zh_TW" w:bidi="zh_TW"/>
-        </w:rPr>
-        <w:t>），同樣地，一個人也可對親屬說：「我是你們的骨肉」（</w:t>
-      </w:r>
       <w:hyperlink r:id="rId18">
         <w:r>
           <w:rPr>
@@ -357,28 +362,14 @@
             <w:color w:val="0000EE"/>
             <w:u w:val="single"/>
           </w:rPr>
-          <w:t>士9:2</w:t>
+          <w:t>19:18</w:t>
         </w:r>
       </w:hyperlink>
       <w:r>
         <w:rPr>
           <w:lang w:val="zh_TW" w:bidi="zh_TW"/>
         </w:rPr>
-        <w:t>）。「肉體」作為整個人的觀念，引申出「凡有血氣的」這種說法，並用來指全人類，有時甚至包括動物界。</w:t>
-      </w:r>
-    </w:p>
-    <w:p>
-      <w:pPr/>
-      <w:r>
-        <w:rPr>
-          <w:lang w:val="zh_TW" w:bidi="zh_TW"/>
-        </w:rPr>
-      </w:r>
-      <w:r>
-        <w:rPr>
-          <w:lang w:val="zh_TW" w:bidi="zh_TW"/>
-        </w:rPr>
-        <w:t>或許，「肉體」在舊約聖經中最具特色的用法，是用來表達人相對於神的軟弱與有限。「人既屬乎血氣，我的靈就不永遠住在他裡面」（</w:t>
+        <w:t>；</w:t>
       </w:r>
       <w:hyperlink r:id="rId19">
         <w:r>
@@ -389,14 +380,32 @@
             <w:color w:val="0000EE"/>
             <w:u w:val="single"/>
           </w:rPr>
-          <w:t>創6:3</w:t>
+          <w:t>王上8:10</w:t>
         </w:r>
       </w:hyperlink>
       <w:r>
         <w:rPr>
           <w:lang w:val="zh_TW" w:bidi="zh_TW"/>
         </w:rPr>
-        <w:t>）。在</w:t>
+        <w:t>–</w:t>
+      </w:r>
+      <w:hyperlink r:id="rId19">
+        <w:r>
+          <w:rPr>
+            <w:lang w:val="zh_TW" w:bidi="zh_TW"/>
+          </w:rPr>
+          <w:rPr>
+            <w:color w:val="0000EE"/>
+            <w:u w:val="single"/>
+          </w:rPr>
+          <w:t>11</w:t>
+        </w:r>
+      </w:hyperlink>
+      <w:r>
+        <w:rPr>
+          <w:lang w:val="zh_TW" w:bidi="zh_TW"/>
+        </w:rPr>
+        <w:t>；</w:t>
       </w:r>
       <w:hyperlink r:id="rId20">
         <w:r>
@@ -407,15 +416,9 @@
             <w:color w:val="0000EE"/>
             <w:u w:val="single"/>
           </w:rPr>
-          <w:t>詩篇七十八篇39節</w:t>
+          <w:t>王下1:12，</w:t>
         </w:r>
       </w:hyperlink>
-      <w:r>
-        <w:rPr>
-          <w:lang w:val="zh_TW" w:bidi="zh_TW"/>
-        </w:rPr>
-        <w:t>中，神將人的罪歸因於他們只是血氣之人。在</w:t>
-      </w:r>
       <w:hyperlink r:id="rId21">
         <w:r>
           <w:rPr>
@@ -425,14 +428,14 @@
             <w:color w:val="0000EE"/>
             <w:u w:val="single"/>
           </w:rPr>
-          <w:t>歷代志下三十二章8節</w:t>
+          <w:t>2:11</w:t>
         </w:r>
       </w:hyperlink>
       <w:r>
         <w:rPr>
           <w:lang w:val="zh_TW" w:bidi="zh_TW"/>
         </w:rPr>
-        <w:t>中，亞述王的「肉臂」（意即他的軟弱）與全能的神形成對比。信靠神的人毋須懼怕「血氣」能作甚麼（</w:t>
+        <w:t>；</w:t>
       </w:r>
       <w:hyperlink r:id="rId22">
         <w:r>
@@ -443,14 +446,32 @@
             <w:color w:val="0000EE"/>
             <w:u w:val="single"/>
           </w:rPr>
-          <w:t>詩56:4</w:t>
+          <w:t>賽6:1</w:t>
         </w:r>
       </w:hyperlink>
       <w:r>
         <w:rPr>
           <w:lang w:val="zh_TW" w:bidi="zh_TW"/>
         </w:rPr>
-        <w:t>），但倚靠人的血肉而不倚靠神的人必受咒詛（</w:t>
+        <w:t>–</w:t>
+      </w:r>
+      <w:hyperlink r:id="rId22">
+        <w:r>
+          <w:rPr>
+            <w:lang w:val="zh_TW" w:bidi="zh_TW"/>
+          </w:rPr>
+          <w:rPr>
+            <w:color w:val="0000EE"/>
+            <w:u w:val="single"/>
+          </w:rPr>
+          <w:t>6</w:t>
+        </w:r>
+      </w:hyperlink>
+      <w:r>
+        <w:rPr>
+          <w:lang w:val="zh_TW" w:bidi="zh_TW"/>
+        </w:rPr>
+        <w:t>；</w:t>
       </w:r>
       <w:hyperlink r:id="rId23">
         <w:r>
@@ -461,14 +482,14 @@
             <w:color w:val="0000EE"/>
             <w:u w:val="single"/>
           </w:rPr>
-          <w:t>耶17:5</w:t>
+          <w:t>帖後1:7</w:t>
         </w:r>
       </w:hyperlink>
       <w:r>
         <w:rPr>
           <w:lang w:val="zh_TW" w:bidi="zh_TW"/>
         </w:rPr>
-        <w:t>）。在</w:t>
+        <w:t>；</w:t>
       </w:r>
       <w:hyperlink r:id="rId24">
         <w:r>
@@ -479,29 +500,9 @@
             <w:color w:val="0000EE"/>
             <w:u w:val="single"/>
           </w:rPr>
-          <w:t>以賽亞書三十一章3節</w:t>
+          <w:t>啟1:14，</w:t>
         </w:r>
       </w:hyperlink>
-      <w:r>
-        <w:rPr>
-          <w:lang w:val="zh_TW" w:bidi="zh_TW"/>
-        </w:rPr>
-        <w:t>中，血氣與靈相對，如同軟弱與能力的對比。</w:t>
-      </w:r>
-    </w:p>
-    <w:p>
-      <w:pPr/>
-      <w:r>
-        <w:rPr>
-          <w:lang w:val="zh_TW" w:bidi="zh_TW"/>
-        </w:rPr>
-      </w:r>
-      <w:r>
-        <w:rPr>
-          <w:lang w:val="zh_TW" w:bidi="zh_TW"/>
-        </w:rPr>
-        <w:t>然而，舊約聖經從未將「肉體」視為罪惡。肉體是神用地上的塵土所造（</w:t>
-      </w:r>
       <w:hyperlink r:id="rId25">
         <w:r>
           <w:rPr>
@@ -511,25 +512,14 @@
             <w:color w:val="0000EE"/>
             <w:u w:val="single"/>
           </w:rPr>
-          <w:t>創2:7</w:t>
+          <w:t>19:12</w:t>
         </w:r>
       </w:hyperlink>
       <w:r>
         <w:rPr>
           <w:lang w:val="zh_TW" w:bidi="zh_TW"/>
         </w:rPr>
-        <w:t>），既然出於神的創造，本質上就是美好的。</w:t>
-      </w:r>
-    </w:p>
-    <w:p>
-      <w:pPr>
-        <w:pStyle w:val="Heading3"/>
-      </w:pPr>
-      <w:r>
-        <w:rPr>
-          <w:lang w:val="zh_TW" w:bidi="zh_TW"/>
-        </w:rPr>
-        <w:t>在新約聖經中</w:t>
+        <w:t>）。</w:t>
       </w:r>
     </w:p>
     <w:p>
@@ -543,45 +533,7 @@
         <w:rPr>
           <w:lang w:val="zh_TW" w:bidi="zh_TW"/>
         </w:rPr>
-        <w:t>保羅賦予「肉體」（希臘文</w:t>
-      </w:r>
-      <w:r>
-        <w:rPr>
-          <w:i/>
-          <w:lang w:val="zh_TW" w:bidi="zh_TW"/>
-        </w:rPr>
-        <w:t>sarx</w:t>
-      </w:r>
-      <w:r>
-        <w:rPr>
-          <w:lang w:val="zh_TW" w:bidi="zh_TW"/>
-        </w:rPr>
-        <w:t>）多重且常具獨特性的含義。</w:t>
-      </w:r>
-    </w:p>
-    <w:p>
-      <w:pPr>
-        <w:pStyle w:val="Heading4"/>
-      </w:pPr>
-      <w:r>
-        <w:rPr>
-          <w:lang w:val="zh_TW" w:bidi="zh_TW"/>
-        </w:rPr>
-        <w:t>肉體作為身體的物質部分</w:t>
-      </w:r>
-    </w:p>
-    <w:p>
-      <w:pPr/>
-      <w:r>
-        <w:rPr>
-          <w:lang w:val="zh_TW" w:bidi="zh_TW"/>
-        </w:rPr>
-      </w:r>
-      <w:r>
-        <w:rPr>
-          <w:lang w:val="zh_TW" w:bidi="zh_TW"/>
-        </w:rPr>
-        <w:t>「肉體」經常用來指構成人體的組織。聖經中提到不同種類的肉體——「人」、「獸」、「鳥」、「魚」（</w:t>
+        <w:t>燃燒的荊棘象徵神的聖潔。摩西被吩咐脫鞋，因為他所站之地是聖地（</w:t>
       </w:r>
       <w:hyperlink r:id="rId26">
         <w:r>
@@ -592,14 +544,14 @@
             <w:color w:val="0000EE"/>
             <w:u w:val="single"/>
           </w:rPr>
-          <w:t>林前15:39</w:t>
+          <w:t>出3:5</w:t>
         </w:r>
       </w:hyperlink>
       <w:r>
         <w:rPr>
           <w:lang w:val="zh_TW" w:bidi="zh_TW"/>
         </w:rPr>
-        <w:t>）。人在肉體中會經歷痛苦與患難（</w:t>
+        <w:t>）。埃及的神常被認為居於幽暗之中，但以色列的神卻居於人不能接近的光中（</w:t>
       </w:r>
       <w:hyperlink r:id="rId27">
         <w:r>
@@ -610,79 +562,14 @@
             <w:color w:val="0000EE"/>
             <w:u w:val="single"/>
           </w:rPr>
-          <w:t>林後12:7</w:t>
+          <w:t>提前6:16</w:t>
         </w:r>
       </w:hyperlink>
       <w:r>
         <w:rPr>
           <w:lang w:val="zh_TW" w:bidi="zh_TW"/>
         </w:rPr>
-        <w:t>），割禮也是在肉身上行的（</w:t>
-      </w:r>
-      <w:hyperlink r:id="rId28">
-        <w:r>
-          <w:rPr>
-            <w:lang w:val="zh_TW" w:bidi="zh_TW"/>
-          </w:rPr>
-          <w:rPr>
-            <w:color w:val="0000EE"/>
-            <w:u w:val="single"/>
-          </w:rPr>
-          <w:t>羅2:28</w:t>
-        </w:r>
-      </w:hyperlink>
-      <w:r>
-        <w:rPr>
-          <w:lang w:val="zh_TW" w:bidi="zh_TW"/>
-        </w:rPr>
-        <w:t>）。這些經文中的「肉體」並非指罪性，而是指會朽壞、不能承受神國的有限之體（</w:t>
-      </w:r>
-      <w:hyperlink r:id="rId29">
-        <w:r>
-          <w:rPr>
-            <w:lang w:val="zh_TW" w:bidi="zh_TW"/>
-          </w:rPr>
-          <w:rPr>
-            <w:color w:val="0000EE"/>
-            <w:u w:val="single"/>
-          </w:rPr>
-          <w:t>林前15:50</w:t>
-        </w:r>
-      </w:hyperlink>
-      <w:r>
-        <w:rPr>
-          <w:lang w:val="zh_TW" w:bidi="zh_TW"/>
-        </w:rPr>
-        <w:t>）。耶穌的身體也是真實的肉身（</w:t>
-      </w:r>
-      <w:hyperlink r:id="rId30">
-        <w:r>
-          <w:rPr>
-            <w:lang w:val="zh_TW" w:bidi="zh_TW"/>
-          </w:rPr>
-          <w:rPr>
-            <w:color w:val="0000EE"/>
-            <w:u w:val="single"/>
-          </w:rPr>
-          <w:t>西1:22</w:t>
-        </w:r>
-      </w:hyperlink>
-      <w:r>
-        <w:rPr>
-          <w:lang w:val="zh_TW" w:bidi="zh_TW"/>
-        </w:rPr>
-        <w:t>）。</w:t>
-      </w:r>
-    </w:p>
-    <w:p>
-      <w:pPr>
-        <w:pStyle w:val="Heading4"/>
-      </w:pPr>
-      <w:r>
-        <w:rPr>
-          <w:lang w:val="zh_TW" w:bidi="zh_TW"/>
-        </w:rPr>
-        <w:t>肉體作為整個身體</w:t>
+        <w:t>）。燃燒的荊棘象徵著神的旨意不是要毀滅祂的子民，而是要拯救他們，帶領他們脫離埃及的奴役，進入應許之地。</w:t>
       </w:r>
     </w:p>
     <w:p>
@@ -694,1275 +581,6 @@
       </w:r>
       <w:r>
         <w:rPr>
-          <w:lang w:val="zh_TW" w:bidi="zh_TW"/>
-        </w:rPr>
-        <w:t>由於語義的自然延伸，「肉體」有時會以部分代表全體，不僅指身體的肉質部分，也可代表整個身體。因此，保羅可以說「我身子雖不在你們那裡」（</w:t>
-      </w:r>
-      <w:hyperlink r:id="rId31">
-        <w:r>
-          <w:rPr>
-            <w:lang w:val="zh_TW" w:bidi="zh_TW"/>
-          </w:rPr>
-          <w:rPr>
-            <w:color w:val="0000EE"/>
-            <w:u w:val="single"/>
-          </w:rPr>
-          <w:t>林前5:3</w:t>
-        </w:r>
-      </w:hyperlink>
-      <w:r>
-        <w:rPr>
-          <w:lang w:val="zh_TW" w:bidi="zh_TW"/>
-        </w:rPr>
-        <w:t>），或說「我身子雖與你們相離」（</w:t>
-      </w:r>
-      <w:hyperlink r:id="rId32">
-        <w:r>
-          <w:rPr>
-            <w:lang w:val="zh_TW" w:bidi="zh_TW"/>
-          </w:rPr>
-          <w:rPr>
-            <w:color w:val="0000EE"/>
-            <w:u w:val="single"/>
-          </w:rPr>
-          <w:t>西2:5</w:t>
-        </w:r>
-      </w:hyperlink>
-      <w:r>
-        <w:rPr>
-          <w:lang w:val="zh_TW" w:bidi="zh_TW"/>
-        </w:rPr>
-        <w:t>）。保羅也說，耶穌的生命可以在我們的身體上或在我們必死的肉身上顯明出來（</w:t>
-      </w:r>
-      <w:hyperlink r:id="rId33">
-        <w:r>
-          <w:rPr>
-            <w:lang w:val="zh_TW" w:bidi="zh_TW"/>
-          </w:rPr>
-          <w:rPr>
-            <w:color w:val="0000EE"/>
-            <w:u w:val="single"/>
-          </w:rPr>
-          <w:t>林後4:10–11</w:t>
-        </w:r>
-      </w:hyperlink>
-      <w:r>
-        <w:rPr>
-          <w:lang w:val="zh_TW" w:bidi="zh_TW"/>
-        </w:rPr>
-        <w:t>）。又如：「與娼妓聯合的，便是與她成為一體嗎？因為主說：『二人要成為一體』」（</w:t>
-      </w:r>
-      <w:hyperlink r:id="rId34">
-        <w:r>
-          <w:rPr>
-            <w:lang w:val="zh_TW" w:bidi="zh_TW"/>
-          </w:rPr>
-          <w:rPr>
-            <w:color w:val="0000EE"/>
-            <w:u w:val="single"/>
-          </w:rPr>
-          <w:t>林前6:16</w:t>
-        </w:r>
-      </w:hyperlink>
-      <w:r>
-        <w:rPr>
-          <w:lang w:val="zh_TW" w:bidi="zh_TW"/>
-        </w:rPr>
-        <w:t>）。</w:t>
-      </w:r>
-    </w:p>
-    <w:p>
-      <w:pPr>
-        <w:pStyle w:val="Heading4"/>
-      </w:pPr>
-      <w:r>
-        <w:rPr>
-          <w:lang w:val="zh_TW" w:bidi="zh_TW"/>
-        </w:rPr>
-        <w:t>肉體作為與人的出身有關的概念</w:t>
-      </w:r>
-    </w:p>
-    <w:p>
-      <w:pPr/>
-      <w:r>
-        <w:rPr>
-          <w:lang w:val="zh_TW" w:bidi="zh_TW"/>
-        </w:rPr>
-      </w:r>
-      <w:r>
-        <w:rPr>
-          <w:lang w:val="zh_TW" w:bidi="zh_TW"/>
-        </w:rPr>
-        <w:t>承襲舊約聖經的用法，保羅使用「肉體」一詞，不僅指身體的組成或身體本身，更具體地指由肉體構成的人。在這種用法中，「肉體」一詞可指人的血緣關係、肉身出身，以及使人彼此相連的天然聯繫。保羅提到他「骨肉之親」的同胞，就是猶太人。（</w:t>
-      </w:r>
-      <w:hyperlink r:id="rId35">
-        <w:r>
-          <w:rPr>
-            <w:lang w:val="zh_TW" w:bidi="zh_TW"/>
-          </w:rPr>
-          <w:rPr>
-            <w:color w:val="0000EE"/>
-            <w:u w:val="single"/>
-          </w:rPr>
-          <w:t>羅9:3</w:t>
-        </w:r>
-      </w:hyperlink>
-      <w:r>
-        <w:rPr>
-          <w:lang w:val="zh_TW" w:bidi="zh_TW"/>
-        </w:rPr>
-        <w:t>），甚至以「我骨肉」（</w:t>
-      </w:r>
-      <w:hyperlink r:id="rId36">
-        <w:r>
-          <w:rPr>
-            <w:lang w:val="zh_TW" w:bidi="zh_TW"/>
-          </w:rPr>
-          <w:rPr>
-            <w:color w:val="0000EE"/>
-            <w:u w:val="single"/>
-          </w:rPr>
-          <w:t>11:14</w:t>
-        </w:r>
-      </w:hyperlink>
-      <w:r>
-        <w:rPr>
-          <w:lang w:val="zh_TW" w:bidi="zh_TW"/>
-        </w:rPr>
-        <w:t>）作為這些同胞的同義詞。「肉身所生的兒女」（</w:t>
-      </w:r>
-      <w:hyperlink r:id="rId37">
-        <w:r>
-          <w:rPr>
-            <w:lang w:val="zh_TW" w:bidi="zh_TW"/>
-          </w:rPr>
-          <w:rPr>
-            <w:color w:val="0000EE"/>
-            <w:u w:val="single"/>
-          </w:rPr>
-          <w:t>9:8</w:t>
-        </w:r>
-      </w:hyperlink>
-      <w:r>
-        <w:rPr>
-          <w:lang w:val="zh_TW" w:bidi="zh_TW"/>
-        </w:rPr>
-        <w:t>）是指按自然生育而生的人，與那些因神介入而得生的人形成對比。基督按肉體說，是從大衛後裔生的（</w:t>
-      </w:r>
-      <w:hyperlink r:id="rId38">
-        <w:r>
-          <w:rPr>
-            <w:lang w:val="zh_TW" w:bidi="zh_TW"/>
-          </w:rPr>
-          <w:rPr>
-            <w:color w:val="0000EE"/>
-            <w:u w:val="single"/>
-          </w:rPr>
-          <w:t>1:3</w:t>
-        </w:r>
-      </w:hyperlink>
-      <w:r>
-        <w:rPr>
-          <w:lang w:val="zh_TW" w:bidi="zh_TW"/>
-        </w:rPr>
-        <w:t>）。「按肉體」這個片語不僅指祂身體生命的來源，更指祂整個人性的存在，包括祂的身體與祂作為人的靈。</w:t>
-      </w:r>
-    </w:p>
-    <w:p>
-      <w:pPr>
-        <w:pStyle w:val="Heading4"/>
-      </w:pPr>
-      <w:r>
-        <w:rPr>
-          <w:lang w:val="zh_TW" w:bidi="zh_TW"/>
-        </w:rPr>
-        <w:t>肉體作為人的存在</w:t>
-      </w:r>
-    </w:p>
-    <w:p>
-      <w:pPr/>
-      <w:r>
-        <w:rPr>
-          <w:lang w:val="zh_TW" w:bidi="zh_TW"/>
-        </w:rPr>
-      </w:r>
-      <w:r>
-        <w:rPr>
-          <w:lang w:val="zh_TW" w:bidi="zh_TW"/>
-        </w:rPr>
-        <w:t>「肉體」的另一種用法就是單純指人的存在。只要人還活在身體中，就可說是「在肉身之中」。因此，保羅可以說他「在肉身」所活的生命是憑著信神的兒子而活（</w:t>
-      </w:r>
-      <w:hyperlink r:id="rId39">
-        <w:r>
-          <w:rPr>
-            <w:lang w:val="zh_TW" w:bidi="zh_TW"/>
-          </w:rPr>
-          <w:rPr>
-            <w:color w:val="0000EE"/>
-            <w:u w:val="single"/>
-          </w:rPr>
-          <w:t>加2:20</w:t>
-        </w:r>
-      </w:hyperlink>
-      <w:r>
-        <w:rPr>
-          <w:lang w:val="zh_TW" w:bidi="zh_TW"/>
-        </w:rPr>
-        <w:t>）。保羅在提到耶穌地上的事工時說，祂「以自己的身體」廢掉猶太人和外邦人之間的冤仇（</w:t>
-      </w:r>
-      <w:hyperlink r:id="rId40">
-        <w:r>
-          <w:rPr>
-            <w:lang w:val="zh_TW" w:bidi="zh_TW"/>
-          </w:rPr>
-          <w:rPr>
-            <w:color w:val="0000EE"/>
-            <w:u w:val="single"/>
-          </w:rPr>
-          <w:t>弗2:15</w:t>
-        </w:r>
-      </w:hyperlink>
-      <w:r>
-        <w:rPr>
-          <w:lang w:val="zh_TW" w:bidi="zh_TW"/>
-        </w:rPr>
-        <w:t>）。彼得也用同樣的意思說，耶穌「按著肉體」被治死（</w:t>
-      </w:r>
-      <w:hyperlink r:id="rId41">
-        <w:r>
-          <w:rPr>
-            <w:lang w:val="zh_TW" w:bidi="zh_TW"/>
-          </w:rPr>
-          <w:rPr>
-            <w:color w:val="0000EE"/>
-            <w:u w:val="single"/>
-          </w:rPr>
-          <w:t>彼前3:18</w:t>
-        </w:r>
-      </w:hyperlink>
-      <w:r>
-        <w:rPr>
-          <w:lang w:val="zh_TW" w:bidi="zh_TW"/>
-        </w:rPr>
-        <w:t>）。約翰也這樣說：「耶穌基督是成了肉身來的」（</w:t>
-      </w:r>
-      <w:hyperlink r:id="rId42">
-        <w:r>
-          <w:rPr>
-            <w:lang w:val="zh_TW" w:bidi="zh_TW"/>
-          </w:rPr>
-          <w:rPr>
-            <w:color w:val="0000EE"/>
-            <w:u w:val="single"/>
-          </w:rPr>
-          <w:t>約一4:2</w:t>
-        </w:r>
-      </w:hyperlink>
-      <w:r>
-        <w:rPr>
-          <w:lang w:val="zh_TW" w:bidi="zh_TW"/>
-        </w:rPr>
-        <w:t>）。這種用法最明顯地體現在約翰福音的宣告：「道成了肉身，住在我們中間」（</w:t>
-      </w:r>
-      <w:hyperlink r:id="rId43">
-        <w:r>
-          <w:rPr>
-            <w:lang w:val="zh_TW" w:bidi="zh_TW"/>
-          </w:rPr>
-          <w:rPr>
-            <w:color w:val="0000EE"/>
-            <w:u w:val="single"/>
-          </w:rPr>
-          <w:t>約1:14</w:t>
-        </w:r>
-      </w:hyperlink>
-      <w:r>
-        <w:rPr>
-          <w:lang w:val="zh_TW" w:bidi="zh_TW"/>
-        </w:rPr>
-        <w:t>）。</w:t>
-      </w:r>
-    </w:p>
-    <w:p>
-      <w:pPr>
-        <w:pStyle w:val="Heading4"/>
-      </w:pPr>
-      <w:r>
-        <w:rPr>
-          <w:lang w:val="zh_TW" w:bidi="zh_TW"/>
-        </w:rPr>
-        <w:t>肉體作為外在呈現上的人類存在</w:t>
-      </w:r>
-    </w:p>
-    <w:p>
-      <w:pPr/>
-      <w:r>
-        <w:rPr>
-          <w:lang w:val="zh_TW" w:bidi="zh_TW"/>
-        </w:rPr>
-      </w:r>
-      <w:r>
-        <w:rPr>
-          <w:lang w:val="zh_TW" w:bidi="zh_TW"/>
-        </w:rPr>
-        <w:t>「肉體」的含義也超越了人的肉身生命，並包括對人類存在至關重要的其它層面。因此，「靠著肉體」（</w:t>
-      </w:r>
-      <w:hyperlink r:id="rId44">
-        <w:r>
-          <w:rPr>
-            <w:lang w:val="zh_TW" w:bidi="zh_TW"/>
-          </w:rPr>
-          <w:rPr>
-            <w:color w:val="0000EE"/>
-            <w:u w:val="single"/>
-          </w:rPr>
-          <w:t>腓3:3</w:t>
-        </w:r>
-      </w:hyperlink>
-      <w:r>
-        <w:rPr>
-          <w:lang w:val="zh_TW" w:bidi="zh_TW"/>
-        </w:rPr>
-        <w:t>）並不是指倚靠身體，而是指倚靠整個屬於人外在存在領域的各種因素。這包括保羅的猶太血統、他嚴謹的宗教訓練、他的熱心，以及他在猶太宗教界中的地位。「憑著肉體自誇」（</w:t>
-      </w:r>
-      <w:hyperlink r:id="rId45">
-        <w:r>
-          <w:rPr>
-            <w:lang w:val="zh_TW" w:bidi="zh_TW"/>
-          </w:rPr>
-          <w:rPr>
-            <w:color w:val="0000EE"/>
-            <w:u w:val="single"/>
-          </w:rPr>
-          <w:t>林後11:18</w:t>
-        </w:r>
-      </w:hyperlink>
-      <w:r>
-        <w:rPr>
-          <w:lang w:val="zh_TW" w:bidi="zh_TW"/>
-        </w:rPr>
-        <w:t>，譯註：和合本譯為：憑著血氣自誇）這個片語在某些譯本中譯為「憑著他們的人類成就自誇」。在「肉體」中有外貌的體面幾乎等同於在世上有顯赫的地位（</w:t>
-      </w:r>
-      <w:hyperlink r:id="rId46">
-        <w:r>
-          <w:rPr>
-            <w:lang w:val="zh_TW" w:bidi="zh_TW"/>
-          </w:rPr>
-          <w:rPr>
-            <w:color w:val="0000EE"/>
-            <w:u w:val="single"/>
-          </w:rPr>
-          <w:t>加6:11–14</w:t>
-        </w:r>
-      </w:hyperlink>
-      <w:r>
-        <w:rPr>
-          <w:lang w:val="zh_TW" w:bidi="zh_TW"/>
-        </w:rPr>
-        <w:t>）。那些主張行割禮的猶太派基督徒堅持此舉，是為了在人看來能有宗教上的成就感，從而找到誇口的理由。但這些外在的區別與誇口的根據對保羅已不再有吸引力，因為在他眼中，世界已如同釘在十字架上，而他自己對世界也同樣如此。</w:t>
-      </w:r>
-    </w:p>
-    <w:p>
-      <w:pPr/>
-      <w:r>
-        <w:rPr>
-          <w:lang w:val="zh_TW" w:bidi="zh_TW"/>
-        </w:rPr>
-      </w:r>
-      <w:r>
-        <w:rPr>
-          <w:lang w:val="zh_TW" w:bidi="zh_TW"/>
-        </w:rPr>
-        <w:t>「肉體」一詞也可用來指外在人際關係，例如形容僕人與主人之間的社會關係（</w:t>
-      </w:r>
-      <w:hyperlink r:id="rId47">
-        <w:r>
-          <w:rPr>
-            <w:lang w:val="zh_TW" w:bidi="zh_TW"/>
-          </w:rPr>
-          <w:rPr>
-            <w:color w:val="0000EE"/>
-            <w:u w:val="single"/>
-          </w:rPr>
-          <w:t>弗6:5</w:t>
-        </w:r>
-      </w:hyperlink>
-      <w:r>
-        <w:rPr>
-          <w:lang w:val="zh_TW" w:bidi="zh_TW"/>
-        </w:rPr>
-        <w:t>；</w:t>
-      </w:r>
-      <w:hyperlink r:id="rId48">
-        <w:r>
-          <w:rPr>
-            <w:lang w:val="zh_TW" w:bidi="zh_TW"/>
-          </w:rPr>
-          <w:rPr>
-            <w:color w:val="0000EE"/>
-            <w:u w:val="single"/>
-          </w:rPr>
-          <w:t>西3:22</w:t>
-        </w:r>
-      </w:hyperlink>
-      <w:r>
-        <w:rPr>
-          <w:lang w:val="zh_TW" w:bidi="zh_TW"/>
-        </w:rPr>
-        <w:t>；</w:t>
-      </w:r>
-      <w:hyperlink r:id="rId49">
-        <w:r>
-          <w:rPr>
-            <w:lang w:val="zh_TW" w:bidi="zh_TW"/>
-          </w:rPr>
-          <w:rPr>
-            <w:color w:val="0000EE"/>
-            <w:u w:val="single"/>
-          </w:rPr>
-          <w:t>門1:16</w:t>
-        </w:r>
-      </w:hyperlink>
-      <w:r>
-        <w:rPr>
-          <w:lang w:val="zh_TW" w:bidi="zh_TW"/>
-        </w:rPr>
-        <w:t>）。「在肉體中」也可用來描述婚姻關係的領域，這其中涉及一些困難的問題（</w:t>
-      </w:r>
-      <w:hyperlink r:id="rId50">
-        <w:r>
-          <w:rPr>
-            <w:lang w:val="zh_TW" w:bidi="zh_TW"/>
-          </w:rPr>
-          <w:rPr>
-            <w:color w:val="0000EE"/>
-            <w:u w:val="single"/>
-          </w:rPr>
-          <w:t>林前7:28</w:t>
-        </w:r>
-      </w:hyperlink>
-      <w:r>
-        <w:rPr>
-          <w:lang w:val="zh_TW" w:bidi="zh_TW"/>
-        </w:rPr>
-        <w:t>）。</w:t>
-      </w:r>
-    </w:p>
-    <w:p>
-      <w:pPr/>
-      <w:r>
-        <w:rPr>
-          <w:lang w:val="zh_TW" w:bidi="zh_TW"/>
-        </w:rPr>
-      </w:r>
-      <w:r>
-        <w:rPr>
-          <w:lang w:val="zh_TW" w:bidi="zh_TW"/>
-        </w:rPr>
-        <w:t>這種用法有助於理解一處原本難解的經文：「所以，我們從今以後，不憑著外貌認人了。雖然憑著外貌認過基督，如今卻不再這樣認他了」（</w:t>
-      </w:r>
-      <w:hyperlink r:id="rId51">
-        <w:r>
-          <w:rPr>
-            <w:lang w:val="zh_TW" w:bidi="zh_TW"/>
-          </w:rPr>
-          <w:rPr>
-            <w:color w:val="0000EE"/>
-            <w:u w:val="single"/>
-          </w:rPr>
-          <w:t>林後5:16</w:t>
-        </w:r>
-      </w:hyperlink>
-      <w:r>
-        <w:rPr>
-          <w:lang w:val="zh_TW" w:bidi="zh_TW"/>
-        </w:rPr>
-        <w:t>）。有英文譯本將其中的片語譯為「按人的觀點（from a human point of view）」，這樣的翻譯是正確的。這節經文的意思並不是說保羅曾在耶路撒冷聽過或見過耶穌，並因此「憑著肉體」（譯註：和合本譯為「憑著外貌」）認識祂。「憑著肉體」修飾的是「認」這個動詞，而不是「基督」這個名詞。保羅在歸信以前，「憑著肉體」認識人，也就是按世俗、人性的標準來判斷人。按「肉體」認識基督，就是以純粹人類的眼光看待祂。作為一個猶太人，保羅當時認為耶穌只是一個自以為是的彌賽亞假冒者。根據猶太人的觀念，彌賽亞應當作為大衛的王在地上掌權，拯救以色列民，並懲罰被厭惡的外邦人。然而，保羅放棄了這種錯誤的人性看法，轉而真正認識基督——那位成為肉身的神的兒子，是一切信祂之人的救主。成為基督徒之後，保羅不再憑著肉體來判斷別人。</w:t>
-      </w:r>
-    </w:p>
-    <w:p>
-      <w:pPr>
-        <w:pStyle w:val="Heading4"/>
-      </w:pPr>
-      <w:r>
-        <w:rPr>
-          <w:lang w:val="zh_TW" w:bidi="zh_TW"/>
-        </w:rPr>
-        <w:t>肉體作為墮落的人性</w:t>
-      </w:r>
-    </w:p>
-    <w:p>
-      <w:pPr/>
-      <w:r>
-        <w:rPr>
-          <w:lang w:val="zh_TW" w:bidi="zh_TW"/>
-        </w:rPr>
-      </w:r>
-      <w:r>
-        <w:rPr>
-          <w:lang w:val="zh_TW" w:bidi="zh_TW"/>
-        </w:rPr>
-        <w:t>當保羅說「血肉之體不能承受神的國」（</w:t>
-      </w:r>
-      <w:hyperlink r:id="rId29">
-        <w:r>
-          <w:rPr>
-            <w:lang w:val="zh_TW" w:bidi="zh_TW"/>
-          </w:rPr>
-          <w:rPr>
-            <w:color w:val="0000EE"/>
-            <w:u w:val="single"/>
-          </w:rPr>
-          <w:t>林前15:50</w:t>
-        </w:r>
-      </w:hyperlink>
-      <w:r>
-        <w:rPr>
-          <w:lang w:val="zh_TW" w:bidi="zh_TW"/>
-        </w:rPr>
-        <w:t>）時，他的意思並不是說人無法承受神的國，而是說墮落的人性無法承受；正如後一句所說：「必朽壞的不能承受不朽壞的。」軟弱、墮落、會朽壞的身體不能承受神的國，必須經歷改變，「這必朽壞的總要變成不朽壞的，這必死的總要變成不死的」（</w:t>
-      </w:r>
-      <w:hyperlink r:id="rId52">
-        <w:r>
-          <w:rPr>
-            <w:lang w:val="zh_TW" w:bidi="zh_TW"/>
-          </w:rPr>
-          <w:rPr>
-            <w:color w:val="0000EE"/>
-            <w:u w:val="single"/>
-          </w:rPr>
-          <w:t>林前15:53</w:t>
-        </w:r>
-      </w:hyperlink>
-      <w:r>
-        <w:rPr>
-          <w:lang w:val="zh_TW" w:bidi="zh_TW"/>
-        </w:rPr>
-        <w:t>）。這並不是靈魂或心靈的得救，而是將一種身體轉換成另一種，能夠承受神最終榮耀國度的身體。</w:t>
-      </w:r>
-    </w:p>
-    <w:p>
-      <w:pPr/>
-      <w:r>
-        <w:rPr>
-          <w:lang w:val="zh_TW" w:bidi="zh_TW"/>
-        </w:rPr>
-      </w:r>
-      <w:r>
-        <w:rPr>
-          <w:lang w:val="zh_TW" w:bidi="zh_TW"/>
-        </w:rPr>
-        <w:t>當彼得承認耶穌的彌賽亞身分時，耶穌回答說：「這不是屬血肉的指示你的，乃是我在天上的父指示的」（</w:t>
-      </w:r>
-      <w:hyperlink r:id="rId53">
-        <w:r>
-          <w:rPr>
-            <w:lang w:val="zh_TW" w:bidi="zh_TW"/>
-          </w:rPr>
-          <w:rPr>
-            <w:color w:val="0000EE"/>
-            <w:u w:val="single"/>
-          </w:rPr>
-          <w:t>太16:17</w:t>
-        </w:r>
-      </w:hyperlink>
-      <w:r>
-        <w:rPr>
-          <w:lang w:val="zh_TW" w:bidi="zh_TW"/>
-        </w:rPr>
-        <w:t>）。這節經文的意思很清楚：對耶穌彌賽亞身分的認識並非人理性的推論，而是唯有藉著神的啟示才能得著的真知識。</w:t>
-      </w:r>
-    </w:p>
-    <w:p>
-      <w:pPr>
-        <w:pStyle w:val="Heading4"/>
-      </w:pPr>
-      <w:r>
-        <w:rPr>
-          <w:lang w:val="zh_TW" w:bidi="zh_TW"/>
-        </w:rPr>
-        <w:t>肉體作為罪惡的人性</w:t>
-      </w:r>
-    </w:p>
-    <w:p>
-      <w:pPr/>
-      <w:r>
-        <w:rPr>
-          <w:lang w:val="zh_TW" w:bidi="zh_TW"/>
-        </w:rPr>
-      </w:r>
-      <w:r>
-        <w:rPr>
-          <w:lang w:val="zh_TW" w:bidi="zh_TW"/>
-        </w:rPr>
-        <w:t>還有一組帶有明顯保羅風格的倫理用法。其中最重要的特點是：人在神面前不僅被看為墮落與軟弱的，同時也是墮落並帶有罪性的。肉體在這裡與被神的靈更新的人的靈相對，若沒有聖靈的幫助，人就不能討神喜悅。最生動的例子出現在</w:t>
-      </w:r>
-      <w:hyperlink r:id="rId54">
-        <w:r>
-          <w:rPr>
-            <w:lang w:val="zh_TW" w:bidi="zh_TW"/>
-          </w:rPr>
-          <w:rPr>
-            <w:color w:val="0000EE"/>
-            <w:u w:val="single"/>
-          </w:rPr>
-          <w:t>羅馬書八章</w:t>
-        </w:r>
-      </w:hyperlink>
-      <w:r>
-        <w:rPr>
-          <w:lang w:val="zh_TW" w:bidi="zh_TW"/>
-        </w:rPr>
-        <w:t>的第一部分，保羅在那裡明確對比「在肉體裡」的人和「在聖靈裡」的人。「在聖靈裡」並不是指進入一種入神（ecstasy）的狀態，而是指一個人生活在由神的靈所掌管的屬靈範圍中。「在肉體裡」的人，也就是未重生的人，不能討神喜悅。這裡有兩個彼此對立、互不相容的領域：「在肉體裡」與「在聖靈裡」。而「在聖靈裡」意味著有神的聖靈內住，也就是成為一個重生的人。</w:t>
-      </w:r>
-    </w:p>
-    <w:p>
-      <w:pPr/>
-      <w:r>
-        <w:rPr>
-          <w:lang w:val="zh_TW" w:bidi="zh_TW"/>
-        </w:rPr>
-      </w:r>
-      <w:r>
-        <w:rPr>
-          <w:lang w:val="zh_TW" w:bidi="zh_TW"/>
-        </w:rPr>
-        <w:t>在</w:t>
-      </w:r>
-      <w:hyperlink r:id="rId55">
-        <w:r>
-          <w:rPr>
-            <w:lang w:val="zh_TW" w:bidi="zh_TW"/>
-          </w:rPr>
-          <w:rPr>
-            <w:color w:val="0000EE"/>
-            <w:u w:val="single"/>
-          </w:rPr>
-          <w:t>羅馬書七至八章</w:t>
-        </w:r>
-      </w:hyperlink>
-      <w:r>
-        <w:rPr>
-          <w:lang w:val="zh_TW" w:bidi="zh_TW"/>
-        </w:rPr>
-        <w:t>中，保羅清楚指出，未重生的人無法按著神的要求去愛祂、事奉祂，因此不能討祂喜悅。律法也無法使人真正成為義人，因為肉體是軟弱的（</w:t>
-      </w:r>
-      <w:hyperlink r:id="rId56">
-        <w:r>
-          <w:rPr>
-            <w:lang w:val="zh_TW" w:bidi="zh_TW"/>
-          </w:rPr>
-          <w:rPr>
-            <w:color w:val="0000EE"/>
-            <w:u w:val="single"/>
-          </w:rPr>
-          <w:t>8:2</w:t>
-        </w:r>
-      </w:hyperlink>
-      <w:r>
-        <w:rPr>
-          <w:lang w:val="zh_TW" w:bidi="zh_TW"/>
-        </w:rPr>
-        <w:t>）。體貼肉體的就是死，體貼聖靈的乃是生命（</w:t>
-      </w:r>
-      <w:hyperlink r:id="rId57">
-        <w:r>
-          <w:rPr>
-            <w:lang w:val="zh_TW" w:bidi="zh_TW"/>
-          </w:rPr>
-          <w:rPr>
-            <w:color w:val="0000EE"/>
-            <w:u w:val="single"/>
-          </w:rPr>
-          <w:t>8:6</w:t>
-        </w:r>
-      </w:hyperlink>
-      <w:r>
-        <w:rPr>
-          <w:lang w:val="zh_TW" w:bidi="zh_TW"/>
-        </w:rPr>
-        <w:t>）。保羅在別處說：「我也知道，在我裡頭，就是我肉體之中，沒有良善」（</w:t>
-      </w:r>
-      <w:hyperlink r:id="rId58">
-        <w:r>
-          <w:rPr>
-            <w:lang w:val="zh_TW" w:bidi="zh_TW"/>
-          </w:rPr>
-          <w:rPr>
-            <w:color w:val="0000EE"/>
-            <w:u w:val="single"/>
-          </w:rPr>
-          <w:t>7:18</w:t>
-        </w:r>
-      </w:hyperlink>
-      <w:r>
-        <w:rPr>
-          <w:lang w:val="zh_TW" w:bidi="zh_TW"/>
-        </w:rPr>
-        <w:t>）。這裡的「肉體」並不是指人的身體，因為人的身體是聖靈的殿（</w:t>
-      </w:r>
-      <w:hyperlink r:id="rId59">
-        <w:r>
-          <w:rPr>
-            <w:lang w:val="zh_TW" w:bidi="zh_TW"/>
-          </w:rPr>
-          <w:rPr>
-            <w:color w:val="0000EE"/>
-            <w:u w:val="single"/>
-          </w:rPr>
-          <w:t>林前6:19</w:t>
-        </w:r>
-      </w:hyperlink>
-      <w:r>
-        <w:rPr>
-          <w:lang w:val="zh_TW" w:bidi="zh_TW"/>
-        </w:rPr>
-        <w:t>），是基督的肢體（</w:t>
-      </w:r>
-      <w:hyperlink r:id="rId60">
-        <w:r>
-          <w:rPr>
-            <w:lang w:val="zh_TW" w:bidi="zh_TW"/>
-          </w:rPr>
-          <w:rPr>
-            <w:color w:val="0000EE"/>
-            <w:u w:val="single"/>
-          </w:rPr>
-          <w:t>6:15</w:t>
-        </w:r>
-      </w:hyperlink>
-      <w:r>
-        <w:rPr>
-          <w:lang w:val="zh_TW" w:bidi="zh_TW"/>
-        </w:rPr>
-        <w:t>），並且應當成為榮耀神的器皿（</w:t>
-      </w:r>
-      <w:hyperlink r:id="rId61">
-        <w:r>
-          <w:rPr>
-            <w:lang w:val="zh_TW" w:bidi="zh_TW"/>
-          </w:rPr>
-          <w:rPr>
-            <w:color w:val="0000EE"/>
-            <w:u w:val="single"/>
-          </w:rPr>
-          <w:t>6:20</w:t>
-        </w:r>
-      </w:hyperlink>
-      <w:r>
-        <w:rPr>
-          <w:lang w:val="zh_TW" w:bidi="zh_TW"/>
-        </w:rPr>
-        <w:t>）。因此，保羅所指的「肉體」，乃是指那未重生的本性，在其中並沒有神所要求的良善。</w:t>
-      </w:r>
-    </w:p>
-    <w:p>
-      <w:pPr/>
-      <w:r>
-        <w:rPr>
-          <w:lang w:val="zh_TW" w:bidi="zh_TW"/>
-        </w:rPr>
-      </w:r>
-      <w:r>
-        <w:rPr>
-          <w:lang w:val="zh_TW" w:bidi="zh_TW"/>
-        </w:rPr>
-        <w:t>雖然保羅鮮明地對比了「在肉體裡」（指未重生）與「在聖靈裡」（指已重生）的差異，但當一個人重生、進入「在聖靈裡」的狀態時，他就不再「在肉體裡」，然而肉體仍在他裡面。事實上，信徒內裡仍存在著肉體與聖靈之間的爭戰。保羅對那些「在聖靈裡」的人說：「因為情慾和聖靈相爭， 聖靈和情慾相爭，這兩個是彼此相敵，使你們不能做所願意做的」（</w:t>
-      </w:r>
-      <w:hyperlink r:id="rId62">
-        <w:r>
-          <w:rPr>
-            <w:lang w:val="zh_TW" w:bidi="zh_TW"/>
-          </w:rPr>
-          <w:rPr>
-            <w:color w:val="0000EE"/>
-            <w:u w:val="single"/>
-          </w:rPr>
-          <w:t>加5:17</w:t>
-        </w:r>
-      </w:hyperlink>
-      <w:r>
-        <w:rPr>
-          <w:lang w:val="zh_TW" w:bidi="zh_TW"/>
-        </w:rPr>
-        <w:t>）。由於基督徒的生活是這兩種對立原則之間的戰場，人就不可能成為自己所期望的那樣完全。</w:t>
-      </w:r>
-    </w:p>
-    <w:p>
-      <w:pPr/>
-      <w:r>
-        <w:rPr>
-          <w:lang w:val="zh_TW" w:bidi="zh_TW"/>
-        </w:rPr>
-      </w:r>
-      <w:r>
-        <w:rPr>
-          <w:lang w:val="zh_TW" w:bidi="zh_TW"/>
-        </w:rPr>
-        <w:t>同樣的情況也出現在</w:t>
-      </w:r>
-      <w:hyperlink r:id="rId63">
-        <w:r>
-          <w:rPr>
-            <w:lang w:val="zh_TW" w:bidi="zh_TW"/>
-          </w:rPr>
-          <w:rPr>
-            <w:color w:val="0000EE"/>
-            <w:u w:val="single"/>
-          </w:rPr>
-          <w:t>哥林多前書二章14節至三章3節</w:t>
-        </w:r>
-      </w:hyperlink>
-      <w:r>
-        <w:rPr>
-          <w:lang w:val="zh_TW" w:bidi="zh_TW"/>
-        </w:rPr>
-        <w:t>，保羅在那裡將人分為三類：「屬血氣的」（</w:t>
-      </w:r>
-      <w:hyperlink r:id="rId64">
-        <w:r>
-          <w:rPr>
-            <w:lang w:val="zh_TW" w:bidi="zh_TW"/>
-          </w:rPr>
-          <w:rPr>
-            <w:color w:val="0000EE"/>
-            <w:u w:val="single"/>
-          </w:rPr>
-          <w:t>2:14</w:t>
-        </w:r>
-      </w:hyperlink>
-      <w:r>
-        <w:rPr>
-          <w:lang w:val="zh_TW" w:bidi="zh_TW"/>
-        </w:rPr>
-        <w:t>），「屬肉體」，即屬肉體的人（</w:t>
-      </w:r>
-      <w:hyperlink r:id="rId65">
-        <w:r>
-          <w:rPr>
-            <w:lang w:val="zh_TW" w:bidi="zh_TW"/>
-          </w:rPr>
-          <w:rPr>
-            <w:color w:val="0000EE"/>
-            <w:u w:val="single"/>
-          </w:rPr>
-          <w:t>3:1、3</w:t>
-        </w:r>
-      </w:hyperlink>
-      <w:r>
-        <w:rPr>
-          <w:lang w:val="zh_TW" w:bidi="zh_TW"/>
-        </w:rPr>
-        <w:t>），以及「屬靈的」（</w:t>
-      </w:r>
-      <w:hyperlink r:id="rId66">
-        <w:r>
-          <w:rPr>
-            <w:lang w:val="zh_TW" w:bidi="zh_TW"/>
-          </w:rPr>
-          <w:rPr>
-            <w:color w:val="0000EE"/>
-            <w:u w:val="single"/>
-          </w:rPr>
-          <w:t>3:1</w:t>
-        </w:r>
-      </w:hyperlink>
-      <w:r>
-        <w:rPr>
-          <w:lang w:val="zh_TW" w:bidi="zh_TW"/>
-        </w:rPr>
-        <w:t>）。「屬血氣的人」指尚未重生的人；那些「屬肉體」的人（</w:t>
-      </w:r>
-      <w:hyperlink r:id="rId67">
-        <w:r>
-          <w:rPr>
-            <w:lang w:val="zh_TW" w:bidi="zh_TW"/>
-          </w:rPr>
-          <w:rPr>
-            <w:color w:val="0000EE"/>
-            <w:u w:val="single"/>
-          </w:rPr>
-          <w:t>羅8:9</w:t>
-        </w:r>
-      </w:hyperlink>
-      <w:r>
-        <w:rPr>
-          <w:lang w:val="zh_TW" w:bidi="zh_TW"/>
-        </w:rPr>
-        <w:t>），一生都停留在人的層面上，因此無法明白屬神的事。「屬靈的」則是生命受神的靈掌管的人，他們的生活中顯明出聖靈的果子（</w:t>
-      </w:r>
-      <w:hyperlink r:id="rId68">
-        <w:r>
-          <w:rPr>
-            <w:lang w:val="zh_TW" w:bidi="zh_TW"/>
-          </w:rPr>
-          <w:rPr>
-            <w:color w:val="0000EE"/>
-            <w:u w:val="single"/>
-          </w:rPr>
-          <w:t>加5:22–23</w:t>
-        </w:r>
-      </w:hyperlink>
-      <w:r>
-        <w:rPr>
-          <w:lang w:val="zh_TW" w:bidi="zh_TW"/>
-        </w:rPr>
-        <w:t>）。在這兩類人之間，還有第三類——「屬肉體」，也就是在基督裡的嬰孩。他們既然「在基督裡」，就必然「在聖靈裡」，但他們的生活卻未能「順著聖靈而行」。由於他們是屬靈生命尚幼的信徒，雖然神的靈住在他們裡面，但聖靈並未能完全掌權，他們仍然「照著世人的樣子行」（</w:t>
-      </w:r>
-      <w:hyperlink r:id="rId69">
-        <w:r>
-          <w:rPr>
-            <w:lang w:val="zh_TW" w:bidi="zh_TW"/>
-          </w:rPr>
-          <w:rPr>
-            <w:color w:val="0000EE"/>
-            <w:u w:val="single"/>
-          </w:rPr>
-          <w:t>林前3:3</w:t>
-        </w:r>
-      </w:hyperlink>
-      <w:r>
-        <w:rPr>
-          <w:lang w:val="zh_TW" w:bidi="zh_TW"/>
-        </w:rPr>
-        <w:t>），在嫉妒與紛爭中顯出屬肉體的行為。</w:t>
-      </w:r>
-    </w:p>
-    <w:p>
-      <w:pPr>
-        <w:pStyle w:val="Heading4"/>
-      </w:pPr>
-      <w:r>
-        <w:rPr>
-          <w:lang w:val="zh_TW" w:bidi="zh_TW"/>
-        </w:rPr>
-        <w:t>肉體的行為</w:t>
-      </w:r>
-    </w:p>
-    <w:p>
-      <w:pPr/>
-      <w:r>
-        <w:rPr>
-          <w:lang w:val="zh_TW" w:bidi="zh_TW"/>
-        </w:rPr>
-      </w:r>
-      <w:r>
-        <w:rPr>
-          <w:lang w:val="zh_TW" w:bidi="zh_TW"/>
-        </w:rPr>
-        <w:t>在</w:t>
-      </w:r>
-      <w:hyperlink r:id="rId70">
-        <w:r>
-          <w:rPr>
-            <w:lang w:val="zh_TW" w:bidi="zh_TW"/>
-          </w:rPr>
-          <w:rPr>
-            <w:color w:val="0000EE"/>
-            <w:u w:val="single"/>
-          </w:rPr>
-          <w:t>加拉太書五章19至23節</w:t>
-        </w:r>
-      </w:hyperlink>
-      <w:r>
-        <w:rPr>
-          <w:lang w:val="zh_TW" w:bidi="zh_TW"/>
-        </w:rPr>
-        <w:t>中，保羅對比屬肉體的生活與屬聖靈的生活：「情慾的事都是顯而易見的，就如姦淫、污穢、邪蕩、拜偶像、邪術、仇恨、爭競、忌恨、惱怒、結黨、紛爭、異端、嫉妒、醉酒、荒宴等類」（</w:t>
-      </w:r>
-      <w:hyperlink r:id="rId71">
-        <w:r>
-          <w:rPr>
-            <w:lang w:val="zh_TW" w:bidi="zh_TW"/>
-          </w:rPr>
-          <w:rPr>
-            <w:color w:val="0000EE"/>
-            <w:u w:val="single"/>
-          </w:rPr>
-          <w:t>加5:19–21</w:t>
-        </w:r>
-      </w:hyperlink>
-      <w:r>
-        <w:rPr>
-          <w:lang w:val="zh_TW" w:bidi="zh_TW"/>
-        </w:rPr>
-        <w:t>）。這份清單中值得注意的是，其中有些罪與肉身及性慾有關，但也有屬宗教的罪（如拜偶像、行邪術）。此外，還有一些是屬「心靈」或性情上的罪，如仇恨、爭競、嫉妒、惱怒、紛爭。「結黨」與「異端」這兩個字詞在此並非指神學上的錯謬，而是指分裂、對立的心態。這清楚證明，對保羅而言，「肉體」並非單指身體，而是包括整個人——連同其內在的態度與性情。</w:t>
-      </w:r>
-    </w:p>
-    <w:p>
-      <w:pPr>
-        <w:pStyle w:val="Heading4"/>
-      </w:pPr>
-      <w:r>
-        <w:rPr>
-          <w:lang w:val="zh_TW" w:bidi="zh_TW"/>
-        </w:rPr>
-        <w:t>勝過肉體</w:t>
-      </w:r>
-    </w:p>
-    <w:p>
-      <w:pPr/>
-      <w:r>
-        <w:rPr>
-          <w:lang w:val="zh_TW" w:bidi="zh_TW"/>
-        </w:rPr>
-      </w:r>
-      <w:r>
-        <w:rPr>
-          <w:lang w:val="zh_TW" w:bidi="zh_TW"/>
-        </w:rPr>
-        <w:t>雖然信徒內在仍存在聖靈與肉體的爭戰，但保羅指出，聖靈有得勝之道。就身體而言，「肉體」是在成聖的範圍之內（</w:t>
-      </w:r>
-      <w:hyperlink r:id="rId72">
-        <w:r>
-          <w:rPr>
-            <w:lang w:val="zh_TW" w:bidi="zh_TW"/>
-          </w:rPr>
-          <w:rPr>
-            <w:color w:val="0000EE"/>
-            <w:u w:val="single"/>
-          </w:rPr>
-          <w:t>帖前5:23</w:t>
-        </w:r>
-      </w:hyperlink>
-      <w:r>
-        <w:rPr>
-          <w:lang w:val="zh_TW" w:bidi="zh_TW"/>
-        </w:rPr>
-        <w:t>），但就未重生的人性而言，這樣的肉體只能被治死。</w:t>
-      </w:r>
-    </w:p>
-    <w:p>
-      <w:pPr/>
-      <w:r>
-        <w:rPr>
-          <w:lang w:val="zh_TW" w:bidi="zh_TW"/>
-        </w:rPr>
-      </w:r>
-      <w:r>
-        <w:rPr>
-          <w:lang w:val="zh_TW" w:bidi="zh_TW"/>
-        </w:rPr>
-        <w:t>這就是所謂客觀與主觀之間的張力。因為在基督裡已經發生了一些事（客觀的事實），因此必然會產生一些屬靈的結果（主觀的經歷）。依據保羅的觀點，「肉體」已經在基督的死中被治死。凡屬基督的人，已經把肉體連同邪情私慾同釘在十字架上（</w:t>
-      </w:r>
-      <w:hyperlink r:id="rId73">
-        <w:r>
-          <w:rPr>
-            <w:lang w:val="zh_TW" w:bidi="zh_TW"/>
-          </w:rPr>
-          <w:rPr>
-            <w:color w:val="0000EE"/>
-            <w:u w:val="single"/>
-          </w:rPr>
-          <w:t>加5:24</w:t>
-        </w:r>
-      </w:hyperlink>
-      <w:r>
-        <w:rPr>
-          <w:lang w:val="zh_TW" w:bidi="zh_TW"/>
-        </w:rPr>
-        <w:t>）。保羅在別處也說：「我已經與基督同釘十字架」（</w:t>
-      </w:r>
-      <w:hyperlink r:id="rId39">
-        <w:r>
-          <w:rPr>
-            <w:lang w:val="zh_TW" w:bidi="zh_TW"/>
-          </w:rPr>
-          <w:rPr>
-            <w:color w:val="0000EE"/>
-            <w:u w:val="single"/>
-          </w:rPr>
-          <w:t>2:20</w:t>
-        </w:r>
-      </w:hyperlink>
-      <w:r>
-        <w:rPr>
-          <w:lang w:val="zh_TW" w:bidi="zh_TW"/>
-        </w:rPr>
-        <w:t>），又說：「我們的舊人和他同釘十字架」（</w:t>
-      </w:r>
-      <w:hyperlink r:id="rId74">
-        <w:r>
-          <w:rPr>
-            <w:lang w:val="zh_TW" w:bidi="zh_TW"/>
-          </w:rPr>
-          <w:rPr>
-            <w:color w:val="0000EE"/>
-            <w:u w:val="single"/>
-          </w:rPr>
-          <w:t>羅6:6</w:t>
-        </w:r>
-      </w:hyperlink>
-      <w:r>
-        <w:rPr>
-          <w:lang w:val="zh_TW" w:bidi="zh_TW"/>
-        </w:rPr>
-        <w:t>）。這些經文顯明，「肉體」與「舊人」在某種意義上是相同的。這種相同的概念也在保羅有關「同釘十字架」的教導中得到進一步印證，因為當保羅說「肉體同釘十字架」時，他的意思與他在羅馬書中所說的是一致的：「我們在罪上死了的人豈可仍在罪中活著呢？豈不知我們這受洗歸入基督耶穌的人是受洗歸入他的死嗎？所以，我們藉著洗禮歸入死，和他一同埋葬」（</w:t>
-      </w:r>
-      <w:hyperlink r:id="rId75">
-        <w:r>
-          <w:rPr>
-            <w:lang w:val="zh_TW" w:bidi="zh_TW"/>
-          </w:rPr>
-          <w:rPr>
-            <w:color w:val="0000EE"/>
-            <w:u w:val="single"/>
-          </w:rPr>
-          <w:t>1–4</w:t>
-        </w:r>
-      </w:hyperlink>
-      <w:r>
-        <w:rPr>
-          <w:lang w:val="zh_TW" w:bidi="zh_TW"/>
-        </w:rPr>
-        <w:t>節）。這表明我這個人親身在基督裡與祂同死。</w:t>
-      </w:r>
-    </w:p>
-    <w:p>
-      <w:pPr/>
-      <w:r>
-        <w:rPr>
-          <w:lang w:val="zh_TW" w:bidi="zh_TW"/>
-        </w:rPr>
-      </w:r>
-      <w:r>
-        <w:rPr>
-          <w:lang w:val="zh_TW" w:bidi="zh_TW"/>
-        </w:rPr>
-        <w:t>這種「肉體同釘十字架與同死」並非是自動發生的事，而是必須藉著信心而實際應用的真理。這涉及兩個方面：首先，信徒必須承認肉體已與基督同釘十字架。「這樣，你們向罪也當看自己是死的；向神在基督耶穌裡，卻當看自己是活的。」（</w:t>
-      </w:r>
-      <w:hyperlink r:id="rId76">
-        <w:r>
-          <w:rPr>
-            <w:lang w:val="zh_TW" w:bidi="zh_TW"/>
-          </w:rPr>
-          <w:rPr>
-            <w:color w:val="0000EE"/>
-            <w:u w:val="single"/>
-          </w:rPr>
-          <w:t>羅6:11</w:t>
-        </w:r>
-      </w:hyperlink>
-      <w:r>
-        <w:rPr>
-          <w:lang w:val="zh_TW" w:bidi="zh_TW"/>
-        </w:rPr>
-        <w:t>）。除非一個人確實已與基督同死、同釘十字架，他就不能真實地看自己「向罪是死的」。但既然這事在信主得救的那一刻已經發生，就可以在日常生活中實際活出來。那些與基督同死的人，應當「治死身體的惡行」（</w:t>
-      </w:r>
-      <w:hyperlink r:id="rId77">
-        <w:r>
-          <w:rPr>
-            <w:lang w:val="zh_TW" w:bidi="zh_TW"/>
-          </w:rPr>
-          <w:rPr>
-            <w:color w:val="0000EE"/>
-            <w:u w:val="single"/>
-          </w:rPr>
-          <w:t>8:13</w:t>
-        </w:r>
-      </w:hyperlink>
-      <w:r>
-        <w:rPr>
-          <w:lang w:val="zh_TW" w:bidi="zh_TW"/>
-        </w:rPr>
-        <w:t>）。這裡的「身體」是指「肉體」行事的工具，也就是那屬於未重生本性的感官生活。那些從死入生的人，應當把自己的肢體獻給神，作義的器具（</w:t>
-      </w:r>
-      <w:hyperlink r:id="rId78">
-        <w:r>
-          <w:rPr>
-            <w:lang w:val="zh_TW" w:bidi="zh_TW"/>
-          </w:rPr>
-          <w:rPr>
-            <w:color w:val="0000EE"/>
-            <w:u w:val="single"/>
-          </w:rPr>
-          <w:t>6:13</w:t>
-        </w:r>
-      </w:hyperlink>
-      <w:r>
-        <w:rPr>
-          <w:lang w:val="zh_TW" w:bidi="zh_TW"/>
-        </w:rPr>
-        <w:t>）。凡與基督同死的人，應當「治死」一切屬地的事——淫亂、污穢、貪婪等（</w:t>
-      </w:r>
-      <w:hyperlink r:id="rId79">
-        <w:r>
-          <w:rPr>
-            <w:lang w:val="zh_TW" w:bidi="zh_TW"/>
-          </w:rPr>
-          <w:rPr>
-            <w:color w:val="0000EE"/>
-            <w:u w:val="single"/>
-          </w:rPr>
-          <w:t>西3:5</w:t>
-        </w:r>
-      </w:hyperlink>
-      <w:r>
-        <w:rPr>
-          <w:lang w:val="zh_TW" w:bidi="zh_TW"/>
-        </w:rPr>
-        <w:t>）。既然已經脫去舊人、穿上新人，信徒就應當在生活中表現出憐憫、恩慈、謙卑等美德。</w:t>
-      </w:r>
-    </w:p>
-    <w:p>
-      <w:pPr/>
-      <w:r>
-        <w:rPr>
-          <w:lang w:val="zh_TW" w:bidi="zh_TW"/>
-        </w:rPr>
-      </w:r>
-      <w:r>
-        <w:rPr>
-          <w:lang w:val="zh_TW" w:bidi="zh_TW"/>
-        </w:rPr>
-        <w:t>勝過肉體，有時被形容為在聖靈裡行事。「你們當順著聖靈而行，就不放縱肉體的情慾了」（</w:t>
-      </w:r>
-      <w:hyperlink r:id="rId80">
-        <w:r>
-          <w:rPr>
-            <w:lang w:val="zh_TW" w:bidi="zh_TW"/>
-          </w:rPr>
-          <w:rPr>
-            <w:color w:val="0000EE"/>
-            <w:u w:val="single"/>
-          </w:rPr>
-          <w:t>加5:16</w:t>
-        </w:r>
-      </w:hyperlink>
-      <w:r>
-        <w:rPr>
-          <w:lang w:val="zh_TW" w:bidi="zh_TW"/>
-        </w:rPr>
-        <w:t>；參</w:t>
-      </w:r>
-      <w:hyperlink r:id="rId81">
-        <w:r>
-          <w:rPr>
-            <w:lang w:val="zh_TW" w:bidi="zh_TW"/>
-          </w:rPr>
-          <w:rPr>
-            <w:color w:val="0000EE"/>
-            <w:u w:val="single"/>
-          </w:rPr>
-          <w:t>羅8:4</w:t>
-        </w:r>
-      </w:hyperlink>
-      <w:r>
-        <w:rPr>
-          <w:lang w:val="zh_TW" w:bidi="zh_TW"/>
-        </w:rPr>
-        <w:t>）。順著聖靈而行的意思，就是在每一刻都讓聖靈掌管生命。</w:t>
-      </w:r>
-    </w:p>
-    <w:p>
-      <w:pPr/>
-      <w:r>
-        <w:rPr>
-          <w:lang w:val="zh_TW" w:bidi="zh_TW"/>
-        </w:rPr>
-      </w:r>
-      <w:r>
-        <w:rPr>
           <w:i/>
           <w:lang w:val="zh_TW" w:bidi="zh_TW"/>
         </w:rPr>
@@ -1972,19 +590,31 @@
         <w:rPr>
           <w:lang w:val="zh_TW" w:bidi="zh_TW"/>
         </w:rPr>
-        <w:t>身體</w:t>
-      </w:r>
-      <w:r>
-        <w:rPr>
-          <w:lang w:val="zh_TW" w:bidi="zh_TW"/>
-        </w:rPr>
-        <w:t>；</w:t>
-      </w:r>
-      <w:r>
-        <w:rPr>
-          <w:lang w:val="zh_TW" w:bidi="zh_TW"/>
-        </w:rPr>
-        <w:t>罪</w:t>
+        <w:t xml:space="preserve"> </w:t>
+      </w:r>
+      <w:r>
+        <w:rPr>
+          <w:lang w:val="zh_TW" w:bidi="zh_TW"/>
+        </w:rPr>
+        <w:t>出埃及記；</w:t>
+      </w:r>
+      <w:r>
+        <w:rPr>
+          <w:lang w:val="zh_TW" w:bidi="zh_TW"/>
+        </w:rPr>
+        <w:t>摩西；</w:t>
+      </w:r>
+      <w:r>
+        <w:rPr>
+          <w:lang w:val="zh_TW" w:bidi="zh_TW"/>
+        </w:rPr>
+        <w:t>神顯現；</w:t>
+      </w:r>
+      <w:r>
+        <w:rPr>
+          <w:lang w:val="zh_TW" w:bidi="zh_TW"/>
+        </w:rPr>
+        <w:t>神的名字</w:t>
       </w:r>
       <w:r>
         <w:rPr>

--- a/zht/docx/131.content.docx
+++ b/zht/docx/131.content.docx
@@ -149,7 +149,7 @@
         <w:rPr>
           <w:lang w:val="zh_TW" w:bidi="zh_TW"/>
         </w:rPr>
-        <w:t>ran</w:t>
+        <w:t>qiong</w:t>
       </w:r>
       <w:r>
         <w:rPr>
@@ -212,7 +212,7 @@
         <w:rPr>
           <w:lang w:val="zh_TW" w:bidi="zh_TW"/>
         </w:rPr>
-        <w:t>燃燒的荊棘</w:t>
+        <w:t>穹蒼</w:t>
       </w:r>
       <w:r>
         <w:rPr>
@@ -231,295 +231,7 @@
         <w:rPr>
           <w:lang w:val="zh_TW" w:bidi="zh_TW"/>
         </w:rPr>
-        <w:t>摩西在何烈山的荊棘火焰中遇見神，並被差派帶領以色列的百姓出埃及（</w:t>
-      </w:r>
-      <w:hyperlink r:id="rId13">
-        <w:r>
-          <w:rPr>
-            <w:lang w:val="zh_TW" w:bidi="zh_TW"/>
-          </w:rPr>
-          <w:rPr>
-            <w:color w:val="0000EE"/>
-            <w:u w:val="single"/>
-          </w:rPr>
-          <w:t>出3:1</w:t>
-        </w:r>
-      </w:hyperlink>
-      <w:r>
-        <w:rPr>
-          <w:lang w:val="zh_TW" w:bidi="zh_TW"/>
-        </w:rPr>
-        <w:t>–</w:t>
-      </w:r>
-      <w:hyperlink r:id="rId13">
-        <w:r>
-          <w:rPr>
-            <w:lang w:val="zh_TW" w:bidi="zh_TW"/>
-          </w:rPr>
-          <w:rPr>
-            <w:color w:val="0000EE"/>
-            <w:u w:val="single"/>
-          </w:rPr>
-          <w:t>15</w:t>
-        </w:r>
-      </w:hyperlink>
-      <w:r>
-        <w:rPr>
-          <w:lang w:val="zh_TW" w:bidi="zh_TW"/>
-        </w:rPr>
-        <w:t>；</w:t>
-      </w:r>
-      <w:hyperlink r:id="rId14">
-        <w:r>
-          <w:rPr>
-            <w:lang w:val="zh_TW" w:bidi="zh_TW"/>
-          </w:rPr>
-          <w:rPr>
-            <w:color w:val="0000EE"/>
-            <w:u w:val="single"/>
-          </w:rPr>
-          <w:t>可12:26</w:t>
-        </w:r>
-      </w:hyperlink>
-      <w:r>
-        <w:rPr>
-          <w:lang w:val="zh_TW" w:bidi="zh_TW"/>
-        </w:rPr>
-        <w:t>；</w:t>
-      </w:r>
-      <w:hyperlink r:id="rId15">
-        <w:r>
-          <w:rPr>
-            <w:lang w:val="zh_TW" w:bidi="zh_TW"/>
-          </w:rPr>
-          <w:rPr>
-            <w:color w:val="0000EE"/>
-            <w:u w:val="single"/>
-          </w:rPr>
-          <w:t>路20:37</w:t>
-        </w:r>
-      </w:hyperlink>
-      <w:r>
-        <w:rPr>
-          <w:lang w:val="zh_TW" w:bidi="zh_TW"/>
-        </w:rPr>
-        <w:t>；</w:t>
-      </w:r>
-      <w:hyperlink r:id="rId16">
-        <w:r>
-          <w:rPr>
-            <w:lang w:val="zh_TW" w:bidi="zh_TW"/>
-          </w:rPr>
-          <w:rPr>
-            <w:color w:val="0000EE"/>
-            <w:u w:val="single"/>
-          </w:rPr>
-          <w:t>徒7:30</w:t>
-        </w:r>
-      </w:hyperlink>
-      <w:r>
-        <w:rPr>
-          <w:lang w:val="zh_TW" w:bidi="zh_TW"/>
-        </w:rPr>
-        <w:t>–</w:t>
-      </w:r>
-      <w:hyperlink r:id="rId16">
-        <w:r>
-          <w:rPr>
-            <w:lang w:val="zh_TW" w:bidi="zh_TW"/>
-          </w:rPr>
-          <w:rPr>
-            <w:color w:val="0000EE"/>
-            <w:u w:val="single"/>
-          </w:rPr>
-          <w:t>34</w:t>
-        </w:r>
-      </w:hyperlink>
-      <w:r>
-        <w:rPr>
-          <w:lang w:val="zh_TW" w:bidi="zh_TW"/>
-        </w:rPr>
-        <w:t>）。荊棘燃燒卻不被燒毀的奧秘，使神向摩西啟示了祂的名：「我是自有永有的。」燃燒的荊棘是神顯現，是神同在的可見神蹟。在聖經中，神的榮耀經常與雲、火和煙相聯繫（見</w:t>
-      </w:r>
-      <w:hyperlink r:id="rId17">
-        <w:r>
-          <w:rPr>
-            <w:lang w:val="zh_TW" w:bidi="zh_TW"/>
-          </w:rPr>
-          <w:rPr>
-            <w:color w:val="0000EE"/>
-            <w:u w:val="single"/>
-          </w:rPr>
-          <w:t>出13:21，</w:t>
-        </w:r>
-      </w:hyperlink>
-      <w:hyperlink r:id="rId18">
-        <w:r>
-          <w:rPr>
-            <w:lang w:val="zh_TW" w:bidi="zh_TW"/>
-          </w:rPr>
-          <w:rPr>
-            <w:color w:val="0000EE"/>
-            <w:u w:val="single"/>
-          </w:rPr>
-          <w:t>19:18</w:t>
-        </w:r>
-      </w:hyperlink>
-      <w:r>
-        <w:rPr>
-          <w:lang w:val="zh_TW" w:bidi="zh_TW"/>
-        </w:rPr>
-        <w:t>；</w:t>
-      </w:r>
-      <w:hyperlink r:id="rId19">
-        <w:r>
-          <w:rPr>
-            <w:lang w:val="zh_TW" w:bidi="zh_TW"/>
-          </w:rPr>
-          <w:rPr>
-            <w:color w:val="0000EE"/>
-            <w:u w:val="single"/>
-          </w:rPr>
-          <w:t>王上8:10</w:t>
-        </w:r>
-      </w:hyperlink>
-      <w:r>
-        <w:rPr>
-          <w:lang w:val="zh_TW" w:bidi="zh_TW"/>
-        </w:rPr>
-        <w:t>–</w:t>
-      </w:r>
-      <w:hyperlink r:id="rId19">
-        <w:r>
-          <w:rPr>
-            <w:lang w:val="zh_TW" w:bidi="zh_TW"/>
-          </w:rPr>
-          <w:rPr>
-            <w:color w:val="0000EE"/>
-            <w:u w:val="single"/>
-          </w:rPr>
-          <w:t>11</w:t>
-        </w:r>
-      </w:hyperlink>
-      <w:r>
-        <w:rPr>
-          <w:lang w:val="zh_TW" w:bidi="zh_TW"/>
-        </w:rPr>
-        <w:t>；</w:t>
-      </w:r>
-      <w:hyperlink r:id="rId20">
-        <w:r>
-          <w:rPr>
-            <w:lang w:val="zh_TW" w:bidi="zh_TW"/>
-          </w:rPr>
-          <w:rPr>
-            <w:color w:val="0000EE"/>
-            <w:u w:val="single"/>
-          </w:rPr>
-          <w:t>王下1:12，</w:t>
-        </w:r>
-      </w:hyperlink>
-      <w:hyperlink r:id="rId21">
-        <w:r>
-          <w:rPr>
-            <w:lang w:val="zh_TW" w:bidi="zh_TW"/>
-          </w:rPr>
-          <w:rPr>
-            <w:color w:val="0000EE"/>
-            <w:u w:val="single"/>
-          </w:rPr>
-          <w:t>2:11</w:t>
-        </w:r>
-      </w:hyperlink>
-      <w:r>
-        <w:rPr>
-          <w:lang w:val="zh_TW" w:bidi="zh_TW"/>
-        </w:rPr>
-        <w:t>；</w:t>
-      </w:r>
-      <w:hyperlink r:id="rId22">
-        <w:r>
-          <w:rPr>
-            <w:lang w:val="zh_TW" w:bidi="zh_TW"/>
-          </w:rPr>
-          <w:rPr>
-            <w:color w:val="0000EE"/>
-            <w:u w:val="single"/>
-          </w:rPr>
-          <w:t>賽6:1</w:t>
-        </w:r>
-      </w:hyperlink>
-      <w:r>
-        <w:rPr>
-          <w:lang w:val="zh_TW" w:bidi="zh_TW"/>
-        </w:rPr>
-        <w:t>–</w:t>
-      </w:r>
-      <w:hyperlink r:id="rId22">
-        <w:r>
-          <w:rPr>
-            <w:lang w:val="zh_TW" w:bidi="zh_TW"/>
-          </w:rPr>
-          <w:rPr>
-            <w:color w:val="0000EE"/>
-            <w:u w:val="single"/>
-          </w:rPr>
-          <w:t>6</w:t>
-        </w:r>
-      </w:hyperlink>
-      <w:r>
-        <w:rPr>
-          <w:lang w:val="zh_TW" w:bidi="zh_TW"/>
-        </w:rPr>
-        <w:t>；</w:t>
-      </w:r>
-      <w:hyperlink r:id="rId23">
-        <w:r>
-          <w:rPr>
-            <w:lang w:val="zh_TW" w:bidi="zh_TW"/>
-          </w:rPr>
-          <w:rPr>
-            <w:color w:val="0000EE"/>
-            <w:u w:val="single"/>
-          </w:rPr>
-          <w:t>帖後1:7</w:t>
-        </w:r>
-      </w:hyperlink>
-      <w:r>
-        <w:rPr>
-          <w:lang w:val="zh_TW" w:bidi="zh_TW"/>
-        </w:rPr>
-        <w:t>；</w:t>
-      </w:r>
-      <w:hyperlink r:id="rId24">
-        <w:r>
-          <w:rPr>
-            <w:lang w:val="zh_TW" w:bidi="zh_TW"/>
-          </w:rPr>
-          <w:rPr>
-            <w:color w:val="0000EE"/>
-            <w:u w:val="single"/>
-          </w:rPr>
-          <w:t>啟1:14，</w:t>
-        </w:r>
-      </w:hyperlink>
-      <w:hyperlink r:id="rId25">
-        <w:r>
-          <w:rPr>
-            <w:lang w:val="zh_TW" w:bidi="zh_TW"/>
-          </w:rPr>
-          <w:rPr>
-            <w:color w:val="0000EE"/>
-            <w:u w:val="single"/>
-          </w:rPr>
-          <w:t>19:12</w:t>
-        </w:r>
-      </w:hyperlink>
-      <w:r>
-        <w:rPr>
-          <w:lang w:val="zh_TW" w:bidi="zh_TW"/>
-        </w:rPr>
-        <w:t>）。</w:t>
+        <w:t>聖經用穹蒼一詞描述地球的大氣層，這個字的原意是指「被鋪展或擴張的空間」。希伯來人認為「穹蒼」就是天空的空間，太陽、月亮和雲彩都在其中。</w:t>
       </w:r>
     </w:p>
     <w:p>
@@ -533,9 +245,9 @@
         <w:rPr>
           <w:lang w:val="zh_TW" w:bidi="zh_TW"/>
         </w:rPr>
-        <w:t>燃燒的荊棘象徵神的聖潔。摩西被吩咐脫鞋，因為他所站之地是聖地（</w:t>
-      </w:r>
-      <w:hyperlink r:id="rId26">
+        <w:t>在創造的第二日，神造了地球以上的大氣層，分開下面的水與上面的水。神稱這個「穹蒼」為「天」（</w:t>
+      </w:r>
+      <w:hyperlink r:id="rId13">
         <w:r>
           <w:rPr>
             <w:lang w:val="zh_TW" w:bidi="zh_TW"/>
@@ -544,16 +256,16 @@
             <w:color w:val="0000EE"/>
             <w:u w:val="single"/>
           </w:rPr>
-          <w:t>出3:5</w:t>
+          <w:t>創1:6–8</w:t>
         </w:r>
       </w:hyperlink>
       <w:r>
         <w:rPr>
           <w:lang w:val="zh_TW" w:bidi="zh_TW"/>
         </w:rPr>
-        <w:t>）。埃及的神常被認為居於幽暗之中，但以色列的神卻居於人不能接近的光中（</w:t>
-      </w:r>
-      <w:hyperlink r:id="rId27">
+        <w:t>）。穹蒼提供了一個環境，使太陽、月亮和眾星能夠如神所設計般存在和運行。在創造的第四日，神在穹蒼裡設立光體，用來區分白晝與黑夜，指定節令。大光，即太陽，掌管白晝；小光，即月亮，掌管黑夜（</w:t>
+      </w:r>
+      <w:hyperlink r:id="rId14">
         <w:r>
           <w:rPr>
             <w:lang w:val="zh_TW" w:bidi="zh_TW"/>
@@ -562,14 +274,14 @@
             <w:color w:val="0000EE"/>
             <w:u w:val="single"/>
           </w:rPr>
-          <w:t>提前6:16</w:t>
+          <w:t>14–19</w:t>
         </w:r>
       </w:hyperlink>
       <w:r>
         <w:rPr>
           <w:lang w:val="zh_TW" w:bidi="zh_TW"/>
         </w:rPr>
-        <w:t>）。燃燒的荊棘象徵著神的旨意不是要毀滅祂的子民，而是要拯救他們，帶領他們脫離埃及的奴役，進入應許之地。</w:t>
+        <w:t>節）。</w:t>
       </w:r>
     </w:p>
     <w:p>
@@ -581,9 +293,1169 @@
       </w:r>
       <w:r>
         <w:rPr>
+          <w:lang w:val="zh_TW" w:bidi="zh_TW"/>
+        </w:rPr>
+        <w:t>「穹蒼」一詞在詩篇出現過兩次，是神手所造的工作（</w:t>
+      </w:r>
+      <w:hyperlink r:id="rId15">
+        <w:r>
+          <w:rPr>
+            <w:lang w:val="zh_TW" w:bidi="zh_TW"/>
+          </w:rPr>
+          <w:rPr>
+            <w:color w:val="0000EE"/>
+            <w:u w:val="single"/>
+          </w:rPr>
+          <w:t>詩19:1</w:t>
+        </w:r>
+      </w:hyperlink>
+      <w:r>
+        <w:rPr>
+          <w:lang w:val="zh_TW" w:bidi="zh_TW"/>
+        </w:rPr>
+        <w:t>，</w:t>
+      </w:r>
+      <w:hyperlink r:id="rId16">
+        <w:r>
+          <w:rPr>
+            <w:lang w:val="zh_TW" w:bidi="zh_TW"/>
+          </w:rPr>
+          <w:rPr>
+            <w:color w:val="0000EE"/>
+            <w:u w:val="single"/>
+          </w:rPr>
+          <w:t>150:1</w:t>
+        </w:r>
+      </w:hyperlink>
+      <w:r>
+        <w:rPr>
+          <w:lang w:val="zh_TW" w:bidi="zh_TW"/>
+        </w:rPr>
+        <w:t>）。在以西結書（</w:t>
+      </w:r>
+      <w:hyperlink r:id="rId17">
+        <w:r>
+          <w:rPr>
+            <w:lang w:val="zh_TW" w:bidi="zh_TW"/>
+          </w:rPr>
+          <w:rPr>
+            <w:color w:val="0000EE"/>
+            <w:u w:val="single"/>
+          </w:rPr>
+          <w:t>1:22–26</w:t>
+        </w:r>
+      </w:hyperlink>
+      <w:r>
+        <w:rPr>
+          <w:lang w:val="zh_TW" w:bidi="zh_TW"/>
+        </w:rPr>
+        <w:t>，</w:t>
+      </w:r>
+      <w:hyperlink r:id="rId18">
+        <w:r>
+          <w:rPr>
+            <w:lang w:val="zh_TW" w:bidi="zh_TW"/>
+          </w:rPr>
+          <w:rPr>
+            <w:color w:val="0000EE"/>
+            <w:u w:val="single"/>
+          </w:rPr>
+          <w:t>10:1</w:t>
+        </w:r>
+      </w:hyperlink>
+      <w:r>
+        <w:rPr>
+          <w:lang w:val="zh_TW" w:bidi="zh_TW"/>
+        </w:rPr>
+        <w:t>）和但以理書（</w:t>
+      </w:r>
+      <w:hyperlink r:id="rId19">
+        <w:r>
+          <w:rPr>
+            <w:lang w:val="zh_TW" w:bidi="zh_TW"/>
+          </w:rPr>
+          <w:rPr>
+            <w:color w:val="0000EE"/>
+            <w:u w:val="single"/>
+          </w:rPr>
+          <w:t>12:3</w:t>
+        </w:r>
+      </w:hyperlink>
+      <w:r>
+        <w:rPr>
+          <w:lang w:val="zh_TW" w:bidi="zh_TW"/>
+        </w:rPr>
+        <w:t>）中，穹蒼總是與創造有關。</w:t>
+      </w:r>
+      <w:r>
+        <w:rPr>
+          <w:lang w:val="zh_TW" w:bidi="zh_TW"/>
+        </w:rPr>
+      </w:r>
+      <w:r>
+        <w:rPr>
+          <w:lang w:val="zh_TW" w:bidi="zh_TW"/>
+        </w:rPr>
+      </w:r>
+    </w:p>
+    <w:p>
+      <w:pPr/>
+      <w:r>
+        <w:rPr>
+          <w:lang w:val="zh_TW" w:bidi="zh_TW"/>
+        </w:rPr>
+      </w:r>
+    </w:p>
+    <w:p>
+      <w:pPr>
+        <w:pStyle w:val="Heading2"/>
+      </w:pPr>
+      <w:r>
+        <w:rPr>
+          <w:lang w:val="zh_TW" w:bidi="zh_TW"/>
+        </w:rPr>
+        <w:t>窮人</w:t>
+      </w:r>
+      <w:r>
+        <w:rPr>
+          <w:lang w:val="zh_TW" w:bidi="zh_TW"/>
+        </w:rPr>
+      </w:r>
+    </w:p>
+    <w:p>
+      <w:pPr/>
+      <w:r>
+        <w:rPr>
+          <w:lang w:val="zh_TW" w:bidi="zh_TW"/>
+        </w:rPr>
+      </w:r>
+      <w:r>
+        <w:rPr>
+          <w:lang w:val="zh_TW" w:bidi="zh_TW"/>
+        </w:rPr>
+        <w:t>缺乏物質財富的人。</w:t>
+      </w:r>
+    </w:p>
+    <w:p>
+      <w:pPr>
+        <w:pStyle w:val="Heading3"/>
+      </w:pPr>
+      <w:r>
+        <w:rPr>
+          <w:lang w:val="zh_TW" w:bidi="zh_TW"/>
+        </w:rPr>
+        <w:t>貧窮作為壞事</w:t>
+      </w:r>
+    </w:p>
+    <w:p>
+      <w:pPr/>
+      <w:r>
+        <w:rPr>
+          <w:lang w:val="zh_TW" w:bidi="zh_TW"/>
+        </w:rPr>
+      </w:r>
+      <w:r>
+        <w:rPr>
+          <w:lang w:val="zh_TW" w:bidi="zh_TW"/>
+        </w:rPr>
+        <w:t>有些時候，聖經對於人們為何富有或貧窮給出了非常簡單的解釋。假如一個人喜愛耶和華的律法，他或她將獲得財富和富足。這樣的人在他們所做的一切事上都會順利（</w:t>
+      </w:r>
+      <w:hyperlink r:id="rId20">
+        <w:r>
+          <w:rPr>
+            <w:lang w:val="zh_TW" w:bidi="zh_TW"/>
+          </w:rPr>
+          <w:rPr>
+            <w:color w:val="0000EE"/>
+            <w:u w:val="single"/>
+          </w:rPr>
+          <w:t>詩篇1:3</w:t>
+        </w:r>
+      </w:hyperlink>
+      <w:r>
+        <w:rPr>
+          <w:lang w:val="zh_TW" w:bidi="zh_TW"/>
+        </w:rPr>
+        <w:t>，</w:t>
+      </w:r>
+      <w:hyperlink r:id="rId21">
+        <w:r>
+          <w:rPr>
+            <w:lang w:val="zh_TW" w:bidi="zh_TW"/>
+          </w:rPr>
+          <w:rPr>
+            <w:color w:val="0000EE"/>
+            <w:u w:val="single"/>
+          </w:rPr>
+          <w:t>112:3</w:t>
+        </w:r>
+      </w:hyperlink>
+      <w:r>
+        <w:rPr>
+          <w:lang w:val="zh_TW" w:bidi="zh_TW"/>
+        </w:rPr>
+        <w:t>）。在舊約時代的以色列，這些想法並不像看起來那麼簡單。罪與貧窮之間確實存在關聯。以色列社會是建立在神所制定的律法之上，所以假如存在貧窮，那就意味著在某些地方，律法被破壞了。</w:t>
+      </w:r>
+    </w:p>
+    <w:p>
+      <w:pPr/>
+      <w:r>
+        <w:rPr>
+          <w:lang w:val="zh_TW" w:bidi="zh_TW"/>
+        </w:rPr>
+      </w:r>
+      <w:r>
+        <w:rPr>
+          <w:lang w:val="zh_TW" w:bidi="zh_TW"/>
+        </w:rPr>
+        <w:t>無論人的貧窮是由於他或她自己的罪還是他人的罪，舊約都將其視為需要對抗的邪惡，律法做出了許多規定來緩解這種情況（比如，</w:t>
+      </w:r>
+      <w:hyperlink r:id="rId22">
+        <w:r>
+          <w:rPr>
+            <w:lang w:val="zh_TW" w:bidi="zh_TW"/>
+          </w:rPr>
+          <w:rPr>
+            <w:color w:val="0000EE"/>
+            <w:u w:val="single"/>
+          </w:rPr>
+          <w:t>出埃及記22:21–27</w:t>
+        </w:r>
+      </w:hyperlink>
+      <w:r>
+        <w:rPr>
+          <w:lang w:val="zh_TW" w:bidi="zh_TW"/>
+        </w:rPr>
+        <w:t>；</w:t>
+      </w:r>
+      <w:hyperlink r:id="rId23">
+        <w:r>
+          <w:rPr>
+            <w:lang w:val="zh_TW" w:bidi="zh_TW"/>
+          </w:rPr>
+          <w:rPr>
+            <w:color w:val="0000EE"/>
+            <w:u w:val="single"/>
+          </w:rPr>
+          <w:t>利未記19:9–10</w:t>
+        </w:r>
+      </w:hyperlink>
+      <w:r>
+        <w:rPr>
+          <w:lang w:val="zh_TW" w:bidi="zh_TW"/>
+        </w:rPr>
+        <w:t>；</w:t>
+      </w:r>
+      <w:hyperlink r:id="rId24">
+        <w:r>
+          <w:rPr>
+            <w:lang w:val="zh_TW" w:bidi="zh_TW"/>
+          </w:rPr>
+          <w:rPr>
+            <w:color w:val="0000EE"/>
+            <w:u w:val="single"/>
+          </w:rPr>
+          <w:t>申命記15:1–15</w:t>
+        </w:r>
+      </w:hyperlink>
+      <w:r>
+        <w:rPr>
+          <w:lang w:val="zh_TW" w:bidi="zh_TW"/>
+        </w:rPr>
+        <w:t>，</w:t>
+      </w:r>
+      <w:hyperlink r:id="rId25">
+        <w:r>
+          <w:rPr>
+            <w:lang w:val="zh_TW" w:bidi="zh_TW"/>
+          </w:rPr>
+          <w:rPr>
+            <w:color w:val="0000EE"/>
+            <w:u w:val="single"/>
+          </w:rPr>
+          <w:t>24:10–22</w:t>
+        </w:r>
+      </w:hyperlink>
+      <w:r>
+        <w:rPr>
+          <w:lang w:val="zh_TW" w:bidi="zh_TW"/>
+        </w:rPr>
+        <w:t>）。神關心窮乏的人，並期望祂的子民也這樣做。</w:t>
+      </w:r>
+    </w:p>
+    <w:p>
+      <w:pPr/>
+      <w:r>
+        <w:rPr>
+          <w:lang w:val="zh_TW" w:bidi="zh_TW"/>
+        </w:rPr>
+      </w:r>
+      <w:r>
+        <w:rPr>
+          <w:lang w:val="zh_TW" w:bidi="zh_TW"/>
+        </w:rPr>
+        <w:t>在兩約之間的時期，這種關心在地中海周圍的猶太社區中持續存在，隨後由基督徒教會作為實際責任承擔起來（</w:t>
+      </w:r>
+      <w:hyperlink r:id="rId26">
+        <w:r>
+          <w:rPr>
+            <w:lang w:val="zh_TW" w:bidi="zh_TW"/>
+          </w:rPr>
+          <w:rPr>
+            <w:color w:val="0000EE"/>
+            <w:u w:val="single"/>
+          </w:rPr>
+          <w:t>使徒行傳11:29</w:t>
+        </w:r>
+      </w:hyperlink>
+      <w:r>
+        <w:rPr>
+          <w:lang w:val="zh_TW" w:bidi="zh_TW"/>
+        </w:rPr>
+        <w:t>，</w:t>
+      </w:r>
+      <w:hyperlink r:id="rId27">
+        <w:r>
+          <w:rPr>
+            <w:lang w:val="zh_TW" w:bidi="zh_TW"/>
+          </w:rPr>
+          <w:rPr>
+            <w:color w:val="0000EE"/>
+            <w:u w:val="single"/>
+          </w:rPr>
+          <w:t>24:17</w:t>
+        </w:r>
+      </w:hyperlink>
+      <w:r>
+        <w:rPr>
+          <w:lang w:val="zh_TW" w:bidi="zh_TW"/>
+        </w:rPr>
+        <w:t>；</w:t>
+      </w:r>
+      <w:hyperlink r:id="rId28">
+        <w:r>
+          <w:rPr>
+            <w:lang w:val="zh_TW" w:bidi="zh_TW"/>
+          </w:rPr>
+          <w:rPr>
+            <w:color w:val="0000EE"/>
+            <w:u w:val="single"/>
+          </w:rPr>
+          <w:t>羅馬書15:26</w:t>
+        </w:r>
+      </w:hyperlink>
+      <w:r>
+        <w:rPr>
+          <w:lang w:val="zh_TW" w:bidi="zh_TW"/>
+        </w:rPr>
+        <w:t>；</w:t>
+      </w:r>
+      <w:hyperlink r:id="rId29">
+        <w:r>
+          <w:rPr>
+            <w:lang w:val="zh_TW" w:bidi="zh_TW"/>
+          </w:rPr>
+          <w:rPr>
+            <w:color w:val="0000EE"/>
+            <w:u w:val="single"/>
+          </w:rPr>
+          <w:t>哥林多前書16:1</w:t>
+        </w:r>
+      </w:hyperlink>
+      <w:r>
+        <w:rPr>
+          <w:lang w:val="zh_TW" w:bidi="zh_TW"/>
+        </w:rPr>
+        <w:t>；</w:t>
+      </w:r>
+      <w:hyperlink r:id="rId30">
+        <w:r>
+          <w:rPr>
+            <w:lang w:val="zh_TW" w:bidi="zh_TW"/>
+          </w:rPr>
+          <w:rPr>
+            <w:color w:val="0000EE"/>
+            <w:u w:val="single"/>
+          </w:rPr>
+          <w:t>加拉太書2:10</w:t>
+        </w:r>
+      </w:hyperlink>
+      <w:r>
+        <w:rPr>
+          <w:lang w:val="zh_TW" w:bidi="zh_TW"/>
+        </w:rPr>
+        <w:t>；</w:t>
+      </w:r>
+      <w:hyperlink r:id="rId31">
+        <w:r>
+          <w:rPr>
+            <w:lang w:val="zh_TW" w:bidi="zh_TW"/>
+          </w:rPr>
+          <w:rPr>
+            <w:color w:val="0000EE"/>
+            <w:u w:val="single"/>
+          </w:rPr>
+          <w:t>雅各書2:15–16</w:t>
+        </w:r>
+      </w:hyperlink>
+      <w:r>
+        <w:rPr>
+          <w:lang w:val="zh_TW" w:bidi="zh_TW"/>
+        </w:rPr>
+        <w:t>；</w:t>
+      </w:r>
+      <w:hyperlink r:id="rId32">
+        <w:r>
+          <w:rPr>
+            <w:lang w:val="zh_TW" w:bidi="zh_TW"/>
+          </w:rPr>
+          <w:rPr>
+            <w:color w:val="0000EE"/>
+            <w:u w:val="single"/>
+          </w:rPr>
+          <w:t>約翰一書3:17</w:t>
+        </w:r>
+      </w:hyperlink>
+      <w:r>
+        <w:rPr>
+          <w:lang w:val="zh_TW" w:bidi="zh_TW"/>
+        </w:rPr>
+        <w:t>）；對基督徒來說，施捨也是他們的主所明確期望的義務（</w:t>
+      </w:r>
+      <w:hyperlink r:id="rId33">
+        <w:r>
+          <w:rPr>
+            <w:lang w:val="zh_TW" w:bidi="zh_TW"/>
+          </w:rPr>
+          <w:rPr>
+            <w:color w:val="0000EE"/>
+            <w:u w:val="single"/>
+          </w:rPr>
+          <w:t>馬太福音6:2–4</w:t>
+        </w:r>
+      </w:hyperlink>
+      <w:r>
+        <w:rPr>
+          <w:lang w:val="zh_TW" w:bidi="zh_TW"/>
+        </w:rPr>
+        <w:t>；</w:t>
+      </w:r>
+      <w:hyperlink r:id="rId34">
+        <w:r>
+          <w:rPr>
+            <w:lang w:val="zh_TW" w:bidi="zh_TW"/>
+          </w:rPr>
+          <w:rPr>
+            <w:color w:val="0000EE"/>
+            <w:u w:val="single"/>
+          </w:rPr>
+          <w:t>路加福音12:33</w:t>
+        </w:r>
+      </w:hyperlink>
+      <w:r>
+        <w:rPr>
+          <w:lang w:val="zh_TW" w:bidi="zh_TW"/>
+        </w:rPr>
+        <w:t>）。早期教會所實踐的事實上並不是原始的共產主義，因為假如他們放棄個人財產，他們就無法做到他們實際上所做的事——將錢財或實物「照各人所需用的」</w:t>
+      </w:r>
+      <w:r>
+        <w:rPr>
           <w:i/>
           <w:lang w:val="zh_TW" w:bidi="zh_TW"/>
         </w:rPr>
+        <w:t>分給</w:t>
+      </w:r>
+      <w:r>
+        <w:rPr>
+          <w:lang w:val="zh_TW" w:bidi="zh_TW"/>
+        </w:rPr>
+        <w:t>各人（</w:t>
+      </w:r>
+      <w:hyperlink r:id="rId35">
+        <w:r>
+          <w:rPr>
+            <w:lang w:val="zh_TW" w:bidi="zh_TW"/>
+          </w:rPr>
+          <w:rPr>
+            <w:color w:val="0000EE"/>
+            <w:u w:val="single"/>
+          </w:rPr>
+          <w:t>使徒行傳2:45</w:t>
+        </w:r>
+      </w:hyperlink>
+      <w:r>
+        <w:rPr>
+          <w:lang w:val="zh_TW" w:bidi="zh_TW"/>
+        </w:rPr>
+        <w:t>，</w:t>
+      </w:r>
+      <w:hyperlink r:id="rId36">
+        <w:r>
+          <w:rPr>
+            <w:lang w:val="zh_TW" w:bidi="zh_TW"/>
+          </w:rPr>
+          <w:rPr>
+            <w:color w:val="0000EE"/>
+            <w:u w:val="single"/>
+          </w:rPr>
+          <w:t>4:35</w:t>
+        </w:r>
+      </w:hyperlink>
+      <w:r>
+        <w:rPr>
+          <w:lang w:val="zh_TW" w:bidi="zh_TW"/>
+        </w:rPr>
+        <w:t>）。</w:t>
+      </w:r>
+    </w:p>
+    <w:p>
+      <w:pPr/>
+      <w:r>
+        <w:rPr>
+          <w:lang w:val="zh_TW" w:bidi="zh_TW"/>
+        </w:rPr>
+      </w:r>
+      <w:r>
+        <w:rPr>
+          <w:lang w:val="zh_TW" w:bidi="zh_TW"/>
+        </w:rPr>
+        <w:t>因此，貧窮雖然給富人提供了展示慷慨美德的機會，但本身（在新約和舊約中皆是）是一件壞事。</w:t>
+      </w:r>
+    </w:p>
+    <w:p>
+      <w:pPr>
+        <w:pStyle w:val="Heading3"/>
+      </w:pPr>
+      <w:r>
+        <w:rPr>
+          <w:lang w:val="zh_TW" w:bidi="zh_TW"/>
+        </w:rPr>
+        <w:t>貧窮作為好事</w:t>
+      </w:r>
+    </w:p>
+    <w:p>
+      <w:pPr/>
+      <w:r>
+        <w:rPr>
+          <w:lang w:val="zh_TW" w:bidi="zh_TW"/>
+        </w:rPr>
+      </w:r>
+      <w:r>
+        <w:rPr>
+          <w:lang w:val="zh_TW" w:bidi="zh_TW"/>
+        </w:rPr>
+        <w:t>正如我們所見，某種意義上，公義會使人興旺，而罪惡會使人貧窮。但普通的生活比這更複雜。</w:t>
+      </w:r>
+      <w:hyperlink r:id="rId37">
+        <w:r>
+          <w:rPr>
+            <w:lang w:val="zh_TW" w:bidi="zh_TW"/>
+          </w:rPr>
+          <w:rPr>
+            <w:color w:val="0000EE"/>
+            <w:u w:val="single"/>
+          </w:rPr>
+          <w:t>詩篇第一篇</w:t>
+        </w:r>
+      </w:hyperlink>
+      <w:r>
+        <w:rPr>
+          <w:lang w:val="zh_TW" w:bidi="zh_TW"/>
+        </w:rPr>
+        <w:t>和</w:t>
+      </w:r>
+      <w:hyperlink r:id="rId38">
+        <w:r>
+          <w:rPr>
+            <w:lang w:val="zh_TW" w:bidi="zh_TW"/>
+          </w:rPr>
+          <w:rPr>
+            <w:color w:val="0000EE"/>
+            <w:u w:val="single"/>
+          </w:rPr>
+          <w:t>一百一十二篇</w:t>
+        </w:r>
+      </w:hyperlink>
+      <w:r>
+        <w:rPr>
+          <w:lang w:val="zh_TW" w:bidi="zh_TW"/>
+        </w:rPr>
+        <w:t>提及上述內容，卻只展現了事情的其中一面。惡人興旺（</w:t>
+      </w:r>
+      <w:hyperlink r:id="rId39">
+        <w:r>
+          <w:rPr>
+            <w:lang w:val="zh_TW" w:bidi="zh_TW"/>
+          </w:rPr>
+          <w:rPr>
+            <w:color w:val="0000EE"/>
+            <w:u w:val="single"/>
+          </w:rPr>
+          <w:t>詩篇73:3</w:t>
+        </w:r>
+      </w:hyperlink>
+      <w:r>
+        <w:rPr>
+          <w:lang w:val="zh_TW" w:bidi="zh_TW"/>
+        </w:rPr>
+        <w:t>）及其對應的，義人貧窮呢？聖經的答案（比如，</w:t>
+      </w:r>
+      <w:hyperlink r:id="rId40">
+        <w:r>
+          <w:rPr>
+            <w:lang w:val="zh_TW" w:bidi="zh_TW"/>
+          </w:rPr>
+          <w:rPr>
+            <w:color w:val="0000EE"/>
+            <w:u w:val="single"/>
+          </w:rPr>
+          <w:t>約伯記21</w:t>
+        </w:r>
+      </w:hyperlink>
+      <w:r>
+        <w:rPr>
+          <w:lang w:val="zh_TW" w:bidi="zh_TW"/>
+        </w:rPr>
+        <w:t>；</w:t>
+      </w:r>
+      <w:hyperlink r:id="rId41">
+        <w:r>
+          <w:rPr>
+            <w:lang w:val="zh_TW" w:bidi="zh_TW"/>
+          </w:rPr>
+          <w:rPr>
+            <w:color w:val="0000EE"/>
+            <w:u w:val="single"/>
+          </w:rPr>
+          <w:t>詩篇37</w:t>
+        </w:r>
+      </w:hyperlink>
+      <w:r>
+        <w:rPr>
+          <w:lang w:val="zh_TW" w:bidi="zh_TW"/>
+        </w:rPr>
+        <w:t>，</w:t>
+      </w:r>
+      <w:hyperlink r:id="rId42">
+        <w:r>
+          <w:rPr>
+            <w:lang w:val="zh_TW" w:bidi="zh_TW"/>
+          </w:rPr>
+          <w:rPr>
+            <w:color w:val="0000EE"/>
+            <w:u w:val="single"/>
+          </w:rPr>
+          <w:t>49</w:t>
+        </w:r>
+      </w:hyperlink>
+      <w:r>
+        <w:rPr>
+          <w:lang w:val="zh_TW" w:bidi="zh_TW"/>
+        </w:rPr>
+        <w:t>，</w:t>
+      </w:r>
+      <w:hyperlink r:id="rId43">
+        <w:r>
+          <w:rPr>
+            <w:lang w:val="zh_TW" w:bidi="zh_TW"/>
+          </w:rPr>
+          <w:rPr>
+            <w:color w:val="0000EE"/>
+            <w:u w:val="single"/>
+          </w:rPr>
+          <w:t>73</w:t>
+        </w:r>
+      </w:hyperlink>
+      <w:r>
+        <w:rPr>
+          <w:lang w:val="zh_TW" w:bidi="zh_TW"/>
+        </w:rPr>
+        <w:t>）——壞人的富足是短暫的，而義人雖然在屬世的財物上貧窮，卻擁有屬靈的財富。</w:t>
+      </w:r>
+    </w:p>
+    <w:p>
+      <w:pPr/>
+      <w:r>
+        <w:rPr>
+          <w:lang w:val="zh_TW" w:bidi="zh_TW"/>
+        </w:rPr>
+      </w:r>
+      <w:r>
+        <w:rPr>
+          <w:lang w:val="zh_TW" w:bidi="zh_TW"/>
+        </w:rPr>
+        <w:t>這個想法——好人不僅沒有興旺，反而可能經常貧窮——有時會被奇怪地顛倒過來。義人可能貧窮，但聖經有時似乎認為貧窮就是義。當然，這並不是自動就會如此（</w:t>
+      </w:r>
+      <w:hyperlink r:id="rId44">
+        <w:r>
+          <w:rPr>
+            <w:lang w:val="zh_TW" w:bidi="zh_TW"/>
+          </w:rPr>
+          <w:rPr>
+            <w:color w:val="0000EE"/>
+            <w:u w:val="single"/>
+          </w:rPr>
+          <w:t>箴言30:8–9</w:t>
+        </w:r>
+      </w:hyperlink>
+      <w:r>
+        <w:rPr>
+          <w:lang w:val="zh_TW" w:bidi="zh_TW"/>
+        </w:rPr>
+        <w:t>），但這樣的描述在聖經中，尤其是在詩篇中相當頻繁（比如，</w:t>
+      </w:r>
+      <w:hyperlink r:id="rId45">
+        <w:r>
+          <w:rPr>
+            <w:lang w:val="zh_TW" w:bidi="zh_TW"/>
+          </w:rPr>
+          <w:rPr>
+            <w:color w:val="0000EE"/>
+            <w:u w:val="single"/>
+          </w:rPr>
+          <w:t>詩篇9:18</w:t>
+        </w:r>
+      </w:hyperlink>
+      <w:r>
+        <w:rPr>
+          <w:lang w:val="zh_TW" w:bidi="zh_TW"/>
+        </w:rPr>
+        <w:t>，</w:t>
+      </w:r>
+      <w:hyperlink r:id="rId46">
+        <w:r>
+          <w:rPr>
+            <w:lang w:val="zh_TW" w:bidi="zh_TW"/>
+          </w:rPr>
+          <w:rPr>
+            <w:color w:val="0000EE"/>
+            <w:u w:val="single"/>
+          </w:rPr>
+          <w:t>10:14</w:t>
+        </w:r>
+      </w:hyperlink>
+      <w:r>
+        <w:rPr>
+          <w:lang w:val="zh_TW" w:bidi="zh_TW"/>
+        </w:rPr>
+        <w:t>，</w:t>
+      </w:r>
+      <w:hyperlink r:id="rId47">
+        <w:r>
+          <w:rPr>
+            <w:lang w:val="zh_TW" w:bidi="zh_TW"/>
+          </w:rPr>
+          <w:rPr>
+            <w:color w:val="0000EE"/>
+            <w:u w:val="single"/>
+          </w:rPr>
+          <w:t>12:5</w:t>
+        </w:r>
+      </w:hyperlink>
+      <w:r>
+        <w:rPr>
+          <w:lang w:val="zh_TW" w:bidi="zh_TW"/>
+        </w:rPr>
+        <w:t>，</w:t>
+      </w:r>
+      <w:hyperlink r:id="rId48">
+        <w:r>
+          <w:rPr>
+            <w:lang w:val="zh_TW" w:bidi="zh_TW"/>
+          </w:rPr>
+          <w:rPr>
+            <w:color w:val="0000EE"/>
+            <w:u w:val="single"/>
+          </w:rPr>
+          <w:t>34:6</w:t>
+        </w:r>
+      </w:hyperlink>
+      <w:r>
+        <w:rPr>
+          <w:lang w:val="zh_TW" w:bidi="zh_TW"/>
+        </w:rPr>
+        <w:t>，</w:t>
+      </w:r>
+      <w:hyperlink r:id="rId49">
+        <w:r>
+          <w:rPr>
+            <w:lang w:val="zh_TW" w:bidi="zh_TW"/>
+          </w:rPr>
+          <w:rPr>
+            <w:color w:val="0000EE"/>
+            <w:u w:val="single"/>
+          </w:rPr>
+          <w:t>35:10</w:t>
+        </w:r>
+      </w:hyperlink>
+      <w:r>
+        <w:rPr>
+          <w:lang w:val="zh_TW" w:bidi="zh_TW"/>
+        </w:rPr>
+        <w:t>，</w:t>
+      </w:r>
+      <w:hyperlink r:id="rId50">
+        <w:r>
+          <w:rPr>
+            <w:lang w:val="zh_TW" w:bidi="zh_TW"/>
+          </w:rPr>
+          <w:rPr>
+            <w:color w:val="0000EE"/>
+            <w:u w:val="single"/>
+          </w:rPr>
+          <w:t>74:19</w:t>
+        </w:r>
+      </w:hyperlink>
+      <w:r>
+        <w:rPr>
+          <w:lang w:val="zh_TW" w:bidi="zh_TW"/>
+        </w:rPr>
+        <w:t>），值得仔細考慮。經過思考後會看到，這並不奇怪。因為神特別關心貧窮人，所以貧窮人可能特別關心神，原因有二。首先，如果以色列中有貧窮，那是因為有權勢的人在濫用權力；因此，貧窮人會首先尋求神的幫助，因為神的法則被藐視，而神會親自伸冤。其次，貧窮使人轉向神，因為在那種情況下，沒有其他人可以依靠。這樣，「貧窮」幾乎成為一個專有的詞語。「貧窮人」是謙卑的人，而謙卑的人是敬虔的人（</w:t>
+      </w:r>
+      <w:hyperlink r:id="rId51">
+        <w:r>
+          <w:rPr>
+            <w:lang w:val="zh_TW" w:bidi="zh_TW"/>
+          </w:rPr>
+          <w:rPr>
+            <w:color w:val="0000EE"/>
+            <w:u w:val="single"/>
+          </w:rPr>
+          <w:t>詩篇10:17</w:t>
+        </w:r>
+      </w:hyperlink>
+      <w:r>
+        <w:rPr>
+          <w:lang w:val="zh_TW" w:bidi="zh_TW"/>
+        </w:rPr>
+        <w:t>，</w:t>
+      </w:r>
+      <w:hyperlink r:id="rId52">
+        <w:r>
+          <w:rPr>
+            <w:lang w:val="zh_TW" w:bidi="zh_TW"/>
+          </w:rPr>
+          <w:rPr>
+            <w:color w:val="0000EE"/>
+            <w:u w:val="single"/>
+          </w:rPr>
+          <w:t>14:5–6</w:t>
+        </w:r>
+      </w:hyperlink>
+      <w:r>
+        <w:rPr>
+          <w:lang w:val="zh_TW" w:bidi="zh_TW"/>
+        </w:rPr>
+        <w:t>，</w:t>
+      </w:r>
+      <w:hyperlink r:id="rId53">
+        <w:r>
+          <w:rPr>
+            <w:lang w:val="zh_TW" w:bidi="zh_TW"/>
+          </w:rPr>
+          <w:rPr>
+            <w:color w:val="0000EE"/>
+            <w:u w:val="single"/>
+          </w:rPr>
+          <w:t>37:11</w:t>
+        </w:r>
+      </w:hyperlink>
+      <w:r>
+        <w:rPr>
+          <w:lang w:val="zh_TW" w:bidi="zh_TW"/>
+        </w:rPr>
+        <w:t>；</w:t>
+      </w:r>
+      <w:hyperlink r:id="rId54">
+        <w:r>
+          <w:rPr>
+            <w:lang w:val="zh_TW" w:bidi="zh_TW"/>
+          </w:rPr>
+          <w:rPr>
+            <w:color w:val="0000EE"/>
+            <w:u w:val="single"/>
+          </w:rPr>
+          <w:t>西番雅書3:12–13</w:t>
+        </w:r>
+      </w:hyperlink>
+      <w:r>
+        <w:rPr>
+          <w:lang w:val="zh_TW" w:bidi="zh_TW"/>
+        </w:rPr>
+        <w:t>）。正如富有可以助長自我放縱、自大、驕傲以及藐視、欺壓他人一樣，貧窮則會鼓勵相反的美德。</w:t>
+      </w:r>
+    </w:p>
+    <w:p>
+      <w:pPr/>
+      <w:r>
+        <w:rPr>
+          <w:lang w:val="zh_TW" w:bidi="zh_TW"/>
+        </w:rPr>
+      </w:r>
+      <w:r>
+        <w:rPr>
+          <w:lang w:val="zh_TW" w:bidi="zh_TW"/>
+        </w:rPr>
+        <w:t>因此，貧窮不再是一種應該避免的邪惡，而成為一種應當追求的理想。根據舊約中「貧窮人」和「虔誠人」幾乎可以互換使用的方式，許多猶太人在兩約之間的時期放棄了個人財產。這其中包括愛色尼派（Essenes）和在死海附近的昆蘭建立的相關群體。後者實際上自稱為「貧窮人」。這一傳統延續到了新約時代。可能在耶路撒冷的「貧窮人」指的是當時教會中的一個特定群體（甚至是整個耶路撒冷教會；</w:t>
+      </w:r>
+      <w:hyperlink r:id="rId28">
+        <w:r>
+          <w:rPr>
+            <w:lang w:val="zh_TW" w:bidi="zh_TW"/>
+          </w:rPr>
+          <w:rPr>
+            <w:color w:val="0000EE"/>
+            <w:u w:val="single"/>
+          </w:rPr>
+          <w:t>羅馬書15:26</w:t>
+        </w:r>
+      </w:hyperlink>
+      <w:r>
+        <w:rPr>
+          <w:lang w:val="zh_TW" w:bidi="zh_TW"/>
+        </w:rPr>
+        <w:t>；</w:t>
+      </w:r>
+      <w:hyperlink r:id="rId30">
+        <w:r>
+          <w:rPr>
+            <w:lang w:val="zh_TW" w:bidi="zh_TW"/>
+          </w:rPr>
+          <w:rPr>
+            <w:color w:val="0000EE"/>
+            <w:u w:val="single"/>
+          </w:rPr>
+          <w:t>加拉太書2:10</w:t>
+        </w:r>
+      </w:hyperlink>
+      <w:r>
+        <w:rPr>
+          <w:lang w:val="zh_TW" w:bidi="zh_TW"/>
+        </w:rPr>
+        <w:t>）。後來確實出現了一個猶太基督教派，稱為「以便尼派（Ebionites）」（來自希伯來語中表示「貧窮」的詞）。</w:t>
+      </w:r>
+    </w:p>
+    <w:p>
+      <w:pPr/>
+      <w:r>
+        <w:rPr>
+          <w:lang w:val="zh_TW" w:bidi="zh_TW"/>
+        </w:rPr>
+      </w:r>
+      <w:r>
+        <w:rPr>
+          <w:lang w:val="zh_TW" w:bidi="zh_TW"/>
+        </w:rPr>
+        <w:t>新約當然清楚地教導真正重要的是內心的態度。貧窮但貪婪，或富有但慷慨都是有可能的。即便如此，根據上述舊約背景，福音書中這些詞彙的普遍意義是：富有=壞，貧窮=好。一方面，撒都該人擁有世俗的財富，法利賽人擁有屬靈的驕傲，而有產業的人是自私、愚昧的，處於嚴重的屬靈危險中（</w:t>
+      </w:r>
+      <w:hyperlink r:id="rId55">
+        <w:r>
+          <w:rPr>
+            <w:lang w:val="zh_TW" w:bidi="zh_TW"/>
+          </w:rPr>
+          <w:rPr>
+            <w:color w:val="0000EE"/>
+            <w:u w:val="single"/>
+          </w:rPr>
+          <w:t>馬可福音10:23</w:t>
+        </w:r>
+      </w:hyperlink>
+      <w:r>
+        <w:rPr>
+          <w:lang w:val="zh_TW" w:bidi="zh_TW"/>
+        </w:rPr>
+        <w:t>；</w:t>
+      </w:r>
+      <w:hyperlink r:id="rId56">
+        <w:r>
+          <w:rPr>
+            <w:lang w:val="zh_TW" w:bidi="zh_TW"/>
+          </w:rPr>
+          <w:rPr>
+            <w:color w:val="0000EE"/>
+            <w:u w:val="single"/>
+          </w:rPr>
+          <w:t>路加福音12:13–21</w:t>
+        </w:r>
+      </w:hyperlink>
+      <w:r>
+        <w:rPr>
+          <w:lang w:val="zh_TW" w:bidi="zh_TW"/>
+        </w:rPr>
+        <w:t>，</w:t>
+      </w:r>
+      <w:hyperlink r:id="rId57">
+        <w:r>
+          <w:rPr>
+            <w:lang w:val="zh_TW" w:bidi="zh_TW"/>
+          </w:rPr>
+          <w:rPr>
+            <w:color w:val="0000EE"/>
+            <w:u w:val="single"/>
+          </w:rPr>
+          <w:t>16:19–31</w:t>
+        </w:r>
+      </w:hyperlink>
+      <w:r>
+        <w:rPr>
+          <w:lang w:val="zh_TW" w:bidi="zh_TW"/>
+        </w:rPr>
+        <w:t>）。另一方面，委身且簡樸的人，如耶穌自己的家人和朋友，通常代表貧窮人。</w:t>
+      </w:r>
+    </w:p>
+    <w:p>
+      <w:pPr/>
+      <w:r>
+        <w:rPr>
+          <w:lang w:val="zh_TW" w:bidi="zh_TW"/>
+        </w:rPr>
+      </w:r>
+      <w:r>
+        <w:rPr>
+          <w:lang w:val="zh_TW" w:bidi="zh_TW"/>
+        </w:rPr>
+        <w:t>因此，事實上，八福第一福的兩個版本（馬太和路加的記載）實際上是相同的。馬太的版本有深度：「虛心的人有福了」（</w:t>
+      </w:r>
+      <w:hyperlink r:id="rId58">
+        <w:r>
+          <w:rPr>
+            <w:lang w:val="zh_TW" w:bidi="zh_TW"/>
+          </w:rPr>
+          <w:rPr>
+            <w:color w:val="0000EE"/>
+            <w:u w:val="single"/>
+          </w:rPr>
+          <w:t>馬太福音5:3）；</w:t>
+        </w:r>
+      </w:hyperlink>
+      <w:r>
+        <w:rPr>
+          <w:lang w:val="zh_TW" w:bidi="zh_TW"/>
+        </w:rPr>
+        <w:t>路加的版本有廣度。當路加簡單地說「你們貧窮的人有福了」（</w:t>
+      </w:r>
+      <w:hyperlink r:id="rId59">
+        <w:r>
+          <w:rPr>
+            <w:lang w:val="zh_TW" w:bidi="zh_TW"/>
+          </w:rPr>
+          <w:rPr>
+            <w:color w:val="0000EE"/>
+            <w:u w:val="single"/>
+          </w:rPr>
+          <w:t>路加福音6:20</w:t>
+        </w:r>
+      </w:hyperlink>
+      <w:r>
+        <w:rPr>
+          <w:lang w:val="zh_TW" w:bidi="zh_TW"/>
+        </w:rPr>
+        <w:t>）時，他指的是那些在需要中（</w:t>
+      </w:r>
+      <w:r>
+        <w:rPr>
+          <w:i/>
+          <w:lang w:val="zh_TW" w:bidi="zh_TW"/>
+        </w:rPr>
+        <w:t>任何</w:t>
+      </w:r>
+      <w:r>
+        <w:rPr>
+          <w:lang w:val="zh_TW" w:bidi="zh_TW"/>
+        </w:rPr>
+        <w:t>需要）轉向主的人。基督來到世上是為了將福音帶給這樣的人（</w:t>
+      </w:r>
+      <w:hyperlink r:id="rId60">
+        <w:r>
+          <w:rPr>
+            <w:lang w:val="zh_TW" w:bidi="zh_TW"/>
+          </w:rPr>
+          <w:rPr>
+            <w:color w:val="0000EE"/>
+            <w:u w:val="single"/>
+          </w:rPr>
+          <w:t>馬太福音11:5</w:t>
+        </w:r>
+      </w:hyperlink>
+      <w:r>
+        <w:rPr>
+          <w:lang w:val="zh_TW" w:bidi="zh_TW"/>
+        </w:rPr>
+        <w:t>；</w:t>
+      </w:r>
+      <w:hyperlink r:id="rId61">
+        <w:r>
+          <w:rPr>
+            <w:lang w:val="zh_TW" w:bidi="zh_TW"/>
+          </w:rPr>
+          <w:rPr>
+            <w:color w:val="0000EE"/>
+            <w:u w:val="single"/>
+          </w:rPr>
+          <w:t>路加福音4:18</w:t>
+        </w:r>
+      </w:hyperlink>
+      <w:r>
+        <w:rPr>
+          <w:lang w:val="zh_TW" w:bidi="zh_TW"/>
+        </w:rPr>
+        <w:t>）。耶穌基督自己體現了同樣的理念。正如保羅所說：「</w:t>
+      </w:r>
+      <w:r>
+        <w:rPr>
+          <w:lang w:val="zh_TW" w:bidi="zh_TW"/>
+        </w:rPr>
+        <w:t>他本來富足，卻為你們成了貧窮，叫你們因他的貧窮，可以成為富足</w:t>
+      </w:r>
+      <w:r>
+        <w:rPr>
+          <w:lang w:val="zh_TW" w:bidi="zh_TW"/>
+        </w:rPr>
+        <w:t>」（</w:t>
+      </w:r>
+      <w:hyperlink r:id="rId62">
+        <w:r>
+          <w:rPr>
+            <w:lang w:val="zh_TW" w:bidi="zh_TW"/>
+          </w:rPr>
+          <w:rPr>
+            <w:color w:val="0000EE"/>
+            <w:u w:val="single"/>
+          </w:rPr>
+          <w:t>哥林多後書8:9</w:t>
+        </w:r>
+      </w:hyperlink>
+      <w:r>
+        <w:rPr>
+          <w:lang w:val="zh_TW" w:bidi="zh_TW"/>
+        </w:rPr>
+        <w:t>，</w:t>
+      </w:r>
+      <w:r>
+        <w:rPr>
+          <w:lang w:val="zh_TW" w:bidi="zh_TW"/>
+        </w:rPr>
+        <w:t>庇哩亞聖經</w:t>
+      </w:r>
+      <w:r>
+        <w:rPr>
+          <w:lang w:val="zh_TW" w:bidi="zh_TW"/>
+        </w:rPr>
+        <w:t>）。我們無助的貧窮是一種邪惡，需要祂來拯救；祂有意選擇的貧窮樣式正是祂拯救的榮耀方式。</w:t>
+      </w:r>
+    </w:p>
+    <w:p>
+      <w:pPr/>
+      <w:r>
+        <w:rPr>
+          <w:lang w:val="zh_TW" w:bidi="zh_TW"/>
+        </w:rPr>
+      </w:r>
+      <w:r>
+        <w:rPr>
+          <w:i/>
+          <w:lang w:val="zh_TW" w:bidi="zh_TW"/>
+        </w:rPr>
         <w:t>另見</w:t>
       </w:r>
       <w:r>
@@ -596,25 +1468,55 @@
         <w:rPr>
           <w:lang w:val="zh_TW" w:bidi="zh_TW"/>
         </w:rPr>
-        <w:t>出埃及記；</w:t>
-      </w:r>
-      <w:r>
-        <w:rPr>
-          <w:lang w:val="zh_TW" w:bidi="zh_TW"/>
-        </w:rPr>
-        <w:t>摩西；</w:t>
-      </w:r>
-      <w:r>
-        <w:rPr>
-          <w:lang w:val="zh_TW" w:bidi="zh_TW"/>
-        </w:rPr>
-        <w:t>神顯現；</w:t>
-      </w:r>
-      <w:r>
-        <w:rPr>
-          <w:lang w:val="zh_TW" w:bidi="zh_TW"/>
-        </w:rPr>
-        <w:t>神的名字</w:t>
+        <w:t>施捨</w:t>
+      </w:r>
+      <w:r>
+        <w:rPr>
+          <w:lang w:val="zh_TW" w:bidi="zh_TW"/>
+        </w:rPr>
+        <w:t>，</w:t>
+      </w:r>
+      <w:r>
+        <w:rPr>
+          <w:lang w:val="zh_TW" w:bidi="zh_TW"/>
+        </w:rPr>
+        <w:t>錢財</w:t>
+      </w:r>
+      <w:r>
+        <w:rPr>
+          <w:lang w:val="zh_TW" w:bidi="zh_TW"/>
+        </w:rPr>
+        <w:t>，</w:t>
+      </w:r>
+      <w:r>
+        <w:rPr>
+          <w:lang w:val="zh_TW" w:bidi="zh_TW"/>
+        </w:rPr>
+        <w:t>公義</w:t>
+      </w:r>
+      <w:r>
+        <w:rPr>
+          <w:lang w:val="zh_TW" w:bidi="zh_TW"/>
+        </w:rPr>
+        <w:t>，</w:t>
+      </w:r>
+      <w:r>
+        <w:rPr>
+          <w:lang w:val="zh_TW" w:bidi="zh_TW"/>
+        </w:rPr>
+        <w:t>工價</w:t>
+      </w:r>
+      <w:r>
+        <w:rPr>
+          <w:lang w:val="zh_TW" w:bidi="zh_TW"/>
+        </w:rPr>
+        <w:t>，</w:t>
+      </w:r>
+      <w:r>
+        <w:rPr>
+          <w:lang w:val="zh_TW" w:bidi="zh_TW"/>
+        </w:rPr>
+        <w:t>財富</w:t>
       </w:r>
       <w:r>
         <w:rPr>

--- a/zht/docx/131.content.docx
+++ b/zht/docx/131.content.docx
@@ -149,7 +149,7 @@
         <w:rPr>
           <w:lang w:val="zh_TW" w:bidi="zh_TW"/>
         </w:rPr>
-        <w:t>qiong</w:t>
+        <w:t>qie</w:t>
       </w:r>
       <w:r>
         <w:rPr>
@@ -212,7 +212,7 @@
         <w:rPr>
           <w:lang w:val="zh_TW" w:bidi="zh_TW"/>
         </w:rPr>
-        <w:t>穹蒼</w:t>
+        <w:t>妾制、妾</w:t>
       </w:r>
       <w:r>
         <w:rPr>
@@ -231,21 +231,7 @@
         <w:rPr>
           <w:lang w:val="zh_TW" w:bidi="zh_TW"/>
         </w:rPr>
-        <w:t>聖經用穹蒼一詞描述地球的大氣層，這個字的原意是指「被鋪展或擴張的空間」。希伯來人認為「穹蒼」就是天空的空間，太陽、月亮和雲彩都在其中。</w:t>
-      </w:r>
-    </w:p>
-    <w:p>
-      <w:pPr/>
-      <w:r>
-        <w:rPr>
-          <w:lang w:val="zh_TW" w:bidi="zh_TW"/>
-        </w:rPr>
-      </w:r>
-      <w:r>
-        <w:rPr>
-          <w:lang w:val="zh_TW" w:bidi="zh_TW"/>
-        </w:rPr>
-        <w:t>在創造的第二日，神造了地球以上的大氣層，分開下面的水與上面的水。神稱這個「穹蒼」為「天」（</w:t>
+        <w:t>妾制是指一名男子與一名女子同居，而該女子（稱爲「妾」）被視為其性伴侶或次要妻子，但其地位低於正妻。妾制在許多古代文化中相當普遍，尤其是在美索不達米亞地區。在那裡，君王往往擁有後宮；即使是一般平民，也可能在正妻之外另有一至兩名妾。聖經中亦提及這兩種類型的妾制。妾通常是奴隸或戰爭中被擄的女子（</w:t>
       </w:r>
       <w:hyperlink r:id="rId13">
         <w:r>
@@ -256,14 +242,42 @@
             <w:color w:val="0000EE"/>
             <w:u w:val="single"/>
           </w:rPr>
-          <w:t>創1:6–8</w:t>
+          <w:t>士5:30</w:t>
         </w:r>
       </w:hyperlink>
       <w:r>
         <w:rPr>
           <w:lang w:val="zh_TW" w:bidi="zh_TW"/>
         </w:rPr>
-        <w:t>）。穹蒼提供了一個環境，使太陽、月亮和眾星能夠如神所設計般存在和運行。在創造的第四日，神在穹蒼裡設立光體，用來區分白晝與黑夜，指定節令。大光，即太陽，掌管白晝；小光，即月亮，掌管黑夜（</w:t>
+        <w:t>）。</w:t>
+      </w:r>
+    </w:p>
+    <w:p>
+      <w:pPr/>
+      <w:r>
+        <w:rPr>
+          <w:lang w:val="zh_TW" w:bidi="zh_TW"/>
+        </w:rPr>
+      </w:r>
+      <w:r>
+        <w:rPr>
+          <w:lang w:val="zh_TW" w:bidi="zh_TW"/>
+        </w:rPr>
+        <w:t>男子選擇納妾，部分原因在於其成本較低，通常不需要支付聘禮或嫁妝。此外，納妾也能藉由增加子嗣來提升男子的社會地位。妾所生的兒女，往往在被呈交給正妻認可之後，便成為家族的一分子。妾的存在，同時也增加了家庭中的勞動力。</w:t>
+      </w:r>
+    </w:p>
+    <w:p>
+      <w:pPr/>
+      <w:r>
+        <w:rPr>
+          <w:lang w:val="zh_TW" w:bidi="zh_TW"/>
+        </w:rPr>
+      </w:r>
+      <w:r>
+        <w:rPr>
+          <w:lang w:val="zh_TW" w:bidi="zh_TW"/>
+        </w:rPr>
+        <w:t>在族長時期，納妾是一種常見的社會現象（</w:t>
       </w:r>
       <w:hyperlink r:id="rId14">
         <w:r>
@@ -274,28 +288,14 @@
             <w:color w:val="0000EE"/>
             <w:u w:val="single"/>
           </w:rPr>
-          <w:t>14–19</w:t>
+          <w:t>創22:24</w:t>
         </w:r>
       </w:hyperlink>
       <w:r>
         <w:rPr>
           <w:lang w:val="zh_TW" w:bidi="zh_TW"/>
         </w:rPr>
-        <w:t>節）。</w:t>
-      </w:r>
-    </w:p>
-    <w:p>
-      <w:pPr/>
-      <w:r>
-        <w:rPr>
-          <w:lang w:val="zh_TW" w:bidi="zh_TW"/>
-        </w:rPr>
-      </w:r>
-      <w:r>
-        <w:rPr>
-          <w:lang w:val="zh_TW" w:bidi="zh_TW"/>
-        </w:rPr>
-        <w:t>「穹蒼」一詞在詩篇出現過兩次，是神手所造的工作（</w:t>
+        <w:t>，</w:t>
       </w:r>
       <w:hyperlink r:id="rId15">
         <w:r>
@@ -306,7 +306,7 @@
             <w:color w:val="0000EE"/>
             <w:u w:val="single"/>
           </w:rPr>
-          <w:t>詩19:1</w:t>
+          <w:t>35:22</w:t>
         </w:r>
       </w:hyperlink>
       <w:r>
@@ -324,14 +324,14 @@
             <w:color w:val="0000EE"/>
             <w:u w:val="single"/>
           </w:rPr>
-          <w:t>150:1</w:t>
+          <w:t>36:12</w:t>
         </w:r>
       </w:hyperlink>
       <w:r>
         <w:rPr>
           <w:lang w:val="zh_TW" w:bidi="zh_TW"/>
         </w:rPr>
-        <w:t>）。在以西結書（</w:t>
+        <w:t>），尤其在正妻無法生育的情況下更為普遍（</w:t>
       </w:r>
       <w:hyperlink r:id="rId17">
         <w:r>
@@ -342,7 +342,7 @@
             <w:color w:val="0000EE"/>
             <w:u w:val="single"/>
           </w:rPr>
-          <w:t>1:22–26</w:t>
+          <w:t>創16:1–3</w:t>
         </w:r>
       </w:hyperlink>
       <w:r>
@@ -360,14 +360,14 @@
             <w:color w:val="0000EE"/>
             <w:u w:val="single"/>
           </w:rPr>
-          <w:t>10:1</w:t>
+          <w:t>25:5–6</w:t>
         </w:r>
       </w:hyperlink>
       <w:r>
         <w:rPr>
           <w:lang w:val="zh_TW" w:bidi="zh_TW"/>
         </w:rPr>
-        <w:t>）和但以理書（</w:t>
+        <w:t>；</w:t>
       </w:r>
       <w:hyperlink r:id="rId19">
         <w:r>
@@ -378,87 +378,14 @@
             <w:color w:val="0000EE"/>
             <w:u w:val="single"/>
           </w:rPr>
-          <w:t>12:3</w:t>
+          <w:t>歷代志上1:32</w:t>
         </w:r>
       </w:hyperlink>
       <w:r>
         <w:rPr>
           <w:lang w:val="zh_TW" w:bidi="zh_TW"/>
         </w:rPr>
-        <w:t>）中，穹蒼總是與創造有關。</w:t>
-      </w:r>
-      <w:r>
-        <w:rPr>
-          <w:lang w:val="zh_TW" w:bidi="zh_TW"/>
-        </w:rPr>
-      </w:r>
-      <w:r>
-        <w:rPr>
-          <w:lang w:val="zh_TW" w:bidi="zh_TW"/>
-        </w:rPr>
-      </w:r>
-    </w:p>
-    <w:p>
-      <w:pPr/>
-      <w:r>
-        <w:rPr>
-          <w:lang w:val="zh_TW" w:bidi="zh_TW"/>
-        </w:rPr>
-      </w:r>
-    </w:p>
-    <w:p>
-      <w:pPr>
-        <w:pStyle w:val="Heading2"/>
-      </w:pPr>
-      <w:r>
-        <w:rPr>
-          <w:lang w:val="zh_TW" w:bidi="zh_TW"/>
-        </w:rPr>
-        <w:t>窮人</w:t>
-      </w:r>
-      <w:r>
-        <w:rPr>
-          <w:lang w:val="zh_TW" w:bidi="zh_TW"/>
-        </w:rPr>
-      </w:r>
-    </w:p>
-    <w:p>
-      <w:pPr/>
-      <w:r>
-        <w:rPr>
-          <w:lang w:val="zh_TW" w:bidi="zh_TW"/>
-        </w:rPr>
-      </w:r>
-      <w:r>
-        <w:rPr>
-          <w:lang w:val="zh_TW" w:bidi="zh_TW"/>
-        </w:rPr>
-        <w:t>缺乏物質財富的人。</w:t>
-      </w:r>
-    </w:p>
-    <w:p>
-      <w:pPr>
-        <w:pStyle w:val="Heading3"/>
-      </w:pPr>
-      <w:r>
-        <w:rPr>
-          <w:lang w:val="zh_TW" w:bidi="zh_TW"/>
-        </w:rPr>
-        <w:t>貧窮作為壞事</w:t>
-      </w:r>
-    </w:p>
-    <w:p>
-      <w:pPr/>
-      <w:r>
-        <w:rPr>
-          <w:lang w:val="zh_TW" w:bidi="zh_TW"/>
-        </w:rPr>
-      </w:r>
-      <w:r>
-        <w:rPr>
-          <w:lang w:val="zh_TW" w:bidi="zh_TW"/>
-        </w:rPr>
-        <w:t>有些時候，聖經對於人們為何富有或貧窮給出了非常簡單的解釋。假如一個人喜愛耶和華的律法，他或她將獲得財富和富足。這樣的人在他們所做的一切事上都會順利（</w:t>
+        <w:t>）。妾享有一定的權利，她的子女可以被承認為家族成員，並且有繼承財產的資格。（例如，</w:t>
       </w:r>
       <w:hyperlink r:id="rId20">
         <w:r>
@@ -469,14 +396,14 @@
             <w:color w:val="0000EE"/>
             <w:u w:val="single"/>
           </w:rPr>
-          <w:t>詩篇1:3</w:t>
+          <w:t>創49:1–28</w:t>
         </w:r>
       </w:hyperlink>
       <w:r>
         <w:rPr>
           <w:lang w:val="zh_TW" w:bidi="zh_TW"/>
         </w:rPr>
-        <w:t>，</w:t>
+        <w:t>中將妾所生的兒子與正妻所生的兒子一同列入以色列十二支派之中；另見</w:t>
       </w:r>
       <w:hyperlink r:id="rId21">
         <w:r>
@@ -487,28 +414,14 @@
             <w:color w:val="0000EE"/>
             <w:u w:val="single"/>
           </w:rPr>
-          <w:t>112:3</w:t>
+          <w:t>創35:22–26</w:t>
         </w:r>
       </w:hyperlink>
       <w:r>
         <w:rPr>
           <w:lang w:val="zh_TW" w:bidi="zh_TW"/>
         </w:rPr>
-        <w:t>）。在舊約時代的以色列，這些想法並不像看起來那麼簡單。罪與貧窮之間確實存在關聯。以色列社會是建立在神所制定的律法之上，所以假如存在貧窮，那就意味著在某些地方，律法被破壞了。</w:t>
-      </w:r>
-    </w:p>
-    <w:p>
-      <w:pPr/>
-      <w:r>
-        <w:rPr>
-          <w:lang w:val="zh_TW" w:bidi="zh_TW"/>
-        </w:rPr>
-      </w:r>
-      <w:r>
-        <w:rPr>
-          <w:lang w:val="zh_TW" w:bidi="zh_TW"/>
-        </w:rPr>
-        <w:t>無論人的貧窮是由於他或她自己的罪還是他人的罪，舊約都將其視為需要對抗的邪惡，律法做出了許多規定來緩解這種情況（比如，</w:t>
+        <w:t>）。摩西律法並未禁止妾制，反而在關於多妻的規定中提及妾的地位（</w:t>
       </w:r>
       <w:hyperlink r:id="rId22">
         <w:r>
@@ -519,14 +432,14 @@
             <w:color w:val="0000EE"/>
             <w:u w:val="single"/>
           </w:rPr>
-          <w:t>出埃及記22:21–27</w:t>
+          <w:t>申17:17</w:t>
         </w:r>
       </w:hyperlink>
       <w:r>
         <w:rPr>
           <w:lang w:val="zh_TW" w:bidi="zh_TW"/>
         </w:rPr>
-        <w:t>；</w:t>
+        <w:t>，</w:t>
       </w:r>
       <w:hyperlink r:id="rId23">
         <w:r>
@@ -537,14 +450,28 @@
             <w:color w:val="0000EE"/>
             <w:u w:val="single"/>
           </w:rPr>
-          <w:t>利未記19:9–10</w:t>
+          <w:t>21:15–17</w:t>
         </w:r>
       </w:hyperlink>
       <w:r>
         <w:rPr>
           <w:lang w:val="zh_TW" w:bidi="zh_TW"/>
         </w:rPr>
-        <w:t>；</w:t>
+        <w:t>）。</w:t>
+      </w:r>
+    </w:p>
+    <w:p>
+      <w:pPr/>
+      <w:r>
+        <w:rPr>
+          <w:lang w:val="zh_TW" w:bidi="zh_TW"/>
+        </w:rPr>
+      </w:r>
+      <w:r>
+        <w:rPr>
+          <w:lang w:val="zh_TW" w:bidi="zh_TW"/>
+        </w:rPr>
+        <w:t>到了士師時代，妾制仍然持續存在。基甸有一名妾（</w:t>
       </w:r>
       <w:hyperlink r:id="rId24">
         <w:r>
@@ -555,14 +482,14 @@
             <w:color w:val="0000EE"/>
             <w:u w:val="single"/>
           </w:rPr>
-          <w:t>申命記15:1–15</w:t>
+          <w:t>士8:31</w:t>
         </w:r>
       </w:hyperlink>
       <w:r>
         <w:rPr>
           <w:lang w:val="zh_TW" w:bidi="zh_TW"/>
         </w:rPr>
-        <w:t>，</w:t>
+        <w:t>），一位利未人也有妾（</w:t>
       </w:r>
       <w:hyperlink r:id="rId25">
         <w:r>
@@ -573,28 +500,14 @@
             <w:color w:val="0000EE"/>
             <w:u w:val="single"/>
           </w:rPr>
-          <w:t>24:10–22</w:t>
+          <w:t>士19章</w:t>
         </w:r>
       </w:hyperlink>
       <w:r>
         <w:rPr>
           <w:lang w:val="zh_TW" w:bidi="zh_TW"/>
         </w:rPr>
-        <w:t>）。神關心窮乏的人，並期望祂的子民也這樣做。</w:t>
-      </w:r>
-    </w:p>
-    <w:p>
-      <w:pPr/>
-      <w:r>
-        <w:rPr>
-          <w:lang w:val="zh_TW" w:bidi="zh_TW"/>
-        </w:rPr>
-      </w:r>
-      <w:r>
-        <w:rPr>
-          <w:lang w:val="zh_TW" w:bidi="zh_TW"/>
-        </w:rPr>
-        <w:t>在兩約之間的時期，這種關心在地中海周圍的猶太社區中持續存在，隨後由基督徒教會作為實際責任承擔起來（</w:t>
+        <w:t>）。這名利未人的妾因遭便雅憫支派的人凌辱，引發了一場血腥的內戰（</w:t>
       </w:r>
       <w:hyperlink r:id="rId26">
         <w:r>
@@ -605,14 +518,32 @@
             <w:color w:val="0000EE"/>
             <w:u w:val="single"/>
           </w:rPr>
-          <w:t>使徒行傳11:29</w:t>
+          <w:t>士20–21章</w:t>
         </w:r>
       </w:hyperlink>
       <w:r>
         <w:rPr>
           <w:lang w:val="zh_TW" w:bidi="zh_TW"/>
         </w:rPr>
-        <w:t>，</w:t>
+        <w:t>）。在以色列的君主時期，只有君王才負擔得起納妾的生活，例如：</w:t>
+      </w:r>
+    </w:p>
+    <w:p>
+      <w:pPr>
+        <w:pStyle w:val="ListBullet"/>
+        <w:spacing w:line="240" w:lineRule="auto"/>
+        <w:ind w:left="720"/>
+      </w:pPr>
+      <w:r>
+        <w:rPr>
+          <w:lang w:val="zh_TW" w:bidi="zh_TW"/>
+        </w:rPr>
+      </w:r>
+      <w:r>
+        <w:rPr>
+          <w:lang w:val="zh_TW" w:bidi="zh_TW"/>
+        </w:rPr>
+        <w:t>掃羅（</w:t>
       </w:r>
       <w:hyperlink r:id="rId27">
         <w:r>
@@ -623,14 +554,32 @@
             <w:color w:val="0000EE"/>
             <w:u w:val="single"/>
           </w:rPr>
-          <w:t>24:17</w:t>
+          <w:t>撒下3:7</w:t>
         </w:r>
       </w:hyperlink>
       <w:r>
         <w:rPr>
           <w:lang w:val="zh_TW" w:bidi="zh_TW"/>
         </w:rPr>
-        <w:t>；</w:t>
+        <w:t>）</w:t>
+      </w:r>
+    </w:p>
+    <w:p>
+      <w:pPr>
+        <w:pStyle w:val="ListBullet"/>
+        <w:spacing w:line="240" w:lineRule="auto"/>
+        <w:ind w:left="720"/>
+      </w:pPr>
+      <w:r>
+        <w:rPr>
+          <w:lang w:val="zh_TW" w:bidi="zh_TW"/>
+        </w:rPr>
+      </w:r>
+      <w:r>
+        <w:rPr>
+          <w:lang w:val="zh_TW" w:bidi="zh_TW"/>
+        </w:rPr>
+        <w:t>大衛（</w:t>
       </w:r>
       <w:hyperlink r:id="rId28">
         <w:r>
@@ -641,14 +590,14 @@
             <w:color w:val="0000EE"/>
             <w:u w:val="single"/>
           </w:rPr>
-          <w:t>羅馬書15:26</w:t>
+          <w:t>撒下5:13</w:t>
         </w:r>
       </w:hyperlink>
       <w:r>
         <w:rPr>
           <w:lang w:val="zh_TW" w:bidi="zh_TW"/>
         </w:rPr>
-        <w:t>；</w:t>
+        <w:t>，</w:t>
       </w:r>
       <w:hyperlink r:id="rId29">
         <w:r>
@@ -659,14 +608,32 @@
             <w:color w:val="0000EE"/>
             <w:u w:val="single"/>
           </w:rPr>
-          <w:t>哥林多前書16:1</w:t>
+          <w:t>15:16</w:t>
         </w:r>
       </w:hyperlink>
       <w:r>
         <w:rPr>
           <w:lang w:val="zh_TW" w:bidi="zh_TW"/>
         </w:rPr>
-        <w:t>；</w:t>
+        <w:t>）</w:t>
+      </w:r>
+    </w:p>
+    <w:p>
+      <w:pPr>
+        <w:pStyle w:val="ListBullet"/>
+        <w:spacing w:line="240" w:lineRule="auto"/>
+        <w:ind w:left="720"/>
+      </w:pPr>
+      <w:r>
+        <w:rPr>
+          <w:lang w:val="zh_TW" w:bidi="zh_TW"/>
+        </w:rPr>
+      </w:r>
+      <w:r>
+        <w:rPr>
+          <w:lang w:val="zh_TW" w:bidi="zh_TW"/>
+        </w:rPr>
+        <w:t>所羅門（</w:t>
       </w:r>
       <w:hyperlink r:id="rId30">
         <w:r>
@@ -677,14 +644,32 @@
             <w:color w:val="0000EE"/>
             <w:u w:val="single"/>
           </w:rPr>
-          <w:t>加拉太書2:10</w:t>
+          <w:t>王上11:3</w:t>
         </w:r>
       </w:hyperlink>
       <w:r>
         <w:rPr>
           <w:lang w:val="zh_TW" w:bidi="zh_TW"/>
         </w:rPr>
-        <w:t>；</w:t>
+        <w:t>）</w:t>
+      </w:r>
+    </w:p>
+    <w:p>
+      <w:pPr>
+        <w:pStyle w:val="ListBullet"/>
+        <w:spacing w:line="240" w:lineRule="auto"/>
+        <w:ind w:left="720"/>
+      </w:pPr>
+      <w:r>
+        <w:rPr>
+          <w:lang w:val="zh_TW" w:bidi="zh_TW"/>
+        </w:rPr>
+      </w:r>
+      <w:r>
+        <w:rPr>
+          <w:lang w:val="zh_TW" w:bidi="zh_TW"/>
+        </w:rPr>
+        <w:t>羅波安（</w:t>
       </w:r>
       <w:hyperlink r:id="rId31">
         <w:r>
@@ -695,14 +680,64 @@
             <w:color w:val="0000EE"/>
             <w:u w:val="single"/>
           </w:rPr>
-          <w:t>雅各書2:15–16</w:t>
+          <w:t>代下11:21</w:t>
         </w:r>
       </w:hyperlink>
       <w:r>
         <w:rPr>
           <w:lang w:val="zh_TW" w:bidi="zh_TW"/>
         </w:rPr>
-        <w:t>；</w:t>
+        <w:t>）</w:t>
+      </w:r>
+    </w:p>
+    <w:p>
+      <w:pPr/>
+      <w:r>
+        <w:rPr>
+          <w:lang w:val="zh_TW" w:bidi="zh_TW"/>
+        </w:rPr>
+      </w:r>
+      <w:r>
+        <w:rPr>
+          <w:lang w:val="zh_TW" w:bidi="zh_TW"/>
+        </w:rPr>
+        <w:t>在同一時期的其它文化中，王室後宮也十分常見，包括：</w:t>
+      </w:r>
+    </w:p>
+    <w:p>
+      <w:pPr>
+        <w:pStyle w:val="ListBullet"/>
+        <w:spacing w:line="240" w:lineRule="auto"/>
+        <w:ind w:left="720"/>
+      </w:pPr>
+      <w:r>
+        <w:rPr>
+          <w:lang w:val="zh_TW" w:bidi="zh_TW"/>
+        </w:rPr>
+      </w:r>
+      <w:r>
+        <w:rPr>
+          <w:lang w:val="zh_TW" w:bidi="zh_TW"/>
+        </w:rPr>
+        <w:t>埃及</w:t>
+      </w:r>
+    </w:p>
+    <w:p>
+      <w:pPr>
+        <w:pStyle w:val="ListBullet"/>
+        <w:spacing w:line="240" w:lineRule="auto"/>
+        <w:ind w:left="720"/>
+      </w:pPr>
+      <w:r>
+        <w:rPr>
+          <w:lang w:val="zh_TW" w:bidi="zh_TW"/>
+        </w:rPr>
+      </w:r>
+      <w:r>
+        <w:rPr>
+          <w:lang w:val="zh_TW" w:bidi="zh_TW"/>
+        </w:rPr>
+        <w:t>波斯（</w:t>
       </w:r>
       <w:hyperlink r:id="rId32">
         <w:r>
@@ -713,14 +748,32 @@
             <w:color w:val="0000EE"/>
             <w:u w:val="single"/>
           </w:rPr>
-          <w:t>約翰一書3:17</w:t>
+          <w:t>斯2:14</w:t>
         </w:r>
       </w:hyperlink>
       <w:r>
         <w:rPr>
           <w:lang w:val="zh_TW" w:bidi="zh_TW"/>
         </w:rPr>
-        <w:t>）；對基督徒來說，施捨也是他們的主所明確期望的義務（</w:t>
+        <w:t>）</w:t>
+      </w:r>
+    </w:p>
+    <w:p>
+      <w:pPr>
+        <w:pStyle w:val="ListBullet"/>
+        <w:spacing w:line="240" w:lineRule="auto"/>
+        <w:ind w:left="720"/>
+      </w:pPr>
+      <w:r>
+        <w:rPr>
+          <w:lang w:val="zh_TW" w:bidi="zh_TW"/>
+        </w:rPr>
+      </w:r>
+      <w:r>
+        <w:rPr>
+          <w:lang w:val="zh_TW" w:bidi="zh_TW"/>
+        </w:rPr>
+        <w:t>巴比倫 （</w:t>
       </w:r>
       <w:hyperlink r:id="rId33">
         <w:r>
@@ -731,14 +784,46 @@
             <w:color w:val="0000EE"/>
             <w:u w:val="single"/>
           </w:rPr>
-          <w:t>馬太福音6:2–4</w:t>
+          <w:t>但5:2–3</w:t>
         </w:r>
       </w:hyperlink>
       <w:r>
         <w:rPr>
           <w:lang w:val="zh_TW" w:bidi="zh_TW"/>
         </w:rPr>
-        <w:t>；</w:t>
+        <w:t>、</w:t>
+      </w:r>
+      <w:hyperlink r:id="rId33">
+        <w:r>
+          <w:rPr>
+            <w:lang w:val="zh_TW" w:bidi="zh_TW"/>
+          </w:rPr>
+          <w:rPr>
+            <w:color w:val="0000EE"/>
+            <w:u w:val="single"/>
+          </w:rPr>
+          <w:t>23</w:t>
+        </w:r>
+      </w:hyperlink>
+      <w:r>
+        <w:rPr>
+          <w:lang w:val="zh_TW" w:bidi="zh_TW"/>
+        </w:rPr>
+        <w:t>）</w:t>
+      </w:r>
+    </w:p>
+    <w:p>
+      <w:pPr/>
+      <w:r>
+        <w:rPr>
+          <w:lang w:val="zh_TW" w:bidi="zh_TW"/>
+        </w:rPr>
+      </w:r>
+      <w:r>
+        <w:rPr>
+          <w:lang w:val="zh_TW" w:bidi="zh_TW"/>
+        </w:rPr>
+        <w:t>儘管妾制在古代社會被廣泛接受，但兩人之間的婚姻仍被視為更理想的婚姻。妾制的出現多與追求聲望和生育更多子嗣有關，但有時也可能導致性自由（</w:t>
       </w:r>
       <w:hyperlink r:id="rId34">
         <w:r>
@@ -749,27 +834,14 @@
             <w:color w:val="0000EE"/>
             <w:u w:val="single"/>
           </w:rPr>
-          <w:t>路加福音12:33</w:t>
+          <w:t>傳2:8</w:t>
         </w:r>
       </w:hyperlink>
       <w:r>
         <w:rPr>
           <w:lang w:val="zh_TW" w:bidi="zh_TW"/>
         </w:rPr>
-        <w:t>）。早期教會所實踐的事實上並不是原始的共產主義，因為假如他們放棄個人財產，他們就無法做到他們實際上所做的事——將錢財或實物「照各人所需用的」</w:t>
-      </w:r>
-      <w:r>
-        <w:rPr>
-          <w:i/>
-          <w:lang w:val="zh_TW" w:bidi="zh_TW"/>
-        </w:rPr>
-        <w:t>分給</w:t>
-      </w:r>
-      <w:r>
-        <w:rPr>
-          <w:lang w:val="zh_TW" w:bidi="zh_TW"/>
-        </w:rPr>
-        <w:t>各人（</w:t>
+        <w:t>）。雖然妾制在希臘與羅馬文化中普遍存在，但這種制度並不符合耶穌對婚姻的教導（</w:t>
       </w:r>
       <w:hyperlink r:id="rId35">
         <w:r>
@@ -780,25 +852,7 @@
             <w:color w:val="0000EE"/>
             <w:u w:val="single"/>
           </w:rPr>
-          <w:t>使徒行傳2:45</w:t>
-        </w:r>
-      </w:hyperlink>
-      <w:r>
-        <w:rPr>
-          <w:lang w:val="zh_TW" w:bidi="zh_TW"/>
-        </w:rPr>
-        <w:t>，</w:t>
-      </w:r>
-      <w:hyperlink r:id="rId36">
-        <w:r>
-          <w:rPr>
-            <w:lang w:val="zh_TW" w:bidi="zh_TW"/>
-          </w:rPr>
-          <w:rPr>
-            <w:color w:val="0000EE"/>
-            <w:u w:val="single"/>
-          </w:rPr>
-          <w:t>4:35</w:t>
+          <w:t>太19:1–9</w:t>
         </w:r>
       </w:hyperlink>
       <w:r>
@@ -817,706 +871,46 @@
       </w:r>
       <w:r>
         <w:rPr>
-          <w:lang w:val="zh_TW" w:bidi="zh_TW"/>
-        </w:rPr>
-        <w:t>因此，貧窮雖然給富人提供了展示慷慨美德的機會，但本身（在新約和舊約中皆是）是一件壞事。</w:t>
-      </w:r>
-    </w:p>
-    <w:p>
-      <w:pPr>
-        <w:pStyle w:val="Heading3"/>
-      </w:pPr>
-      <w:r>
-        <w:rPr>
-          <w:lang w:val="zh_TW" w:bidi="zh_TW"/>
-        </w:rPr>
-        <w:t>貧窮作為好事</w:t>
-      </w:r>
-    </w:p>
-    <w:p>
-      <w:pPr/>
-      <w:r>
-        <w:rPr>
-          <w:lang w:val="zh_TW" w:bidi="zh_TW"/>
-        </w:rPr>
-      </w:r>
-      <w:r>
-        <w:rPr>
-          <w:lang w:val="zh_TW" w:bidi="zh_TW"/>
-        </w:rPr>
-        <w:t>正如我們所見，某種意義上，公義會使人興旺，而罪惡會使人貧窮。但普通的生活比這更複雜。</w:t>
-      </w:r>
-      <w:hyperlink r:id="rId37">
-        <w:r>
-          <w:rPr>
-            <w:lang w:val="zh_TW" w:bidi="zh_TW"/>
-          </w:rPr>
-          <w:rPr>
-            <w:color w:val="0000EE"/>
-            <w:u w:val="single"/>
-          </w:rPr>
-          <w:t>詩篇第一篇</w:t>
-        </w:r>
-      </w:hyperlink>
-      <w:r>
-        <w:rPr>
-          <w:lang w:val="zh_TW" w:bidi="zh_TW"/>
-        </w:rPr>
-        <w:t>和</w:t>
-      </w:r>
-      <w:hyperlink r:id="rId38">
-        <w:r>
-          <w:rPr>
-            <w:lang w:val="zh_TW" w:bidi="zh_TW"/>
-          </w:rPr>
-          <w:rPr>
-            <w:color w:val="0000EE"/>
-            <w:u w:val="single"/>
-          </w:rPr>
-          <w:t>一百一十二篇</w:t>
-        </w:r>
-      </w:hyperlink>
-      <w:r>
-        <w:rPr>
-          <w:lang w:val="zh_TW" w:bidi="zh_TW"/>
-        </w:rPr>
-        <w:t>提及上述內容，卻只展現了事情的其中一面。惡人興旺（</w:t>
-      </w:r>
-      <w:hyperlink r:id="rId39">
-        <w:r>
-          <w:rPr>
-            <w:lang w:val="zh_TW" w:bidi="zh_TW"/>
-          </w:rPr>
-          <w:rPr>
-            <w:color w:val="0000EE"/>
-            <w:u w:val="single"/>
-          </w:rPr>
-          <w:t>詩篇73:3</w:t>
-        </w:r>
-      </w:hyperlink>
-      <w:r>
-        <w:rPr>
-          <w:lang w:val="zh_TW" w:bidi="zh_TW"/>
-        </w:rPr>
-        <w:t>）及其對應的，義人貧窮呢？聖經的答案（比如，</w:t>
-      </w:r>
-      <w:hyperlink r:id="rId40">
-        <w:r>
-          <w:rPr>
-            <w:lang w:val="zh_TW" w:bidi="zh_TW"/>
-          </w:rPr>
-          <w:rPr>
-            <w:color w:val="0000EE"/>
-            <w:u w:val="single"/>
-          </w:rPr>
-          <w:t>約伯記21</w:t>
-        </w:r>
-      </w:hyperlink>
+          <w:i/>
+          <w:lang w:val="zh_TW" w:bidi="zh_TW"/>
+        </w:rPr>
+        <w:t>另見</w:t>
+      </w:r>
+      <w:r>
+        <w:rPr>
+          <w:lang w:val="zh_TW" w:bidi="zh_TW"/>
+        </w:rPr>
+        <w:t xml:space="preserve"> </w:t>
+      </w:r>
+      <w:r>
+        <w:rPr>
+          <w:lang w:val="zh_TW" w:bidi="zh_TW"/>
+        </w:rPr>
+        <w:t>民事法律和司法</w:t>
+      </w:r>
       <w:r>
         <w:rPr>
           <w:lang w:val="zh_TW" w:bidi="zh_TW"/>
         </w:rPr>
         <w:t>；</w:t>
       </w:r>
-      <w:hyperlink r:id="rId41">
-        <w:r>
-          <w:rPr>
-            <w:lang w:val="zh_TW" w:bidi="zh_TW"/>
-          </w:rPr>
-          <w:rPr>
-            <w:color w:val="0000EE"/>
-            <w:u w:val="single"/>
-          </w:rPr>
-          <w:t>詩篇37</w:t>
-        </w:r>
-      </w:hyperlink>
-      <w:r>
-        <w:rPr>
-          <w:lang w:val="zh_TW" w:bidi="zh_TW"/>
-        </w:rPr>
-        <w:t>，</w:t>
-      </w:r>
-      <w:hyperlink r:id="rId42">
-        <w:r>
-          <w:rPr>
-            <w:lang w:val="zh_TW" w:bidi="zh_TW"/>
-          </w:rPr>
-          <w:rPr>
-            <w:color w:val="0000EE"/>
-            <w:u w:val="single"/>
-          </w:rPr>
-          <w:t>49</w:t>
-        </w:r>
-      </w:hyperlink>
-      <w:r>
-        <w:rPr>
-          <w:lang w:val="zh_TW" w:bidi="zh_TW"/>
-        </w:rPr>
-        <w:t>，</w:t>
-      </w:r>
-      <w:hyperlink r:id="rId43">
-        <w:r>
-          <w:rPr>
-            <w:lang w:val="zh_TW" w:bidi="zh_TW"/>
-          </w:rPr>
-          <w:rPr>
-            <w:color w:val="0000EE"/>
-            <w:u w:val="single"/>
-          </w:rPr>
-          <w:t>73</w:t>
-        </w:r>
-      </w:hyperlink>
-      <w:r>
-        <w:rPr>
-          <w:lang w:val="zh_TW" w:bidi="zh_TW"/>
-        </w:rPr>
-        <w:t>）——壞人的富足是短暫的，而義人雖然在屬世的財物上貧窮，卻擁有屬靈的財富。</w:t>
-      </w:r>
-    </w:p>
-    <w:p>
-      <w:pPr/>
-      <w:r>
-        <w:rPr>
-          <w:lang w:val="zh_TW" w:bidi="zh_TW"/>
-        </w:rPr>
-      </w:r>
-      <w:r>
-        <w:rPr>
-          <w:lang w:val="zh_TW" w:bidi="zh_TW"/>
-        </w:rPr>
-        <w:t>這個想法——好人不僅沒有興旺，反而可能經常貧窮——有時會被奇怪地顛倒過來。義人可能貧窮，但聖經有時似乎認為貧窮就是義。當然，這並不是自動就會如此（</w:t>
-      </w:r>
-      <w:hyperlink r:id="rId44">
-        <w:r>
-          <w:rPr>
-            <w:lang w:val="zh_TW" w:bidi="zh_TW"/>
-          </w:rPr>
-          <w:rPr>
-            <w:color w:val="0000EE"/>
-            <w:u w:val="single"/>
-          </w:rPr>
-          <w:t>箴言30:8–9</w:t>
-        </w:r>
-      </w:hyperlink>
-      <w:r>
-        <w:rPr>
-          <w:lang w:val="zh_TW" w:bidi="zh_TW"/>
-        </w:rPr>
-        <w:t>），但這樣的描述在聖經中，尤其是在詩篇中相當頻繁（比如，</w:t>
-      </w:r>
-      <w:hyperlink r:id="rId45">
-        <w:r>
-          <w:rPr>
-            <w:lang w:val="zh_TW" w:bidi="zh_TW"/>
-          </w:rPr>
-          <w:rPr>
-            <w:color w:val="0000EE"/>
-            <w:u w:val="single"/>
-          </w:rPr>
-          <w:t>詩篇9:18</w:t>
-        </w:r>
-      </w:hyperlink>
-      <w:r>
-        <w:rPr>
-          <w:lang w:val="zh_TW" w:bidi="zh_TW"/>
-        </w:rPr>
-        <w:t>，</w:t>
-      </w:r>
-      <w:hyperlink r:id="rId46">
-        <w:r>
-          <w:rPr>
-            <w:lang w:val="zh_TW" w:bidi="zh_TW"/>
-          </w:rPr>
-          <w:rPr>
-            <w:color w:val="0000EE"/>
-            <w:u w:val="single"/>
-          </w:rPr>
-          <w:t>10:14</w:t>
-        </w:r>
-      </w:hyperlink>
-      <w:r>
-        <w:rPr>
-          <w:lang w:val="zh_TW" w:bidi="zh_TW"/>
-        </w:rPr>
-        <w:t>，</w:t>
-      </w:r>
-      <w:hyperlink r:id="rId47">
-        <w:r>
-          <w:rPr>
-            <w:lang w:val="zh_TW" w:bidi="zh_TW"/>
-          </w:rPr>
-          <w:rPr>
-            <w:color w:val="0000EE"/>
-            <w:u w:val="single"/>
-          </w:rPr>
-          <w:t>12:5</w:t>
-        </w:r>
-      </w:hyperlink>
-      <w:r>
-        <w:rPr>
-          <w:lang w:val="zh_TW" w:bidi="zh_TW"/>
-        </w:rPr>
-        <w:t>，</w:t>
-      </w:r>
-      <w:hyperlink r:id="rId48">
-        <w:r>
-          <w:rPr>
-            <w:lang w:val="zh_TW" w:bidi="zh_TW"/>
-          </w:rPr>
-          <w:rPr>
-            <w:color w:val="0000EE"/>
-            <w:u w:val="single"/>
-          </w:rPr>
-          <w:t>34:6</w:t>
-        </w:r>
-      </w:hyperlink>
-      <w:r>
-        <w:rPr>
-          <w:lang w:val="zh_TW" w:bidi="zh_TW"/>
-        </w:rPr>
-        <w:t>，</w:t>
-      </w:r>
-      <w:hyperlink r:id="rId49">
-        <w:r>
-          <w:rPr>
-            <w:lang w:val="zh_TW" w:bidi="zh_TW"/>
-          </w:rPr>
-          <w:rPr>
-            <w:color w:val="0000EE"/>
-            <w:u w:val="single"/>
-          </w:rPr>
-          <w:t>35:10</w:t>
-        </w:r>
-      </w:hyperlink>
-      <w:r>
-        <w:rPr>
-          <w:lang w:val="zh_TW" w:bidi="zh_TW"/>
-        </w:rPr>
-        <w:t>，</w:t>
-      </w:r>
-      <w:hyperlink r:id="rId50">
-        <w:r>
-          <w:rPr>
-            <w:lang w:val="zh_TW" w:bidi="zh_TW"/>
-          </w:rPr>
-          <w:rPr>
-            <w:color w:val="0000EE"/>
-            <w:u w:val="single"/>
-          </w:rPr>
-          <w:t>74:19</w:t>
-        </w:r>
-      </w:hyperlink>
-      <w:r>
-        <w:rPr>
-          <w:lang w:val="zh_TW" w:bidi="zh_TW"/>
-        </w:rPr>
-        <w:t>），值得仔細考慮。經過思考後會看到，這並不奇怪。因為神特別關心貧窮人，所以貧窮人可能特別關心神，原因有二。首先，如果以色列中有貧窮，那是因為有權勢的人在濫用權力；因此，貧窮人會首先尋求神的幫助，因為神的法則被藐視，而神會親自伸冤。其次，貧窮使人轉向神，因為在那種情況下，沒有其他人可以依靠。這樣，「貧窮」幾乎成為一個專有的詞語。「貧窮人」是謙卑的人，而謙卑的人是敬虔的人（</w:t>
-      </w:r>
-      <w:hyperlink r:id="rId51">
-        <w:r>
-          <w:rPr>
-            <w:lang w:val="zh_TW" w:bidi="zh_TW"/>
-          </w:rPr>
-          <w:rPr>
-            <w:color w:val="0000EE"/>
-            <w:u w:val="single"/>
-          </w:rPr>
-          <w:t>詩篇10:17</w:t>
-        </w:r>
-      </w:hyperlink>
-      <w:r>
-        <w:rPr>
-          <w:lang w:val="zh_TW" w:bidi="zh_TW"/>
-        </w:rPr>
-        <w:t>，</w:t>
-      </w:r>
-      <w:hyperlink r:id="rId52">
-        <w:r>
-          <w:rPr>
-            <w:lang w:val="zh_TW" w:bidi="zh_TW"/>
-          </w:rPr>
-          <w:rPr>
-            <w:color w:val="0000EE"/>
-            <w:u w:val="single"/>
-          </w:rPr>
-          <w:t>14:5–6</w:t>
-        </w:r>
-      </w:hyperlink>
-      <w:r>
-        <w:rPr>
-          <w:lang w:val="zh_TW" w:bidi="zh_TW"/>
-        </w:rPr>
-        <w:t>，</w:t>
-      </w:r>
-      <w:hyperlink r:id="rId53">
-        <w:r>
-          <w:rPr>
-            <w:lang w:val="zh_TW" w:bidi="zh_TW"/>
-          </w:rPr>
-          <w:rPr>
-            <w:color w:val="0000EE"/>
-            <w:u w:val="single"/>
-          </w:rPr>
-          <w:t>37:11</w:t>
-        </w:r>
-      </w:hyperlink>
+      <w:r>
+        <w:rPr>
+          <w:lang w:val="zh_TW" w:bidi="zh_TW"/>
+        </w:rPr>
+        <w:t>家庭生活和關係</w:t>
+      </w:r>
       <w:r>
         <w:rPr>
           <w:lang w:val="zh_TW" w:bidi="zh_TW"/>
         </w:rPr>
         <w:t>；</w:t>
       </w:r>
-      <w:hyperlink r:id="rId54">
-        <w:r>
-          <w:rPr>
-            <w:lang w:val="zh_TW" w:bidi="zh_TW"/>
-          </w:rPr>
-          <w:rPr>
-            <w:color w:val="0000EE"/>
-            <w:u w:val="single"/>
-          </w:rPr>
-          <w:t>西番雅書3:12–13</w:t>
-        </w:r>
-      </w:hyperlink>
-      <w:r>
-        <w:rPr>
-          <w:lang w:val="zh_TW" w:bidi="zh_TW"/>
-        </w:rPr>
-        <w:t>）。正如富有可以助長自我放縱、自大、驕傲以及藐視、欺壓他人一樣，貧窮則會鼓勵相反的美德。</w:t>
-      </w:r>
-    </w:p>
-    <w:p>
-      <w:pPr/>
-      <w:r>
-        <w:rPr>
-          <w:lang w:val="zh_TW" w:bidi="zh_TW"/>
-        </w:rPr>
-      </w:r>
-      <w:r>
-        <w:rPr>
-          <w:lang w:val="zh_TW" w:bidi="zh_TW"/>
-        </w:rPr>
-        <w:t>因此，貧窮不再是一種應該避免的邪惡，而成為一種應當追求的理想。根據舊約中「貧窮人」和「虔誠人」幾乎可以互換使用的方式，許多猶太人在兩約之間的時期放棄了個人財產。這其中包括愛色尼派（Essenes）和在死海附近的昆蘭建立的相關群體。後者實際上自稱為「貧窮人」。這一傳統延續到了新約時代。可能在耶路撒冷的「貧窮人」指的是當時教會中的一個特定群體（甚至是整個耶路撒冷教會；</w:t>
-      </w:r>
-      <w:hyperlink r:id="rId28">
-        <w:r>
-          <w:rPr>
-            <w:lang w:val="zh_TW" w:bidi="zh_TW"/>
-          </w:rPr>
-          <w:rPr>
-            <w:color w:val="0000EE"/>
-            <w:u w:val="single"/>
-          </w:rPr>
-          <w:t>羅馬書15:26</w:t>
-        </w:r>
-      </w:hyperlink>
-      <w:r>
-        <w:rPr>
-          <w:lang w:val="zh_TW" w:bidi="zh_TW"/>
-        </w:rPr>
-        <w:t>；</w:t>
-      </w:r>
-      <w:hyperlink r:id="rId30">
-        <w:r>
-          <w:rPr>
-            <w:lang w:val="zh_TW" w:bidi="zh_TW"/>
-          </w:rPr>
-          <w:rPr>
-            <w:color w:val="0000EE"/>
-            <w:u w:val="single"/>
-          </w:rPr>
-          <w:t>加拉太書2:10</w:t>
-        </w:r>
-      </w:hyperlink>
-      <w:r>
-        <w:rPr>
-          <w:lang w:val="zh_TW" w:bidi="zh_TW"/>
-        </w:rPr>
-        <w:t>）。後來確實出現了一個猶太基督教派，稱為「以便尼派（Ebionites）」（來自希伯來語中表示「貧窮」的詞）。</w:t>
-      </w:r>
-    </w:p>
-    <w:p>
-      <w:pPr/>
-      <w:r>
-        <w:rPr>
-          <w:lang w:val="zh_TW" w:bidi="zh_TW"/>
-        </w:rPr>
-      </w:r>
-      <w:r>
-        <w:rPr>
-          <w:lang w:val="zh_TW" w:bidi="zh_TW"/>
-        </w:rPr>
-        <w:t>新約當然清楚地教導真正重要的是內心的態度。貧窮但貪婪，或富有但慷慨都是有可能的。即便如此，根據上述舊約背景，福音書中這些詞彙的普遍意義是：富有=壞，貧窮=好。一方面，撒都該人擁有世俗的財富，法利賽人擁有屬靈的驕傲，而有產業的人是自私、愚昧的，處於嚴重的屬靈危險中（</w:t>
-      </w:r>
-      <w:hyperlink r:id="rId55">
-        <w:r>
-          <w:rPr>
-            <w:lang w:val="zh_TW" w:bidi="zh_TW"/>
-          </w:rPr>
-          <w:rPr>
-            <w:color w:val="0000EE"/>
-            <w:u w:val="single"/>
-          </w:rPr>
-          <w:t>馬可福音10:23</w:t>
-        </w:r>
-      </w:hyperlink>
-      <w:r>
-        <w:rPr>
-          <w:lang w:val="zh_TW" w:bidi="zh_TW"/>
-        </w:rPr>
-        <w:t>；</w:t>
-      </w:r>
-      <w:hyperlink r:id="rId56">
-        <w:r>
-          <w:rPr>
-            <w:lang w:val="zh_TW" w:bidi="zh_TW"/>
-          </w:rPr>
-          <w:rPr>
-            <w:color w:val="0000EE"/>
-            <w:u w:val="single"/>
-          </w:rPr>
-          <w:t>路加福音12:13–21</w:t>
-        </w:r>
-      </w:hyperlink>
-      <w:r>
-        <w:rPr>
-          <w:lang w:val="zh_TW" w:bidi="zh_TW"/>
-        </w:rPr>
-        <w:t>，</w:t>
-      </w:r>
-      <w:hyperlink r:id="rId57">
-        <w:r>
-          <w:rPr>
-            <w:lang w:val="zh_TW" w:bidi="zh_TW"/>
-          </w:rPr>
-          <w:rPr>
-            <w:color w:val="0000EE"/>
-            <w:u w:val="single"/>
-          </w:rPr>
-          <w:t>16:19–31</w:t>
-        </w:r>
-      </w:hyperlink>
-      <w:r>
-        <w:rPr>
-          <w:lang w:val="zh_TW" w:bidi="zh_TW"/>
-        </w:rPr>
-        <w:t>）。另一方面，委身且簡樸的人，如耶穌自己的家人和朋友，通常代表貧窮人。</w:t>
-      </w:r>
-    </w:p>
-    <w:p>
-      <w:pPr/>
-      <w:r>
-        <w:rPr>
-          <w:lang w:val="zh_TW" w:bidi="zh_TW"/>
-        </w:rPr>
-      </w:r>
-      <w:r>
-        <w:rPr>
-          <w:lang w:val="zh_TW" w:bidi="zh_TW"/>
-        </w:rPr>
-        <w:t>因此，事實上，八福第一福的兩個版本（馬太和路加的記載）實際上是相同的。馬太的版本有深度：「虛心的人有福了」（</w:t>
-      </w:r>
-      <w:hyperlink r:id="rId58">
-        <w:r>
-          <w:rPr>
-            <w:lang w:val="zh_TW" w:bidi="zh_TW"/>
-          </w:rPr>
-          <w:rPr>
-            <w:color w:val="0000EE"/>
-            <w:u w:val="single"/>
-          </w:rPr>
-          <w:t>馬太福音5:3）；</w:t>
-        </w:r>
-      </w:hyperlink>
-      <w:r>
-        <w:rPr>
-          <w:lang w:val="zh_TW" w:bidi="zh_TW"/>
-        </w:rPr>
-        <w:t>路加的版本有廣度。當路加簡單地說「你們貧窮的人有福了」（</w:t>
-      </w:r>
-      <w:hyperlink r:id="rId59">
-        <w:r>
-          <w:rPr>
-            <w:lang w:val="zh_TW" w:bidi="zh_TW"/>
-          </w:rPr>
-          <w:rPr>
-            <w:color w:val="0000EE"/>
-            <w:u w:val="single"/>
-          </w:rPr>
-          <w:t>路加福音6:20</w:t>
-        </w:r>
-      </w:hyperlink>
-      <w:r>
-        <w:rPr>
-          <w:lang w:val="zh_TW" w:bidi="zh_TW"/>
-        </w:rPr>
-        <w:t>）時，他指的是那些在需要中（</w:t>
-      </w:r>
-      <w:r>
-        <w:rPr>
-          <w:i/>
-          <w:lang w:val="zh_TW" w:bidi="zh_TW"/>
-        </w:rPr>
-        <w:t>任何</w:t>
-      </w:r>
-      <w:r>
-        <w:rPr>
-          <w:lang w:val="zh_TW" w:bidi="zh_TW"/>
-        </w:rPr>
-        <w:t>需要）轉向主的人。基督來到世上是為了將福音帶給這樣的人（</w:t>
-      </w:r>
-      <w:hyperlink r:id="rId60">
-        <w:r>
-          <w:rPr>
-            <w:lang w:val="zh_TW" w:bidi="zh_TW"/>
-          </w:rPr>
-          <w:rPr>
-            <w:color w:val="0000EE"/>
-            <w:u w:val="single"/>
-          </w:rPr>
-          <w:t>馬太福音11:5</w:t>
-        </w:r>
-      </w:hyperlink>
-      <w:r>
-        <w:rPr>
-          <w:lang w:val="zh_TW" w:bidi="zh_TW"/>
-        </w:rPr>
-        <w:t>；</w:t>
-      </w:r>
-      <w:hyperlink r:id="rId61">
-        <w:r>
-          <w:rPr>
-            <w:lang w:val="zh_TW" w:bidi="zh_TW"/>
-          </w:rPr>
-          <w:rPr>
-            <w:color w:val="0000EE"/>
-            <w:u w:val="single"/>
-          </w:rPr>
-          <w:t>路加福音4:18</w:t>
-        </w:r>
-      </w:hyperlink>
-      <w:r>
-        <w:rPr>
-          <w:lang w:val="zh_TW" w:bidi="zh_TW"/>
-        </w:rPr>
-        <w:t>）。耶穌基督自己體現了同樣的理念。正如保羅所說：「</w:t>
-      </w:r>
-      <w:r>
-        <w:rPr>
-          <w:lang w:val="zh_TW" w:bidi="zh_TW"/>
-        </w:rPr>
-        <w:t>他本來富足，卻為你們成了貧窮，叫你們因他的貧窮，可以成為富足</w:t>
-      </w:r>
-      <w:r>
-        <w:rPr>
-          <w:lang w:val="zh_TW" w:bidi="zh_TW"/>
-        </w:rPr>
-        <w:t>」（</w:t>
-      </w:r>
-      <w:hyperlink r:id="rId62">
-        <w:r>
-          <w:rPr>
-            <w:lang w:val="zh_TW" w:bidi="zh_TW"/>
-          </w:rPr>
-          <w:rPr>
-            <w:color w:val="0000EE"/>
-            <w:u w:val="single"/>
-          </w:rPr>
-          <w:t>哥林多後書8:9</w:t>
-        </w:r>
-      </w:hyperlink>
-      <w:r>
-        <w:rPr>
-          <w:lang w:val="zh_TW" w:bidi="zh_TW"/>
-        </w:rPr>
-        <w:t>，</w:t>
-      </w:r>
-      <w:r>
-        <w:rPr>
-          <w:lang w:val="zh_TW" w:bidi="zh_TW"/>
-        </w:rPr>
-        <w:t>庇哩亞聖經</w:t>
-      </w:r>
-      <w:r>
-        <w:rPr>
-          <w:lang w:val="zh_TW" w:bidi="zh_TW"/>
-        </w:rPr>
-        <w:t>）。我們無助的貧窮是一種邪惡，需要祂來拯救；祂有意選擇的貧窮樣式正是祂拯救的榮耀方式。</w:t>
-      </w:r>
-    </w:p>
-    <w:p>
-      <w:pPr/>
-      <w:r>
-        <w:rPr>
-          <w:lang w:val="zh_TW" w:bidi="zh_TW"/>
-        </w:rPr>
-      </w:r>
-      <w:r>
-        <w:rPr>
-          <w:i/>
-          <w:lang w:val="zh_TW" w:bidi="zh_TW"/>
-        </w:rPr>
-        <w:t>另見</w:t>
-      </w:r>
-      <w:r>
-        <w:rPr>
-          <w:lang w:val="zh_TW" w:bidi="zh_TW"/>
-        </w:rPr>
-        <w:t xml:space="preserve"> </w:t>
-      </w:r>
-      <w:r>
-        <w:rPr>
-          <w:lang w:val="zh_TW" w:bidi="zh_TW"/>
-        </w:rPr>
-        <w:t>施捨</w:t>
-      </w:r>
-      <w:r>
-        <w:rPr>
-          <w:lang w:val="zh_TW" w:bidi="zh_TW"/>
-        </w:rPr>
-        <w:t>，</w:t>
-      </w:r>
-      <w:r>
-        <w:rPr>
-          <w:lang w:val="zh_TW" w:bidi="zh_TW"/>
-        </w:rPr>
-        <w:t>錢財</w:t>
-      </w:r>
-      <w:r>
-        <w:rPr>
-          <w:lang w:val="zh_TW" w:bidi="zh_TW"/>
-        </w:rPr>
-        <w:t>，</w:t>
-      </w:r>
-      <w:r>
-        <w:rPr>
-          <w:lang w:val="zh_TW" w:bidi="zh_TW"/>
-        </w:rPr>
-        <w:t>公義</w:t>
-      </w:r>
-      <w:r>
-        <w:rPr>
-          <w:lang w:val="zh_TW" w:bidi="zh_TW"/>
-        </w:rPr>
-        <w:t>，</w:t>
-      </w:r>
-      <w:r>
-        <w:rPr>
-          <w:lang w:val="zh_TW" w:bidi="zh_TW"/>
-        </w:rPr>
-        <w:t>工價</w:t>
-      </w:r>
-      <w:r>
-        <w:rPr>
-          <w:lang w:val="zh_TW" w:bidi="zh_TW"/>
-        </w:rPr>
-        <w:t>，</w:t>
-      </w:r>
-      <w:r>
-        <w:rPr>
-          <w:lang w:val="zh_TW" w:bidi="zh_TW"/>
-        </w:rPr>
-        <w:t>財富</w:t>
+      <w:r>
+        <w:rPr>
+          <w:lang w:val="zh_TW" w:bidi="zh_TW"/>
+        </w:rPr>
+        <w:t>婚姻、婚姻習俗</w:t>
       </w:r>
       <w:r>
         <w:rPr>

--- a/zht/docx/131.content.docx
+++ b/zht/docx/131.content.docx
@@ -233,18 +233,12 @@
         </w:rPr>
         <w:t>妾制是指一名男子與一名女子同居，而該女子（稱爲「妾」）被視為其性伴侶或次要妻子，但其地位低於正妻。妾制在許多古代文化中相當普遍，尤其是在美索不達米亞地區。在那裡，君王往往擁有後宮；即使是一般平民，也可能在正妻之外另有一至兩名妾。聖經中亦提及這兩種類型的妾制。妾通常是奴隸或戰爭中被擄的女子（</w:t>
       </w:r>
-      <w:hyperlink r:id="rId13">
-        <w:r>
-          <w:rPr>
-            <w:lang w:val="zh_TW" w:bidi="zh_TW"/>
-          </w:rPr>
-          <w:rPr>
-            <w:color w:val="0000EE"/>
-            <w:u w:val="single"/>
-          </w:rPr>
-          <w:t>士5:30</w:t>
-        </w:r>
-      </w:hyperlink>
+      <w:r>
+        <w:rPr>
+          <w:lang w:val="zh_TW" w:bidi="zh_TW"/>
+        </w:rPr>
+        <w:t>士5:30</w:t>
+      </w:r>
       <w:r>
         <w:rPr>
           <w:lang w:val="zh_TW" w:bidi="zh_TW"/>
@@ -279,180 +273,120 @@
         </w:rPr>
         <w:t>在族長時期，納妾是一種常見的社會現象（</w:t>
       </w:r>
-      <w:hyperlink r:id="rId14">
-        <w:r>
-          <w:rPr>
-            <w:lang w:val="zh_TW" w:bidi="zh_TW"/>
-          </w:rPr>
-          <w:rPr>
-            <w:color w:val="0000EE"/>
-            <w:u w:val="single"/>
-          </w:rPr>
-          <w:t>創22:24</w:t>
-        </w:r>
-      </w:hyperlink>
+      <w:r>
+        <w:rPr>
+          <w:lang w:val="zh_TW" w:bidi="zh_TW"/>
+        </w:rPr>
+        <w:t>創22:24</w:t>
+      </w:r>
       <w:r>
         <w:rPr>
           <w:lang w:val="zh_TW" w:bidi="zh_TW"/>
         </w:rPr>
         <w:t>，</w:t>
       </w:r>
-      <w:hyperlink r:id="rId15">
-        <w:r>
-          <w:rPr>
-            <w:lang w:val="zh_TW" w:bidi="zh_TW"/>
-          </w:rPr>
-          <w:rPr>
-            <w:color w:val="0000EE"/>
-            <w:u w:val="single"/>
-          </w:rPr>
-          <w:t>35:22</w:t>
-        </w:r>
-      </w:hyperlink>
+      <w:r>
+        <w:rPr>
+          <w:lang w:val="zh_TW" w:bidi="zh_TW"/>
+        </w:rPr>
+        <w:t>35:22</w:t>
+      </w:r>
       <w:r>
         <w:rPr>
           <w:lang w:val="zh_TW" w:bidi="zh_TW"/>
         </w:rPr>
         <w:t>，</w:t>
       </w:r>
-      <w:hyperlink r:id="rId16">
-        <w:r>
-          <w:rPr>
-            <w:lang w:val="zh_TW" w:bidi="zh_TW"/>
-          </w:rPr>
-          <w:rPr>
-            <w:color w:val="0000EE"/>
-            <w:u w:val="single"/>
-          </w:rPr>
-          <w:t>36:12</w:t>
-        </w:r>
-      </w:hyperlink>
+      <w:r>
+        <w:rPr>
+          <w:lang w:val="zh_TW" w:bidi="zh_TW"/>
+        </w:rPr>
+        <w:t>36:12</w:t>
+      </w:r>
       <w:r>
         <w:rPr>
           <w:lang w:val="zh_TW" w:bidi="zh_TW"/>
         </w:rPr>
         <w:t>），尤其在正妻無法生育的情況下更為普遍（</w:t>
       </w:r>
-      <w:hyperlink r:id="rId17">
-        <w:r>
-          <w:rPr>
-            <w:lang w:val="zh_TW" w:bidi="zh_TW"/>
-          </w:rPr>
-          <w:rPr>
-            <w:color w:val="0000EE"/>
-            <w:u w:val="single"/>
-          </w:rPr>
-          <w:t>創16:1–3</w:t>
-        </w:r>
-      </w:hyperlink>
+      <w:r>
+        <w:rPr>
+          <w:lang w:val="zh_TW" w:bidi="zh_TW"/>
+        </w:rPr>
+        <w:t>創16:1–3</w:t>
+      </w:r>
       <w:r>
         <w:rPr>
           <w:lang w:val="zh_TW" w:bidi="zh_TW"/>
         </w:rPr>
         <w:t>，</w:t>
       </w:r>
-      <w:hyperlink r:id="rId18">
-        <w:r>
-          <w:rPr>
-            <w:lang w:val="zh_TW" w:bidi="zh_TW"/>
-          </w:rPr>
-          <w:rPr>
-            <w:color w:val="0000EE"/>
-            <w:u w:val="single"/>
-          </w:rPr>
-          <w:t>25:5–6</w:t>
-        </w:r>
-      </w:hyperlink>
+      <w:r>
+        <w:rPr>
+          <w:lang w:val="zh_TW" w:bidi="zh_TW"/>
+        </w:rPr>
+        <w:t>25:5–6</w:t>
+      </w:r>
       <w:r>
         <w:rPr>
           <w:lang w:val="zh_TW" w:bidi="zh_TW"/>
         </w:rPr>
         <w:t>；</w:t>
       </w:r>
-      <w:hyperlink r:id="rId19">
-        <w:r>
-          <w:rPr>
-            <w:lang w:val="zh_TW" w:bidi="zh_TW"/>
-          </w:rPr>
-          <w:rPr>
-            <w:color w:val="0000EE"/>
-            <w:u w:val="single"/>
-          </w:rPr>
-          <w:t>歷代志上1:32</w:t>
-        </w:r>
-      </w:hyperlink>
+      <w:r>
+        <w:rPr>
+          <w:lang w:val="zh_TW" w:bidi="zh_TW"/>
+        </w:rPr>
+        <w:t>歷代志上1:32</w:t>
+      </w:r>
       <w:r>
         <w:rPr>
           <w:lang w:val="zh_TW" w:bidi="zh_TW"/>
         </w:rPr>
         <w:t>）。妾享有一定的權利，她的子女可以被承認為家族成員，並且有繼承財產的資格。（例如，</w:t>
       </w:r>
-      <w:hyperlink r:id="rId20">
-        <w:r>
-          <w:rPr>
-            <w:lang w:val="zh_TW" w:bidi="zh_TW"/>
-          </w:rPr>
-          <w:rPr>
-            <w:color w:val="0000EE"/>
-            <w:u w:val="single"/>
-          </w:rPr>
-          <w:t>創49:1–28</w:t>
-        </w:r>
-      </w:hyperlink>
+      <w:r>
+        <w:rPr>
+          <w:lang w:val="zh_TW" w:bidi="zh_TW"/>
+        </w:rPr>
+        <w:t>創49:1–28</w:t>
+      </w:r>
       <w:r>
         <w:rPr>
           <w:lang w:val="zh_TW" w:bidi="zh_TW"/>
         </w:rPr>
         <w:t>中將妾所生的兒子與正妻所生的兒子一同列入以色列十二支派之中；另見</w:t>
       </w:r>
-      <w:hyperlink r:id="rId21">
-        <w:r>
-          <w:rPr>
-            <w:lang w:val="zh_TW" w:bidi="zh_TW"/>
-          </w:rPr>
-          <w:rPr>
-            <w:color w:val="0000EE"/>
-            <w:u w:val="single"/>
-          </w:rPr>
-          <w:t>創35:22–26</w:t>
-        </w:r>
-      </w:hyperlink>
+      <w:r>
+        <w:rPr>
+          <w:lang w:val="zh_TW" w:bidi="zh_TW"/>
+        </w:rPr>
+        <w:t>創35:22–26</w:t>
+      </w:r>
       <w:r>
         <w:rPr>
           <w:lang w:val="zh_TW" w:bidi="zh_TW"/>
         </w:rPr>
         <w:t>）。摩西律法並未禁止妾制，反而在關於多妻的規定中提及妾的地位（</w:t>
       </w:r>
-      <w:hyperlink r:id="rId22">
-        <w:r>
-          <w:rPr>
-            <w:lang w:val="zh_TW" w:bidi="zh_TW"/>
-          </w:rPr>
-          <w:rPr>
-            <w:color w:val="0000EE"/>
-            <w:u w:val="single"/>
-          </w:rPr>
-          <w:t>申17:17</w:t>
-        </w:r>
-      </w:hyperlink>
+      <w:r>
+        <w:rPr>
+          <w:lang w:val="zh_TW" w:bidi="zh_TW"/>
+        </w:rPr>
+        <w:t>申17:17</w:t>
+      </w:r>
       <w:r>
         <w:rPr>
           <w:lang w:val="zh_TW" w:bidi="zh_TW"/>
         </w:rPr>
         <w:t>，</w:t>
       </w:r>
-      <w:hyperlink r:id="rId23">
-        <w:r>
-          <w:rPr>
-            <w:lang w:val="zh_TW" w:bidi="zh_TW"/>
-          </w:rPr>
-          <w:rPr>
-            <w:color w:val="0000EE"/>
-            <w:u w:val="single"/>
-          </w:rPr>
-          <w:t>21:15–17</w:t>
-        </w:r>
-      </w:hyperlink>
+      <w:r>
+        <w:rPr>
+          <w:lang w:val="zh_TW" w:bidi="zh_TW"/>
+        </w:rPr>
+        <w:t>21:15–17</w:t>
+      </w:r>
       <w:r>
         <w:rPr>
           <w:lang w:val="zh_TW" w:bidi="zh_TW"/>
@@ -473,54 +407,36 @@
         </w:rPr>
         <w:t>到了士師時代，妾制仍然持續存在。基甸有一名妾（</w:t>
       </w:r>
-      <w:hyperlink r:id="rId24">
-        <w:r>
-          <w:rPr>
-            <w:lang w:val="zh_TW" w:bidi="zh_TW"/>
-          </w:rPr>
-          <w:rPr>
-            <w:color w:val="0000EE"/>
-            <w:u w:val="single"/>
-          </w:rPr>
-          <w:t>士8:31</w:t>
-        </w:r>
-      </w:hyperlink>
+      <w:r>
+        <w:rPr>
+          <w:lang w:val="zh_TW" w:bidi="zh_TW"/>
+        </w:rPr>
+        <w:t>士8:31</w:t>
+      </w:r>
       <w:r>
         <w:rPr>
           <w:lang w:val="zh_TW" w:bidi="zh_TW"/>
         </w:rPr>
         <w:t>），一位利未人也有妾（</w:t>
       </w:r>
-      <w:hyperlink r:id="rId25">
-        <w:r>
-          <w:rPr>
-            <w:lang w:val="zh_TW" w:bidi="zh_TW"/>
-          </w:rPr>
-          <w:rPr>
-            <w:color w:val="0000EE"/>
-            <w:u w:val="single"/>
-          </w:rPr>
-          <w:t>士19章</w:t>
-        </w:r>
-      </w:hyperlink>
+      <w:r>
+        <w:rPr>
+          <w:lang w:val="zh_TW" w:bidi="zh_TW"/>
+        </w:rPr>
+        <w:t>士19章</w:t>
+      </w:r>
       <w:r>
         <w:rPr>
           <w:lang w:val="zh_TW" w:bidi="zh_TW"/>
         </w:rPr>
         <w:t>）。這名利未人的妾因遭便雅憫支派的人凌辱，引發了一場血腥的內戰（</w:t>
       </w:r>
-      <w:hyperlink r:id="rId26">
-        <w:r>
-          <w:rPr>
-            <w:lang w:val="zh_TW" w:bidi="zh_TW"/>
-          </w:rPr>
-          <w:rPr>
-            <w:color w:val="0000EE"/>
-            <w:u w:val="single"/>
-          </w:rPr>
-          <w:t>士20–21章</w:t>
-        </w:r>
-      </w:hyperlink>
+      <w:r>
+        <w:rPr>
+          <w:lang w:val="zh_TW" w:bidi="zh_TW"/>
+        </w:rPr>
+        <w:t>士20–21章</w:t>
+      </w:r>
       <w:r>
         <w:rPr>
           <w:lang w:val="zh_TW" w:bidi="zh_TW"/>
@@ -545,18 +461,12 @@
         </w:rPr>
         <w:t>掃羅（</w:t>
       </w:r>
-      <w:hyperlink r:id="rId27">
-        <w:r>
-          <w:rPr>
-            <w:lang w:val="zh_TW" w:bidi="zh_TW"/>
-          </w:rPr>
-          <w:rPr>
-            <w:color w:val="0000EE"/>
-            <w:u w:val="single"/>
-          </w:rPr>
-          <w:t>撒下3:7</w:t>
-        </w:r>
-      </w:hyperlink>
+      <w:r>
+        <w:rPr>
+          <w:lang w:val="zh_TW" w:bidi="zh_TW"/>
+        </w:rPr>
+        <w:t>撒下3:7</w:t>
+      </w:r>
       <w:r>
         <w:rPr>
           <w:lang w:val="zh_TW" w:bidi="zh_TW"/>
@@ -581,36 +491,24 @@
         </w:rPr>
         <w:t>大衛（</w:t>
       </w:r>
-      <w:hyperlink r:id="rId28">
-        <w:r>
-          <w:rPr>
-            <w:lang w:val="zh_TW" w:bidi="zh_TW"/>
-          </w:rPr>
-          <w:rPr>
-            <w:color w:val="0000EE"/>
-            <w:u w:val="single"/>
-          </w:rPr>
-          <w:t>撒下5:13</w:t>
-        </w:r>
-      </w:hyperlink>
+      <w:r>
+        <w:rPr>
+          <w:lang w:val="zh_TW" w:bidi="zh_TW"/>
+        </w:rPr>
+        <w:t>撒下5:13</w:t>
+      </w:r>
       <w:r>
         <w:rPr>
           <w:lang w:val="zh_TW" w:bidi="zh_TW"/>
         </w:rPr>
         <w:t>，</w:t>
       </w:r>
-      <w:hyperlink r:id="rId29">
-        <w:r>
-          <w:rPr>
-            <w:lang w:val="zh_TW" w:bidi="zh_TW"/>
-          </w:rPr>
-          <w:rPr>
-            <w:color w:val="0000EE"/>
-            <w:u w:val="single"/>
-          </w:rPr>
-          <w:t>15:16</w:t>
-        </w:r>
-      </w:hyperlink>
+      <w:r>
+        <w:rPr>
+          <w:lang w:val="zh_TW" w:bidi="zh_TW"/>
+        </w:rPr>
+        <w:t>15:16</w:t>
+      </w:r>
       <w:r>
         <w:rPr>
           <w:lang w:val="zh_TW" w:bidi="zh_TW"/>
@@ -635,18 +533,12 @@
         </w:rPr>
         <w:t>所羅門（</w:t>
       </w:r>
-      <w:hyperlink r:id="rId30">
-        <w:r>
-          <w:rPr>
-            <w:lang w:val="zh_TW" w:bidi="zh_TW"/>
-          </w:rPr>
-          <w:rPr>
-            <w:color w:val="0000EE"/>
-            <w:u w:val="single"/>
-          </w:rPr>
-          <w:t>王上11:3</w:t>
-        </w:r>
-      </w:hyperlink>
+      <w:r>
+        <w:rPr>
+          <w:lang w:val="zh_TW" w:bidi="zh_TW"/>
+        </w:rPr>
+        <w:t>王上11:3</w:t>
+      </w:r>
       <w:r>
         <w:rPr>
           <w:lang w:val="zh_TW" w:bidi="zh_TW"/>
@@ -671,18 +563,12 @@
         </w:rPr>
         <w:t>羅波安（</w:t>
       </w:r>
-      <w:hyperlink r:id="rId31">
-        <w:r>
-          <w:rPr>
-            <w:lang w:val="zh_TW" w:bidi="zh_TW"/>
-          </w:rPr>
-          <w:rPr>
-            <w:color w:val="0000EE"/>
-            <w:u w:val="single"/>
-          </w:rPr>
-          <w:t>代下11:21</w:t>
-        </w:r>
-      </w:hyperlink>
+      <w:r>
+        <w:rPr>
+          <w:lang w:val="zh_TW" w:bidi="zh_TW"/>
+        </w:rPr>
+        <w:t>代下11:21</w:t>
+      </w:r>
       <w:r>
         <w:rPr>
           <w:lang w:val="zh_TW" w:bidi="zh_TW"/>
@@ -739,18 +625,12 @@
         </w:rPr>
         <w:t>波斯（</w:t>
       </w:r>
-      <w:hyperlink r:id="rId32">
-        <w:r>
-          <w:rPr>
-            <w:lang w:val="zh_TW" w:bidi="zh_TW"/>
-          </w:rPr>
-          <w:rPr>
-            <w:color w:val="0000EE"/>
-            <w:u w:val="single"/>
-          </w:rPr>
-          <w:t>斯2:14</w:t>
-        </w:r>
-      </w:hyperlink>
+      <w:r>
+        <w:rPr>
+          <w:lang w:val="zh_TW" w:bidi="zh_TW"/>
+        </w:rPr>
+        <w:t>斯2:14</w:t>
+      </w:r>
       <w:r>
         <w:rPr>
           <w:lang w:val="zh_TW" w:bidi="zh_TW"/>
@@ -775,36 +655,24 @@
         </w:rPr>
         <w:t>巴比倫 （</w:t>
       </w:r>
-      <w:hyperlink r:id="rId33">
-        <w:r>
-          <w:rPr>
-            <w:lang w:val="zh_TW" w:bidi="zh_TW"/>
-          </w:rPr>
-          <w:rPr>
-            <w:color w:val="0000EE"/>
-            <w:u w:val="single"/>
-          </w:rPr>
-          <w:t>但5:2–3</w:t>
-        </w:r>
-      </w:hyperlink>
+      <w:r>
+        <w:rPr>
+          <w:lang w:val="zh_TW" w:bidi="zh_TW"/>
+        </w:rPr>
+        <w:t>但5:2–3</w:t>
+      </w:r>
       <w:r>
         <w:rPr>
           <w:lang w:val="zh_TW" w:bidi="zh_TW"/>
         </w:rPr>
         <w:t>、</w:t>
       </w:r>
-      <w:hyperlink r:id="rId33">
-        <w:r>
-          <w:rPr>
-            <w:lang w:val="zh_TW" w:bidi="zh_TW"/>
-          </w:rPr>
-          <w:rPr>
-            <w:color w:val="0000EE"/>
-            <w:u w:val="single"/>
-          </w:rPr>
-          <w:t>23</w:t>
-        </w:r>
-      </w:hyperlink>
+      <w:r>
+        <w:rPr>
+          <w:lang w:val="zh_TW" w:bidi="zh_TW"/>
+        </w:rPr>
+        <w:t>23</w:t>
+      </w:r>
       <w:r>
         <w:rPr>
           <w:lang w:val="zh_TW" w:bidi="zh_TW"/>
@@ -825,36 +693,24 @@
         </w:rPr>
         <w:t>儘管妾制在古代社會被廣泛接受，但兩人之間的婚姻仍被視為更理想的婚姻。妾制的出現多與追求聲望和生育更多子嗣有關，但有時也可能導致性自由（</w:t>
       </w:r>
-      <w:hyperlink r:id="rId34">
-        <w:r>
-          <w:rPr>
-            <w:lang w:val="zh_TW" w:bidi="zh_TW"/>
-          </w:rPr>
-          <w:rPr>
-            <w:color w:val="0000EE"/>
-            <w:u w:val="single"/>
-          </w:rPr>
-          <w:t>傳2:8</w:t>
-        </w:r>
-      </w:hyperlink>
+      <w:r>
+        <w:rPr>
+          <w:lang w:val="zh_TW" w:bidi="zh_TW"/>
+        </w:rPr>
+        <w:t>傳2:8</w:t>
+      </w:r>
       <w:r>
         <w:rPr>
           <w:lang w:val="zh_TW" w:bidi="zh_TW"/>
         </w:rPr>
         <w:t>）。雖然妾制在希臘與羅馬文化中普遍存在，但這種制度並不符合耶穌對婚姻的教導（</w:t>
       </w:r>
-      <w:hyperlink r:id="rId35">
-        <w:r>
-          <w:rPr>
-            <w:lang w:val="zh_TW" w:bidi="zh_TW"/>
-          </w:rPr>
-          <w:rPr>
-            <w:color w:val="0000EE"/>
-            <w:u w:val="single"/>
-          </w:rPr>
-          <w:t>太19:1–9</w:t>
-        </w:r>
-      </w:hyperlink>
+      <w:r>
+        <w:rPr>
+          <w:lang w:val="zh_TW" w:bidi="zh_TW"/>
+        </w:rPr>
+        <w:t>太19:1–9</w:t>
+      </w:r>
       <w:r>
         <w:rPr>
           <w:lang w:val="zh_TW" w:bidi="zh_TW"/>
